--- a/Docs/GDD/No_Safe_Circle_GDD_Final.docx
+++ b/Docs/GDD/No_Safe_Circle_GDD_Final.docx
@@ -4,298 +4,139 @@
   <w:body>
     <w:p>
       <w:pPr>
-        <w:widowControl/>
-        <w:spacing w:before="0" w:after="10" w:line="240" w:lineRule="auto"/>
-        <w:jc w:val="center"/>
+        <w:pStyle w:val="Title"/>
       </w:pPr>
       <w:r>
+        <w:t>No Safe Circle</w:t>
+      </w:r>
+    </w:p>
+    <w:p>
+      <w:r>
         <w:rPr>
-          <w:rFonts w:ascii="Aptos" w:hAnsi="Aptos"/>
           <w:b/>
-          <w:color w:val="2F5597"/>
-          <w:sz w:val="18"/>
         </w:rPr>
-        <w:t>CAPSTONE GAME DESIGN DOCUMENT</w:t>
+        <w:t>Capstone Game Design Document</w:t>
+      </w:r>
+    </w:p>
+    <w:p>
+      <w:r>
+        <w:rPr>
+          <w:b/>
+        </w:rPr>
+        <w:t>Working Title | Final Draft | Originally July 21, 2026; revised August 13, 2026 | Vincent Liguori</w:t>
       </w:r>
     </w:p>
     <w:p>
       <w:pPr>
-        <w:widowControl/>
-        <w:spacing w:before="0" w:after="10" w:line="240" w:lineRule="auto"/>
-        <w:jc w:val="center"/>
+        <w:ind w:left="360"/>
       </w:pPr>
       <w:r>
         <w:rPr>
-          <w:rFonts w:ascii="Aptos" w:hAnsi="Aptos"/>
-          <w:b/>
-          <w:color w:val="16365C"/>
-          <w:sz w:val="50"/>
+          <w:i/>
         </w:rPr>
-        <w:t>NO SAFE CIRCLE</w:t>
+        <w:t>A wizard must create brief moments of safety, open sealed doors under pressure, and escape a dungeon while the monsters left behind continue to pursue.</w:t>
       </w:r>
     </w:p>
     <w:p>
       <w:pPr>
-        <w:widowControl/>
-        <w:spacing w:before="0" w:after="70" w:line="240" w:lineRule="auto"/>
-        <w:jc w:val="center"/>
+        <w:pStyle w:val="Heading1"/>
       </w:pPr>
       <w:r>
-        <w:rPr>
-          <w:rFonts w:ascii="Aptos" w:hAnsi="Aptos"/>
-          <w:color w:val="5C6878"/>
-          <w:sz w:val="15"/>
-        </w:rPr>
-        <w:t>Working Title | Final Draft | Originally July 21, 2026; revised July 30, 2026 | Vincent Liguori</w:t>
-      </w:r>
-    </w:p>
-    <w:tbl>
-      <w:tblPr>
-        <w:tblW w:type="auto" w:w="0"/>
-        <w:jc w:val="center"/>
-        <w:tblLayout w:type="fixed"/>
-        <w:tblLook w:firstColumn="1" w:firstRow="1" w:lastColumn="0" w:lastRow="0" w:noHBand="0" w:noVBand="1" w:val="04A0"/>
-        <w:tblBorders>
-          <w:top w:val="single" w:sz="5" w:space="0" w:color="BDD5EA"/>
-          <w:left w:val="single" w:sz="5" w:space="0" w:color="BDD5EA"/>
-          <w:bottom w:val="single" w:sz="5" w:space="0" w:color="BDD5EA"/>
-          <w:right w:val="single" w:sz="5" w:space="0" w:color="BDD5EA"/>
-          <w:insideH w:val="single" w:sz="5" w:space="0" w:color="BDD5EA"/>
-          <w:insideV w:val="single" w:sz="5" w:space="0" w:color="BDD5EA"/>
-        </w:tblBorders>
-      </w:tblPr>
-      <w:tblGrid>
-        <w:gridCol w:w="10570"/>
-      </w:tblGrid>
-      <w:tr>
-        <w:tc>
-          <w:tcPr>
-            <w:tcW w:type="dxa" w:w="10512"/>
-            <w:shd w:fill="F3F7FB"/>
-            <w:tcMar>
-              <w:top w:w="115" w:type="dxa"/>
-              <w:start w:w="120" w:type="dxa"/>
-              <w:bottom w:w="115" w:type="dxa"/>
-              <w:end w:w="120" w:type="dxa"/>
-            </w:tcMar>
-            <w:vAlign w:val="center"/>
-          </w:tcPr>
-          <w:p>
-            <w:pPr>
-              <w:spacing w:after="0"/>
-              <w:jc w:val="center"/>
-            </w:pPr>
-            <w:r>
-              <w:rPr>
-                <w:rFonts w:ascii="Aptos" w:hAnsi="Aptos"/>
-                <w:i/>
-                <w:color w:val="1F2937"/>
-                <w:sz w:val="18"/>
-              </w:rPr>
-              <w:t>A wizard must create brief moments of safety, open sealed doors under pressure, and escape a dungeon while the monsters left behind continue to pursue.</w:t>
-            </w:r>
-          </w:p>
-        </w:tc>
-      </w:tr>
-    </w:tbl>
-    <w:p>
-      <w:pPr>
-        <w:spacing w:after="0" w:before="0" w:line="60" w:lineRule="auto"/>
-      </w:pPr>
-    </w:p>
-    <w:p>
-      <w:pPr>
-        <w:widowControl/>
-        <w:spacing w:before="100" w:after="70" w:line="240" w:lineRule="auto"/>
-        <w:keepNext/>
-        <w:pBdr>
-          <w:bottom w:val="single" w:sz="8" w:space="2" w:color="2F5597"/>
-        </w:pBdr>
-      </w:pPr>
-      <w:r>
-        <w:rPr>
-          <w:rFonts w:ascii="Aptos" w:hAnsi="Aptos"/>
-          <w:b/>
-          <w:color w:val="16365C"/>
-          <w:sz w:val="29"/>
-        </w:rPr>
         <w:t>1. Executive Summary</w:t>
       </w:r>
     </w:p>
     <w:p>
-      <w:pPr>
-        <w:widowControl/>
-        <w:spacing w:before="0" w:after="50" w:line="245" w:lineRule="auto"/>
-      </w:pPr>
       <w:r>
-        <w:rPr>
-          <w:rFonts w:ascii="Aptos" w:hAnsi="Aptos"/>
-          <w:i w:val="0"/>
-          <w:color w:val="1F2937"/>
-          <w:sz w:val="17"/>
-        </w:rPr>
-        <w:t>No Safe Circle is a single-player, top-down survival action game set on one handcrafted dungeon floor. The player controls a vulnerable wizard who can destroy small groups of monsters with powerful spells but cannot survive being surrounded. The player must control distance, wait for mana to regenerate, and decide when to fight, flee, or risk opening the next sealed door.</w:t>
+        <w:t>No Safe Circle is a single-player, 2.5D isometric survival action game set on one handcrafted dungeon floor. The presentation is inspired by early isometric action/RPGs such as Diablo 1 and Ultima Online: the camera is fixed, the world is viewed at an angle, and the visible environment is authored as isometric art rather than as a free-rotation 3D space. The player controls a vulnerable wizard who can destroy small groups of monsters with powerful spells but cannot survive being surrounded. The player must control distance, wait for mana to regenerate, and decide when to fight, flee, or risk opening the next sealed door.</w:t>
       </w:r>
     </w:p>
     <w:p>
-      <w:pPr>
-        <w:widowControl/>
-        <w:spacing w:before="0" w:after="50" w:line="245" w:lineRule="auto"/>
-      </w:pPr>
       <w:r>
-        <w:rPr>
-          <w:rFonts w:ascii="Aptos" w:hAnsi="Aptos"/>
-          <w:i w:val="0"/>
-          <w:color w:val="1F2937"/>
-          <w:sz w:val="17"/>
-        </w:rPr>
         <w:t>Each room ends at a door that takes five uninterrupted seconds to open. Before attempting it, the player must create space by luring enemies away, slowing them with Frost Field, knocking them back with Force Wave, or defeating enough of them to reduce the immediate threat. Enemies can follow the wizard through an open doorway. After crossing, the player can close and lock the door, but surviving pursuers will pound against it and eventually break through.</w:t>
       </w:r>
     </w:p>
     <w:p>
-      <w:pPr>
-        <w:widowControl/>
-        <w:spacing w:before="0" w:after="50" w:line="245" w:lineRule="auto"/>
-      </w:pPr>
       <w:r>
-        <w:rPr>
-          <w:rFonts w:ascii="Aptos" w:hAnsi="Aptos"/>
-          <w:i w:val="0"/>
-          <w:color w:val="1F2937"/>
-          <w:sz w:val="17"/>
-        </w:rPr>
         <w:t>Locked doors provide recovery time, not permanent safety. In the final room, the player must create enough distance from the pursuing enemies to open the final door and escape. The player wins by passing through the final door and loses if the wizard's health reaches zero.</w:t>
       </w:r>
     </w:p>
     <w:tbl>
       <w:tblPr>
+        <w:tblStyle w:val="TableGrid"/>
         <w:tblW w:type="auto" w:w="0"/>
-        <w:jc w:val="center"/>
-        <w:tblLayout w:type="fixed"/>
         <w:tblLook w:firstColumn="1" w:firstRow="1" w:lastColumn="0" w:lastRow="0" w:noHBand="0" w:noVBand="1" w:val="04A0"/>
-        <w:tblBorders>
-          <w:top w:val="single" w:sz="4" w:space="0" w:color="C9D4E2"/>
-          <w:left w:val="single" w:sz="4" w:space="0" w:color="C9D4E2"/>
-          <w:bottom w:val="single" w:sz="4" w:space="0" w:color="C9D4E2"/>
-          <w:right w:val="single" w:sz="4" w:space="0" w:color="C9D4E2"/>
-          <w:insideH w:val="single" w:sz="4" w:space="0" w:color="C9D4E2"/>
-          <w:insideV w:val="single" w:sz="4" w:space="0" w:color="C9D4E2"/>
-        </w:tblBorders>
       </w:tblPr>
       <w:tblGrid>
-        <w:gridCol w:w="2642"/>
-        <w:gridCol w:w="2642"/>
-        <w:gridCol w:w="2642"/>
-        <w:gridCol w:w="2642"/>
+        <w:gridCol w:w="4320"/>
+        <w:gridCol w:w="4320"/>
       </w:tblGrid>
       <w:tr>
-        <w:trPr>
-          <w:tblHeader w:val="true"/>
-        </w:trPr>
         <w:tc>
           <w:tcPr>
-            <w:tcW w:type="dxa" w:w="1555"/>
-            <w:tcMar>
-              <w:top w:w="55" w:type="dxa"/>
-              <w:start w:w="65" w:type="dxa"/>
-              <w:bottom w:w="55" w:type="dxa"/>
-              <w:end w:w="65" w:type="dxa"/>
-            </w:tcMar>
-            <w:vAlign w:val="center"/>
-            <w:shd w:fill="16365C"/>
+            <w:tcW w:type="dxa" w:w="4320"/>
           </w:tcPr>
           <w:p>
-            <w:pPr>
-              <w:spacing w:before="0" w:after="0" w:line="240" w:lineRule="auto"/>
-            </w:pPr>
             <w:r>
               <w:rPr>
-                <w:rFonts w:ascii="Aptos" w:hAnsi="Aptos"/>
                 <w:b/>
-                <w:color w:val="FFFFFF"/>
-                <w:sz w:val="15"/>
               </w:rPr>
+              <w:t>Field</w:t>
+            </w:r>
+          </w:p>
+        </w:tc>
+        <w:tc>
+          <w:tcPr>
+            <w:tcW w:type="dxa" w:w="4320"/>
+          </w:tcPr>
+          <w:p>
+            <w:r>
+              <w:rPr>
+                <w:b/>
+              </w:rPr>
+              <w:t>Value</w:t>
+            </w:r>
+          </w:p>
+        </w:tc>
+      </w:tr>
+      <w:tr>
+        <w:tc>
+          <w:tcPr>
+            <w:tcW w:type="dxa" w:w="4320"/>
+          </w:tcPr>
+          <w:p>
+            <w:r>
               <w:t>Genre</w:t>
             </w:r>
           </w:p>
         </w:tc>
         <w:tc>
           <w:tcPr>
-            <w:tcW w:type="dxa" w:w="3672"/>
-            <w:tcMar>
-              <w:top w:w="55" w:type="dxa"/>
-              <w:start w:w="65" w:type="dxa"/>
-              <w:bottom w:w="55" w:type="dxa"/>
-              <w:end w:w="65" w:type="dxa"/>
-            </w:tcMar>
-            <w:vAlign w:val="center"/>
-            <w:shd w:fill="16365C"/>
+            <w:tcW w:type="dxa" w:w="4320"/>
           </w:tcPr>
           <w:p>
-            <w:pPr>
-              <w:spacing w:before="0" w:after="0" w:line="240" w:lineRule="auto"/>
-            </w:pPr>
             <w:r>
-              <w:rPr>
-                <w:rFonts w:ascii="Aptos" w:hAnsi="Aptos"/>
-                <w:b/>
-                <w:color w:val="FFFFFF"/>
-                <w:sz w:val="15"/>
-              </w:rPr>
-              <w:t>Top-down dark-fantasy survival action</w:t>
+              <w:t>2.5D isometric dark-fantasy survival action</w:t>
             </w:r>
           </w:p>
         </w:tc>
+      </w:tr>
+      <w:tr>
         <w:tc>
           <w:tcPr>
-            <w:tcW w:type="dxa" w:w="1555"/>
-            <w:tcMar>
-              <w:top w:w="55" w:type="dxa"/>
-              <w:start w:w="65" w:type="dxa"/>
-              <w:bottom w:w="55" w:type="dxa"/>
-              <w:end w:w="65" w:type="dxa"/>
-            </w:tcMar>
-            <w:vAlign w:val="center"/>
-            <w:shd w:fill="16365C"/>
+            <w:tcW w:type="dxa" w:w="4320"/>
           </w:tcPr>
           <w:p>
-            <w:pPr>
-              <w:spacing w:before="0" w:after="0" w:line="240" w:lineRule="auto"/>
-            </w:pPr>
             <w:r>
-              <w:rPr>
-                <w:rFonts w:ascii="Aptos" w:hAnsi="Aptos"/>
-                <w:b/>
-                <w:color w:val="FFFFFF"/>
-                <w:sz w:val="15"/>
-              </w:rPr>
               <w:t>Platform</w:t>
             </w:r>
           </w:p>
         </w:tc>
         <w:tc>
           <w:tcPr>
-            <w:tcW w:type="dxa" w:w="3787"/>
-            <w:tcMar>
-              <w:top w:w="55" w:type="dxa"/>
-              <w:start w:w="65" w:type="dxa"/>
-              <w:bottom w:w="55" w:type="dxa"/>
-              <w:end w:w="65" w:type="dxa"/>
-            </w:tcMar>
-            <w:vAlign w:val="center"/>
-            <w:shd w:fill="16365C"/>
+            <w:tcW w:type="dxa" w:w="4320"/>
           </w:tcPr>
           <w:p>
-            <w:pPr>
-              <w:spacing w:before="0" w:after="0" w:line="240" w:lineRule="auto"/>
-            </w:pPr>
             <w:r>
-              <w:rPr>
-                <w:rFonts w:ascii="Aptos" w:hAnsi="Aptos"/>
-                <w:b/>
-                <w:color w:val="FFFFFF"/>
-                <w:sz w:val="15"/>
-              </w:rPr>
               <w:t>Windows PC</w:t>
             </w:r>
           </w:p>
@@ -304,106 +145,42 @@
       <w:tr>
         <w:tc>
           <w:tcPr>
-            <w:tcW w:type="dxa" w:w="1555"/>
-            <w:tcMar>
-              <w:top w:w="55" w:type="dxa"/>
-              <w:start w:w="65" w:type="dxa"/>
-              <w:bottom w:w="55" w:type="dxa"/>
-              <w:end w:w="65" w:type="dxa"/>
-            </w:tcMar>
-            <w:vAlign w:val="center"/>
-            <w:shd w:fill="D9E8F5"/>
+            <w:tcW w:type="dxa" w:w="4320"/>
           </w:tcPr>
           <w:p>
-            <w:pPr>
-              <w:spacing w:before="0" w:after="0" w:line="240" w:lineRule="auto"/>
-            </w:pPr>
             <w:r>
-              <w:rPr>
-                <w:rFonts w:ascii="Aptos" w:hAnsi="Aptos"/>
-                <w:b/>
-                <w:color w:val="1F2937"/>
-                <w:sz w:val="15"/>
-              </w:rPr>
               <w:t>Playable Content</w:t>
             </w:r>
           </w:p>
         </w:tc>
         <w:tc>
           <w:tcPr>
-            <w:tcW w:type="dxa" w:w="3672"/>
-            <w:tcMar>
-              <w:top w:w="55" w:type="dxa"/>
-              <w:start w:w="65" w:type="dxa"/>
-              <w:bottom w:w="55" w:type="dxa"/>
-              <w:end w:w="65" w:type="dxa"/>
-            </w:tcMar>
-            <w:vAlign w:val="center"/>
+            <w:tcW w:type="dxa" w:w="4320"/>
           </w:tcPr>
           <w:p>
-            <w:pPr>
-              <w:spacing w:before="0" w:after="0" w:line="240" w:lineRule="auto"/>
-            </w:pPr>
             <w:r>
-              <w:rPr>
-                <w:rFonts w:ascii="Aptos" w:hAnsi="Aptos"/>
-                <w:b w:val="0"/>
-                <w:color w:val="1F2937"/>
-                <w:sz w:val="15"/>
-              </w:rPr>
-              <w:t>One handcrafted floor; five connected spaces</w:t>
+              <w:t>One handcrafted 2.5D isometric floor; five connected spaces</w:t>
             </w:r>
           </w:p>
         </w:tc>
+      </w:tr>
+      <w:tr>
         <w:tc>
           <w:tcPr>
-            <w:tcW w:type="dxa" w:w="1555"/>
-            <w:tcMar>
-              <w:top w:w="55" w:type="dxa"/>
-              <w:start w:w="65" w:type="dxa"/>
-              <w:bottom w:w="55" w:type="dxa"/>
-              <w:end w:w="65" w:type="dxa"/>
-            </w:tcMar>
-            <w:vAlign w:val="center"/>
-            <w:shd w:fill="D9E8F5"/>
+            <w:tcW w:type="dxa" w:w="4320"/>
           </w:tcPr>
           <w:p>
-            <w:pPr>
-              <w:spacing w:before="0" w:after="0" w:line="240" w:lineRule="auto"/>
-            </w:pPr>
             <w:r>
-              <w:rPr>
-                <w:rFonts w:ascii="Aptos" w:hAnsi="Aptos"/>
-                <w:b/>
-                <w:color w:val="1F2937"/>
-                <w:sz w:val="15"/>
-              </w:rPr>
               <w:t>Player Character</w:t>
             </w:r>
           </w:p>
         </w:tc>
         <w:tc>
           <w:tcPr>
-            <w:tcW w:type="dxa" w:w="3787"/>
-            <w:tcMar>
-              <w:top w:w="55" w:type="dxa"/>
-              <w:start w:w="65" w:type="dxa"/>
-              <w:bottom w:w="55" w:type="dxa"/>
-              <w:end w:w="65" w:type="dxa"/>
-            </w:tcMar>
-            <w:vAlign w:val="center"/>
+            <w:tcW w:type="dxa" w:w="4320"/>
           </w:tcPr>
           <w:p>
-            <w:pPr>
-              <w:spacing w:before="0" w:after="0" w:line="240" w:lineRule="auto"/>
-            </w:pPr>
             <w:r>
-              <w:rPr>
-                <w:rFonts w:ascii="Aptos" w:hAnsi="Aptos"/>
-                <w:b w:val="0"/>
-                <w:color w:val="1F2937"/>
-                <w:sz w:val="15"/>
-              </w:rPr>
               <w:t>One vulnerable wizard; no class selection</w:t>
             </w:r>
           </w:p>
@@ -412,106 +189,42 @@
       <w:tr>
         <w:tc>
           <w:tcPr>
-            <w:tcW w:type="dxa" w:w="1555"/>
-            <w:tcMar>
-              <w:top w:w="55" w:type="dxa"/>
-              <w:start w:w="65" w:type="dxa"/>
-              <w:bottom w:w="55" w:type="dxa"/>
-              <w:end w:w="65" w:type="dxa"/>
-            </w:tcMar>
-            <w:vAlign w:val="center"/>
-            <w:shd w:fill="D9E8F5"/>
+            <w:tcW w:type="dxa" w:w="4320"/>
           </w:tcPr>
           <w:p>
-            <w:pPr>
-              <w:spacing w:before="0" w:after="0" w:line="240" w:lineRule="auto"/>
-            </w:pPr>
             <w:r>
-              <w:rPr>
-                <w:rFonts w:ascii="Aptos" w:hAnsi="Aptos"/>
-                <w:b/>
-                <w:color w:val="1F2937"/>
-                <w:sz w:val="15"/>
-              </w:rPr>
               <w:t>Core Abilities</w:t>
             </w:r>
           </w:p>
         </w:tc>
         <w:tc>
           <w:tcPr>
-            <w:tcW w:type="dxa" w:w="3672"/>
-            <w:tcMar>
-              <w:top w:w="55" w:type="dxa"/>
-              <w:start w:w="65" w:type="dxa"/>
-              <w:bottom w:w="55" w:type="dxa"/>
-              <w:end w:w="65" w:type="dxa"/>
-            </w:tcMar>
-            <w:vAlign w:val="center"/>
+            <w:tcW w:type="dxa" w:w="4320"/>
           </w:tcPr>
           <w:p>
-            <w:pPr>
-              <w:spacing w:before="0" w:after="0" w:line="240" w:lineRule="auto"/>
-            </w:pPr>
             <w:r>
-              <w:rPr>
-                <w:rFonts w:ascii="Aptos" w:hAnsi="Aptos"/>
-                <w:b w:val="0"/>
-                <w:color w:val="1F2937"/>
-                <w:sz w:val="15"/>
-              </w:rPr>
               <w:t>Charged Fireball, Frost Field, Force Wave</w:t>
             </w:r>
           </w:p>
         </w:tc>
+      </w:tr>
+      <w:tr>
         <w:tc>
           <w:tcPr>
-            <w:tcW w:type="dxa" w:w="1555"/>
-            <w:tcMar>
-              <w:top w:w="55" w:type="dxa"/>
-              <w:start w:w="65" w:type="dxa"/>
-              <w:bottom w:w="55" w:type="dxa"/>
-              <w:end w:w="65" w:type="dxa"/>
-            </w:tcMar>
-            <w:vAlign w:val="center"/>
-            <w:shd w:fill="D9E8F5"/>
+            <w:tcW w:type="dxa" w:w="4320"/>
           </w:tcPr>
           <w:p>
-            <w:pPr>
-              <w:spacing w:before="0" w:after="0" w:line="240" w:lineRule="auto"/>
-            </w:pPr>
             <w:r>
-              <w:rPr>
-                <w:rFonts w:ascii="Aptos" w:hAnsi="Aptos"/>
-                <w:b/>
-                <w:color w:val="1F2937"/>
-                <w:sz w:val="15"/>
-              </w:rPr>
               <w:t>Core Enemies</w:t>
             </w:r>
           </w:p>
         </w:tc>
         <w:tc>
           <w:tcPr>
-            <w:tcW w:type="dxa" w:w="3787"/>
-            <w:tcMar>
-              <w:top w:w="55" w:type="dxa"/>
-              <w:start w:w="65" w:type="dxa"/>
-              <w:bottom w:w="55" w:type="dxa"/>
-              <w:end w:w="65" w:type="dxa"/>
-            </w:tcMar>
-            <w:vAlign w:val="center"/>
+            <w:tcW w:type="dxa" w:w="4320"/>
           </w:tcPr>
           <w:p>
-            <w:pPr>
-              <w:spacing w:before="0" w:after="0" w:line="240" w:lineRule="auto"/>
-            </w:pPr>
             <w:r>
-              <w:rPr>
-                <w:rFonts w:ascii="Aptos" w:hAnsi="Aptos"/>
-                <w:b w:val="0"/>
-                <w:color w:val="1F2937"/>
-                <w:sz w:val="15"/>
-              </w:rPr>
               <w:t>Melee Enemy and Ranged Enemy</w:t>
             </w:r>
           </w:p>
@@ -520,106 +233,42 @@
       <w:tr>
         <w:tc>
           <w:tcPr>
-            <w:tcW w:type="dxa" w:w="1555"/>
-            <w:tcMar>
-              <w:top w:w="55" w:type="dxa"/>
-              <w:start w:w="65" w:type="dxa"/>
-              <w:bottom w:w="55" w:type="dxa"/>
-              <w:end w:w="65" w:type="dxa"/>
-            </w:tcMar>
-            <w:vAlign w:val="center"/>
-            <w:shd w:fill="D9E8F5"/>
+            <w:tcW w:type="dxa" w:w="4320"/>
           </w:tcPr>
           <w:p>
-            <w:pPr>
-              <w:spacing w:before="0" w:after="0" w:line="240" w:lineRule="auto"/>
-            </w:pPr>
             <w:r>
-              <w:rPr>
-                <w:rFonts w:ascii="Aptos" w:hAnsi="Aptos"/>
-                <w:b/>
-                <w:color w:val="1F2937"/>
-                <w:sz w:val="15"/>
-              </w:rPr>
               <w:t>Win Condition</w:t>
             </w:r>
           </w:p>
         </w:tc>
         <w:tc>
           <w:tcPr>
-            <w:tcW w:type="dxa" w:w="3672"/>
-            <w:tcMar>
-              <w:top w:w="55" w:type="dxa"/>
-              <w:start w:w="65" w:type="dxa"/>
-              <w:bottom w:w="55" w:type="dxa"/>
-              <w:end w:w="65" w:type="dxa"/>
-            </w:tcMar>
-            <w:vAlign w:val="center"/>
+            <w:tcW w:type="dxa" w:w="4320"/>
           </w:tcPr>
           <w:p>
-            <w:pPr>
-              <w:spacing w:before="0" w:after="0" w:line="240" w:lineRule="auto"/>
-            </w:pPr>
             <w:r>
-              <w:rPr>
-                <w:rFonts w:ascii="Aptos" w:hAnsi="Aptos"/>
-                <w:b w:val="0"/>
-                <w:color w:val="1F2937"/>
-                <w:sz w:val="15"/>
-              </w:rPr>
               <w:t>Open the final door and escape</w:t>
             </w:r>
           </w:p>
         </w:tc>
+      </w:tr>
+      <w:tr>
         <w:tc>
           <w:tcPr>
-            <w:tcW w:type="dxa" w:w="1555"/>
-            <w:tcMar>
-              <w:top w:w="55" w:type="dxa"/>
-              <w:start w:w="65" w:type="dxa"/>
-              <w:bottom w:w="55" w:type="dxa"/>
-              <w:end w:w="65" w:type="dxa"/>
-            </w:tcMar>
-            <w:vAlign w:val="center"/>
-            <w:shd w:fill="D9E8F5"/>
+            <w:tcW w:type="dxa" w:w="4320"/>
           </w:tcPr>
           <w:p>
-            <w:pPr>
-              <w:spacing w:before="0" w:after="0" w:line="240" w:lineRule="auto"/>
-            </w:pPr>
             <w:r>
-              <w:rPr>
-                <w:rFonts w:ascii="Aptos" w:hAnsi="Aptos"/>
-                <w:b/>
-                <w:color w:val="1F2937"/>
-                <w:sz w:val="15"/>
-              </w:rPr>
               <w:t>Loss Condition</w:t>
             </w:r>
           </w:p>
         </w:tc>
         <w:tc>
           <w:tcPr>
-            <w:tcW w:type="dxa" w:w="3787"/>
-            <w:tcMar>
-              <w:top w:w="55" w:type="dxa"/>
-              <w:start w:w="65" w:type="dxa"/>
-              <w:bottom w:w="55" w:type="dxa"/>
-              <w:end w:w="65" w:type="dxa"/>
-            </w:tcMar>
-            <w:vAlign w:val="center"/>
+            <w:tcW w:type="dxa" w:w="4320"/>
           </w:tcPr>
           <w:p>
-            <w:pPr>
-              <w:spacing w:before="0" w:after="0" w:line="240" w:lineRule="auto"/>
-            </w:pPr>
             <w:r>
-              <w:rPr>
-                <w:rFonts w:ascii="Aptos" w:hAnsi="Aptos"/>
-                <w:b w:val="0"/>
-                <w:color w:val="1F2937"/>
-                <w:sz w:val="15"/>
-              </w:rPr>
               <w:t>The wizard reaches zero health</w:t>
             </w:r>
           </w:p>
@@ -628,337 +277,138 @@
     </w:tbl>
     <w:p>
       <w:pPr>
-        <w:spacing w:after="0" w:before="0" w:line="60" w:lineRule="auto"/>
-      </w:pPr>
-      <w:r/>
-    </w:p>
-    <w:p>
-      <w:pPr>
-        <w:widowControl/>
-        <w:spacing w:before="64" w:after="30" w:line="240" w:lineRule="auto"/>
-        <w:keepNext/>
+        <w:pStyle w:val="Heading2"/>
       </w:pPr>
       <w:r>
-        <w:rPr>
-          <w:rFonts w:ascii="Aptos" w:hAnsi="Aptos"/>
-          <w:b/>
-          <w:color w:val="2F5597"/>
-          <w:sz w:val="20"/>
-        </w:rPr>
         <w:t>Design Pillars</w:t>
       </w:r>
     </w:p>
     <w:p>
       <w:pPr>
         <w:pStyle w:val="ListBullet"/>
-        <w:widowControl/>
-        <w:spacing w:before="0" w:after="18" w:line="240" w:lineRule="auto"/>
-        <w:ind w:left="259" w:hanging="173"/>
       </w:pPr>
       <w:r>
-        <w:rPr>
-          <w:rFonts w:ascii="Aptos" w:hAnsi="Aptos"/>
-          <w:color w:val="1F2937"/>
-          <w:sz w:val="16"/>
-        </w:rPr>
         <w:t>Safety is always temporary. Doors delay pursuing enemies but do not remove the threat created by monsters left alive.</w:t>
       </w:r>
     </w:p>
     <w:p>
       <w:pPr>
         <w:pStyle w:val="ListBullet"/>
-        <w:widowControl/>
-        <w:spacing w:before="0" w:after="18" w:line="240" w:lineRule="auto"/>
-        <w:ind w:left="259" w:hanging="173"/>
       </w:pPr>
       <w:r>
-        <w:rPr>
-          <w:rFonts w:ascii="Aptos" w:hAnsi="Aptos"/>
-          <w:color w:val="1F2937"/>
-          <w:sz w:val="16"/>
-        </w:rPr>
         <w:t>Magic creates opportunities rather than constant power. Frost Field slows pursuit, Force Wave creates space, and Charged Fireball rewards the player for preparing a safe moment to attack.</w:t>
       </w:r>
     </w:p>
     <w:p>
       <w:pPr>
         <w:pStyle w:val="ListBullet"/>
-        <w:widowControl/>
-        <w:spacing w:before="0" w:after="18" w:line="240" w:lineRule="auto"/>
-        <w:ind w:left="259" w:hanging="173"/>
       </w:pPr>
       <w:r>
-        <w:rPr>
-          <w:rFonts w:ascii="Aptos" w:hAnsi="Aptos"/>
-          <w:color w:val="1F2937"/>
-          <w:sz w:val="16"/>
-        </w:rPr>
         <w:t>Escape is a valid strategy with lasting consequences. The player is not required to defeat every enemy, but surviving monsters may follow through open doors or break into later rooms.</w:t>
       </w:r>
     </w:p>
     <w:p>
       <w:pPr>
-        <w:widowControl/>
-        <w:spacing w:before="64" w:after="30" w:line="240" w:lineRule="auto"/>
-        <w:keepNext/>
+        <w:pStyle w:val="Heading2"/>
       </w:pPr>
       <w:r>
-        <w:rPr>
-          <w:rFonts w:ascii="Aptos" w:hAnsi="Aptos"/>
-          <w:b/>
-          <w:color w:val="2F5597"/>
-          <w:sz w:val="20"/>
-        </w:rPr>
         <w:t>Required Scope</w:t>
       </w:r>
     </w:p>
     <w:p>
-      <w:pPr>
-        <w:widowControl/>
-        <w:spacing w:before="0" w:after="50" w:line="245" w:lineRule="auto"/>
-      </w:pPr>
       <w:r>
-        <w:rPr>
-          <w:rFonts w:ascii="Aptos" w:hAnsi="Aptos"/>
-          <w:i w:val="0"/>
-          <w:color w:val="1F2937"/>
-          <w:sz w:val="17"/>
-        </w:rPr>
         <w:t>See "Required Scope, Exclusions, and Stretch Goals" in Section 3 for the authoritative scope list.</w:t>
       </w:r>
     </w:p>
     <w:p>
       <w:pPr>
-        <w:widowControl/>
-        <w:spacing w:before="100" w:after="70" w:line="240" w:lineRule="auto"/>
-        <w:keepNext/>
-        <w:pBdr>
-          <w:bottom w:val="single" w:sz="8" w:space="2" w:color="2F5597"/>
-        </w:pBdr>
+        <w:pStyle w:val="Heading1"/>
       </w:pPr>
       <w:r>
-        <w:rPr>
-          <w:rFonts w:ascii="Aptos" w:hAnsi="Aptos"/>
-          <w:b/>
-          <w:color w:val="16365C"/>
-          <w:sz w:val="29"/>
-        </w:rPr>
         <w:t>2. Game Mechanics</w:t>
       </w:r>
     </w:p>
     <w:p>
-      <w:pPr>
-        <w:widowControl/>
-        <w:spacing w:before="0" w:after="50" w:line="245" w:lineRule="auto"/>
-      </w:pPr>
       <w:r>
-        <w:rPr>
-          <w:rFonts w:ascii="Aptos" w:hAnsi="Aptos"/>
-          <w:i w:val="0"/>
-          <w:color w:val="1F2937"/>
-          <w:sz w:val="17"/>
-        </w:rPr>
         <w:t>The player moves through connected rooms toward the final door. In each room, the objective is to create five safe seconds, open the next door, cross through it, and lock it before the pursuing monsters arrive.</w:t>
       </w:r>
     </w:p>
     <w:p>
       <w:pPr>
-        <w:widowControl/>
-        <w:spacing w:before="64" w:after="30" w:line="240" w:lineRule="auto"/>
-        <w:keepNext/>
+        <w:pStyle w:val="Heading2"/>
       </w:pPr>
       <w:r>
-        <w:rPr>
-          <w:rFonts w:ascii="Aptos" w:hAnsi="Aptos"/>
-          <w:b/>
-          <w:color w:val="2F5597"/>
-          <w:sz w:val="20"/>
-        </w:rPr>
         <w:t>Core Gameplay Loop</w:t>
       </w:r>
     </w:p>
     <w:p>
       <w:pPr>
-        <w:widowControl/>
-        <w:spacing w:before="0" w:after="16" w:line="240" w:lineRule="auto"/>
-        <w:ind w:left="288" w:hanging="230"/>
+        <w:pStyle w:val="ListNumber"/>
       </w:pPr>
       <w:r>
-        <w:rPr>
-          <w:rFonts w:ascii="Aptos" w:hAnsi="Aptos"/>
-          <w:b w:val="0"/>
-          <w:color w:val="1F2937"/>
-          <w:sz w:val="16"/>
-        </w:rPr>
-        <w:t xml:space="preserve">1. </w:t>
-      </w:r>
-      <w:r>
-        <w:rPr>
-          <w:rFonts w:ascii="Aptos" w:hAnsi="Aptos"/>
-          <w:color w:val="1F2937"/>
-          <w:sz w:val="16"/>
-        </w:rPr>
         <w:t>Scout the room, locate the sealed door, and identify a route for luring or slowing enemies.</w:t>
       </w:r>
     </w:p>
     <w:p>
       <w:pPr>
-        <w:widowControl/>
-        <w:spacing w:before="0" w:after="16" w:line="240" w:lineRule="auto"/>
-        <w:ind w:left="288" w:hanging="230"/>
+        <w:pStyle w:val="ListNumber"/>
       </w:pPr>
       <w:r>
-        <w:rPr>
-          <w:rFonts w:ascii="Aptos" w:hAnsi="Aptos"/>
-          <w:b w:val="0"/>
-          <w:color w:val="1F2937"/>
-          <w:sz w:val="16"/>
-        </w:rPr>
-        <w:t xml:space="preserve">2. </w:t>
-      </w:r>
-      <w:r>
-        <w:rPr>
-          <w:rFonts w:ascii="Aptos" w:hAnsi="Aptos"/>
-          <w:color w:val="1F2937"/>
-          <w:sz w:val="16"/>
-        </w:rPr>
         <w:t>Avoid the group, pull part of it away, or spend mana on a direct fight.</w:t>
       </w:r>
     </w:p>
     <w:p>
       <w:pPr>
-        <w:widowControl/>
-        <w:spacing w:before="0" w:after="16" w:line="240" w:lineRule="auto"/>
-        <w:ind w:left="288" w:hanging="230"/>
+        <w:pStyle w:val="ListNumber"/>
       </w:pPr>
       <w:r>
-        <w:rPr>
-          <w:rFonts w:ascii="Aptos" w:hAnsi="Aptos"/>
-          <w:b w:val="0"/>
-          <w:color w:val="1F2937"/>
-          <w:sz w:val="16"/>
-        </w:rPr>
-        <w:t xml:space="preserve">3. </w:t>
-      </w:r>
-      <w:r>
-        <w:rPr>
-          <w:rFonts w:ascii="Aptos" w:hAnsi="Aptos"/>
-          <w:color w:val="1F2937"/>
-          <w:sz w:val="16"/>
-        </w:rPr>
         <w:t>Use Frost Field and movement to stretch the chase; charge Fireball when enough distance exists.</w:t>
       </w:r>
     </w:p>
     <w:p>
       <w:pPr>
-        <w:widowControl/>
-        <w:spacing w:before="0" w:after="16" w:line="240" w:lineRule="auto"/>
-        <w:ind w:left="288" w:hanging="230"/>
+        <w:pStyle w:val="ListNumber"/>
       </w:pPr>
       <w:r>
-        <w:rPr>
-          <w:rFonts w:ascii="Aptos" w:hAnsi="Aptos"/>
-          <w:b w:val="0"/>
-          <w:color w:val="1F2937"/>
-          <w:sz w:val="16"/>
-        </w:rPr>
-        <w:t xml:space="preserve">4. </w:t>
-      </w:r>
-      <w:r>
-        <w:rPr>
-          <w:rFonts w:ascii="Aptos" w:hAnsi="Aptos"/>
-          <w:color w:val="1F2937"/>
-          <w:sz w:val="16"/>
-        </w:rPr>
         <w:t>Use Force Wave if enemies reach the wizard or block the door.</w:t>
       </w:r>
     </w:p>
     <w:p>
       <w:pPr>
-        <w:widowControl/>
-        <w:spacing w:before="0" w:after="16" w:line="240" w:lineRule="auto"/>
-        <w:ind w:left="288" w:hanging="230"/>
+        <w:pStyle w:val="ListNumber"/>
       </w:pPr>
       <w:r>
-        <w:rPr>
-          <w:rFonts w:ascii="Aptos" w:hAnsi="Aptos"/>
-          <w:b w:val="0"/>
-          <w:color w:val="1F2937"/>
-          <w:sz w:val="16"/>
-        </w:rPr>
-        <w:t xml:space="preserve">5. </w:t>
-      </w:r>
-      <w:r>
-        <w:rPr>
-          <w:rFonts w:ascii="Aptos" w:hAnsi="Aptos"/>
-          <w:color w:val="1F2937"/>
-          <w:sz w:val="16"/>
-        </w:rPr>
         <w:t>Open the door for five uninterrupted seconds, cross through it, lock it, and recover before pursuers break through.</w:t>
       </w:r>
     </w:p>
     <w:p>
       <w:pPr>
-        <w:widowControl/>
-        <w:spacing w:before="64" w:after="30" w:line="240" w:lineRule="auto"/>
-        <w:keepNext/>
+        <w:pStyle w:val="Heading2"/>
       </w:pPr>
       <w:r>
-        <w:rPr>
-          <w:rFonts w:ascii="Aptos" w:hAnsi="Aptos"/>
-          <w:b/>
-          <w:color w:val="2F5597"/>
-          <w:sz w:val="20"/>
-        </w:rPr>
         <w:t>Player Actions and Systems</w:t>
       </w:r>
     </w:p>
     <w:tbl>
       <w:tblPr>
+        <w:tblStyle w:val="TableGrid"/>
         <w:tblW w:type="auto" w:w="0"/>
-        <w:jc w:val="center"/>
-        <w:tblLayout w:type="fixed"/>
         <w:tblLook w:firstColumn="1" w:firstRow="1" w:lastColumn="0" w:lastRow="0" w:noHBand="0" w:noVBand="1" w:val="04A0"/>
-        <w:tblBorders>
-          <w:top w:val="single" w:sz="4" w:space="0" w:color="C9D4E2"/>
-          <w:left w:val="single" w:sz="4" w:space="0" w:color="C9D4E2"/>
-          <w:bottom w:val="single" w:sz="4" w:space="0" w:color="C9D4E2"/>
-          <w:right w:val="single" w:sz="4" w:space="0" w:color="C9D4E2"/>
-          <w:insideH w:val="single" w:sz="4" w:space="0" w:color="C9D4E2"/>
-          <w:insideV w:val="single" w:sz="4" w:space="0" w:color="C9D4E2"/>
-        </w:tblBorders>
       </w:tblPr>
       <w:tblGrid>
-        <w:gridCol w:w="3523"/>
-        <w:gridCol w:w="3523"/>
-        <w:gridCol w:w="3523"/>
+        <w:gridCol w:w="2880"/>
+        <w:gridCol w:w="2880"/>
+        <w:gridCol w:w="2880"/>
       </w:tblGrid>
       <w:tr>
-        <w:trPr>
-          <w:tblHeader w:val="true"/>
-        </w:trPr>
         <w:tc>
           <w:tcPr>
-            <w:tcW w:type="dxa" w:w="1699"/>
-            <w:tcMar>
-              <w:top w:w="55" w:type="dxa"/>
-              <w:start w:w="65" w:type="dxa"/>
-              <w:bottom w:w="55" w:type="dxa"/>
-              <w:end w:w="65" w:type="dxa"/>
-            </w:tcMar>
-            <w:vAlign w:val="center"/>
-            <w:shd w:fill="16365C"/>
+            <w:tcW w:type="dxa" w:w="2880"/>
           </w:tcPr>
           <w:p>
-            <w:pPr>
-              <w:spacing w:before="0" w:after="0" w:line="240" w:lineRule="auto"/>
-            </w:pPr>
             <w:r>
               <w:rPr>
-                <w:rFonts w:ascii="Aptos" w:hAnsi="Aptos"/>
                 <w:b/>
-                <w:color w:val="FFFFFF"/>
-                <w:sz w:val="15"/>
               </w:rPr>
               <w:t>Action</w:t>
             </w:r>
@@ -966,26 +416,12 @@
         </w:tc>
         <w:tc>
           <w:tcPr>
-            <w:tcW w:type="dxa" w:w="5256"/>
-            <w:tcMar>
-              <w:top w:w="55" w:type="dxa"/>
-              <w:start w:w="65" w:type="dxa"/>
-              <w:bottom w:w="55" w:type="dxa"/>
-              <w:end w:w="65" w:type="dxa"/>
-            </w:tcMar>
-            <w:vAlign w:val="center"/>
-            <w:shd w:fill="16365C"/>
+            <w:tcW w:type="dxa" w:w="2880"/>
           </w:tcPr>
           <w:p>
-            <w:pPr>
-              <w:spacing w:before="0" w:after="0" w:line="240" w:lineRule="auto"/>
-            </w:pPr>
             <w:r>
               <w:rPr>
-                <w:rFonts w:ascii="Aptos" w:hAnsi="Aptos"/>
                 <w:b/>
-                <w:color w:val="FFFFFF"/>
-                <w:sz w:val="15"/>
               </w:rPr>
               <w:t>What the player does</w:t>
             </w:r>
@@ -993,26 +429,12 @@
         </w:tc>
         <w:tc>
           <w:tcPr>
-            <w:tcW w:type="dxa" w:w="3614"/>
-            <w:tcMar>
-              <w:top w:w="55" w:type="dxa"/>
-              <w:start w:w="65" w:type="dxa"/>
-              <w:bottom w:w="55" w:type="dxa"/>
-              <w:end w:w="65" w:type="dxa"/>
-            </w:tcMar>
-            <w:vAlign w:val="center"/>
-            <w:shd w:fill="16365C"/>
+            <w:tcW w:type="dxa" w:w="2880"/>
           </w:tcPr>
           <w:p>
-            <w:pPr>
-              <w:spacing w:before="0" w:after="0" w:line="240" w:lineRule="auto"/>
-            </w:pPr>
             <w:r>
               <w:rPr>
-                <w:rFonts w:ascii="Aptos" w:hAnsi="Aptos"/>
                 <w:b/>
-                <w:color w:val="FFFFFF"/>
-                <w:sz w:val="15"/>
               </w:rPr>
               <w:t>Purpose</w:t>
             </w:r>
@@ -1022,80 +444,31 @@
       <w:tr>
         <w:tc>
           <w:tcPr>
-            <w:tcW w:type="dxa" w:w="1699"/>
-            <w:tcMar>
-              <w:top w:w="55" w:type="dxa"/>
-              <w:start w:w="65" w:type="dxa"/>
-              <w:bottom w:w="55" w:type="dxa"/>
-              <w:end w:w="65" w:type="dxa"/>
-            </w:tcMar>
-            <w:vAlign w:val="center"/>
-            <w:shd w:fill="F3F7FB"/>
+            <w:tcW w:type="dxa" w:w="2880"/>
           </w:tcPr>
           <w:p>
-            <w:pPr>
-              <w:spacing w:before="0" w:after="0" w:line="240" w:lineRule="auto"/>
-            </w:pPr>
             <w:r>
-              <w:rPr>
-                <w:rFonts w:ascii="Aptos" w:hAnsi="Aptos"/>
-                <w:b/>
-                <w:color w:val="1F2937"/>
-                <w:sz w:val="15"/>
-              </w:rPr>
               <w:t>Move and Aim</w:t>
             </w:r>
           </w:p>
         </w:tc>
         <w:tc>
           <w:tcPr>
-            <w:tcW w:type="dxa" w:w="5256"/>
-            <w:tcMar>
-              <w:top w:w="55" w:type="dxa"/>
-              <w:start w:w="65" w:type="dxa"/>
-              <w:bottom w:w="55" w:type="dxa"/>
-              <w:end w:w="65" w:type="dxa"/>
-            </w:tcMar>
-            <w:vAlign w:val="center"/>
+            <w:tcW w:type="dxa" w:w="2880"/>
           </w:tcPr>
           <w:p>
-            <w:pPr>
-              <w:spacing w:before="0" w:after="0" w:line="240" w:lineRule="auto"/>
-            </w:pPr>
             <w:r>
-              <w:rPr>
-                <w:rFonts w:ascii="Aptos" w:hAnsi="Aptos"/>
-                <w:b w:val="0"/>
-                <w:color w:val="1F2937"/>
-                <w:sz w:val="15"/>
-              </w:rPr>
-              <w:t>Use WASD to move and the mouse to aim.</w:t>
+              <w:t>Use mouse-directed movement: click to set a destination or hold to keep steering toward the cursor. The cursor also serves as the aiming and targeting reference for spells and interactions.</w:t>
             </w:r>
           </w:p>
         </w:tc>
         <w:tc>
           <w:tcPr>
-            <w:tcW w:type="dxa" w:w="3614"/>
-            <w:tcMar>
-              <w:top w:w="55" w:type="dxa"/>
-              <w:start w:w="65" w:type="dxa"/>
-              <w:bottom w:w="55" w:type="dxa"/>
-              <w:end w:w="65" w:type="dxa"/>
-            </w:tcMar>
-            <w:vAlign w:val="center"/>
+            <w:tcW w:type="dxa" w:w="2880"/>
           </w:tcPr>
           <w:p>
-            <w:pPr>
-              <w:spacing w:before="0" w:after="0" w:line="240" w:lineRule="auto"/>
-            </w:pPr>
             <w:r>
-              <w:rPr>
-                <w:rFonts w:ascii="Aptos" w:hAnsi="Aptos"/>
-                <w:b w:val="0"/>
-                <w:color w:val="1F2937"/>
-                <w:sz w:val="15"/>
-              </w:rPr>
-              <w:t>Circle crowds and protect escape routes.</w:t>
+              <w:t>Create and preserve escape routes while maintaining the spatial feel of early isometric action/RPG movement.</w:t>
             </w:r>
           </w:p>
         </w:tc>
@@ -1103,79 +476,30 @@
       <w:tr>
         <w:tc>
           <w:tcPr>
-            <w:tcW w:type="dxa" w:w="1699"/>
-            <w:tcMar>
-              <w:top w:w="55" w:type="dxa"/>
-              <w:start w:w="65" w:type="dxa"/>
-              <w:bottom w:w="55" w:type="dxa"/>
-              <w:end w:w="65" w:type="dxa"/>
-            </w:tcMar>
-            <w:vAlign w:val="center"/>
-            <w:shd w:fill="F3F7FB"/>
+            <w:tcW w:type="dxa" w:w="2880"/>
           </w:tcPr>
           <w:p>
-            <w:pPr>
-              <w:spacing w:before="0" w:after="0" w:line="240" w:lineRule="auto"/>
-            </w:pPr>
             <w:r>
-              <w:rPr>
-                <w:rFonts w:ascii="Aptos" w:hAnsi="Aptos"/>
-                <w:b/>
-                <w:color w:val="1F2937"/>
-                <w:sz w:val="15"/>
-              </w:rPr>
               <w:t>Fireball</w:t>
             </w:r>
           </w:p>
         </w:tc>
         <w:tc>
           <w:tcPr>
-            <w:tcW w:type="dxa" w:w="5256"/>
-            <w:tcMar>
-              <w:top w:w="55" w:type="dxa"/>
-              <w:start w:w="65" w:type="dxa"/>
-              <w:bottom w:w="55" w:type="dxa"/>
-              <w:end w:w="65" w:type="dxa"/>
-            </w:tcMar>
-            <w:vAlign w:val="center"/>
+            <w:tcW w:type="dxa" w:w="2880"/>
           </w:tcPr>
           <w:p>
-            <w:pPr>
-              <w:spacing w:before="0" w:after="0" w:line="240" w:lineRule="auto"/>
-            </w:pPr>
             <w:r>
-              <w:rPr>
-                <w:rFonts w:ascii="Aptos" w:hAnsi="Aptos"/>
-                <w:b w:val="0"/>
-                <w:color w:val="1F2937"/>
-                <w:sz w:val="15"/>
-              </w:rPr>
               <w:t>Tap for a quick, mobile shot against a single or separated enemy. Hold to charge: costs more mana and restricts movement further, rewarding preparation by damaging multiple clustered enemies.</w:t>
             </w:r>
           </w:p>
         </w:tc>
         <w:tc>
           <w:tcPr>
-            <w:tcW w:type="dxa" w:w="3614"/>
-            <w:tcMar>
-              <w:top w:w="55" w:type="dxa"/>
-              <w:start w:w="65" w:type="dxa"/>
-              <w:bottom w:w="55" w:type="dxa"/>
-              <w:end w:w="65" w:type="dxa"/>
-            </w:tcMar>
-            <w:vAlign w:val="center"/>
+            <w:tcW w:type="dxa" w:w="2880"/>
           </w:tcPr>
           <w:p>
-            <w:pPr>
-              <w:spacing w:before="0" w:after="0" w:line="240" w:lineRule="auto"/>
-            </w:pPr>
             <w:r>
-              <w:rPr>
-                <w:rFonts w:ascii="Aptos" w:hAnsi="Aptos"/>
-                <w:b w:val="0"/>
-                <w:color w:val="1F2937"/>
-                <w:sz w:val="15"/>
-              </w:rPr>
               <w:t>Rewards distance and preparation; a charge's area advantage matters against groups, not against one target.</w:t>
             </w:r>
           </w:p>
@@ -1184,79 +508,30 @@
       <w:tr>
         <w:tc>
           <w:tcPr>
-            <w:tcW w:type="dxa" w:w="1699"/>
-            <w:tcMar>
-              <w:top w:w="55" w:type="dxa"/>
-              <w:start w:w="65" w:type="dxa"/>
-              <w:bottom w:w="55" w:type="dxa"/>
-              <w:end w:w="65" w:type="dxa"/>
-            </w:tcMar>
-            <w:vAlign w:val="center"/>
-            <w:shd w:fill="F3F7FB"/>
+            <w:tcW w:type="dxa" w:w="2880"/>
           </w:tcPr>
           <w:p>
-            <w:pPr>
-              <w:spacing w:before="0" w:after="0" w:line="240" w:lineRule="auto"/>
-            </w:pPr>
             <w:r>
-              <w:rPr>
-                <w:rFonts w:ascii="Aptos" w:hAnsi="Aptos"/>
-                <w:b/>
-                <w:color w:val="1F2937"/>
-                <w:sz w:val="15"/>
-              </w:rPr>
               <w:t>Frost Field</w:t>
             </w:r>
           </w:p>
         </w:tc>
         <w:tc>
           <w:tcPr>
-            <w:tcW w:type="dxa" w:w="5256"/>
-            <w:tcMar>
-              <w:top w:w="55" w:type="dxa"/>
-              <w:start w:w="65" w:type="dxa"/>
-              <w:bottom w:w="55" w:type="dxa"/>
-              <w:end w:w="65" w:type="dxa"/>
-            </w:tcMar>
-            <w:vAlign w:val="center"/>
+            <w:tcW w:type="dxa" w:w="2880"/>
           </w:tcPr>
           <w:p>
-            <w:pPr>
-              <w:spacing w:before="0" w:after="0" w:line="240" w:lineRule="auto"/>
-            </w:pPr>
             <w:r>
-              <w:rPr>
-                <w:rFonts w:ascii="Aptos" w:hAnsi="Aptos"/>
-                <w:b w:val="0"/>
-                <w:color w:val="1F2937"/>
-                <w:sz w:val="15"/>
-              </w:rPr>
               <w:t>Place a temporary area that heavily slows enemies.</w:t>
             </w:r>
           </w:p>
         </w:tc>
         <w:tc>
           <w:tcPr>
-            <w:tcW w:type="dxa" w:w="3614"/>
-            <w:tcMar>
-              <w:top w:w="55" w:type="dxa"/>
-              <w:start w:w="65" w:type="dxa"/>
-              <w:bottom w:w="55" w:type="dxa"/>
-              <w:end w:w="65" w:type="dxa"/>
-            </w:tcMar>
-            <w:vAlign w:val="center"/>
+            <w:tcW w:type="dxa" w:w="2880"/>
           </w:tcPr>
           <w:p>
-            <w:pPr>
-              <w:spacing w:before="0" w:after="0" w:line="240" w:lineRule="auto"/>
-            </w:pPr>
             <w:r>
-              <w:rPr>
-                <w:rFonts w:ascii="Aptos" w:hAnsi="Aptos"/>
-                <w:b w:val="0"/>
-                <w:color w:val="1F2937"/>
-                <w:sz w:val="15"/>
-              </w:rPr>
               <w:t>Divides crowds and protects routes.</w:t>
             </w:r>
           </w:p>
@@ -1265,79 +540,30 @@
       <w:tr>
         <w:tc>
           <w:tcPr>
-            <w:tcW w:type="dxa" w:w="1699"/>
-            <w:tcMar>
-              <w:top w:w="55" w:type="dxa"/>
-              <w:start w:w="65" w:type="dxa"/>
-              <w:bottom w:w="55" w:type="dxa"/>
-              <w:end w:w="65" w:type="dxa"/>
-            </w:tcMar>
-            <w:vAlign w:val="center"/>
-            <w:shd w:fill="F3F7FB"/>
+            <w:tcW w:type="dxa" w:w="2880"/>
           </w:tcPr>
           <w:p>
-            <w:pPr>
-              <w:spacing w:before="0" w:after="0" w:line="240" w:lineRule="auto"/>
-            </w:pPr>
             <w:r>
-              <w:rPr>
-                <w:rFonts w:ascii="Aptos" w:hAnsi="Aptos"/>
-                <w:b/>
-                <w:color w:val="1F2937"/>
-                <w:sz w:val="15"/>
-              </w:rPr>
               <w:t>Force Wave</w:t>
             </w:r>
           </w:p>
         </w:tc>
         <w:tc>
           <w:tcPr>
-            <w:tcW w:type="dxa" w:w="5256"/>
-            <w:tcMar>
-              <w:top w:w="55" w:type="dxa"/>
-              <w:start w:w="65" w:type="dxa"/>
-              <w:bottom w:w="55" w:type="dxa"/>
-              <w:end w:w="65" w:type="dxa"/>
-            </w:tcMar>
-            <w:vAlign w:val="center"/>
+            <w:tcW w:type="dxa" w:w="2880"/>
           </w:tcPr>
           <w:p>
-            <w:pPr>
-              <w:spacing w:before="0" w:after="0" w:line="240" w:lineRule="auto"/>
-            </w:pPr>
             <w:r>
-              <w:rPr>
-                <w:rFonts w:ascii="Aptos" w:hAnsi="Aptos"/>
-                <w:b w:val="0"/>
-                <w:color w:val="1F2937"/>
-                <w:sz w:val="15"/>
-              </w:rPr>
               <w:t>Use a short-range radial knockback with a long cooldown.</w:t>
             </w:r>
           </w:p>
         </w:tc>
         <w:tc>
           <w:tcPr>
-            <w:tcW w:type="dxa" w:w="3614"/>
-            <w:tcMar>
-              <w:top w:w="55" w:type="dxa"/>
-              <w:start w:w="65" w:type="dxa"/>
-              <w:bottom w:w="55" w:type="dxa"/>
-              <w:end w:w="65" w:type="dxa"/>
-            </w:tcMar>
-            <w:vAlign w:val="center"/>
+            <w:tcW w:type="dxa" w:w="2880"/>
           </w:tcPr>
           <w:p>
-            <w:pPr>
-              <w:spacing w:before="0" w:after="0" w:line="240" w:lineRule="auto"/>
-            </w:pPr>
             <w:r>
-              <w:rPr>
-                <w:rFonts w:ascii="Aptos" w:hAnsi="Aptos"/>
-                <w:b w:val="0"/>
-                <w:color w:val="1F2937"/>
-                <w:sz w:val="15"/>
-              </w:rPr>
               <w:t>Creates emergency space.</w:t>
             </w:r>
           </w:p>
@@ -1346,79 +572,30 @@
       <w:tr>
         <w:tc>
           <w:tcPr>
-            <w:tcW w:type="dxa" w:w="1699"/>
-            <w:tcMar>
-              <w:top w:w="55" w:type="dxa"/>
-              <w:start w:w="65" w:type="dxa"/>
-              <w:bottom w:w="55" w:type="dxa"/>
-              <w:end w:w="65" w:type="dxa"/>
-            </w:tcMar>
-            <w:vAlign w:val="center"/>
-            <w:shd w:fill="F3F7FB"/>
+            <w:tcW w:type="dxa" w:w="2880"/>
           </w:tcPr>
           <w:p>
-            <w:pPr>
-              <w:spacing w:before="0" w:after="0" w:line="240" w:lineRule="auto"/>
-            </w:pPr>
             <w:r>
-              <w:rPr>
-                <w:rFonts w:ascii="Aptos" w:hAnsi="Aptos"/>
-                <w:b/>
-                <w:color w:val="1F2937"/>
-                <w:sz w:val="15"/>
-              </w:rPr>
               <w:t>Open Sealed Door</w:t>
             </w:r>
           </w:p>
         </w:tc>
         <w:tc>
           <w:tcPr>
-            <w:tcW w:type="dxa" w:w="5256"/>
-            <w:tcMar>
-              <w:top w:w="55" w:type="dxa"/>
-              <w:start w:w="65" w:type="dxa"/>
-              <w:bottom w:w="55" w:type="dxa"/>
-              <w:end w:w="65" w:type="dxa"/>
-            </w:tcMar>
-            <w:vAlign w:val="center"/>
+            <w:tcW w:type="dxa" w:w="2880"/>
           </w:tcPr>
           <w:p>
-            <w:pPr>
-              <w:spacing w:before="0" w:after="0" w:line="240" w:lineRule="auto"/>
-            </w:pPr>
             <w:r>
-              <w:rPr>
-                <w:rFonts w:ascii="Aptos" w:hAnsi="Aptos"/>
-                <w:b w:val="0"/>
-                <w:color w:val="1F2937"/>
-                <w:sz w:val="15"/>
-              </w:rPr>
               <w:t>Hold for five seconds; movement or damage cancels.</w:t>
             </w:r>
           </w:p>
         </w:tc>
         <w:tc>
           <w:tcPr>
-            <w:tcW w:type="dxa" w:w="3614"/>
-            <w:tcMar>
-              <w:top w:w="55" w:type="dxa"/>
-              <w:start w:w="65" w:type="dxa"/>
-              <w:bottom w:w="55" w:type="dxa"/>
-              <w:end w:w="65" w:type="dxa"/>
-            </w:tcMar>
-            <w:vAlign w:val="center"/>
+            <w:tcW w:type="dxa" w:w="2880"/>
           </w:tcPr>
           <w:p>
-            <w:pPr>
-              <w:spacing w:before="0" w:after="0" w:line="240" w:lineRule="auto"/>
-            </w:pPr>
             <w:r>
-              <w:rPr>
-                <w:rFonts w:ascii="Aptos" w:hAnsi="Aptos"/>
-                <w:b w:val="0"/>
-                <w:color w:val="1F2937"/>
-                <w:sz w:val="15"/>
-              </w:rPr>
               <w:t>Makes each exit a positioning challenge.</w:t>
             </w:r>
           </w:p>
@@ -1427,79 +604,30 @@
       <w:tr>
         <w:tc>
           <w:tcPr>
-            <w:tcW w:type="dxa" w:w="1699"/>
-            <w:tcMar>
-              <w:top w:w="55" w:type="dxa"/>
-              <w:start w:w="65" w:type="dxa"/>
-              <w:bottom w:w="55" w:type="dxa"/>
-              <w:end w:w="65" w:type="dxa"/>
-            </w:tcMar>
-            <w:vAlign w:val="center"/>
-            <w:shd w:fill="F3F7FB"/>
+            <w:tcW w:type="dxa" w:w="2880"/>
           </w:tcPr>
           <w:p>
-            <w:pPr>
-              <w:spacing w:before="0" w:after="0" w:line="240" w:lineRule="auto"/>
-            </w:pPr>
             <w:r>
-              <w:rPr>
-                <w:rFonts w:ascii="Aptos" w:hAnsi="Aptos"/>
-                <w:b/>
-                <w:color w:val="1F2937"/>
-                <w:sz w:val="15"/>
-              </w:rPr>
               <w:t>Close and Lock</w:t>
             </w:r>
           </w:p>
         </w:tc>
         <w:tc>
           <w:tcPr>
-            <w:tcW w:type="dxa" w:w="5256"/>
-            <w:tcMar>
-              <w:top w:w="55" w:type="dxa"/>
-              <w:start w:w="65" w:type="dxa"/>
-              <w:bottom w:w="55" w:type="dxa"/>
-              <w:end w:w="65" w:type="dxa"/>
-            </w:tcMar>
-            <w:vAlign w:val="center"/>
+            <w:tcW w:type="dxa" w:w="2880"/>
           </w:tcPr>
           <w:p>
-            <w:pPr>
-              <w:spacing w:before="0" w:after="0" w:line="240" w:lineRule="auto"/>
-            </w:pPr>
             <w:r>
-              <w:rPr>
-                <w:rFonts w:ascii="Aptos" w:hAnsi="Aptos"/>
-                <w:b w:val="0"/>
-                <w:color w:val="1F2937"/>
-                <w:sz w:val="15"/>
-              </w:rPr>
               <w:t>Shut the door after crossing, restoring a small, fixed amount of health. Once locked, this door cannot be reopened or crossed again (see Door and Pursuit Rules).</w:t>
             </w:r>
           </w:p>
         </w:tc>
         <w:tc>
           <w:tcPr>
-            <w:tcW w:type="dxa" w:w="3614"/>
-            <w:tcMar>
-              <w:top w:w="55" w:type="dxa"/>
-              <w:start w:w="65" w:type="dxa"/>
-              <w:bottom w:w="55" w:type="dxa"/>
-              <w:end w:w="65" w:type="dxa"/>
-            </w:tcMar>
-            <w:vAlign w:val="center"/>
+            <w:tcW w:type="dxa" w:w="2880"/>
           </w:tcPr>
           <w:p>
-            <w:pPr>
-              <w:spacing w:before="0" w:after="0" w:line="240" w:lineRule="auto"/>
-            </w:pPr>
             <w:r>
-              <w:rPr>
-                <w:rFonts w:ascii="Aptos" w:hAnsi="Aptos"/>
-                <w:b w:val="0"/>
-                <w:color w:val="1F2937"/>
-                <w:sz w:val="15"/>
-              </w:rPr>
               <w:t>Creates recovery time while pursuers attack it, and marks forward progress as final.</w:t>
             </w:r>
           </w:p>
@@ -1508,72 +636,32 @@
     </w:tbl>
     <w:p>
       <w:pPr>
-        <w:spacing w:after="0" w:before="0" w:line="60" w:lineRule="auto"/>
-      </w:pPr>
-      <w:r/>
-    </w:p>
-    <w:p>
-      <w:pPr>
-        <w:widowControl/>
-        <w:spacing w:before="64" w:after="30" w:line="240" w:lineRule="auto"/>
-        <w:keepNext/>
+        <w:pStyle w:val="Heading2"/>
       </w:pPr>
       <w:r>
-        <w:rPr>
-          <w:rFonts w:ascii="Aptos" w:hAnsi="Aptos"/>
-          <w:b/>
-          <w:color w:val="2F5597"/>
-          <w:sz w:val="20"/>
-        </w:rPr>
         <w:t>Spell and Enemy Interactions</w:t>
       </w:r>
     </w:p>
     <w:tbl>
       <w:tblPr>
+        <w:tblStyle w:val="TableGrid"/>
         <w:tblW w:type="auto" w:w="0"/>
-        <w:jc w:val="center"/>
-        <w:tblLayout w:type="fixed"/>
         <w:tblLook w:firstColumn="1" w:firstRow="1" w:lastColumn="0" w:lastRow="0" w:noHBand="0" w:noVBand="1" w:val="04A0"/>
-        <w:tblBorders>
-          <w:top w:val="single" w:sz="4" w:space="0" w:color="C9D4E2"/>
-          <w:left w:val="single" w:sz="4" w:space="0" w:color="C9D4E2"/>
-          <w:bottom w:val="single" w:sz="4" w:space="0" w:color="C9D4E2"/>
-          <w:right w:val="single" w:sz="4" w:space="0" w:color="C9D4E2"/>
-          <w:insideH w:val="single" w:sz="4" w:space="0" w:color="C9D4E2"/>
-          <w:insideV w:val="single" w:sz="4" w:space="0" w:color="C9D4E2"/>
-        </w:tblBorders>
       </w:tblPr>
       <w:tblGrid>
-        <w:gridCol w:w="3523"/>
-        <w:gridCol w:w="3523"/>
-        <w:gridCol w:w="3523"/>
+        <w:gridCol w:w="2880"/>
+        <w:gridCol w:w="2880"/>
+        <w:gridCol w:w="2880"/>
       </w:tblGrid>
       <w:tr>
-        <w:trPr>
-          <w:tblHeader w:val="true"/>
-        </w:trPr>
         <w:tc>
           <w:tcPr>
-            <w:tcW w:type="dxa" w:w="1699"/>
-            <w:tcMar>
-              <w:top w:w="55" w:type="dxa"/>
-              <w:start w:w="65" w:type="dxa"/>
-              <w:bottom w:w="55" w:type="dxa"/>
-              <w:end w:w="65" w:type="dxa"/>
-            </w:tcMar>
-            <w:vAlign w:val="center"/>
-            <w:shd w:fill="16365C"/>
+            <w:tcW w:type="dxa" w:w="2880"/>
           </w:tcPr>
           <w:p>
-            <w:pPr>
-              <w:spacing w:before="0" w:after="0" w:line="240" w:lineRule="auto"/>
-            </w:pPr>
             <w:r>
               <w:rPr>
-                <w:rFonts w:ascii="Aptos" w:hAnsi="Aptos"/>
                 <w:b/>
-                <w:color w:val="FFFFFF"/>
-                <w:sz w:val="15"/>
               </w:rPr>
               <w:t>Spell</w:t>
             </w:r>
@@ -1581,26 +669,12 @@
         </w:tc>
         <w:tc>
           <w:tcPr>
-            <w:tcW w:type="dxa" w:w="5256"/>
-            <w:tcMar>
-              <w:top w:w="55" w:type="dxa"/>
-              <w:start w:w="65" w:type="dxa"/>
-              <w:bottom w:w="55" w:type="dxa"/>
-              <w:end w:w="65" w:type="dxa"/>
-            </w:tcMar>
-            <w:vAlign w:val="center"/>
-            <w:shd w:fill="16365C"/>
+            <w:tcW w:type="dxa" w:w="2880"/>
           </w:tcPr>
           <w:p>
-            <w:pPr>
-              <w:spacing w:before="0" w:after="0" w:line="240" w:lineRule="auto"/>
-            </w:pPr>
             <w:r>
               <w:rPr>
-                <w:rFonts w:ascii="Aptos" w:hAnsi="Aptos"/>
                 <w:b/>
-                <w:color w:val="FFFFFF"/>
-                <w:sz w:val="15"/>
               </w:rPr>
               <w:t>Against Melee Enemies</w:t>
             </w:r>
@@ -1608,26 +682,12 @@
         </w:tc>
         <w:tc>
           <w:tcPr>
-            <w:tcW w:type="dxa" w:w="3614"/>
-            <w:tcMar>
-              <w:top w:w="55" w:type="dxa"/>
-              <w:start w:w="65" w:type="dxa"/>
-              <w:bottom w:w="55" w:type="dxa"/>
-              <w:end w:w="65" w:type="dxa"/>
-            </w:tcMar>
-            <w:vAlign w:val="center"/>
-            <w:shd w:fill="16365C"/>
+            <w:tcW w:type="dxa" w:w="2880"/>
           </w:tcPr>
           <w:p>
-            <w:pPr>
-              <w:spacing w:before="0" w:after="0" w:line="240" w:lineRule="auto"/>
-            </w:pPr>
             <w:r>
               <w:rPr>
-                <w:rFonts w:ascii="Aptos" w:hAnsi="Aptos"/>
                 <w:b/>
-                <w:color w:val="FFFFFF"/>
-                <w:sz w:val="15"/>
               </w:rPr>
               <w:t>Against Ranged Enemies</w:t>
             </w:r>
@@ -1637,79 +697,30 @@
       <w:tr>
         <w:tc>
           <w:tcPr>
-            <w:tcW w:type="dxa" w:w="1699"/>
-            <w:tcMar>
-              <w:top w:w="55" w:type="dxa"/>
-              <w:start w:w="65" w:type="dxa"/>
-              <w:bottom w:w="55" w:type="dxa"/>
-              <w:end w:w="65" w:type="dxa"/>
-            </w:tcMar>
-            <w:vAlign w:val="center"/>
-            <w:shd w:fill="F3F7FB"/>
+            <w:tcW w:type="dxa" w:w="2880"/>
           </w:tcPr>
           <w:p>
-            <w:pPr>
-              <w:spacing w:before="0" w:after="0" w:line="240" w:lineRule="auto"/>
-            </w:pPr>
             <w:r>
-              <w:rPr>
-                <w:rFonts w:ascii="Aptos" w:hAnsi="Aptos"/>
-                <w:b/>
-                <w:color w:val="1F2937"/>
-                <w:sz w:val="15"/>
-              </w:rPr>
               <w:t>Charged Fireball</w:t>
             </w:r>
           </w:p>
         </w:tc>
         <w:tc>
           <w:tcPr>
-            <w:tcW w:type="dxa" w:w="5256"/>
-            <w:tcMar>
-              <w:top w:w="55" w:type="dxa"/>
-              <w:start w:w="65" w:type="dxa"/>
-              <w:bottom w:w="55" w:type="dxa"/>
-              <w:end w:w="65" w:type="dxa"/>
-            </w:tcMar>
-            <w:vAlign w:val="center"/>
+            <w:tcW w:type="dxa" w:w="2880"/>
           </w:tcPr>
           <w:p>
-            <w:pPr>
-              <w:spacing w:before="0" w:after="0" w:line="240" w:lineRule="auto"/>
-            </w:pPr>
             <w:r>
-              <w:rPr>
-                <w:rFonts w:ascii="Aptos" w:hAnsi="Aptos"/>
-                <w:b w:val="0"/>
-                <w:color w:val="1F2937"/>
-                <w:sz w:val="15"/>
-              </w:rPr>
               <w:t>Melee enemies naturally cluster while pursuing the wizard, making them strong area-damage targets. Charging becomes unsafe once they close the distance.</w:t>
             </w:r>
           </w:p>
         </w:tc>
         <w:tc>
           <w:tcPr>
-            <w:tcW w:type="dxa" w:w="3614"/>
-            <w:tcMar>
-              <w:top w:w="55" w:type="dxa"/>
-              <w:start w:w="65" w:type="dxa"/>
-              <w:bottom w:w="55" w:type="dxa"/>
-              <w:end w:w="65" w:type="dxa"/>
-            </w:tcMar>
-            <w:vAlign w:val="center"/>
+            <w:tcW w:type="dxa" w:w="2880"/>
           </w:tcPr>
           <w:p>
-            <w:pPr>
-              <w:spacing w:before="0" w:after="0" w:line="240" w:lineRule="auto"/>
-            </w:pPr>
             <w:r>
-              <w:rPr>
-                <w:rFonts w:ascii="Aptos" w:hAnsi="Aptos"/>
-                <w:b w:val="0"/>
-                <w:color w:val="1F2937"/>
-                <w:sz w:val="15"/>
-              </w:rPr>
               <w:t>Telegraphed ranged attacks force the player to keep moving, reducing the time available for a full charge. Quick shots are safer but provide less damage and area.</w:t>
             </w:r>
           </w:p>
@@ -1718,79 +729,30 @@
       <w:tr>
         <w:tc>
           <w:tcPr>
-            <w:tcW w:type="dxa" w:w="1699"/>
-            <w:tcMar>
-              <w:top w:w="55" w:type="dxa"/>
-              <w:start w:w="65" w:type="dxa"/>
-              <w:bottom w:w="55" w:type="dxa"/>
-              <w:end w:w="65" w:type="dxa"/>
-            </w:tcMar>
-            <w:vAlign w:val="center"/>
-            <w:shd w:fill="F3F7FB"/>
+            <w:tcW w:type="dxa" w:w="2880"/>
           </w:tcPr>
           <w:p>
-            <w:pPr>
-              <w:spacing w:before="0" w:after="0" w:line="240" w:lineRule="auto"/>
-            </w:pPr>
             <w:r>
-              <w:rPr>
-                <w:rFonts w:ascii="Aptos" w:hAnsi="Aptos"/>
-                <w:b/>
-                <w:color w:val="1F2937"/>
-                <w:sz w:val="15"/>
-              </w:rPr>
               <w:t>Frost Field</w:t>
             </w:r>
           </w:p>
         </w:tc>
         <w:tc>
           <w:tcPr>
-            <w:tcW w:type="dxa" w:w="5256"/>
-            <w:tcMar>
-              <w:top w:w="55" w:type="dxa"/>
-              <w:start w:w="65" w:type="dxa"/>
-              <w:bottom w:w="55" w:type="dxa"/>
-              <w:end w:w="65" w:type="dxa"/>
-            </w:tcMar>
-            <w:vAlign w:val="center"/>
+            <w:tcW w:type="dxa" w:w="2880"/>
           </w:tcPr>
           <w:p>
-            <w:pPr>
-              <w:spacing w:before="0" w:after="0" w:line="240" w:lineRule="auto"/>
-            </w:pPr>
             <w:r>
-              <w:rPr>
-                <w:rFonts w:ascii="Aptos" w:hAnsi="Aptos"/>
-                <w:b w:val="0"/>
-                <w:color w:val="1F2937"/>
-                <w:sz w:val="15"/>
-              </w:rPr>
               <w:t>Strongest against melee groups because it slows direct pursuit, stretches the formation, and creates an opening to charge Fireball or begin opening a door — though it draws a meaningful share of the shared mana pool and does not guarantee a fully safe charge in every position or against every group. Against a small or loosely spaced group, direct positioning, a partial charge, or tap Fireball can be the better resource decision.</w:t>
             </w:r>
           </w:p>
         </w:tc>
         <w:tc>
           <w:tcPr>
-            <w:tcW w:type="dxa" w:w="3614"/>
-            <w:tcMar>
-              <w:top w:w="55" w:type="dxa"/>
-              <w:start w:w="65" w:type="dxa"/>
-              <w:bottom w:w="55" w:type="dxa"/>
-              <w:end w:w="65" w:type="dxa"/>
-            </w:tcMar>
-            <w:vAlign w:val="center"/>
+            <w:tcW w:type="dxa" w:w="2880"/>
           </w:tcPr>
           <w:p>
-            <w:pPr>
-              <w:spacing w:before="0" w:after="0" w:line="240" w:lineRule="auto"/>
-            </w:pPr>
             <w:r>
-              <w:rPr>
-                <w:rFonts w:ascii="Aptos" w:hAnsi="Aptos"/>
-                <w:b w:val="0"/>
-                <w:color w:val="1F2937"/>
-                <w:sz w:val="15"/>
-              </w:rPr>
               <w:t>Slows a ranged enemy's repositioning but does not stop its attacks. The player must still move laterally or use room geometry to avoid incoming shots.</w:t>
             </w:r>
           </w:p>
@@ -1799,79 +761,30 @@
       <w:tr>
         <w:tc>
           <w:tcPr>
-            <w:tcW w:type="dxa" w:w="1699"/>
-            <w:tcMar>
-              <w:top w:w="55" w:type="dxa"/>
-              <w:start w:w="65" w:type="dxa"/>
-              <w:bottom w:w="55" w:type="dxa"/>
-              <w:end w:w="65" w:type="dxa"/>
-            </w:tcMar>
-            <w:vAlign w:val="center"/>
-            <w:shd w:fill="F3F7FB"/>
+            <w:tcW w:type="dxa" w:w="2880"/>
           </w:tcPr>
           <w:p>
-            <w:pPr>
-              <w:spacing w:before="0" w:after="0" w:line="240" w:lineRule="auto"/>
-            </w:pPr>
             <w:r>
-              <w:rPr>
-                <w:rFonts w:ascii="Aptos" w:hAnsi="Aptos"/>
-                <w:b/>
-                <w:color w:val="1F2937"/>
-                <w:sz w:val="15"/>
-              </w:rPr>
               <w:t>Force Wave</w:t>
             </w:r>
           </w:p>
         </w:tc>
         <w:tc>
           <w:tcPr>
-            <w:tcW w:type="dxa" w:w="5256"/>
-            <w:tcMar>
-              <w:top w:w="55" w:type="dxa"/>
-              <w:start w:w="65" w:type="dxa"/>
-              <w:bottom w:w="55" w:type="dxa"/>
-              <w:end w:w="65" w:type="dxa"/>
-            </w:tcMar>
-            <w:vAlign w:val="center"/>
+            <w:tcW w:type="dxa" w:w="2880"/>
           </w:tcPr>
           <w:p>
-            <w:pPr>
-              <w:spacing w:before="0" w:after="0" w:line="240" w:lineRule="auto"/>
-            </w:pPr>
             <w:r>
-              <w:rPr>
-                <w:rFonts w:ascii="Aptos" w:hAnsi="Aptos"/>
-                <w:b w:val="0"/>
-                <w:color w:val="1F2937"/>
-                <w:sz w:val="15"/>
-              </w:rPr>
               <w:t>The primary emergency response when melee enemies surround the wizard or block access to a door. Its long cooldown prevents repeated use.</w:t>
             </w:r>
           </w:p>
         </w:tc>
         <w:tc>
           <w:tcPr>
-            <w:tcW w:type="dxa" w:w="3614"/>
-            <w:tcMar>
-              <w:top w:w="55" w:type="dxa"/>
-              <w:start w:w="65" w:type="dxa"/>
-              <w:bottom w:w="55" w:type="dxa"/>
-              <w:end w:w="65" w:type="dxa"/>
-            </w:tcMar>
-            <w:vAlign w:val="center"/>
+            <w:tcW w:type="dxa" w:w="2880"/>
           </w:tcPr>
           <w:p>
-            <w:pPr>
-              <w:spacing w:before="0" w:after="0" w:line="240" w:lineRule="auto"/>
-            </w:pPr>
             <w:r>
-              <w:rPr>
-                <w:rFonts w:ascii="Aptos" w:hAnsi="Aptos"/>
-                <w:b w:val="0"/>
-                <w:color w:val="1F2937"/>
-                <w:sz w:val="15"/>
-              </w:rPr>
               <w:t>Its short range makes it a poor answer to distant ranged pressure. Reaching a ranged enemy to use it may expose the wizard to the melee group.</w:t>
             </w:r>
           </w:p>
@@ -1879,351 +792,136 @@
       </w:tr>
     </w:tbl>
     <w:p>
-      <w:pPr>
-        <w:spacing w:after="0" w:before="0" w:line="60" w:lineRule="auto"/>
-      </w:pPr>
-      <w:r/>
-    </w:p>
-    <w:p>
-      <w:pPr>
-        <w:widowControl/>
-        <w:spacing w:before="0" w:after="50" w:line="245" w:lineRule="auto"/>
-      </w:pPr>
       <w:r>
-        <w:rPr>
-          <w:rFonts w:ascii="Aptos" w:hAnsi="Aptos"/>
-          <w:i w:val="0"/>
-          <w:color w:val="1F2937"/>
-          <w:sz w:val="17"/>
-        </w:rPr>
         <w:t>The three spells solve different problems: Frost Field controls pursuit, Force Wave repairs an immediate positioning mistake, and Charged Fireball converts a previously created opening into damage. No single spell reliably answers both enemy types by itself. Force Wave's cooldown is tuned so an encounter space typically allows only about one meaningful use: spending it to escape a mid-room surround may leave none available for that room's door attempt, and saving it for the door means resolving mid-room danger without it. This is an intentional resource decision, not proof that either use was wrong.</w:t>
       </w:r>
     </w:p>
     <w:p>
       <w:pPr>
-        <w:widowControl/>
-        <w:spacing w:before="64" w:after="30" w:line="240" w:lineRule="auto"/>
-        <w:keepNext/>
+        <w:pStyle w:val="Heading2"/>
       </w:pPr>
       <w:r>
-        <w:rPr>
-          <w:rFonts w:ascii="Aptos" w:hAnsi="Aptos"/>
-          <w:b/>
-          <w:color w:val="2F5597"/>
-          <w:sz w:val="20"/>
-        </w:rPr>
         <w:t>Resources, Feedback, and Failure</w:t>
       </w:r>
     </w:p>
     <w:p>
       <w:pPr>
         <w:pStyle w:val="ListBullet"/>
-        <w:widowControl/>
-        <w:spacing w:before="0" w:after="18" w:line="240" w:lineRule="auto"/>
-        <w:ind w:left="259" w:hanging="173"/>
       </w:pPr>
       <w:r>
-        <w:rPr>
-          <w:rFonts w:ascii="Aptos" w:hAnsi="Aptos"/>
-          <w:b/>
-          <w:color w:val="1F2937"/>
-          <w:sz w:val="16"/>
-        </w:rPr>
-        <w:t xml:space="preserve">Health: </w:t>
-      </w:r>
-      <w:r>
-        <w:rPr>
-          <w:rFonts w:ascii="Aptos" w:hAnsi="Aptos"/>
-          <w:color w:val="1F2937"/>
-          <w:sz w:val="16"/>
-        </w:rPr>
-        <w:t>The wizard survives a few isolated hits but dies quickly when trapped. Health does not regenerate during a room, and does not reset between rooms — it carries across the whole run. Successfully locking a door after crossing restores a small, fixed amount of health before the next room begins; this recovery is partial, so accumulated damage still matters across all five rooms. Exact recovery values will be set during playtesting.</w:t>
+        <w:t>Health: The wizard survives a few isolated hits but dies quickly when trapped. Health does not regenerate during a room, and does not reset between rooms — it carries across the whole run. Successfully locking a door after crossing restores a small, fixed amount of health before the next room begins; this recovery is partial, so accumulated damage still matters across all five rooms. Exact recovery values will be set during playtesting.</w:t>
       </w:r>
     </w:p>
     <w:p>
       <w:pPr>
         <w:pStyle w:val="ListBullet"/>
-        <w:widowControl/>
-        <w:spacing w:before="0" w:after="18" w:line="240" w:lineRule="auto"/>
-        <w:ind w:left="259" w:hanging="173"/>
       </w:pPr>
       <w:r>
-        <w:rPr>
-          <w:rFonts w:ascii="Aptos" w:hAnsi="Aptos"/>
-          <w:b/>
-          <w:color w:val="1F2937"/>
-          <w:sz w:val="16"/>
-        </w:rPr>
-        <w:t xml:space="preserve">Mana: </w:t>
-      </w:r>
-      <w:r>
-        <w:rPr>
-          <w:rFonts w:ascii="Aptos" w:hAnsi="Aptos"/>
-          <w:color w:val="1F2937"/>
-          <w:sz w:val="16"/>
-        </w:rPr>
-        <w:t>Mana regenerates slowly after a brief post-cast delay. Waiting restores power while locked doors continue losing durability.</w:t>
+        <w:t>Mana: Mana regenerates slowly after a brief post-cast delay. Waiting restores power while locked doors continue losing durability.</w:t>
       </w:r>
     </w:p>
     <w:p>
       <w:pPr>
         <w:pStyle w:val="ListBullet"/>
-        <w:widowControl/>
-        <w:spacing w:before="0" w:after="18" w:line="240" w:lineRule="auto"/>
-        <w:ind w:left="259" w:hanging="173"/>
       </w:pPr>
       <w:r>
-        <w:rPr>
-          <w:rFonts w:ascii="Aptos" w:hAnsi="Aptos"/>
-          <w:b/>
-          <w:color w:val="1F2937"/>
-          <w:sz w:val="16"/>
-        </w:rPr>
-        <w:t xml:space="preserve">Movement: </w:t>
-      </w:r>
-      <w:r>
-        <w:rPr>
-          <w:rFonts w:ascii="Aptos" w:hAnsi="Aptos"/>
-          <w:color w:val="1F2937"/>
-          <w:sz w:val="16"/>
-        </w:rPr>
-        <w:t>Circling or retreating creates temporary separation from pursuers, but Melee Enemies gradually close the distance over time; movement alone cannot preserve a completely safe distance indefinitely in later encounters. Sustaining real separation requires turning routes, obstacles, Frost Field, Force Wave, or reducing the threat directly.</w:t>
+        <w:t>Movement: Circling or retreating creates temporary separation from pursuers, but Melee Enemies gradually close the distance over time; movement alone cannot preserve a completely safe distance indefinitely in later encounters. Sustaining real separation requires turning routes, obstacles, Frost Field, Force Wave, or reducing the threat directly.</w:t>
       </w:r>
     </w:p>
     <w:p>
       <w:pPr>
         <w:pStyle w:val="ListBullet"/>
-        <w:widowControl/>
-        <w:spacing w:before="0" w:after="18" w:line="240" w:lineRule="auto"/>
-        <w:ind w:left="259" w:hanging="173"/>
       </w:pPr>
       <w:r>
-        <w:rPr>
-          <w:rFonts w:ascii="Aptos" w:hAnsi="Aptos"/>
-          <w:b/>
-          <w:color w:val="1F2937"/>
-          <w:sz w:val="16"/>
-        </w:rPr>
-        <w:t xml:space="preserve">Force Wave: </w:t>
-      </w:r>
-      <w:r>
-        <w:rPr>
-          <w:rFonts w:ascii="Aptos" w:hAnsi="Aptos"/>
-          <w:color w:val="1F2937"/>
-          <w:sz w:val="16"/>
-        </w:rPr>
-        <w:t>A visible long cooldown shows when the emergency escape tool is unavailable.</w:t>
+        <w:t>Force Wave: A visible long cooldown shows when the emergency escape tool is unavailable.</w:t>
       </w:r>
     </w:p>
     <w:p>
       <w:pPr>
         <w:pStyle w:val="ListBullet"/>
-        <w:widowControl/>
-        <w:spacing w:before="0" w:after="18" w:line="240" w:lineRule="auto"/>
-        <w:ind w:left="259" w:hanging="173"/>
       </w:pPr>
       <w:r>
-        <w:rPr>
-          <w:rFonts w:ascii="Aptos" w:hAnsi="Aptos"/>
-          <w:b/>
-          <w:color w:val="1F2937"/>
-          <w:sz w:val="16"/>
-        </w:rPr>
-        <w:t xml:space="preserve">Door feedback: </w:t>
-      </w:r>
-      <w:r>
-        <w:rPr>
-          <w:rFonts w:ascii="Aptos" w:hAnsi="Aptos"/>
-          <w:color w:val="1F2937"/>
-          <w:sz w:val="16"/>
-        </w:rPr>
-        <w:t>Banging, shaking, cracks, and a durability indicator show when a breach is near.</w:t>
+        <w:t>Door feedback: Banging, shaking, cracks, and a durability indicator show when a breach is near.</w:t>
       </w:r>
     </w:p>
     <w:p>
       <w:pPr>
         <w:pStyle w:val="ListBullet"/>
-        <w:widowControl/>
-        <w:spacing w:before="0" w:after="18" w:line="240" w:lineRule="auto"/>
-        <w:ind w:left="259" w:hanging="173"/>
       </w:pPr>
       <w:r>
-        <w:rPr>
-          <w:rFonts w:ascii="Aptos" w:hAnsi="Aptos"/>
-          <w:b/>
-          <w:color w:val="1F2937"/>
-          <w:sz w:val="16"/>
-        </w:rPr>
-        <w:t xml:space="preserve">Setbacks: </w:t>
-      </w:r>
-      <w:r>
-        <w:rPr>
-          <w:rFonts w:ascii="Aptos" w:hAnsi="Aptos"/>
-          <w:color w:val="1F2937"/>
-          <w:sz w:val="16"/>
-        </w:rPr>
-        <w:t>Door-opening attempts reset when movement or damage interrupts them.</w:t>
+        <w:t>Setbacks: Door-opening attempts reset when movement or damage interrupts them.</w:t>
       </w:r>
     </w:p>
     <w:p>
       <w:pPr>
-        <w:widowControl/>
-        <w:spacing w:before="64" w:after="30" w:line="240" w:lineRule="auto"/>
-        <w:keepNext/>
+        <w:pStyle w:val="Heading2"/>
       </w:pPr>
       <w:r>
-        <w:rPr>
-          <w:rFonts w:ascii="Aptos" w:hAnsi="Aptos"/>
-          <w:b/>
-          <w:color w:val="2F5597"/>
-          <w:sz w:val="20"/>
-        </w:rPr>
         <w:t>Win and Loss Conditions</w:t>
       </w:r>
     </w:p>
     <w:p>
-      <w:pPr>
-        <w:widowControl/>
-        <w:spacing w:before="0" w:after="50" w:line="245" w:lineRule="auto"/>
-      </w:pPr>
       <w:r>
         <w:rPr>
-          <w:rFonts w:ascii="Aptos" w:hAnsi="Aptos"/>
           <w:b/>
-          <w:color w:val="1F2937"/>
-          <w:sz w:val="17"/>
         </w:rPr>
-        <w:t xml:space="preserve">Win: </w:t>
+        <w:t>Win:</w:t>
       </w:r>
       <w:r>
+        <w:t xml:space="preserve"> Open the final door and escape the dungeon.</w:t>
+      </w:r>
+    </w:p>
+    <w:p>
+      <w:r>
         <w:rPr>
-          <w:rFonts w:ascii="Aptos" w:hAnsi="Aptos"/>
-          <w:i w:val="0"/>
-          <w:color w:val="1F2937"/>
-          <w:sz w:val="17"/>
+          <w:b/>
         </w:rPr>
-        <w:t>Open the final door and escape the dungeon.</w:t>
+        <w:t>Loss:</w:t>
+      </w:r>
+      <w:r>
+        <w:t xml:space="preserve"> Reach zero health. The floor then restarts from the beginning. This is an intentional, single-attempt structure — reaching zero health at any point restarts the entire floor by design, not as a placeholder.</w:t>
       </w:r>
     </w:p>
     <w:p>
       <w:pPr>
-        <w:widowControl/>
-        <w:spacing w:before="0" w:after="50" w:line="245" w:lineRule="auto"/>
+        <w:pStyle w:val="Heading1"/>
       </w:pPr>
       <w:r>
-        <w:rPr>
-          <w:rFonts w:ascii="Aptos" w:hAnsi="Aptos"/>
-          <w:b/>
-          <w:color w:val="1F2937"/>
-          <w:sz w:val="17"/>
-        </w:rPr>
-        <w:t xml:space="preserve">Loss: </w:t>
+        <w:t>3. Player Experience and Content Scope</w:t>
       </w:r>
+    </w:p>
+    <w:p>
       <w:r>
-        <w:rPr>
-          <w:rFonts w:ascii="Aptos" w:hAnsi="Aptos"/>
-          <w:i w:val="0"/>
-          <w:color w:val="1F2937"/>
-          <w:sz w:val="17"/>
-        </w:rPr>
-        <w:t>Reach zero health. The floor then restarts from the beginning. This is an intentional, single-attempt structure — reaching zero health at any point restarts the entire floor by design, not as a placeholder.</w:t>
+        <w:t>The player should feel powerful for a few seconds and vulnerable immediately afterward: control a corridor, charge a Fireball, sprint to a door, and lock it just before the crowd arrives. Pounding from the other side makes the next decision urgent.</w:t>
       </w:r>
     </w:p>
     <w:p>
       <w:pPr>
-        <w:widowControl/>
-        <w:spacing w:before="100" w:after="70" w:line="240" w:lineRule="auto"/>
-        <w:keepNext/>
-        <w:pBdr>
-          <w:bottom w:val="single" w:sz="8" w:space="2" w:color="2F5597"/>
-        </w:pBdr>
+        <w:pStyle w:val="Heading2"/>
       </w:pPr>
       <w:r>
-        <w:rPr>
-          <w:rFonts w:ascii="Aptos" w:hAnsi="Aptos"/>
-          <w:b/>
-          <w:color w:val="16365C"/>
-          <w:sz w:val="29"/>
-        </w:rPr>
-        <w:t>3. Player Experience and Content Scope</w:t>
-      </w:r>
-    </w:p>
-    <w:p>
-      <w:pPr>
-        <w:widowControl/>
-        <w:spacing w:before="0" w:after="50" w:line="245" w:lineRule="auto"/>
-      </w:pPr>
-      <w:r>
-        <w:rPr>
-          <w:rFonts w:ascii="Aptos" w:hAnsi="Aptos"/>
-          <w:i w:val="0"/>
-          <w:color w:val="1F2937"/>
-          <w:sz w:val="17"/>
-        </w:rPr>
-        <w:t>The player should feel powerful for a few seconds and vulnerable immediately afterward: freeze a corridor, charge a Fireball, sprint to a door, and lock it just before the crowd arrives. Pounding from the other side makes the next decision urgent.</w:t>
-      </w:r>
-    </w:p>
-    <w:p>
-      <w:pPr>
-        <w:widowControl/>
-        <w:spacing w:before="64" w:after="30" w:line="240" w:lineRule="auto"/>
-        <w:keepNext/>
-      </w:pPr>
-      <w:r>
-        <w:rPr>
-          <w:rFonts w:ascii="Aptos" w:hAnsi="Aptos"/>
-          <w:b/>
-          <w:color w:val="2F5597"/>
-          <w:sz w:val="20"/>
-        </w:rPr>
         <w:t>Dungeon Floor Structure</w:t>
       </w:r>
     </w:p>
     <w:tbl>
       <w:tblPr>
+        <w:tblStyle w:val="TableGrid"/>
         <w:tblW w:type="auto" w:w="0"/>
-        <w:jc w:val="center"/>
-        <w:tblLayout w:type="fixed"/>
         <w:tblLook w:firstColumn="1" w:firstRow="1" w:lastColumn="0" w:lastRow="0" w:noHBand="0" w:noVBand="1" w:val="04A0"/>
-        <w:tblBorders>
-          <w:top w:val="single" w:sz="4" w:space="0" w:color="C9D4E2"/>
-          <w:left w:val="single" w:sz="4" w:space="0" w:color="C9D4E2"/>
-          <w:bottom w:val="single" w:sz="4" w:space="0" w:color="C9D4E2"/>
-          <w:right w:val="single" w:sz="4" w:space="0" w:color="C9D4E2"/>
-          <w:insideH w:val="single" w:sz="4" w:space="0" w:color="C9D4E2"/>
-          <w:insideV w:val="single" w:sz="4" w:space="0" w:color="C9D4E2"/>
-        </w:tblBorders>
       </w:tblPr>
       <w:tblGrid>
-        <w:gridCol w:w="5285"/>
-        <w:gridCol w:w="5285"/>
+        <w:gridCol w:w="4320"/>
+        <w:gridCol w:w="4320"/>
       </w:tblGrid>
       <w:tr>
-        <w:trPr>
-          <w:tblHeader w:val="true"/>
-        </w:trPr>
         <w:tc>
           <w:tcPr>
-            <w:tcW w:type="dxa" w:w="2189"/>
-            <w:tcMar>
-              <w:top w:w="55" w:type="dxa"/>
-              <w:start w:w="65" w:type="dxa"/>
-              <w:bottom w:w="55" w:type="dxa"/>
-              <w:end w:w="65" w:type="dxa"/>
-            </w:tcMar>
-            <w:vAlign w:val="center"/>
-            <w:shd w:fill="16365C"/>
+            <w:tcW w:type="dxa" w:w="4320"/>
           </w:tcPr>
           <w:p>
-            <w:pPr>
-              <w:spacing w:before="0" w:after="0" w:line="240" w:lineRule="auto"/>
-            </w:pPr>
             <w:r>
               <w:rPr>
-                <w:rFonts w:ascii="Aptos" w:hAnsi="Aptos"/>
                 <w:b/>
-                <w:color w:val="FFFFFF"/>
-                <w:sz w:val="15"/>
               </w:rPr>
               <w:t>Area</w:t>
             </w:r>
@@ -2231,26 +929,12 @@
         </w:tc>
         <w:tc>
           <w:tcPr>
-            <w:tcW w:type="dxa" w:w="8381"/>
-            <w:tcMar>
-              <w:top w:w="55" w:type="dxa"/>
-              <w:start w:w="65" w:type="dxa"/>
-              <w:bottom w:w="55" w:type="dxa"/>
-              <w:end w:w="65" w:type="dxa"/>
-            </w:tcMar>
-            <w:vAlign w:val="center"/>
-            <w:shd w:fill="16365C"/>
+            <w:tcW w:type="dxa" w:w="4320"/>
           </w:tcPr>
           <w:p>
-            <w:pPr>
-              <w:spacing w:before="0" w:after="0" w:line="240" w:lineRule="auto"/>
-            </w:pPr>
             <w:r>
               <w:rPr>
-                <w:rFonts w:ascii="Aptos" w:hAnsi="Aptos"/>
                 <w:b/>
-                <w:color w:val="FFFFFF"/>
-                <w:sz w:val="15"/>
               </w:rPr>
               <w:t>Layout and Tactical Purpose</w:t>
             </w:r>
@@ -2260,53 +944,20 @@
       <w:tr>
         <w:tc>
           <w:tcPr>
-            <w:tcW w:type="dxa" w:w="2189"/>
-            <w:tcMar>
-              <w:top w:w="55" w:type="dxa"/>
-              <w:start w:w="65" w:type="dxa"/>
-              <w:bottom w:w="55" w:type="dxa"/>
-              <w:end w:w="65" w:type="dxa"/>
-            </w:tcMar>
-            <w:vAlign w:val="center"/>
-            <w:shd w:fill="F3F7FB"/>
+            <w:tcW w:type="dxa" w:w="4320"/>
           </w:tcPr>
           <w:p>
-            <w:pPr>
-              <w:spacing w:before="0" w:after="0" w:line="240" w:lineRule="auto"/>
-            </w:pPr>
             <w:r>
-              <w:rPr>
-                <w:rFonts w:ascii="Aptos" w:hAnsi="Aptos"/>
-                <w:b/>
-                <w:color w:val="1F2937"/>
-                <w:sz w:val="15"/>
-              </w:rPr>
               <w:t>1. Ruined Entry</w:t>
             </w:r>
           </w:p>
         </w:tc>
         <w:tc>
           <w:tcPr>
-            <w:tcW w:type="dxa" w:w="8381"/>
-            <w:tcMar>
-              <w:top w:w="55" w:type="dxa"/>
-              <w:start w:w="65" w:type="dxa"/>
-              <w:bottom w:w="55" w:type="dxa"/>
-              <w:end w:w="65" w:type="dxa"/>
-            </w:tcMar>
-            <w:vAlign w:val="center"/>
+            <w:tcW w:type="dxa" w:w="4320"/>
           </w:tcPr>
           <w:p>
-            <w:pPr>
-              <w:spacing w:before="0" w:after="0" w:line="240" w:lineRule="auto"/>
-            </w:pPr>
             <w:r>
-              <w:rPr>
-                <w:rFonts w:ascii="Aptos" w:hAnsi="Aptos"/>
-                <w:b w:val="0"/>
-                <w:color w:val="1F2937"/>
-                <w:sz w:val="15"/>
-              </w:rPr>
               <w:t>A mostly open space with a broad route around collapsed rubble. The player learns to circle a melee enemy, preserve an escape route, and recognize when charging Fireball is safe.</w:t>
             </w:r>
           </w:p>
@@ -2315,53 +966,20 @@
       <w:tr>
         <w:tc>
           <w:tcPr>
-            <w:tcW w:type="dxa" w:w="2189"/>
-            <w:tcMar>
-              <w:top w:w="55" w:type="dxa"/>
-              <w:start w:w="65" w:type="dxa"/>
-              <w:bottom w:w="55" w:type="dxa"/>
-              <w:end w:w="65" w:type="dxa"/>
-            </w:tcMar>
-            <w:vAlign w:val="center"/>
-            <w:shd w:fill="F3F7FB"/>
+            <w:tcW w:type="dxa" w:w="4320"/>
           </w:tcPr>
           <w:p>
-            <w:pPr>
-              <w:spacing w:before="0" w:after="0" w:line="240" w:lineRule="auto"/>
-            </w:pPr>
             <w:r>
-              <w:rPr>
-                <w:rFonts w:ascii="Aptos" w:hAnsi="Aptos"/>
-                <w:b/>
-                <w:color w:val="1F2937"/>
-                <w:sz w:val="15"/>
-              </w:rPr>
               <w:t>2. Bone Archive</w:t>
             </w:r>
           </w:p>
         </w:tc>
         <w:tc>
           <w:tcPr>
-            <w:tcW w:type="dxa" w:w="8381"/>
-            <w:tcMar>
-              <w:top w:w="55" w:type="dxa"/>
-              <w:start w:w="65" w:type="dxa"/>
-              <w:bottom w:w="55" w:type="dxa"/>
-              <w:end w:w="65" w:type="dxa"/>
-            </w:tcMar>
-            <w:vAlign w:val="center"/>
+            <w:tcW w:type="dxa" w:w="4320"/>
           </w:tcPr>
           <w:p>
-            <w:pPr>
-              <w:spacing w:before="0" w:after="0" w:line="240" w:lineRule="auto"/>
-            </w:pPr>
             <w:r>
-              <w:rPr>
-                <w:rFonts w:ascii="Aptos" w:hAnsi="Aptos"/>
-                <w:b w:val="0"/>
-                <w:color w:val="1F2937"/>
-                <w:sz w:val="15"/>
-              </w:rPr>
               <w:t>Tall shelves and collapsed archive furniture create narrow lanes and chokepoints. Melee enemies can be slowed inside a lane with Frost Field and clustered for Fireball, but the player can also be trapped by choosing the wrong aisle.</w:t>
             </w:r>
           </w:p>
@@ -2370,53 +988,20 @@
       <w:tr>
         <w:tc>
           <w:tcPr>
-            <w:tcW w:type="dxa" w:w="2189"/>
-            <w:tcMar>
-              <w:top w:w="55" w:type="dxa"/>
-              <w:start w:w="65" w:type="dxa"/>
-              <w:bottom w:w="55" w:type="dxa"/>
-              <w:end w:w="65" w:type="dxa"/>
-            </w:tcMar>
-            <w:vAlign w:val="center"/>
-            <w:shd w:fill="F3F7FB"/>
+            <w:tcW w:type="dxa" w:w="4320"/>
           </w:tcPr>
           <w:p>
-            <w:pPr>
-              <w:spacing w:before="0" w:after="0" w:line="240" w:lineRule="auto"/>
-            </w:pPr>
             <w:r>
-              <w:rPr>
-                <w:rFonts w:ascii="Aptos" w:hAnsi="Aptos"/>
-                <w:b/>
-                <w:color w:val="1F2937"/>
-                <w:sz w:val="15"/>
-              </w:rPr>
               <w:t>3. Chapel of Ash</w:t>
             </w:r>
           </w:p>
         </w:tc>
         <w:tc>
           <w:tcPr>
-            <w:tcW w:type="dxa" w:w="8381"/>
-            <w:tcMar>
-              <w:top w:w="55" w:type="dxa"/>
-              <w:start w:w="65" w:type="dxa"/>
-              <w:bottom w:w="55" w:type="dxa"/>
-              <w:end w:w="65" w:type="dxa"/>
-            </w:tcMar>
-            <w:vAlign w:val="center"/>
+            <w:tcW w:type="dxa" w:w="4320"/>
           </w:tcPr>
           <w:p>
-            <w:pPr>
-              <w:spacing w:before="0" w:after="0" w:line="240" w:lineRule="auto"/>
-            </w:pPr>
             <w:r>
-              <w:rPr>
-                <w:rFonts w:ascii="Aptos" w:hAnsi="Aptos"/>
-                <w:b w:val="0"/>
-                <w:color w:val="1F2937"/>
-                <w:sz w:val="15"/>
-              </w:rPr>
               <w:t>Pews and stone columns provide line-of-sight breaks from the newly introduced Ranged Enemy, which appears here alongside Melee Enemy support rather than alone. The central aisle offers the fastest route to the door but leaves the player exposed, while side routes provide cover at the cost of distance.</w:t>
             </w:r>
           </w:p>
@@ -2425,53 +1010,20 @@
       <w:tr>
         <w:tc>
           <w:tcPr>
-            <w:tcW w:type="dxa" w:w="2189"/>
-            <w:tcMar>
-              <w:top w:w="55" w:type="dxa"/>
-              <w:start w:w="65" w:type="dxa"/>
-              <w:bottom w:w="55" w:type="dxa"/>
-              <w:end w:w="65" w:type="dxa"/>
-            </w:tcMar>
-            <w:vAlign w:val="center"/>
-            <w:shd w:fill="F3F7FB"/>
+            <w:tcW w:type="dxa" w:w="4320"/>
           </w:tcPr>
           <w:p>
-            <w:pPr>
-              <w:spacing w:before="0" w:after="0" w:line="240" w:lineRule="auto"/>
-            </w:pPr>
             <w:r>
-              <w:rPr>
-                <w:rFonts w:ascii="Aptos" w:hAnsi="Aptos"/>
-                <w:b/>
-                <w:color w:val="1F2937"/>
-                <w:sz w:val="15"/>
-              </w:rPr>
               <w:t>4. Lower Vault</w:t>
             </w:r>
           </w:p>
         </w:tc>
         <w:tc>
           <w:tcPr>
-            <w:tcW w:type="dxa" w:w="8381"/>
-            <w:tcMar>
-              <w:top w:w="55" w:type="dxa"/>
-              <w:start w:w="65" w:type="dxa"/>
-              <w:bottom w:w="55" w:type="dxa"/>
-              <w:end w:w="65" w:type="dxa"/>
-            </w:tcMar>
-            <w:vAlign w:val="center"/>
+            <w:tcW w:type="dxa" w:w="4320"/>
           </w:tcPr>
           <w:p>
-            <w:pPr>
-              <w:spacing w:before="0" w:after="0" w:line="240" w:lineRule="auto"/>
-            </w:pPr>
             <w:r>
-              <w:rPr>
-                <w:rFonts w:ascii="Aptos" w:hAnsi="Aptos"/>
-                <w:b w:val="0"/>
-                <w:color w:val="1F2937"/>
-                <w:sz w:val="15"/>
-              </w:rPr>
               <w:t>Columns and storage piles create several incomplete loops rather than one safe circuit. The player must watch both the current encounter and the previous doorway, because surviving enemies from earlier rooms are the same persistent pursuers breaking through behind them, not newly spawned enemies.</w:t>
             </w:r>
           </w:p>
@@ -2480,53 +1032,20 @@
       <w:tr>
         <w:tc>
           <w:tcPr>
-            <w:tcW w:type="dxa" w:w="2189"/>
-            <w:tcMar>
-              <w:top w:w="55" w:type="dxa"/>
-              <w:start w:w="65" w:type="dxa"/>
-              <w:bottom w:w="55" w:type="dxa"/>
-              <w:end w:w="65" w:type="dxa"/>
-            </w:tcMar>
-            <w:vAlign w:val="center"/>
-            <w:shd w:fill="F3F7FB"/>
+            <w:tcW w:type="dxa" w:w="4320"/>
           </w:tcPr>
           <w:p>
-            <w:pPr>
-              <w:spacing w:before="0" w:after="0" w:line="240" w:lineRule="auto"/>
-            </w:pPr>
             <w:r>
-              <w:rPr>
-                <w:rFonts w:ascii="Aptos" w:hAnsi="Aptos"/>
-                <w:b/>
-                <w:color w:val="1F2937"/>
-                <w:sz w:val="15"/>
-              </w:rPr>
               <w:t>5. Final Room</w:t>
             </w:r>
           </w:p>
         </w:tc>
         <w:tc>
           <w:tcPr>
-            <w:tcW w:type="dxa" w:w="8381"/>
-            <w:tcMar>
-              <w:top w:w="55" w:type="dxa"/>
-              <w:start w:w="65" w:type="dxa"/>
-              <w:bottom w:w="55" w:type="dxa"/>
-              <w:end w:w="65" w:type="dxa"/>
-            </w:tcMar>
-            <w:vAlign w:val="center"/>
+            <w:tcW w:type="dxa" w:w="4320"/>
           </w:tcPr>
           <w:p>
-            <w:pPr>
-              <w:spacing w:before="0" w:after="0" w:line="240" w:lineRule="auto"/>
-            </w:pPr>
             <w:r>
-              <w:rPr>
-                <w:rFonts w:ascii="Aptos" w:hAnsi="Aptos"/>
-                <w:b w:val="0"/>
-                <w:color w:val="1F2937"/>
-                <w:sz w:val="15"/>
-              </w:rPr>
               <w:t>A comparatively open chamber with limited cover and one central obstacle, populated by both Melee and Ranged Enemies. The player must combine movement, Frost Field, Force Wave, and Fireball to create the final uninterrupted five-second escape window.</w:t>
             </w:r>
           </w:p>
@@ -2535,72 +1054,32 @@
     </w:tbl>
     <w:p>
       <w:pPr>
-        <w:spacing w:after="0" w:before="0" w:line="60" w:lineRule="auto"/>
-      </w:pPr>
-      <w:r/>
-    </w:p>
-    <w:p>
-      <w:pPr>
-        <w:widowControl/>
-        <w:spacing w:before="64" w:after="30" w:line="240" w:lineRule="auto"/>
-        <w:keepNext/>
+        <w:pStyle w:val="Heading2"/>
       </w:pPr>
       <w:r>
-        <w:rPr>
-          <w:rFonts w:ascii="Aptos" w:hAnsi="Aptos"/>
-          <w:b/>
-          <w:color w:val="2F5597"/>
-          <w:sz w:val="20"/>
-        </w:rPr>
         <w:t>Required Enemy Roster</w:t>
       </w:r>
     </w:p>
     <w:tbl>
       <w:tblPr>
+        <w:tblStyle w:val="TableGrid"/>
         <w:tblW w:type="auto" w:w="0"/>
-        <w:jc w:val="center"/>
-        <w:tblLayout w:type="fixed"/>
         <w:tblLook w:firstColumn="1" w:firstRow="1" w:lastColumn="0" w:lastRow="0" w:noHBand="0" w:noVBand="1" w:val="04A0"/>
-        <w:tblBorders>
-          <w:top w:val="single" w:sz="4" w:space="0" w:color="C9D4E2"/>
-          <w:left w:val="single" w:sz="4" w:space="0" w:color="C9D4E2"/>
-          <w:bottom w:val="single" w:sz="4" w:space="0" w:color="C9D4E2"/>
-          <w:right w:val="single" w:sz="4" w:space="0" w:color="C9D4E2"/>
-          <w:insideH w:val="single" w:sz="4" w:space="0" w:color="C9D4E2"/>
-          <w:insideV w:val="single" w:sz="4" w:space="0" w:color="C9D4E2"/>
-        </w:tblBorders>
       </w:tblPr>
       <w:tblGrid>
-        <w:gridCol w:w="3523"/>
-        <w:gridCol w:w="3523"/>
-        <w:gridCol w:w="3523"/>
+        <w:gridCol w:w="2880"/>
+        <w:gridCol w:w="2880"/>
+        <w:gridCol w:w="2880"/>
       </w:tblGrid>
       <w:tr>
-        <w:trPr>
-          <w:tblHeader w:val="true"/>
-        </w:trPr>
         <w:tc>
           <w:tcPr>
-            <w:tcW w:type="dxa" w:w="1699"/>
-            <w:tcMar>
-              <w:top w:w="55" w:type="dxa"/>
-              <w:start w:w="65" w:type="dxa"/>
-              <w:bottom w:w="55" w:type="dxa"/>
-              <w:end w:w="65" w:type="dxa"/>
-            </w:tcMar>
-            <w:vAlign w:val="center"/>
-            <w:shd w:fill="16365C"/>
+            <w:tcW w:type="dxa" w:w="2880"/>
           </w:tcPr>
           <w:p>
-            <w:pPr>
-              <w:spacing w:before="0" w:after="0" w:line="240" w:lineRule="auto"/>
-            </w:pPr>
             <w:r>
               <w:rPr>
-                <w:rFonts w:ascii="Aptos" w:hAnsi="Aptos"/>
                 <w:b/>
-                <w:color w:val="FFFFFF"/>
-                <w:sz w:val="15"/>
               </w:rPr>
               <w:t>Enemy</w:t>
             </w:r>
@@ -2608,26 +1087,12 @@
         </w:tc>
         <w:tc>
           <w:tcPr>
-            <w:tcW w:type="dxa" w:w="5256"/>
-            <w:tcMar>
-              <w:top w:w="55" w:type="dxa"/>
-              <w:start w:w="65" w:type="dxa"/>
-              <w:bottom w:w="55" w:type="dxa"/>
-              <w:end w:w="65" w:type="dxa"/>
-            </w:tcMar>
-            <w:vAlign w:val="center"/>
-            <w:shd w:fill="16365C"/>
+            <w:tcW w:type="dxa" w:w="2880"/>
           </w:tcPr>
           <w:p>
-            <w:pPr>
-              <w:spacing w:before="0" w:after="0" w:line="240" w:lineRule="auto"/>
-            </w:pPr>
             <w:r>
               <w:rPr>
-                <w:rFonts w:ascii="Aptos" w:hAnsi="Aptos"/>
                 <w:b/>
-                <w:color w:val="FFFFFF"/>
-                <w:sz w:val="15"/>
               </w:rPr>
               <w:t>Basic behavior</w:t>
             </w:r>
@@ -2635,26 +1100,12 @@
         </w:tc>
         <w:tc>
           <w:tcPr>
-            <w:tcW w:type="dxa" w:w="3614"/>
-            <w:tcMar>
-              <w:top w:w="55" w:type="dxa"/>
-              <w:start w:w="65" w:type="dxa"/>
-              <w:bottom w:w="55" w:type="dxa"/>
-              <w:end w:w="65" w:type="dxa"/>
-            </w:tcMar>
-            <w:vAlign w:val="center"/>
-            <w:shd w:fill="16365C"/>
+            <w:tcW w:type="dxa" w:w="2880"/>
           </w:tcPr>
           <w:p>
-            <w:pPr>
-              <w:spacing w:before="0" w:after="0" w:line="240" w:lineRule="auto"/>
-            </w:pPr>
             <w:r>
               <w:rPr>
-                <w:rFonts w:ascii="Aptos" w:hAnsi="Aptos"/>
                 <w:b/>
-                <w:color w:val="FFFFFF"/>
-                <w:sz w:val="15"/>
               </w:rPr>
               <w:t>Player effect</w:t>
             </w:r>
@@ -2664,79 +1115,30 @@
       <w:tr>
         <w:tc>
           <w:tcPr>
-            <w:tcW w:type="dxa" w:w="1699"/>
-            <w:tcMar>
-              <w:top w:w="55" w:type="dxa"/>
-              <w:start w:w="65" w:type="dxa"/>
-              <w:bottom w:w="55" w:type="dxa"/>
-              <w:end w:w="65" w:type="dxa"/>
-            </w:tcMar>
-            <w:vAlign w:val="center"/>
-            <w:shd w:fill="F3F7FB"/>
+            <w:tcW w:type="dxa" w:w="2880"/>
           </w:tcPr>
           <w:p>
-            <w:pPr>
-              <w:spacing w:before="0" w:after="0" w:line="240" w:lineRule="auto"/>
-            </w:pPr>
             <w:r>
-              <w:rPr>
-                <w:rFonts w:ascii="Aptos" w:hAnsi="Aptos"/>
-                <w:b/>
-                <w:color w:val="1F2937"/>
-                <w:sz w:val="15"/>
-              </w:rPr>
               <w:t>Melee Enemy</w:t>
             </w:r>
           </w:p>
         </w:tc>
         <w:tc>
           <w:tcPr>
-            <w:tcW w:type="dxa" w:w="5256"/>
-            <w:tcMar>
-              <w:top w:w="55" w:type="dxa"/>
-              <w:start w:w="65" w:type="dxa"/>
-              <w:bottom w:w="55" w:type="dxa"/>
-              <w:end w:w="65" w:type="dxa"/>
-            </w:tcMar>
-            <w:vAlign w:val="center"/>
+            <w:tcW w:type="dxa" w:w="2880"/>
           </w:tcPr>
           <w:p>
-            <w:pPr>
-              <w:spacing w:before="0" w:after="0" w:line="240" w:lineRule="auto"/>
-            </w:pPr>
             <w:r>
-              <w:rPr>
-                <w:rFonts w:ascii="Aptos" w:hAnsi="Aptos"/>
-                <w:b w:val="0"/>
-                <w:color w:val="1F2937"/>
-                <w:sz w:val="15"/>
-              </w:rPr>
               <w:t>Runs at the wizard and attacks at close range.</w:t>
             </w:r>
           </w:p>
         </w:tc>
         <w:tc>
           <w:tcPr>
-            <w:tcW w:type="dxa" w:w="3614"/>
-            <w:tcMar>
-              <w:top w:w="55" w:type="dxa"/>
-              <w:start w:w="65" w:type="dxa"/>
-              <w:bottom w:w="55" w:type="dxa"/>
-              <w:end w:w="65" w:type="dxa"/>
-            </w:tcMar>
-            <w:vAlign w:val="center"/>
+            <w:tcW w:type="dxa" w:w="2880"/>
           </w:tcPr>
           <w:p>
-            <w:pPr>
-              <w:spacing w:before="0" w:after="0" w:line="240" w:lineRule="auto"/>
-            </w:pPr>
             <w:r>
-              <w:rPr>
-                <w:rFonts w:ascii="Aptos" w:hAnsi="Aptos"/>
-                <w:b w:val="0"/>
-                <w:color w:val="1F2937"/>
-                <w:sz w:val="15"/>
-              </w:rPr>
               <w:t>Prevents long stationary casts and becomes dangerous in groups.</w:t>
             </w:r>
           </w:p>
@@ -2745,79 +1147,30 @@
       <w:tr>
         <w:tc>
           <w:tcPr>
-            <w:tcW w:type="dxa" w:w="1699"/>
-            <w:tcMar>
-              <w:top w:w="55" w:type="dxa"/>
-              <w:start w:w="65" w:type="dxa"/>
-              <w:bottom w:w="55" w:type="dxa"/>
-              <w:end w:w="65" w:type="dxa"/>
-            </w:tcMar>
-            <w:vAlign w:val="center"/>
-            <w:shd w:fill="F3F7FB"/>
+            <w:tcW w:type="dxa" w:w="2880"/>
           </w:tcPr>
           <w:p>
-            <w:pPr>
-              <w:spacing w:before="0" w:after="0" w:line="240" w:lineRule="auto"/>
-            </w:pPr>
             <w:r>
-              <w:rPr>
-                <w:rFonts w:ascii="Aptos" w:hAnsi="Aptos"/>
-                <w:b/>
-                <w:color w:val="1F2937"/>
-                <w:sz w:val="15"/>
-              </w:rPr>
               <w:t>Ranged Enemy</w:t>
             </w:r>
           </w:p>
         </w:tc>
         <w:tc>
           <w:tcPr>
-            <w:tcW w:type="dxa" w:w="5256"/>
-            <w:tcMar>
-              <w:top w:w="55" w:type="dxa"/>
-              <w:start w:w="65" w:type="dxa"/>
-              <w:bottom w:w="55" w:type="dxa"/>
-              <w:end w:w="65" w:type="dxa"/>
-            </w:tcMar>
-            <w:vAlign w:val="center"/>
+            <w:tcW w:type="dxa" w:w="2880"/>
           </w:tcPr>
           <w:p>
-            <w:pPr>
-              <w:spacing w:before="0" w:after="0" w:line="240" w:lineRule="auto"/>
-            </w:pPr>
             <w:r>
-              <w:rPr>
-                <w:rFonts w:ascii="Aptos" w:hAnsi="Aptos"/>
-                <w:b w:val="0"/>
-                <w:color w:val="1F2937"/>
-                <w:sz w:val="15"/>
-              </w:rPr>
               <w:t>Keeps moderate distance and fires a slow telegraphed shot.</w:t>
             </w:r>
           </w:p>
         </w:tc>
         <w:tc>
           <w:tcPr>
-            <w:tcW w:type="dxa" w:w="3614"/>
-            <w:tcMar>
-              <w:top w:w="55" w:type="dxa"/>
-              <w:start w:w="65" w:type="dxa"/>
-              <w:bottom w:w="55" w:type="dxa"/>
-              <w:end w:w="65" w:type="dxa"/>
-            </w:tcMar>
-            <w:vAlign w:val="center"/>
+            <w:tcW w:type="dxa" w:w="2880"/>
           </w:tcPr>
           <w:p>
-            <w:pPr>
-              <w:spacing w:before="0" w:after="0" w:line="240" w:lineRule="auto"/>
-            </w:pPr>
             <w:r>
-              <w:rPr>
-                <w:rFonts w:ascii="Aptos" w:hAnsi="Aptos"/>
-                <w:b w:val="0"/>
-                <w:color w:val="1F2937"/>
-                <w:sz w:val="15"/>
-              </w:rPr>
               <w:t>Forces lateral movement while Melee Enemies close in.</w:t>
             </w:r>
           </w:p>
@@ -2825,426 +1178,259 @@
       </w:tr>
     </w:tbl>
     <w:p>
-      <w:pPr>
-        <w:spacing w:after="0" w:before="0" w:line="60" w:lineRule="auto"/>
-      </w:pPr>
-      <w:r/>
-    </w:p>
-    <w:p>
-      <w:pPr>
-        <w:widowControl/>
-        <w:spacing w:before="0" w:after="50" w:line="245" w:lineRule="auto"/>
-      </w:pPr>
       <w:r>
-        <w:rPr>
-          <w:rFonts w:ascii="Aptos" w:hAnsi="Aptos"/>
-          <w:i w:val="0"/>
-          <w:color w:val="1F2937"/>
-          <w:sz w:val="17"/>
-        </w:rPr>
         <w:t>Ranged Enemies never appear as an isolated encounter: every encounter that introduces one also includes at least one Melee Enemy. A Ranged Enemy may still end up fighting alone if the player defeats its Melee support first — tap Fireball, cover, and lateral movement remain effective against a lone survivor.</w:t>
       </w:r>
     </w:p>
     <w:p>
       <w:pPr>
-        <w:widowControl/>
-        <w:spacing w:before="64" w:after="30" w:line="240" w:lineRule="auto"/>
-        <w:keepNext/>
+        <w:pStyle w:val="Heading2"/>
       </w:pPr>
       <w:r>
-        <w:rPr>
-          <w:rFonts w:ascii="Aptos" w:hAnsi="Aptos"/>
-          <w:b/>
-          <w:color w:val="2F5597"/>
-          <w:sz w:val="20"/>
-        </w:rPr>
         <w:t>Door and Pursuit Rules</w:t>
       </w:r>
     </w:p>
     <w:p>
       <w:pPr>
         <w:pStyle w:val="ListBullet"/>
-        <w:widowControl/>
-        <w:spacing w:before="0" w:after="18" w:line="240" w:lineRule="auto"/>
-        <w:ind w:left="259" w:hanging="173"/>
       </w:pPr>
       <w:r>
-        <w:rPr>
-          <w:rFonts w:ascii="Aptos" w:hAnsi="Aptos"/>
-          <w:color w:val="1F2937"/>
-          <w:sz w:val="16"/>
-        </w:rPr>
         <w:t>Enemies move between rooms through open doors; crossing a doorway does not clear pursuit.</w:t>
       </w:r>
     </w:p>
     <w:p>
       <w:pPr>
         <w:pStyle w:val="ListBullet"/>
-        <w:widowControl/>
-        <w:spacing w:before="0" w:after="18" w:line="240" w:lineRule="auto"/>
-        <w:ind w:left="259" w:hanging="173"/>
       </w:pPr>
       <w:r>
-        <w:rPr>
-          <w:rFonts w:ascii="Aptos" w:hAnsi="Aptos"/>
-          <w:color w:val="1F2937"/>
-          <w:sz w:val="16"/>
-        </w:rPr>
         <w:t>A sealed door requires five uninterrupted seconds. Moving away or taking damage cancels the attempt.</w:t>
       </w:r>
     </w:p>
     <w:p>
       <w:pPr>
         <w:pStyle w:val="ListBullet"/>
-        <w:widowControl/>
-        <w:spacing w:before="0" w:after="18" w:line="240" w:lineRule="auto"/>
-        <w:ind w:left="259" w:hanging="173"/>
       </w:pPr>
       <w:r>
-        <w:rPr>
-          <w:rFonts w:ascii="Aptos" w:hAnsi="Aptos"/>
-          <w:color w:val="1F2937"/>
-          <w:sz w:val="16"/>
-        </w:rPr>
         <w:t>After crossing, the player can lock the door. Enemies that saw the escape begin attacking it. Once locked, a door cannot be reopened, unlocked, or crossed again by the player — the floor is a forward-only escape sequence.</w:t>
       </w:r>
     </w:p>
     <w:p>
       <w:pPr>
         <w:pStyle w:val="ListBullet"/>
-        <w:widowControl/>
-        <w:spacing w:before="0" w:after="18" w:line="240" w:lineRule="auto"/>
-        <w:ind w:left="259" w:hanging="173"/>
       </w:pPr>
       <w:r>
-        <w:rPr>
-          <w:rFonts w:ascii="Aptos" w:hAnsi="Aptos"/>
-          <w:color w:val="1F2937"/>
-          <w:sz w:val="16"/>
-        </w:rPr>
         <w:t>If the player waits too long, the locked door breaks and the surviving group enters the current room. A broken door remains open and cannot be closed or relocked for the remainder of the run. The player cannot travel backward through an earlier doorway, including after its locked door has been broken; enemies may pass forward through the broken doorway, but it is not a return path for the player.</w:t>
       </w:r>
     </w:p>
     <w:p>
       <w:pPr>
         <w:pStyle w:val="ListBullet"/>
-        <w:widowControl/>
-        <w:spacing w:before="0" w:after="18" w:line="240" w:lineRule="auto"/>
-        <w:ind w:left="259" w:hanging="173"/>
       </w:pPr>
       <w:r>
-        <w:rPr>
-          <w:rFonts w:ascii="Aptos" w:hAnsi="Aptos"/>
-          <w:color w:val="1F2937"/>
-          <w:sz w:val="16"/>
-        </w:rPr>
         <w:t>Surviving enemies carry forward and combine with later encounters as the same persistent enemy objects, not new spawns, and the game never permits more than fifteen active enemies at once. When persistent pursuers and a new encounter would together exceed that limit — most notably in Lower Vault, where a rear breach can coincide with the room's own encounter — activation of the new encounter's additional enemies is delayed or reduced first; enemies already pursuing the player are never removed to make room.</w:t>
       </w:r>
     </w:p>
     <w:p>
       <w:pPr>
-        <w:widowControl/>
-        <w:spacing w:before="64" w:after="30" w:line="240" w:lineRule="auto"/>
-        <w:keepNext/>
+        <w:pStyle w:val="Heading2"/>
       </w:pPr>
       <w:r>
-        <w:rPr>
-          <w:rFonts w:ascii="Aptos" w:hAnsi="Aptos"/>
-          <w:b/>
-          <w:color w:val="2F5597"/>
-          <w:sz w:val="20"/>
-        </w:rPr>
         <w:t>Required Scope, Exclusions, and Stretch Goals</w:t>
       </w:r>
     </w:p>
     <w:p>
-      <w:pPr>
-        <w:widowControl/>
-        <w:spacing w:before="0" w:after="50" w:line="245" w:lineRule="auto"/>
-      </w:pPr>
       <w:r>
         <w:rPr>
-          <w:rFonts w:ascii="Aptos" w:hAnsi="Aptos"/>
           <w:b/>
-          <w:color w:val="1F2937"/>
-          <w:sz w:val="17"/>
         </w:rPr>
-        <w:t xml:space="preserve">Required: </w:t>
+        <w:t>Required:</w:t>
       </w:r>
       <w:r>
+        <w:t xml:space="preserve"> one wizard, one handcrafted 2.5D isometric floor, five spaces, three spells, two enemies, mana regeneration, sealed doors, pursuit across rooms, death and restart, essential feedback, and a Windows build.</w:t>
+      </w:r>
+    </w:p>
+    <w:p>
+      <w:r>
         <w:rPr>
-          <w:rFonts w:ascii="Aptos" w:hAnsi="Aptos"/>
-          <w:i w:val="0"/>
-          <w:color w:val="1F2937"/>
-          <w:sz w:val="17"/>
+          <w:b/>
         </w:rPr>
-        <w:t>one wizard, one asset-pack floor, five spaces, three spells, two enemies, mana regeneration, sealed doors, pursuit across rooms, death and restart, essential feedback, and a Windows build.</w:t>
+        <w:t>Excluded:</w:t>
+      </w:r>
+      <w:r>
+        <w:t xml:space="preserve"> multiplayer, classes, equipment, loot, skill trees, quests, vendors, procedural generation, persistent progression, multiple floors, bespoke 3D character models or rigs, free-rotation 3D camera presentation, and generative AI during play.</w:t>
+      </w:r>
+    </w:p>
+    <w:p>
+      <w:r>
+        <w:rPr>
+          <w:b/>
+        </w:rPr>
+        <w:t>Stretch goals:</w:t>
+      </w:r>
+      <w:r>
+        <w:t xml:space="preserve"> Spectral Decoy, a third enemy, Fireball-charge reactions, an awareness indicator, Frost Field slowing a breach, advanced door damage, and one additional room.</w:t>
       </w:r>
     </w:p>
     <w:p>
       <w:pPr>
-        <w:widowControl/>
-        <w:spacing w:before="0" w:after="50" w:line="245" w:lineRule="auto"/>
+        <w:pStyle w:val="Heading2"/>
       </w:pPr>
       <w:r>
-        <w:rPr>
-          <w:rFonts w:ascii="Aptos" w:hAnsi="Aptos"/>
-          <w:b/>
-          <w:color w:val="1F2937"/>
-          <w:sz w:val="17"/>
-        </w:rPr>
-        <w:t xml:space="preserve">Excluded: </w:t>
-      </w:r>
-      <w:r>
-        <w:rPr>
-          <w:rFonts w:ascii="Aptos" w:hAnsi="Aptos"/>
-          <w:i w:val="0"/>
-          <w:color w:val="1F2937"/>
-          <w:sz w:val="17"/>
-        </w:rPr>
-        <w:t>multiplayer, classes, equipment, loot, skill trees, quests, vendors, procedural generation, persistent progression, multiple floors, custom character art, and generative AI during play.</w:t>
+        <w:t>Environment Presentation and Authoring Direction</w:t>
       </w:r>
     </w:p>
     <w:p>
       <w:pPr>
-        <w:widowControl/>
-        <w:spacing w:before="0" w:after="50" w:line="245" w:lineRule="auto"/>
+        <w:pStyle w:val="ListBullet"/>
       </w:pPr>
       <w:r>
-        <w:rPr>
-          <w:rFonts w:ascii="Aptos" w:hAnsi="Aptos"/>
-          <w:b/>
-          <w:color w:val="1F2937"/>
-          <w:sz w:val="17"/>
-        </w:rPr>
-        <w:t xml:space="preserve">Stretch goals: </w:t>
-      </w:r>
-      <w:r>
-        <w:rPr>
-          <w:rFonts w:ascii="Aptos" w:hAnsi="Aptos"/>
-          <w:i w:val="0"/>
-          <w:color w:val="1F2937"/>
-          <w:sz w:val="17"/>
-        </w:rPr>
-        <w:t>Spectral Decoy, a third enemy, Fireball-charge reactions, an awareness indicator, Frost Field slowing a breach, advanced door damage, and one additional room.</w:t>
+        <w:t>The game uses a fixed 2.5D isometric presentation inspired by Diablo 1 and Ultima Online.</w:t>
       </w:r>
     </w:p>
     <w:p>
       <w:pPr>
-        <w:widowControl/>
-        <w:spacing w:before="64" w:after="30" w:line="240" w:lineRule="auto"/>
-        <w:keepNext/>
+        <w:pStyle w:val="ListBullet"/>
       </w:pPr>
       <w:r>
+        <w:t xml:space="preserve">The primary environment visual layer uses </w:t>
+      </w:r>
+      <w:r>
         <w:rPr>
-          <w:rFonts w:ascii="Aptos" w:hAnsi="Aptos"/>
           <w:b/>
-          <w:color w:val="2F5597"/>
-          <w:sz w:val="20"/>
         </w:rPr>
+        <w:t>Unity Isometric Tilemaps</w:t>
+      </w:r>
+      <w:r>
+        <w:t xml:space="preserve"> for floors, walls, and repeatable architectural tiles.</w:t>
+      </w:r>
+    </w:p>
+    <w:p>
+      <w:pPr>
+        <w:pStyle w:val="ListBullet"/>
+      </w:pPr>
+      <w:r>
+        <w:t xml:space="preserve">Taller props, interactive doors, obstacles, decorative set pieces, and independently sorted objects may use </w:t>
+      </w:r>
+      <w:r>
+        <w:rPr>
+          <w:b/>
+        </w:rPr>
+        <w:t>world-space SpriteRenderers and prefabs</w:t>
+      </w:r>
+      <w:r>
+        <w:t xml:space="preserve"> instead of being painted directly into a Tilemap.</w:t>
+      </w:r>
+    </w:p>
+    <w:p>
+      <w:pPr>
+        <w:pStyle w:val="ListBullet"/>
+      </w:pPr>
+      <w:r>
+        <w:t>The visible isometric art layer is kept separate from the underlying gameplay representation so art can be revised without redefining core gameplay rules.</w:t>
+      </w:r>
+    </w:p>
+    <w:p>
+      <w:pPr>
+        <w:pStyle w:val="ListBullet"/>
+      </w:pPr>
+      <w:r>
+        <w:t>The gameplay layer still owns walkability, collision, trigger volumes, door state, pursuit logic, and other simulation behavior.</w:t>
+      </w:r>
+    </w:p>
+    <w:p>
+      <w:pPr>
+        <w:pStyle w:val="Heading2"/>
+      </w:pPr>
+      <w:r>
         <w:t>Player Experience Success Criteria</w:t>
       </w:r>
     </w:p>
     <w:p>
       <w:pPr>
         <w:pStyle w:val="ListBullet"/>
-        <w:widowControl/>
-        <w:spacing w:before="0" w:after="18" w:line="240" w:lineRule="auto"/>
-        <w:ind w:left="259" w:hanging="173"/>
       </w:pPr>
       <w:r>
-        <w:rPr>
-          <w:rFonts w:ascii="Aptos" w:hAnsi="Aptos"/>
-          <w:color w:val="1F2937"/>
-          <w:sz w:val="16"/>
-        </w:rPr>
         <w:t>A first-time player understands that reaching a door is not enough; five safe seconds are required.</w:t>
       </w:r>
     </w:p>
     <w:p>
       <w:pPr>
         <w:pStyle w:val="ListBullet"/>
-        <w:widowControl/>
-        <w:spacing w:before="0" w:after="18" w:line="240" w:lineRule="auto"/>
-        <w:ind w:left="259" w:hanging="173"/>
       </w:pPr>
       <w:r>
-        <w:rPr>
-          <w:rFonts w:ascii="Aptos" w:hAnsi="Aptos"/>
-          <w:color w:val="1F2937"/>
-          <w:sz w:val="16"/>
-        </w:rPr>
         <w:t>The player understands that enemies left alive remain a threat: leaving them alive means locking a door while they attack it, and later encountering them if that door breaks through.</w:t>
       </w:r>
     </w:p>
     <w:p>
       <w:pPr>
         <w:pStyle w:val="ListBullet"/>
-        <w:widowControl/>
-        <w:spacing w:before="0" w:after="18" w:line="240" w:lineRule="auto"/>
-        <w:ind w:left="259" w:hanging="173"/>
       </w:pPr>
       <w:r>
-        <w:rPr>
-          <w:rFonts w:ascii="Aptos" w:hAnsi="Aptos"/>
-          <w:color w:val="1F2937"/>
-          <w:sz w:val="16"/>
-        </w:rPr>
         <w:t>Encounters use three to eight enemies and never exceed fifteen active enemies.</w:t>
       </w:r>
     </w:p>
     <w:p>
       <w:pPr>
         <w:pStyle w:val="ListBullet"/>
-        <w:widowControl/>
-        <w:spacing w:before="0" w:after="18" w:line="240" w:lineRule="auto"/>
-        <w:ind w:left="259" w:hanging="173"/>
       </w:pPr>
       <w:r>
-        <w:rPr>
-          <w:rFonts w:ascii="Aptos" w:hAnsi="Aptos"/>
-          <w:b/>
-          <w:color w:val="1F2937"/>
-          <w:sz w:val="16"/>
-        </w:rPr>
-        <w:t xml:space="preserve">Failure is readable: </w:t>
-      </w:r>
-      <w:r>
-        <w:rPr>
-          <w:rFonts w:ascii="Aptos" w:hAnsi="Aptos"/>
-          <w:color w:val="1F2937"/>
-          <w:sz w:val="16"/>
-        </w:rPr>
-        <w:t>poor positioning, low mana, using Force Wave without an immediate threat and leaving it unavailable when critical space is needed, or waiting too long.</w:t>
+        <w:t>Failure is readable: poor positioning, low mana, using Force Wave without an immediate threat and leaving it unavailable when critical space is needed, or waiting too long.</w:t>
       </w:r>
     </w:p>
     <w:p>
       <w:pPr>
-        <w:widowControl/>
-        <w:spacing w:before="64" w:after="30" w:line="240" w:lineRule="auto"/>
-        <w:keepNext/>
+        <w:pStyle w:val="Heading2"/>
       </w:pPr>
       <w:r>
-        <w:rPr>
-          <w:rFonts w:ascii="Aptos" w:hAnsi="Aptos"/>
-          <w:b/>
-          <w:color w:val="2F5597"/>
-          <w:sz w:val="20"/>
-        </w:rPr>
         <w:t>Peer and Agent Review Revision</w:t>
       </w:r>
     </w:p>
     <w:p>
-      <w:pPr>
-        <w:widowControl/>
-        <w:spacing w:before="0" w:after="50" w:line="245" w:lineRule="auto"/>
-      </w:pPr>
       <w:r>
-        <w:rPr>
-          <w:rFonts w:ascii="Aptos" w:hAnsi="Aptos"/>
-          <w:i w:val="0"/>
-          <w:color w:val="1F2937"/>
-          <w:sz w:val="17"/>
-        </w:rPr>
         <w:t>Peer feedback identified that the earlier draft did not explain how the spells and room layouts produced different tactical decisions. A targeted multi-agent review then tested whether those decisions could collapse into a dominant strategy. This revision clarifies Fireball's tap-versus-charge tradeoff, Frost Field's resource commitment, Force Wave's mid-room-versus-door decision, mixed enemy compositions, persistent-pursuer priority, and room-specific implementation checks without adding mechanics or expanding the required scope.</w:t>
       </w:r>
     </w:p>
     <w:p>
       <w:pPr>
-        <w:widowControl/>
-        <w:spacing w:before="100" w:after="70" w:line="240" w:lineRule="auto"/>
-        <w:keepNext/>
-        <w:pBdr>
-          <w:bottom w:val="single" w:sz="8" w:space="2" w:color="2F5597"/>
-        </w:pBdr>
+        <w:pStyle w:val="Heading1"/>
       </w:pPr>
       <w:r>
-        <w:rPr>
-          <w:rFonts w:ascii="Aptos" w:hAnsi="Aptos"/>
-          <w:b/>
-          <w:color w:val="16365C"/>
-          <w:sz w:val="29"/>
-        </w:rPr>
         <w:t>4. AI Architecture</w:t>
       </w:r>
     </w:p>
     <w:p>
-      <w:pPr>
-        <w:widowControl/>
-        <w:spacing w:before="0" w:after="50" w:line="245" w:lineRule="auto"/>
-      </w:pPr>
       <w:r>
-        <w:rPr>
-          <w:rFonts w:ascii="Aptos" w:hAnsi="Aptos"/>
-          <w:i w:val="0"/>
-          <w:color w:val="1F2937"/>
-          <w:sz w:val="17"/>
-        </w:rPr>
         <w:t>Development agents help plan, implement, review, and test No Safe Circle; they do not run in the finished game. Each agent owns a visible game feature, receives concrete acceptance criteria, and produces a Unity test or implementation result.</w:t>
       </w:r>
     </w:p>
     <w:p>
       <w:pPr>
-        <w:widowControl/>
-        <w:spacing w:before="64" w:after="30" w:line="240" w:lineRule="auto"/>
-        <w:keepNext/>
+        <w:pStyle w:val="Heading2"/>
       </w:pPr>
       <w:r>
-        <w:rPr>
-          <w:rFonts w:ascii="Aptos" w:hAnsi="Aptos"/>
-          <w:b/>
-          <w:color w:val="2F5597"/>
-          <w:sz w:val="20"/>
-        </w:rPr>
         <w:t>Development Agent Roles</w:t>
       </w:r>
     </w:p>
     <w:tbl>
       <w:tblPr>
+        <w:tblStyle w:val="TableGrid"/>
         <w:tblW w:type="auto" w:w="0"/>
-        <w:jc w:val="center"/>
-        <w:tblLayout w:type="fixed"/>
         <w:tblLook w:firstColumn="1" w:firstRow="1" w:lastColumn="0" w:lastRow="0" w:noHBand="0" w:noVBand="1" w:val="04A0"/>
-        <w:tblBorders>
-          <w:top w:val="single" w:sz="4" w:space="0" w:color="C9D4E2"/>
-          <w:left w:val="single" w:sz="4" w:space="0" w:color="C9D4E2"/>
-          <w:bottom w:val="single" w:sz="4" w:space="0" w:color="C9D4E2"/>
-          <w:right w:val="single" w:sz="4" w:space="0" w:color="C9D4E2"/>
-          <w:insideH w:val="single" w:sz="4" w:space="0" w:color="C9D4E2"/>
-          <w:insideV w:val="single" w:sz="4" w:space="0" w:color="C9D4E2"/>
-        </w:tblBorders>
       </w:tblPr>
       <w:tblGrid>
-        <w:gridCol w:w="3523"/>
-        <w:gridCol w:w="3523"/>
-        <w:gridCol w:w="3523"/>
+        <w:gridCol w:w="2880"/>
+        <w:gridCol w:w="2880"/>
+        <w:gridCol w:w="2880"/>
       </w:tblGrid>
       <w:tr>
-        <w:trPr>
-          <w:tblHeader w:val="true"/>
-        </w:trPr>
         <w:tc>
           <w:tcPr>
-            <w:tcW w:type="dxa" w:w="1699"/>
-            <w:tcMar>
-              <w:top w:w="55" w:type="dxa"/>
-              <w:start w:w="65" w:type="dxa"/>
-              <w:bottom w:w="55" w:type="dxa"/>
-              <w:end w:w="65" w:type="dxa"/>
-            </w:tcMar>
-            <w:vAlign w:val="center"/>
-            <w:shd w:fill="16365C"/>
+            <w:tcW w:type="dxa" w:w="2880"/>
           </w:tcPr>
           <w:p>
-            <w:pPr>
-              <w:spacing w:before="0" w:after="0" w:line="240" w:lineRule="auto"/>
-            </w:pPr>
             <w:r>
               <w:rPr>
-                <w:rFonts w:ascii="Aptos" w:hAnsi="Aptos"/>
                 <w:b/>
-                <w:color w:val="FFFFFF"/>
-                <w:sz w:val="15"/>
               </w:rPr>
               <w:t>Agent</w:t>
             </w:r>
@@ -3252,26 +1438,12 @@
         </w:tc>
         <w:tc>
           <w:tcPr>
-            <w:tcW w:type="dxa" w:w="5256"/>
-            <w:tcMar>
-              <w:top w:w="55" w:type="dxa"/>
-              <w:start w:w="65" w:type="dxa"/>
-              <w:bottom w:w="55" w:type="dxa"/>
-              <w:end w:w="65" w:type="dxa"/>
-            </w:tcMar>
-            <w:vAlign w:val="center"/>
-            <w:shd w:fill="16365C"/>
+            <w:tcW w:type="dxa" w:w="2880"/>
           </w:tcPr>
           <w:p>
-            <w:pPr>
-              <w:spacing w:before="0" w:after="0" w:line="240" w:lineRule="auto"/>
-            </w:pPr>
             <w:r>
               <w:rPr>
-                <w:rFonts w:ascii="Aptos" w:hAnsi="Aptos"/>
                 <w:b/>
-                <w:color w:val="FFFFFF"/>
-                <w:sz w:val="15"/>
               </w:rPr>
               <w:t>Plain-English role</w:t>
             </w:r>
@@ -3279,26 +1451,12 @@
         </w:tc>
         <w:tc>
           <w:tcPr>
-            <w:tcW w:type="dxa" w:w="3614"/>
-            <w:tcMar>
-              <w:top w:w="55" w:type="dxa"/>
-              <w:start w:w="65" w:type="dxa"/>
-              <w:bottom w:w="55" w:type="dxa"/>
-              <w:end w:w="65" w:type="dxa"/>
-            </w:tcMar>
-            <w:vAlign w:val="center"/>
-            <w:shd w:fill="16365C"/>
+            <w:tcW w:type="dxa" w:w="2880"/>
           </w:tcPr>
           <w:p>
-            <w:pPr>
-              <w:spacing w:before="0" w:after="0" w:line="240" w:lineRule="auto"/>
-            </w:pPr>
             <w:r>
               <w:rPr>
-                <w:rFonts w:ascii="Aptos" w:hAnsi="Aptos"/>
                 <w:b/>
-                <w:color w:val="FFFFFF"/>
-                <w:sz w:val="15"/>
               </w:rPr>
               <w:t>Effect on this game</w:t>
             </w:r>
@@ -3308,79 +1466,30 @@
       <w:tr>
         <w:tc>
           <w:tcPr>
-            <w:tcW w:type="dxa" w:w="1699"/>
-            <w:tcMar>
-              <w:top w:w="55" w:type="dxa"/>
-              <w:start w:w="65" w:type="dxa"/>
-              <w:bottom w:w="55" w:type="dxa"/>
-              <w:end w:w="65" w:type="dxa"/>
-            </w:tcMar>
-            <w:vAlign w:val="center"/>
-            <w:shd w:fill="F3F7FB"/>
+            <w:tcW w:type="dxa" w:w="2880"/>
           </w:tcPr>
           <w:p>
-            <w:pPr>
-              <w:spacing w:before="0" w:after="0" w:line="240" w:lineRule="auto"/>
-            </w:pPr>
             <w:r>
-              <w:rPr>
-                <w:rFonts w:ascii="Aptos" w:hAnsi="Aptos"/>
-                <w:b/>
-                <w:color w:val="1F2937"/>
-                <w:sz w:val="15"/>
-              </w:rPr>
               <w:t>Feature Planning Agent</w:t>
             </w:r>
           </w:p>
         </w:tc>
         <w:tc>
           <w:tcPr>
-            <w:tcW w:type="dxa" w:w="5256"/>
-            <w:tcMar>
-              <w:top w:w="55" w:type="dxa"/>
-              <w:start w:w="65" w:type="dxa"/>
-              <w:bottom w:w="55" w:type="dxa"/>
-              <w:end w:w="65" w:type="dxa"/>
-            </w:tcMar>
-            <w:vAlign w:val="center"/>
+            <w:tcW w:type="dxa" w:w="2880"/>
           </w:tcPr>
           <w:p>
-            <w:pPr>
-              <w:spacing w:before="0" w:after="0" w:line="240" w:lineRule="auto"/>
-            </w:pPr>
             <w:r>
-              <w:rPr>
-                <w:rFonts w:ascii="Aptos" w:hAnsi="Aptos"/>
-                <w:b w:val="0"/>
-                <w:color w:val="1F2937"/>
-                <w:sz w:val="15"/>
-              </w:rPr>
               <w:t>Turns one approved feature into acceptance criteria and a file list.</w:t>
             </w:r>
           </w:p>
         </w:tc>
         <w:tc>
           <w:tcPr>
-            <w:tcW w:type="dxa" w:w="3614"/>
-            <w:tcMar>
-              <w:top w:w="55" w:type="dxa"/>
-              <w:start w:w="65" w:type="dxa"/>
-              <w:bottom w:w="55" w:type="dxa"/>
-              <w:end w:w="65" w:type="dxa"/>
-            </w:tcMar>
-            <w:vAlign w:val="center"/>
+            <w:tcW w:type="dxa" w:w="2880"/>
           </w:tcPr>
           <w:p>
-            <w:pPr>
-              <w:spacing w:before="0" w:after="0" w:line="240" w:lineRule="auto"/>
-            </w:pPr>
             <w:r>
-              <w:rPr>
-                <w:rFonts w:ascii="Aptos" w:hAnsi="Aptos"/>
-                <w:b w:val="0"/>
-                <w:color w:val="1F2937"/>
-                <w:sz w:val="15"/>
-              </w:rPr>
               <w:t>Keeps prompts specific and prevents scope growth.</w:t>
             </w:r>
           </w:p>
@@ -3389,79 +1498,30 @@
       <w:tr>
         <w:tc>
           <w:tcPr>
-            <w:tcW w:type="dxa" w:w="1699"/>
-            <w:tcMar>
-              <w:top w:w="55" w:type="dxa"/>
-              <w:start w:w="65" w:type="dxa"/>
-              <w:bottom w:w="55" w:type="dxa"/>
-              <w:end w:w="65" w:type="dxa"/>
-            </w:tcMar>
-            <w:vAlign w:val="center"/>
-            <w:shd w:fill="F3F7FB"/>
+            <w:tcW w:type="dxa" w:w="2880"/>
           </w:tcPr>
           <w:p>
-            <w:pPr>
-              <w:spacing w:before="0" w:after="0" w:line="240" w:lineRule="auto"/>
-            </w:pPr>
             <w:r>
-              <w:rPr>
-                <w:rFonts w:ascii="Aptos" w:hAnsi="Aptos"/>
-                <w:b/>
-                <w:color w:val="1F2937"/>
-                <w:sz w:val="15"/>
-              </w:rPr>
               <w:t>Wizard Combat Agent</w:t>
             </w:r>
           </w:p>
         </w:tc>
         <w:tc>
           <w:tcPr>
-            <w:tcW w:type="dxa" w:w="5256"/>
-            <w:tcMar>
-              <w:top w:w="55" w:type="dxa"/>
-              <w:start w:w="65" w:type="dxa"/>
-              <w:bottom w:w="55" w:type="dxa"/>
-              <w:end w:w="65" w:type="dxa"/>
-            </w:tcMar>
-            <w:vAlign w:val="center"/>
+            <w:tcW w:type="dxa" w:w="2880"/>
           </w:tcPr>
           <w:p>
-            <w:pPr>
-              <w:spacing w:before="0" w:after="0" w:line="240" w:lineRule="auto"/>
-            </w:pPr>
             <w:r>
-              <w:rPr>
-                <w:rFonts w:ascii="Aptos" w:hAnsi="Aptos"/>
-                <w:b w:val="0"/>
-                <w:color w:val="1F2937"/>
-                <w:sz w:val="15"/>
-              </w:rPr>
-              <w:t>Implements player movement, Fireball, Frost Field's cast/cooldown/feedback, Force Wave, health, mana, cooldowns, and recovery. Frost Field's actual slowdown effect is applied and restored by the Enemy Pursuit Agent, which owns enemy movement and all Ranged Enemy attack behavior; this agent only triggers the Frost Field effect and does not implement Ranged Enemy targeting or attacks.</w:t>
+              <w:t>Implements player movement, Fireball, Frost Field's casting, mana cost, and feedback, Force Wave, health, mana, cooldowns, and recovery. Frost Field's actual slowdown effect is applied and restored by the Enemy Pursuit Agent, which owns enemy movement and all Ranged Enemy attack behavior; this agent only triggers the Frost Field effect and does not implement Ranged Enemy targeting or attacks.</w:t>
             </w:r>
           </w:p>
         </w:tc>
         <w:tc>
           <w:tcPr>
-            <w:tcW w:type="dxa" w:w="3614"/>
-            <w:tcMar>
-              <w:top w:w="55" w:type="dxa"/>
-              <w:start w:w="65" w:type="dxa"/>
-              <w:bottom w:w="55" w:type="dxa"/>
-              <w:end w:w="65" w:type="dxa"/>
-            </w:tcMar>
-            <w:vAlign w:val="center"/>
+            <w:tcW w:type="dxa" w:w="2880"/>
           </w:tcPr>
           <w:p>
-            <w:pPr>
-              <w:spacing w:before="0" w:after="0" w:line="240" w:lineRule="auto"/>
-            </w:pPr>
             <w:r>
-              <w:rPr>
-                <w:rFonts w:ascii="Aptos" w:hAnsi="Aptos"/>
-                <w:b w:val="0"/>
-                <w:color w:val="1F2937"/>
-                <w:sz w:val="15"/>
-              </w:rPr>
               <w:t>Creates the tools used to slow, attack, escape, and recover, without editing enemy-movement or enemy-attack code directly.</w:t>
             </w:r>
           </w:p>
@@ -3470,79 +1530,30 @@
       <w:tr>
         <w:tc>
           <w:tcPr>
-            <w:tcW w:type="dxa" w:w="1699"/>
-            <w:tcMar>
-              <w:top w:w="55" w:type="dxa"/>
-              <w:start w:w="65" w:type="dxa"/>
-              <w:bottom w:w="55" w:type="dxa"/>
-              <w:end w:w="65" w:type="dxa"/>
-            </w:tcMar>
-            <w:vAlign w:val="center"/>
-            <w:shd w:fill="F3F7FB"/>
+            <w:tcW w:type="dxa" w:w="2880"/>
           </w:tcPr>
           <w:p>
-            <w:pPr>
-              <w:spacing w:before="0" w:after="0" w:line="240" w:lineRule="auto"/>
-            </w:pPr>
             <w:r>
-              <w:rPr>
-                <w:rFonts w:ascii="Aptos" w:hAnsi="Aptos"/>
-                <w:b/>
-                <w:color w:val="1F2937"/>
-                <w:sz w:val="15"/>
-              </w:rPr>
               <w:t>Door and Interaction Agent</w:t>
             </w:r>
           </w:p>
         </w:tc>
         <w:tc>
           <w:tcPr>
-            <w:tcW w:type="dxa" w:w="5256"/>
-            <w:tcMar>
-              <w:top w:w="55" w:type="dxa"/>
-              <w:start w:w="65" w:type="dxa"/>
-              <w:bottom w:w="55" w:type="dxa"/>
-              <w:end w:w="65" w:type="dxa"/>
-            </w:tcMar>
-            <w:vAlign w:val="center"/>
+            <w:tcW w:type="dxa" w:w="2880"/>
           </w:tcPr>
           <w:p>
-            <w:pPr>
-              <w:spacing w:before="0" w:after="0" w:line="240" w:lineRule="auto"/>
-            </w:pPr>
             <w:r>
-              <w:rPr>
-                <w:rFonts w:ascii="Aptos" w:hAnsi="Aptos"/>
-                <w:b w:val="0"/>
-                <w:color w:val="1F2937"/>
-                <w:sz w:val="15"/>
-              </w:rPr>
               <w:t>Implements opening, interruption, crossing, closing, locking, damage, and breaking.</w:t>
             </w:r>
           </w:p>
         </w:tc>
         <w:tc>
           <w:tcPr>
-            <w:tcW w:type="dxa" w:w="3614"/>
-            <w:tcMar>
-              <w:top w:w="55" w:type="dxa"/>
-              <w:start w:w="65" w:type="dxa"/>
-              <w:bottom w:w="55" w:type="dxa"/>
-              <w:end w:w="65" w:type="dxa"/>
-            </w:tcMar>
-            <w:vAlign w:val="center"/>
+            <w:tcW w:type="dxa" w:w="2880"/>
           </w:tcPr>
           <w:p>
-            <w:pPr>
-              <w:spacing w:before="0" w:after="0" w:line="240" w:lineRule="auto"/>
-            </w:pPr>
             <w:r>
-              <w:rPr>
-                <w:rFonts w:ascii="Aptos" w:hAnsi="Aptos"/>
-                <w:b w:val="0"/>
-                <w:color w:val="1F2937"/>
-                <w:sz w:val="15"/>
-              </w:rPr>
               <w:t>Makes room exits risky and safety temporary.</w:t>
             </w:r>
           </w:p>
@@ -3551,79 +1562,30 @@
       <w:tr>
         <w:tc>
           <w:tcPr>
-            <w:tcW w:type="dxa" w:w="1699"/>
-            <w:tcMar>
-              <w:top w:w="55" w:type="dxa"/>
-              <w:start w:w="65" w:type="dxa"/>
-              <w:bottom w:w="55" w:type="dxa"/>
-              <w:end w:w="65" w:type="dxa"/>
-            </w:tcMar>
-            <w:vAlign w:val="center"/>
-            <w:shd w:fill="F3F7FB"/>
+            <w:tcW w:type="dxa" w:w="2880"/>
           </w:tcPr>
           <w:p>
-            <w:pPr>
-              <w:spacing w:before="0" w:after="0" w:line="240" w:lineRule="auto"/>
-            </w:pPr>
             <w:r>
-              <w:rPr>
-                <w:rFonts w:ascii="Aptos" w:hAnsi="Aptos"/>
-                <w:b/>
-                <w:color w:val="1F2937"/>
-                <w:sz w:val="15"/>
-              </w:rPr>
               <w:t>Enemy Pursuit Agent</w:t>
             </w:r>
           </w:p>
         </w:tc>
         <w:tc>
           <w:tcPr>
-            <w:tcW w:type="dxa" w:w="5256"/>
-            <w:tcMar>
-              <w:top w:w="55" w:type="dxa"/>
-              <w:start w:w="65" w:type="dxa"/>
-              <w:bottom w:w="55" w:type="dxa"/>
-              <w:end w:w="65" w:type="dxa"/>
-            </w:tcMar>
-            <w:vAlign w:val="center"/>
+            <w:tcW w:type="dxa" w:w="2880"/>
           </w:tcPr>
           <w:p>
-            <w:pPr>
-              <w:spacing w:before="0" w:after="0" w:line="240" w:lineRule="auto"/>
-            </w:pPr>
             <w:r>
-              <w:rPr>
-                <w:rFonts w:ascii="Aptos" w:hAnsi="Aptos"/>
-                <w:b w:val="0"/>
-                <w:color w:val="1F2937"/>
-                <w:sz w:val="15"/>
-              </w:rPr>
               <w:t>Implements detection, melee and ranged attacks, pursuit, and movement through open doors, including applying and restoring Frost Field's slowdown effect. Owns Ranged Enemy targeting, attack timing, and line-of-sight/projectile-occlusion checks, so Chapel of Ash's cover actually blocks shots. Validates NavMesh agent radius and lane behavior so Bone Archive's chokepoints hold. Owns the ongoing state of enemies already pursuing the player, including those carried forward from earlier rooms.</w:t>
             </w:r>
           </w:p>
         </w:tc>
         <w:tc>
           <w:tcPr>
-            <w:tcW w:type="dxa" w:w="3614"/>
-            <w:tcMar>
-              <w:top w:w="55" w:type="dxa"/>
-              <w:start w:w="65" w:type="dxa"/>
-              <w:bottom w:w="55" w:type="dxa"/>
-              <w:end w:w="65" w:type="dxa"/>
-            </w:tcMar>
-            <w:vAlign w:val="center"/>
+            <w:tcW w:type="dxa" w:w="2880"/>
           </w:tcPr>
           <w:p>
-            <w:pPr>
-              <w:spacing w:before="0" w:after="0" w:line="240" w:lineRule="auto"/>
-            </w:pPr>
             <w:r>
-              <w:rPr>
-                <w:rFonts w:ascii="Aptos" w:hAnsi="Aptos"/>
-                <w:b w:val="0"/>
-                <w:color w:val="1F2937"/>
-                <w:sz w:val="15"/>
-              </w:rPr>
               <w:t>Makes enemies left alive remain a visible, persistent consequence, and makes Chapel of Ash's cover and Bone Archive's lanes function as designed.</w:t>
             </w:r>
           </w:p>
@@ -3632,79 +1594,30 @@
       <w:tr>
         <w:tc>
           <w:tcPr>
-            <w:tcW w:type="dxa" w:w="1699"/>
-            <w:tcMar>
-              <w:top w:w="55" w:type="dxa"/>
-              <w:start w:w="65" w:type="dxa"/>
-              <w:bottom w:w="55" w:type="dxa"/>
-              <w:end w:w="65" w:type="dxa"/>
-            </w:tcMar>
-            <w:vAlign w:val="center"/>
-            <w:shd w:fill="F3F7FB"/>
+            <w:tcW w:type="dxa" w:w="2880"/>
           </w:tcPr>
           <w:p>
-            <w:pPr>
-              <w:spacing w:before="0" w:after="0" w:line="240" w:lineRule="auto"/>
-            </w:pPr>
             <w:r>
-              <w:rPr>
-                <w:rFonts w:ascii="Aptos" w:hAnsi="Aptos"/>
-                <w:b/>
-                <w:color w:val="1F2937"/>
-                <w:sz w:val="15"/>
-              </w:rPr>
               <w:t>Dungeon Encounter Agent</w:t>
             </w:r>
           </w:p>
         </w:tc>
         <w:tc>
           <w:tcPr>
-            <w:tcW w:type="dxa" w:w="5256"/>
-            <w:tcMar>
-              <w:top w:w="55" w:type="dxa"/>
-              <w:start w:w="65" w:type="dxa"/>
-              <w:bottom w:w="55" w:type="dxa"/>
-              <w:end w:w="65" w:type="dxa"/>
-            </w:tcMar>
-            <w:vAlign w:val="center"/>
+            <w:tcW w:type="dxa" w:w="2880"/>
           </w:tcPr>
           <w:p>
-            <w:pPr>
-              <w:spacing w:before="0" w:after="0" w:line="240" w:lineRule="auto"/>
-            </w:pPr>
             <w:r>
-              <w:rPr>
-                <w:rFonts w:ascii="Aptos" w:hAnsi="Aptos"/>
-                <w:b w:val="0"/>
-                <w:color w:val="1F2937"/>
-                <w:sz w:val="15"/>
-              </w:rPr>
               <w:t>Authors placements, triggers, door durability, and final-room pressure, including the mixed Melee/Ranged compositions in Chapel of Ash and the Final Room. Owns encounter activation and enforcement of the fifteen-active-enemy ceiling: when persistent pursuers and a new encounter would together exceed it, this agent delays or reduces the new encounter's enemies first rather than displacing enemies already pursuing the player.</w:t>
             </w:r>
           </w:p>
         </w:tc>
         <w:tc>
           <w:tcPr>
-            <w:tcW w:type="dxa" w:w="3614"/>
-            <w:tcMar>
-              <w:top w:w="55" w:type="dxa"/>
-              <w:start w:w="65" w:type="dxa"/>
-              <w:bottom w:w="55" w:type="dxa"/>
-              <w:end w:w="65" w:type="dxa"/>
-            </w:tcMar>
-            <w:vAlign w:val="center"/>
+            <w:tcW w:type="dxa" w:w="2880"/>
           </w:tcPr>
           <w:p>
-            <w:pPr>
-              <w:spacing w:before="0" w:after="0" w:line="240" w:lineRule="auto"/>
-            </w:pPr>
             <w:r>
-              <w:rPr>
-                <w:rFonts w:ascii="Aptos" w:hAnsi="Aptos"/>
-                <w:b w:val="0"/>
-                <w:color w:val="1F2937"/>
-                <w:sz w:val="15"/>
-              </w:rPr>
               <w:t>Controls when the player can lure, fight, flee, or become trapped, and ensures carried-forward enemies never push the floor's total active count beyond the stated limit.</w:t>
             </w:r>
           </w:p>
@@ -3713,80 +1626,31 @@
       <w:tr>
         <w:tc>
           <w:tcPr>
-            <w:tcW w:type="dxa" w:w="1699"/>
-            <w:tcMar>
-              <w:top w:w="55" w:type="dxa"/>
-              <w:start w:w="65" w:type="dxa"/>
-              <w:bottom w:w="55" w:type="dxa"/>
-              <w:end w:w="65" w:type="dxa"/>
-            </w:tcMar>
-            <w:vAlign w:val="center"/>
-            <w:shd w:fill="F3F7FB"/>
+            <w:tcW w:type="dxa" w:w="2880"/>
           </w:tcPr>
           <w:p>
-            <w:pPr>
-              <w:spacing w:before="0" w:after="0" w:line="240" w:lineRule="auto"/>
-            </w:pPr>
             <w:r>
-              <w:rPr>
-                <w:rFonts w:ascii="Aptos" w:hAnsi="Aptos"/>
-                <w:b/>
-                <w:color w:val="1F2937"/>
-                <w:sz w:val="15"/>
-              </w:rPr>
               <w:t>Unity Validation Agent</w:t>
             </w:r>
           </w:p>
         </w:tc>
         <w:tc>
           <w:tcPr>
-            <w:tcW w:type="dxa" w:w="5256"/>
-            <w:tcMar>
-              <w:top w:w="55" w:type="dxa"/>
-              <w:start w:w="65" w:type="dxa"/>
-              <w:bottom w:w="55" w:type="dxa"/>
-              <w:end w:w="65" w:type="dxa"/>
-            </w:tcMar>
-            <w:vAlign w:val="center"/>
+            <w:tcW w:type="dxa" w:w="2880"/>
           </w:tcPr>
           <w:p>
-            <w:pPr>
-              <w:spacing w:before="0" w:after="0" w:line="240" w:lineRule="auto"/>
-            </w:pPr>
             <w:r>
-              <w:rPr>
-                <w:rFonts w:ascii="Aptos" w:hAnsi="Aptos"/>
-                <w:b w:val="0"/>
-                <w:color w:val="1F2937"/>
-                <w:sz w:val="15"/>
-              </w:rPr>
-              <w:t>Reviews changes and creates Play Mode checks for cleanup, references, and edge cases, including Bone Archive lane pathing, Chapel of Ash occlusion, and Lower Vault enemy-cap priority.</w:t>
+              <w:t>Reviews changes and creates Play Mode checks for cleanup, references, and edge cases, including Bone Archive lane pathing, Chapel of Ash occlusion, Lower Vault enemy-cap priority, isometric sprite sorting, and alignment between Tilemap visuals and gameplay geometry.</w:t>
             </w:r>
           </w:p>
         </w:tc>
         <w:tc>
           <w:tcPr>
-            <w:tcW w:type="dxa" w:w="3614"/>
-            <w:tcMar>
-              <w:top w:w="55" w:type="dxa"/>
-              <w:start w:w="65" w:type="dxa"/>
-              <w:bottom w:w="55" w:type="dxa"/>
-              <w:end w:w="65" w:type="dxa"/>
-            </w:tcMar>
-            <w:vAlign w:val="center"/>
+            <w:tcW w:type="dxa" w:w="2880"/>
           </w:tcPr>
           <w:p>
-            <w:pPr>
-              <w:spacing w:before="0" w:after="0" w:line="240" w:lineRule="auto"/>
-            </w:pPr>
             <w:r>
-              <w:rPr>
-                <w:rFonts w:ascii="Aptos" w:hAnsi="Aptos"/>
-                <w:b w:val="0"/>
-                <w:color w:val="1F2937"/>
-                <w:sz w:val="15"/>
-              </w:rPr>
-              <w:t>Prevents permanent slowdown, stuck enemies, and incorrect door states.</w:t>
+              <w:t>Prevents permanent slowdown, stuck enemies, incorrect door states, and visual/gameplay desynchronization.</w:t>
             </w:r>
           </w:p>
         </w:tc>
@@ -3794,743 +1658,444 @@
     </w:tbl>
     <w:p>
       <w:pPr>
-        <w:spacing w:after="0" w:before="0" w:line="60" w:lineRule="auto"/>
-      </w:pPr>
-      <w:r/>
-    </w:p>
-    <w:p>
-      <w:pPr>
-        <w:widowControl/>
-        <w:spacing w:before="64" w:after="30" w:line="240" w:lineRule="auto"/>
-        <w:keepNext/>
+        <w:pStyle w:val="Heading2"/>
       </w:pPr>
       <w:r>
-        <w:rPr>
-          <w:rFonts w:ascii="Aptos" w:hAnsi="Aptos"/>
-          <w:b/>
-          <w:color w:val="2F5597"/>
-          <w:sz w:val="20"/>
-        </w:rPr>
         <w:t>Agent-Assisted Development Workflow</w:t>
       </w:r>
     </w:p>
     <w:p>
       <w:pPr>
-        <w:widowControl/>
-        <w:spacing w:before="0" w:after="16" w:line="240" w:lineRule="auto"/>
-        <w:ind w:left="288" w:hanging="230"/>
+        <w:pStyle w:val="ListNumber"/>
       </w:pPr>
       <w:r>
-        <w:rPr>
-          <w:rFonts w:ascii="Aptos" w:hAnsi="Aptos"/>
-          <w:b w:val="0"/>
-          <w:color w:val="1F2937"/>
-          <w:sz w:val="16"/>
-        </w:rPr>
-        <w:t xml:space="preserve">1. </w:t>
-      </w:r>
-      <w:r>
-        <w:rPr>
-          <w:rFonts w:ascii="Aptos" w:hAnsi="Aptos"/>
-          <w:color w:val="1F2937"/>
-          <w:sz w:val="16"/>
-        </w:rPr>
         <w:t>The developer approves one or more feature briefs describing what the player should see and do.</w:t>
       </w:r>
     </w:p>
     <w:p>
       <w:pPr>
-        <w:widowControl/>
-        <w:spacing w:before="0" w:after="16" w:line="240" w:lineRule="auto"/>
-        <w:ind w:left="288" w:hanging="230"/>
+        <w:pStyle w:val="ListNumber"/>
       </w:pPr>
       <w:r>
-        <w:rPr>
-          <w:rFonts w:ascii="Aptos" w:hAnsi="Aptos"/>
-          <w:b w:val="0"/>
-          <w:color w:val="1F2937"/>
-          <w:sz w:val="16"/>
-        </w:rPr>
-        <w:t xml:space="preserve">2. </w:t>
-      </w:r>
-      <w:r>
-        <w:rPr>
-          <w:rFonts w:ascii="Aptos" w:hAnsi="Aptos"/>
-          <w:color w:val="1F2937"/>
-          <w:sz w:val="16"/>
-        </w:rPr>
         <w:t>The Feature Planning Agent divides each feature into tasks, identifies dependencies, selects the required files, and removes unapproved additions.</w:t>
       </w:r>
     </w:p>
     <w:p>
       <w:pPr>
-        <w:widowControl/>
-        <w:spacing w:before="0" w:after="16" w:line="240" w:lineRule="auto"/>
-        <w:ind w:left="288" w:hanging="230"/>
+        <w:pStyle w:val="ListNumber"/>
       </w:pPr>
       <w:r>
-        <w:rPr>
-          <w:rFonts w:ascii="Aptos" w:hAnsi="Aptos"/>
-          <w:b w:val="0"/>
-          <w:color w:val="1F2937"/>
-          <w:sz w:val="16"/>
-        </w:rPr>
-        <w:t xml:space="preserve">3. </w:t>
-      </w:r>
-      <w:r>
-        <w:rPr>
-          <w:rFonts w:ascii="Aptos" w:hAnsi="Aptos"/>
-          <w:color w:val="1F2937"/>
-          <w:sz w:val="16"/>
-        </w:rPr>
-        <w:t>CrewAI may assign independent tasks to multiple agents at the same time. For example, the Wizard Combat Agent can implement a spell while the Enemy Pursuit Agent works on enemy movement and the Dungeon Encounter Agent prepares an encounter layout.</w:t>
+        <w:t>The orchestration pipeline may assign independent tasks to multiple agents at the same time. For example, the Wizard Combat Agent can implement a spell while the Enemy Pursuit Agent works on enemy movement and the Dungeon Encounter Agent prepares an encounter layout.</w:t>
       </w:r>
     </w:p>
     <w:p>
       <w:pPr>
-        <w:widowControl/>
-        <w:spacing w:before="0" w:after="16" w:line="240" w:lineRule="auto"/>
-        <w:ind w:left="288" w:hanging="230"/>
+        <w:pStyle w:val="ListNumber"/>
       </w:pPr>
       <w:r>
-        <w:rPr>
-          <w:rFonts w:ascii="Aptos" w:hAnsi="Aptos"/>
-          <w:b w:val="0"/>
-          <w:color w:val="1F2937"/>
-          <w:sz w:val="16"/>
-        </w:rPr>
-        <w:t xml:space="preserve">4. </w:t>
-      </w:r>
-      <w:r>
-        <w:rPr>
-          <w:rFonts w:ascii="Aptos" w:hAnsi="Aptos"/>
-          <w:color w:val="1F2937"/>
-          <w:sz w:val="16"/>
-        </w:rPr>
         <w:t>Tasks that depend on unfinished work, or that require changes to the same scripts, scenes, or prefabs, are completed sequentially. Agents do not modify the same Unity assets concurrently.</w:t>
       </w:r>
     </w:p>
     <w:p>
       <w:pPr>
-        <w:widowControl/>
-        <w:spacing w:before="0" w:after="16" w:line="240" w:lineRule="auto"/>
-        <w:ind w:left="288" w:hanging="230"/>
+        <w:pStyle w:val="ListNumber"/>
       </w:pPr>
       <w:r>
-        <w:rPr>
-          <w:rFonts w:ascii="Aptos" w:hAnsi="Aptos"/>
-          <w:b w:val="0"/>
-          <w:color w:val="1F2937"/>
-          <w:sz w:val="16"/>
-        </w:rPr>
-        <w:t xml:space="preserve">5. </w:t>
-      </w:r>
-      <w:r>
-        <w:rPr>
-          <w:rFonts w:ascii="Aptos" w:hAnsi="Aptos"/>
-          <w:color w:val="1F2937"/>
-          <w:sz w:val="16"/>
-        </w:rPr>
         <w:t>Each implementation is reviewed by the Unity Validation Agent. The developer then tests the feature in Play Mode and merges the accepted change into the main project.</w:t>
       </w:r>
     </w:p>
     <w:p>
       <w:pPr>
-        <w:widowControl/>
-        <w:spacing w:before="64" w:after="30" w:line="240" w:lineRule="auto"/>
-        <w:keepNext/>
+        <w:pStyle w:val="Heading2"/>
       </w:pPr>
       <w:r>
-        <w:rPr>
-          <w:rFonts w:ascii="Aptos" w:hAnsi="Aptos"/>
-          <w:b/>
-          <w:color w:val="2F5597"/>
-          <w:sz w:val="20"/>
-        </w:rPr>
         <w:t>Shared Context and Coordination Rules</w:t>
       </w:r>
     </w:p>
     <w:p>
       <w:pPr>
         <w:pStyle w:val="ListBullet"/>
-        <w:widowControl/>
-        <w:spacing w:before="0" w:after="18" w:line="240" w:lineRule="auto"/>
-        <w:ind w:left="259" w:hanging="173"/>
       </w:pPr>
       <w:r>
-        <w:rPr>
-          <w:rFonts w:ascii="Aptos" w:hAnsi="Aptos"/>
-          <w:color w:val="1F2937"/>
-          <w:sz w:val="16"/>
-        </w:rPr>
         <w:t>Agents receive only the approved feature brief, acceptance criteria, relevant files, and necessary scene or prefab information.</w:t>
       </w:r>
     </w:p>
     <w:p>
       <w:pPr>
         <w:pStyle w:val="ListBullet"/>
-        <w:widowControl/>
-        <w:spacing w:before="0" w:after="18" w:line="240" w:lineRule="auto"/>
-        <w:ind w:left="259" w:hanging="173"/>
       </w:pPr>
       <w:r>
-        <w:rPr>
-          <w:rFonts w:ascii="Aptos" w:hAnsi="Aptos"/>
-          <w:color w:val="1F2937"/>
-          <w:sz w:val="16"/>
-        </w:rPr>
         <w:t>Independent agents work in isolated branches or workspaces so their changes can be reviewed before integration.</w:t>
       </w:r>
     </w:p>
     <w:p>
       <w:pPr>
         <w:pStyle w:val="ListBullet"/>
-        <w:widowControl/>
-        <w:spacing w:before="0" w:after="18" w:line="240" w:lineRule="auto"/>
-        <w:ind w:left="259" w:hanging="173"/>
       </w:pPr>
       <w:r>
-        <w:rPr>
-          <w:rFonts w:ascii="Aptos" w:hAnsi="Aptos"/>
-          <w:color w:val="1F2937"/>
-          <w:sz w:val="16"/>
-        </w:rPr>
         <w:t>Each task produces changed files, an implementation summary, known risks, and a Play Mode test checklist.</w:t>
       </w:r>
     </w:p>
     <w:p>
       <w:pPr>
         <w:pStyle w:val="ListBullet"/>
-        <w:widowControl/>
-        <w:spacing w:before="0" w:after="18" w:line="240" w:lineRule="auto"/>
-        <w:ind w:left="259" w:hanging="173"/>
       </w:pPr>
       <w:r>
-        <w:rPr>
-          <w:rFonts w:ascii="Aptos" w:hAnsi="Aptos"/>
-          <w:color w:val="1F2937"/>
-          <w:sz w:val="16"/>
-        </w:rPr>
         <w:t>Source control commits serve as the handoff between implementation, validation, and integration.</w:t>
       </w:r>
     </w:p>
     <w:p>
       <w:pPr>
         <w:pStyle w:val="ListBullet"/>
-        <w:widowControl/>
-        <w:spacing w:before="0" w:after="18" w:line="240" w:lineRule="auto"/>
-        <w:ind w:left="259" w:hanging="173"/>
       </w:pPr>
       <w:r>
-        <w:rPr>
-          <w:rFonts w:ascii="Aptos" w:hAnsi="Aptos"/>
-          <w:color w:val="1F2937"/>
-          <w:sz w:val="16"/>
-        </w:rPr>
         <w:t>Agents may report a risk or recommend a scope cut, but they cannot redesign the game or add features without developer approval.</w:t>
       </w:r>
     </w:p>
     <w:p>
       <w:pPr>
         <w:pStyle w:val="ListBullet"/>
-        <w:widowControl/>
-        <w:spacing w:before="0" w:after="18" w:line="240" w:lineRule="auto"/>
-        <w:ind w:left="259" w:hanging="173"/>
       </w:pPr>
       <w:r>
-        <w:rPr>
-          <w:rFonts w:ascii="Aptos" w:hAnsi="Aptos"/>
-          <w:color w:val="1F2937"/>
-          <w:sz w:val="16"/>
-        </w:rPr>
         <w:t>The human developer remains responsible for architecture, merging changes, inspecting Unity scenes and prefabs, playtesting, balance, and final integration.</w:t>
       </w:r>
     </w:p>
     <w:p>
       <w:pPr>
-        <w:widowControl/>
-        <w:spacing w:before="64" w:after="30" w:line="240" w:lineRule="auto"/>
-        <w:keepNext/>
+        <w:pStyle w:val="Heading2"/>
       </w:pPr>
       <w:r>
-        <w:rPr>
-          <w:rFonts w:ascii="Aptos" w:hAnsi="Aptos"/>
-          <w:b/>
-          <w:color w:val="2F5597"/>
-          <w:sz w:val="20"/>
-        </w:rPr>
         <w:t>Example Game-Specific Agent Task</w:t>
       </w:r>
     </w:p>
     <w:p>
-      <w:pPr>
-        <w:widowControl/>
-        <w:spacing w:before="0" w:after="50" w:line="245" w:lineRule="auto"/>
-      </w:pPr>
       <w:r>
-        <w:rPr>
-          <w:rFonts w:ascii="Aptos" w:hAnsi="Aptos"/>
-          <w:i w:val="0"/>
-          <w:color w:val="1F2937"/>
-          <w:sz w:val="17"/>
-        </w:rPr>
         <w:t>While the Door and Interaction Agent implements the five-second door-opening and locking behavior, the Enemy Pursuit Agent can independently implement melee enemies following the wizard through open doors. At the same time, the Dungeon Encounter Agent can define the enemy placement for the first encounter space.</w:t>
       </w:r>
     </w:p>
     <w:p>
-      <w:pPr>
-        <w:widowControl/>
-        <w:spacing w:before="0" w:after="50" w:line="245" w:lineRule="auto"/>
-      </w:pPr>
       <w:r>
-        <w:rPr>
-          <w:rFonts w:ascii="Aptos" w:hAnsi="Aptos"/>
-          <w:i w:val="0"/>
-          <w:color w:val="1F2937"/>
-          <w:sz w:val="17"/>
-        </w:rPr>
         <w:t>After those tasks are complete, the Unity Validation Agent checks that enemies can cross an open doorway, that movement or damage interrupts opening, and that the door can only be locked after the wizard crosses it. The developer then combines and tests the features inside Unity.</w:t>
       </w:r>
     </w:p>
     <w:p>
       <w:pPr>
-        <w:widowControl/>
-        <w:spacing w:before="100" w:after="70" w:line="240" w:lineRule="auto"/>
-        <w:keepNext/>
-        <w:pBdr>
-          <w:bottom w:val="single" w:sz="8" w:space="2" w:color="2F5597"/>
-        </w:pBdr>
+        <w:pStyle w:val="Heading1"/>
       </w:pPr>
       <w:r>
-        <w:rPr>
-          <w:rFonts w:ascii="Aptos" w:hAnsi="Aptos"/>
-          <w:b/>
-          <w:color w:val="16365C"/>
-          <w:sz w:val="29"/>
-        </w:rPr>
         <w:t>5. Technical Strategy</w:t>
       </w:r>
     </w:p>
     <w:p>
-      <w:pPr>
-        <w:widowControl/>
-        <w:spacing w:before="0" w:after="50" w:line="245" w:lineRule="auto"/>
-      </w:pPr>
       <w:r>
-        <w:rPr>
-          <w:rFonts w:ascii="Aptos" w:hAnsi="Aptos"/>
-          <w:i w:val="0"/>
-          <w:color w:val="1F2937"/>
-          <w:sz w:val="17"/>
-        </w:rPr>
-        <w:t>No Safe Circle will be developed by one developer in Unity using C#. CrewAI will coordinate specialized development agents that assist with planning, implementation, review, debugging, and test design. Independent tasks may run at the same time, but tasks that modify the same scripts, scenes, or prefabs will be completed sequentially.</w:t>
+        <w:t>No Safe Circle will be developed by one developer in Unity using C#. A raw Python orchestration pipeline using Claude Code agents will coordinate specialized development agents that assist with planning, implementation, review, debugging, and test design. Independent tasks may run at the same time, but tasks that modify the same scripts, scenes, or prefabs will be completed sequentially.</w:t>
       </w:r>
     </w:p>
     <w:p>
-      <w:pPr>
-        <w:widowControl/>
-        <w:spacing w:before="0" w:after="50" w:line="245" w:lineRule="auto"/>
-      </w:pPr>
       <w:r>
-        <w:rPr>
-          <w:rFonts w:ascii="Aptos" w:hAnsi="Aptos"/>
-          <w:i w:val="0"/>
-          <w:color w:val="1F2937"/>
-          <w:sz w:val="17"/>
-        </w:rPr>
         <w:t>Section 4 defines the six development-agent roles and their effects on the game. This section explains how those agents will be coordinated, constrained, budgeted, and validated during development.</w:t>
       </w:r>
     </w:p>
     <w:p>
-      <w:pPr>
-        <w:widowControl/>
-        <w:spacing w:before="0" w:after="50" w:line="245" w:lineRule="auto"/>
-      </w:pPr>
       <w:r>
-        <w:rPr>
-          <w:rFonts w:ascii="Aptos" w:hAnsi="Aptos"/>
-          <w:i w:val="0"/>
-          <w:color w:val="1F2937"/>
-          <w:sz w:val="17"/>
-        </w:rPr>
-        <w:t>The finished Windows game will not use generative AI at runtime. Enemy behavior, spell effects, doors, damage, and pursuit will run locally through standard Unity systems. The game will require no external AI service, API key, token usage, or network connection after it is built.</w:t>
+        <w:t>The finished Windows game will not use generative AI at runtime. Enemy behavior, spell effects, doors, damage, and pursuit will run locally through standard Unity systems. The game will require no external AI service, API key, token usage, or network connection after it is built. Development-time generative tools may be used to create isometric tiles, props, and directional sprites, but once imported they behave as ordinary Unity assets.</w:t>
       </w:r>
     </w:p>
     <w:p>
-      <w:pPr>
-        <w:widowControl/>
-        <w:spacing w:before="0" w:after="50" w:line="245" w:lineRule="auto"/>
-      </w:pPr>
       <w:r>
-        <w:rPr>
-          <w:rFonts w:ascii="Aptos" w:hAnsi="Aptos"/>
-          <w:i w:val="0"/>
-          <w:color w:val="1F2937"/>
-          <w:sz w:val="17"/>
-        </w:rPr>
         <w:t>The developer approves feature briefs, resolves architecture decisions, inspects scenes and prefabs, tests game feel, balances encounters, merges changes, and decides which stretch features are accepted.</w:t>
       </w:r>
     </w:p>
     <w:p>
       <w:pPr>
-        <w:widowControl/>
-        <w:spacing w:before="64" w:after="30" w:line="240" w:lineRule="auto"/>
-        <w:keepNext/>
+        <w:pStyle w:val="Heading2"/>
       </w:pPr>
       <w:r>
-        <w:rPr>
-          <w:rFonts w:ascii="Aptos" w:hAnsi="Aptos"/>
-          <w:b/>
-          <w:color w:val="2F5597"/>
-          <w:sz w:val="20"/>
-        </w:rPr>
         <w:t>Agent Coordination</w:t>
       </w:r>
     </w:p>
     <w:p>
-      <w:pPr>
-        <w:widowControl/>
-        <w:spacing w:before="0" w:after="50" w:line="245" w:lineRule="auto"/>
-      </w:pPr>
       <w:r>
-        <w:rPr>
-          <w:rFonts w:ascii="Aptos" w:hAnsi="Aptos"/>
-          <w:i w:val="0"/>
-          <w:color w:val="1F2937"/>
-          <w:sz w:val="17"/>
-        </w:rPr>
-        <w:t>CrewAI may run independent tasks in parallel. For example, the Wizard Combat Agent may implement Fireball and Force Wave while the Enemy Pursuit Agent independently implements melee chasing and Ranged Enemy targeting, and the Dungeon Encounter Agent plans an encounter layout. Agent ownership boundaries, including Frost Field's cast-versus-slowdown split between the Wizard Combat Agent and the Enemy Pursuit Agent, are defined in Section 4.</w:t>
+        <w:t>The orchestration pipeline may run independent tasks in parallel. For example, the Wizard Combat Agent may implement Fireball and Force Wave while the Enemy Pursuit Agent independently implements melee chasing and Ranged Enemy targeting, and the Dungeon Encounter Agent plans an encounter layout. Agent ownership boundaries, including Frost Field's cast-versus-slowdown split between the Wizard Combat Agent and the Enemy Pursuit Agent, are defined in Section 4.</w:t>
       </w:r>
     </w:p>
     <w:p>
-      <w:pPr>
-        <w:widowControl/>
-        <w:spacing w:before="0" w:after="50" w:line="245" w:lineRule="auto"/>
-      </w:pPr>
       <w:r>
-        <w:rPr>
-          <w:rFonts w:ascii="Aptos" w:hAnsi="Aptos"/>
-          <w:i w:val="0"/>
-          <w:color w:val="1F2937"/>
-          <w:sz w:val="17"/>
-        </w:rPr>
         <w:t>Agents will work in isolated branches or workspaces. Two agents will not modify the same gameplay files or Unity assets at the same time. Each completed task will produce:</w:t>
       </w:r>
     </w:p>
     <w:p>
       <w:pPr>
         <w:pStyle w:val="ListBullet"/>
-        <w:widowControl/>
-        <w:spacing w:before="0" w:after="18" w:line="240" w:lineRule="auto"/>
-        <w:ind w:left="259" w:hanging="173"/>
       </w:pPr>
       <w:r>
-        <w:rPr>
-          <w:rFonts w:ascii="Aptos" w:hAnsi="Aptos"/>
-          <w:color w:val="1F2937"/>
-          <w:sz w:val="16"/>
-        </w:rPr>
         <w:t>Changed files</w:t>
       </w:r>
     </w:p>
     <w:p>
       <w:pPr>
         <w:pStyle w:val="ListBullet"/>
-        <w:widowControl/>
-        <w:spacing w:before="0" w:after="18" w:line="240" w:lineRule="auto"/>
-        <w:ind w:left="259" w:hanging="173"/>
       </w:pPr>
       <w:r>
-        <w:rPr>
-          <w:rFonts w:ascii="Aptos" w:hAnsi="Aptos"/>
-          <w:color w:val="1F2937"/>
-          <w:sz w:val="16"/>
-        </w:rPr>
         <w:t>An implementation summary</w:t>
       </w:r>
     </w:p>
     <w:p>
       <w:pPr>
         <w:pStyle w:val="ListBullet"/>
-        <w:widowControl/>
-        <w:spacing w:before="0" w:after="18" w:line="240" w:lineRule="auto"/>
-        <w:ind w:left="259" w:hanging="173"/>
       </w:pPr>
       <w:r>
-        <w:rPr>
-          <w:rFonts w:ascii="Aptos" w:hAnsi="Aptos"/>
-          <w:color w:val="1F2937"/>
-          <w:sz w:val="16"/>
-        </w:rPr>
         <w:t>Known risks or limitations</w:t>
       </w:r>
     </w:p>
     <w:p>
       <w:pPr>
         <w:pStyle w:val="ListBullet"/>
-        <w:widowControl/>
-        <w:spacing w:before="0" w:after="18" w:line="240" w:lineRule="auto"/>
-        <w:ind w:left="259" w:hanging="173"/>
       </w:pPr>
       <w:r>
-        <w:rPr>
-          <w:rFonts w:ascii="Aptos" w:hAnsi="Aptos"/>
-          <w:color w:val="1F2937"/>
-          <w:sz w:val="16"/>
-        </w:rPr>
         <w:t>A Play Mode test checklist</w:t>
       </w:r>
     </w:p>
     <w:p>
       <w:pPr>
         <w:pStyle w:val="ListBullet"/>
-        <w:widowControl/>
-        <w:spacing w:before="0" w:after="18" w:line="240" w:lineRule="auto"/>
-        <w:ind w:left="259" w:hanging="173"/>
       </w:pPr>
       <w:r>
-        <w:rPr>
-          <w:rFonts w:ascii="Aptos" w:hAnsi="Aptos"/>
-          <w:color w:val="1F2937"/>
-          <w:sz w:val="16"/>
-        </w:rPr>
         <w:t>A source-control commit for review</w:t>
       </w:r>
     </w:p>
     <w:p>
-      <w:pPr>
-        <w:widowControl/>
-        <w:spacing w:before="0" w:after="50" w:line="245" w:lineRule="auto"/>
-      </w:pPr>
       <w:r>
-        <w:rPr>
-          <w:rFonts w:ascii="Aptos" w:hAnsi="Aptos"/>
-          <w:i w:val="0"/>
-          <w:color w:val="1F2937"/>
-          <w:sz w:val="17"/>
-        </w:rPr>
         <w:t>Source control will serve as the handoff between implementation, validation, and final integration.</w:t>
       </w:r>
     </w:p>
     <w:p>
       <w:pPr>
-        <w:widowControl/>
-        <w:spacing w:before="64" w:after="30" w:line="240" w:lineRule="auto"/>
-        <w:keepNext/>
+        <w:pStyle w:val="Heading2"/>
       </w:pPr>
       <w:r>
+        <w:t>2.5D Isometric Visual and World Representation</w:t>
+      </w:r>
+    </w:p>
+    <w:p>
+      <w:pPr>
+        <w:pStyle w:val="ListBullet"/>
+      </w:pPr>
+      <w:r>
+        <w:t xml:space="preserve">The project targets a </w:t>
+      </w:r>
+      <w:r>
         <w:rPr>
-          <w:rFonts w:ascii="Aptos" w:hAnsi="Aptos"/>
           <w:b/>
-          <w:color w:val="2F5597"/>
-          <w:sz w:val="20"/>
         </w:rPr>
+        <w:t>hybrid isometric architecture</w:t>
+      </w:r>
+      <w:r>
+        <w:t xml:space="preserve">: Unity </w:t>
+      </w:r>
+      <w:r>
+        <w:rPr>
+          <w:b/>
+        </w:rPr>
+        <w:t>Isometric Tilemaps</w:t>
+      </w:r>
+      <w:r>
+        <w:t xml:space="preserve"> are the preferred environment-authoring method for floors, walls, and repeatable architecture, while </w:t>
+      </w:r>
+      <w:r>
+        <w:rPr>
+          <w:b/>
+        </w:rPr>
+        <w:t>SpriteRenderer prefabs</w:t>
+      </w:r>
+      <w:r>
+        <w:t xml:space="preserve"> are preferred for doors, props, obstacles, characters, and other independently sorted or interactive objects.</w:t>
+      </w:r>
+    </w:p>
+    <w:p>
+      <w:pPr>
+        <w:pStyle w:val="ListBullet"/>
+      </w:pPr>
+      <w:r>
+        <w:t xml:space="preserve">A generated or hand-authored visual tile does </w:t>
+      </w:r>
+      <w:r>
+        <w:rPr>
+          <w:b/>
+        </w:rPr>
+        <w:t>not</w:t>
+      </w:r>
+      <w:r>
+        <w:t xml:space="preserve"> automatically define gameplay behavior. The simulation layer separately defines collision, door interactions, walkability, trigger zones, and navigation.</w:t>
+      </w:r>
+    </w:p>
+    <w:p>
+      <w:pPr>
+        <w:pStyle w:val="ListBullet"/>
+      </w:pPr>
+      <w:r>
+        <w:t>The visible isometric layer and the gameplay/navigation layer should remain decoupled wherever practical so environment art can be regenerated or replaced without rewriting room logic.</w:t>
+      </w:r>
+    </w:p>
+    <w:p>
+      <w:pPr>
+        <w:pStyle w:val="ListBullet"/>
+      </w:pPr>
+      <w:r>
+        <w:t>The camera is fixed in an isometric presentation; the player does not rotate the world view freely.</w:t>
+      </w:r>
+    </w:p>
+    <w:p>
+      <w:pPr>
+        <w:pStyle w:val="ListBullet"/>
+      </w:pPr>
+      <w:r>
+        <w:t>Mouse-directed click/hold movement is projected onto the gameplay plane, preserving smooth movement similar to early isometric action/RPG controls rather than forcing tile-by-tile stepping.</w:t>
+      </w:r>
+    </w:p>
+    <w:p>
+      <w:pPr>
+        <w:pStyle w:val="Heading2"/>
+      </w:pPr>
+      <w:r>
         <w:t>Runtime Implementation</w:t>
       </w:r>
     </w:p>
     <w:p>
       <w:pPr>
         <w:pStyle w:val="ListBullet"/>
-        <w:widowControl/>
-        <w:spacing w:before="0" w:after="18" w:line="240" w:lineRule="auto"/>
-        <w:ind w:left="259" w:hanging="173"/>
       </w:pPr>
       <w:r>
+        <w:t xml:space="preserve">The primary environment visual layer will use Unity </w:t>
+      </w:r>
+      <w:r>
         <w:rPr>
-          <w:rFonts w:ascii="Aptos" w:hAnsi="Aptos"/>
-          <w:color w:val="1F2937"/>
-          <w:sz w:val="16"/>
+          <w:b/>
         </w:rPr>
-        <w:t>Unity NavMesh and finite-state components will control enemy movement, pursuit, attacks, and target loss. Ranged Enemy attacks include a line-of-sight/occlusion check, and Bone Archive's lane widths are validated against enemy agent radius, so both rooms' stated tactical geometry holds in practice.</w:t>
+        <w:t>Isometric Tilemaps</w:t>
+      </w:r>
+      <w:r>
+        <w:t xml:space="preserve"> (preferably Isometric Z as Y where useful) for floors, walls, and repeatable architectural tiles. World-space </w:t>
+      </w:r>
+      <w:r>
+        <w:rPr>
+          <w:b/>
+        </w:rPr>
+        <w:t>SpriteRenderer</w:t>
+      </w:r>
+      <w:r>
+        <w:t xml:space="preserve"> prefabs will be used for sealed doors, tall props, obstacles, characters, and other independently sorted or interactive objects.</w:t>
       </w:r>
     </w:p>
     <w:p>
       <w:pPr>
         <w:pStyle w:val="ListBullet"/>
-        <w:widowControl/>
-        <w:spacing w:before="0" w:after="18" w:line="240" w:lineRule="auto"/>
-        <w:ind w:left="259" w:hanging="173"/>
       </w:pPr>
       <w:r>
-        <w:rPr>
-          <w:rFonts w:ascii="Aptos" w:hAnsi="Aptos"/>
-          <w:color w:val="1F2937"/>
-          <w:sz w:val="16"/>
-        </w:rPr>
-        <w:t>All five encounter spaces exist inside one continuous Unity scene using a single baked NavMesh. Enemy objects, enemy health, pursuit state, active-enemy bookkeeping, and door state persist naturally as the player advances between rooms; no scene-load or cross-scene state-transfer system is required.</w:t>
+        <w:t>The gameplay layer remains separate from the visible art layer. Walkability, collision, trigger zones, doorway logic, and other simulation rules are defined independently from the Tilemap art so generated or swapped visual assets do not automatically change gameplay behavior.</w:t>
       </w:r>
     </w:p>
     <w:p>
       <w:pPr>
         <w:pStyle w:val="ListBullet"/>
-        <w:widowControl/>
-        <w:spacing w:before="0" w:after="18" w:line="240" w:lineRule="auto"/>
-        <w:ind w:left="259" w:hanging="173"/>
       </w:pPr>
       <w:r>
-        <w:rPr>
-          <w:rFonts w:ascii="Aptos" w:hAnsi="Aptos"/>
-          <w:color w:val="1F2937"/>
-          <w:sz w:val="16"/>
-        </w:rPr>
-        <w:t>A reusable status-effect component will apply Frost Field slowdown and restore each enemy's normal movement speed afterward, per the Wizard Combat Agent / Enemy Pursuit Agent ownership split defined in Section 4.</w:t>
+        <w:t>Player movement uses mouse-directed click/hold navigation over the gameplay plane. The cursor is also the primary targeting reference for spells and interactions, aligning movement and combat with the isometric presentation.</w:t>
       </w:r>
     </w:p>
     <w:p>
       <w:pPr>
         <w:pStyle w:val="ListBullet"/>
-        <w:widowControl/>
-        <w:spacing w:before="0" w:after="18" w:line="240" w:lineRule="auto"/>
-        <w:ind w:left="259" w:hanging="173"/>
       </w:pPr>
       <w:r>
-        <w:rPr>
-          <w:rFonts w:ascii="Aptos" w:hAnsi="Aptos"/>
-          <w:color w:val="1F2937"/>
-          <w:sz w:val="16"/>
-        </w:rPr>
+        <w:t>Unity navigation and finite-state components will control enemy movement, pursuit, attacks, and target loss across the floor's spaces. Ranged Enemy attacks include a line-of-sight/occlusion check, and Bone Archive's lane widths are validated against enemy movement/navigation requirements so both rooms' stated tactical geometry holds in practice.</w:t>
+      </w:r>
+    </w:p>
+    <w:p>
+      <w:pPr>
+        <w:pStyle w:val="ListBullet"/>
+      </w:pPr>
+      <w:r>
+        <w:t>All five encounter spaces exist inside one continuous Unity scene or continuous floor representation. Enemy objects, enemy health, pursuit state, active-enemy bookkeeping, and door state persist naturally as the player advances between spaces; no scene-load or cross-scene state-transfer system is required.</w:t>
+      </w:r>
+    </w:p>
+    <w:p>
+      <w:pPr>
+        <w:pStyle w:val="ListBullet"/>
+      </w:pPr>
+      <w:r>
+        <w:t>A reusable status-effect component will apply Frost Field slowdown and restore each enemy's normal movement behavior afterward, per the Wizard Combat Agent / Enemy Pursuit Agent ownership split defined in Section 4.</w:t>
+      </w:r>
+    </w:p>
+    <w:p>
+      <w:pPr>
+        <w:pStyle w:val="ListBullet"/>
+      </w:pPr>
+      <w:r>
         <w:t>A reusable door component will control opening, interruption, closing, locking, damage, and breaking; once a door is locked by the player or broken by enemies, it does not return to an earlier state.</w:t>
       </w:r>
     </w:p>
     <w:p>
       <w:pPr>
         <w:pStyle w:val="ListBullet"/>
-        <w:widowControl/>
-        <w:spacing w:before="0" w:after="18" w:line="240" w:lineRule="auto"/>
-        <w:ind w:left="259" w:hanging="173"/>
       </w:pPr>
       <w:r>
-        <w:rPr>
-          <w:rFonts w:ascii="Aptos" w:hAnsi="Aptos"/>
-          <w:color w:val="1F2937"/>
-          <w:sz w:val="16"/>
-        </w:rPr>
-        <w:t>Mana will regenerate continuously through a local gameplay system.</w:t>
+        <w:t>Mana will regenerate through a local gameplay system after the defined post-cast delay.</w:t>
       </w:r>
     </w:p>
     <w:p>
       <w:pPr>
         <w:pStyle w:val="ListBullet"/>
-        <w:widowControl/>
-        <w:spacing w:before="0" w:after="18" w:line="240" w:lineRule="auto"/>
-        <w:ind w:left="259" w:hanging="173"/>
       </w:pPr>
       <w:r>
-        <w:rPr>
-          <w:rFonts w:ascii="Aptos" w:hAnsi="Aptos"/>
-          <w:color w:val="1F2937"/>
-          <w:sz w:val="16"/>
-        </w:rPr>
-        <w:t>The target maximum is fifteen active enemies; the Dungeon Encounter Agent enforces this ceiling when activating new encounters, delaying or reducing new-encounter spawns first when persistent pursuers and a new encounter would together exceed it, while the Enemy Pursuit Agent tracks the state of enemies already pursuing the player.</w:t>
+        <w:t>The game enforces a hard maximum of fifteen active enemies; the Dungeon Encounter Agent enforces this ceiling when activating new encounters, delaying or reducing new-encounter spawns first when persistent pursuers and a new encounter would together exceed it, while the Enemy Pursuit Agent tracks the state of enemies already pursuing the player.</w:t>
       </w:r>
     </w:p>
     <w:p>
       <w:pPr>
         <w:pStyle w:val="ListBullet"/>
-        <w:widowControl/>
-        <w:spacing w:before="0" w:after="18" w:line="240" w:lineRule="auto"/>
-        <w:ind w:left="259" w:hanging="173"/>
       </w:pPr>
       <w:r>
-        <w:rPr>
-          <w:rFonts w:ascii="Aptos" w:hAnsi="Aptos"/>
-          <w:color w:val="1F2937"/>
-          <w:sz w:val="16"/>
-        </w:rPr>
-        <w:t>Existing environment, character, enemy, animation, sound, and visual-effects assets will be used instead of creating custom models or rigs.</w:t>
+        <w:t>Development-time art acquisition may use approved tools that can generate isometric tiles, props, and directional sprites. Those outputs are imported into Unity as normal assets; they do not imply automatic prefab creation, collision setup, sorting configuration, or gameplay integration.</w:t>
       </w:r>
     </w:p>
     <w:p>
       <w:pPr>
-        <w:widowControl/>
-        <w:spacing w:before="64" w:after="30" w:line="240" w:lineRule="auto"/>
-        <w:keepNext/>
+        <w:pStyle w:val="Heading2"/>
       </w:pPr>
       <w:r>
-        <w:rPr>
-          <w:rFonts w:ascii="Aptos" w:hAnsi="Aptos"/>
-          <w:b/>
-          <w:color w:val="2F5597"/>
-          <w:sz w:val="20"/>
-        </w:rPr>
         <w:t>Token Budget</w:t>
       </w:r>
     </w:p>
     <w:p>
-      <w:pPr>
-        <w:widowControl/>
-        <w:spacing w:before="0" w:after="50" w:line="245" w:lineRule="auto"/>
-      </w:pPr>
       <w:r>
-        <w:rPr>
-          <w:rFonts w:ascii="Aptos" w:hAnsi="Aptos"/>
-          <w:i w:val="0"/>
-          <w:color w:val="1F2937"/>
-          <w:sz w:val="17"/>
-        </w:rPr>
         <w:t>The project will use a maximum planning budget of 1.5 million combined input and output tokens across approximately thirty to forty development tasks. This is a spending ceiling rather than a required amount.</w:t>
       </w:r>
     </w:p>
     <w:p>
-      <w:pPr>
-        <w:widowControl/>
-        <w:spacing w:before="0" w:after="50" w:line="245" w:lineRule="auto"/>
-      </w:pPr>
       <w:r>
-        <w:rPr>
-          <w:rFonts w:ascii="Aptos" w:hAnsi="Aptos"/>
-          <w:i w:val="0"/>
-          <w:color w:val="1F2937"/>
-          <w:sz w:val="17"/>
-        </w:rPr>
         <w:t>Most focused tasks will be limited to approximately 15,000–30,000 tokens. Larger context will be reserved for integration, debugging, and reviewing systems that interact with several Unity components.</w:t>
       </w:r>
     </w:p>
     <w:tbl>
       <w:tblPr>
+        <w:tblStyle w:val="TableGrid"/>
         <w:tblW w:type="auto" w:w="0"/>
-        <w:jc w:val="center"/>
-        <w:tblLayout w:type="fixed"/>
         <w:tblLook w:firstColumn="1" w:firstRow="1" w:lastColumn="0" w:lastRow="0" w:noHBand="0" w:noVBand="1" w:val="04A0"/>
-        <w:tblBorders>
-          <w:top w:val="single" w:sz="4" w:space="0" w:color="C9D4E2"/>
-          <w:left w:val="single" w:sz="4" w:space="0" w:color="C9D4E2"/>
-          <w:bottom w:val="single" w:sz="4" w:space="0" w:color="C9D4E2"/>
-          <w:right w:val="single" w:sz="4" w:space="0" w:color="C9D4E2"/>
-          <w:insideH w:val="single" w:sz="4" w:space="0" w:color="C9D4E2"/>
-          <w:insideV w:val="single" w:sz="4" w:space="0" w:color="C9D4E2"/>
-        </w:tblBorders>
       </w:tblPr>
       <w:tblGrid>
-        <w:gridCol w:w="5285"/>
-        <w:gridCol w:w="5285"/>
+        <w:gridCol w:w="4320"/>
+        <w:gridCol w:w="4320"/>
       </w:tblGrid>
       <w:tr>
-        <w:trPr>
-          <w:tblHeader w:val="true"/>
-        </w:trPr>
         <w:tc>
           <w:tcPr>
-            <w:tcW w:type="dxa" w:w="2189"/>
-            <w:tcMar>
-              <w:top w:w="55" w:type="dxa"/>
-              <w:start w:w="65" w:type="dxa"/>
-              <w:bottom w:w="55" w:type="dxa"/>
-              <w:end w:w="65" w:type="dxa"/>
-            </w:tcMar>
-            <w:vAlign w:val="center"/>
-            <w:shd w:fill="16365C"/>
+            <w:tcW w:type="dxa" w:w="4320"/>
           </w:tcPr>
           <w:p>
-            <w:pPr>
-              <w:spacing w:before="0" w:after="0" w:line="240" w:lineRule="auto"/>
-            </w:pPr>
             <w:r>
               <w:rPr>
-                <w:rFonts w:ascii="Aptos" w:hAnsi="Aptos"/>
                 <w:b/>
-                <w:color w:val="FFFFFF"/>
-                <w:sz w:val="15"/>
               </w:rPr>
               <w:t>Budget category</w:t>
             </w:r>
@@ -4538,26 +2103,12 @@
         </w:tc>
         <w:tc>
           <w:tcPr>
-            <w:tcW w:type="dxa" w:w="8381"/>
-            <w:tcMar>
-              <w:top w:w="55" w:type="dxa"/>
-              <w:start w:w="65" w:type="dxa"/>
-              <w:bottom w:w="55" w:type="dxa"/>
-              <w:end w:w="65" w:type="dxa"/>
-            </w:tcMar>
-            <w:vAlign w:val="center"/>
-            <w:shd w:fill="16365C"/>
+            <w:tcW w:type="dxa" w:w="4320"/>
           </w:tcPr>
           <w:p>
-            <w:pPr>
-              <w:spacing w:before="0" w:after="0" w:line="240" w:lineRule="auto"/>
-            </w:pPr>
             <w:r>
               <w:rPr>
-                <w:rFonts w:ascii="Aptos" w:hAnsi="Aptos"/>
                 <w:b/>
-                <w:color w:val="FFFFFF"/>
-                <w:sz w:val="15"/>
               </w:rPr>
               <w:t>Tokens</w:t>
             </w:r>
@@ -4567,53 +2118,20 @@
       <w:tr>
         <w:tc>
           <w:tcPr>
-            <w:tcW w:type="dxa" w:w="2189"/>
-            <w:tcMar>
-              <w:top w:w="55" w:type="dxa"/>
-              <w:start w:w="65" w:type="dxa"/>
-              <w:bottom w:w="55" w:type="dxa"/>
-              <w:end w:w="65" w:type="dxa"/>
-            </w:tcMar>
-            <w:vAlign w:val="center"/>
-            <w:shd w:fill="F3F7FB"/>
+            <w:tcW w:type="dxa" w:w="4320"/>
           </w:tcPr>
           <w:p>
-            <w:pPr>
-              <w:spacing w:before="0" w:after="0" w:line="240" w:lineRule="auto"/>
-            </w:pPr>
             <w:r>
-              <w:rPr>
-                <w:rFonts w:ascii="Aptos" w:hAnsi="Aptos"/>
-                <w:b/>
-                <w:color w:val="1F2937"/>
-                <w:sz w:val="15"/>
-              </w:rPr>
               <w:t>Feature planning and task preparation</w:t>
             </w:r>
           </w:p>
         </w:tc>
         <w:tc>
           <w:tcPr>
-            <w:tcW w:type="dxa" w:w="8381"/>
-            <w:tcMar>
-              <w:top w:w="55" w:type="dxa"/>
-              <w:start w:w="65" w:type="dxa"/>
-              <w:bottom w:w="55" w:type="dxa"/>
-              <w:end w:w="65" w:type="dxa"/>
-            </w:tcMar>
-            <w:vAlign w:val="center"/>
+            <w:tcW w:type="dxa" w:w="4320"/>
           </w:tcPr>
           <w:p>
-            <w:pPr>
-              <w:spacing w:before="0" w:after="0" w:line="240" w:lineRule="auto"/>
-            </w:pPr>
             <w:r>
-              <w:rPr>
-                <w:rFonts w:ascii="Aptos" w:hAnsi="Aptos"/>
-                <w:b w:val="0"/>
-                <w:color w:val="1F2937"/>
-                <w:sz w:val="15"/>
-              </w:rPr>
               <w:t>150,000</w:t>
             </w:r>
           </w:p>
@@ -4622,53 +2140,20 @@
       <w:tr>
         <w:tc>
           <w:tcPr>
-            <w:tcW w:type="dxa" w:w="2189"/>
-            <w:tcMar>
-              <w:top w:w="55" w:type="dxa"/>
-              <w:start w:w="65" w:type="dxa"/>
-              <w:bottom w:w="55" w:type="dxa"/>
-              <w:end w:w="65" w:type="dxa"/>
-            </w:tcMar>
-            <w:vAlign w:val="center"/>
-            <w:shd w:fill="F3F7FB"/>
+            <w:tcW w:type="dxa" w:w="4320"/>
           </w:tcPr>
           <w:p>
-            <w:pPr>
-              <w:spacing w:before="0" w:after="0" w:line="240" w:lineRule="auto"/>
-            </w:pPr>
             <w:r>
-              <w:rPr>
-                <w:rFonts w:ascii="Aptos" w:hAnsi="Aptos"/>
-                <w:b/>
-                <w:color w:val="1F2937"/>
-                <w:sz w:val="15"/>
-              </w:rPr>
               <w:t>Wizard combat and spells</w:t>
             </w:r>
           </w:p>
         </w:tc>
         <w:tc>
           <w:tcPr>
-            <w:tcW w:type="dxa" w:w="8381"/>
-            <w:tcMar>
-              <w:top w:w="55" w:type="dxa"/>
-              <w:start w:w="65" w:type="dxa"/>
-              <w:bottom w:w="55" w:type="dxa"/>
-              <w:end w:w="65" w:type="dxa"/>
-            </w:tcMar>
-            <w:vAlign w:val="center"/>
+            <w:tcW w:type="dxa" w:w="4320"/>
           </w:tcPr>
           <w:p>
-            <w:pPr>
-              <w:spacing w:before="0" w:after="0" w:line="240" w:lineRule="auto"/>
-            </w:pPr>
             <w:r>
-              <w:rPr>
-                <w:rFonts w:ascii="Aptos" w:hAnsi="Aptos"/>
-                <w:b w:val="0"/>
-                <w:color w:val="1F2937"/>
-                <w:sz w:val="15"/>
-              </w:rPr>
               <w:t>300,000</w:t>
             </w:r>
           </w:p>
@@ -4677,53 +2162,20 @@
       <w:tr>
         <w:tc>
           <w:tcPr>
-            <w:tcW w:type="dxa" w:w="2189"/>
-            <w:tcMar>
-              <w:top w:w="55" w:type="dxa"/>
-              <w:start w:w="65" w:type="dxa"/>
-              <w:bottom w:w="55" w:type="dxa"/>
-              <w:end w:w="65" w:type="dxa"/>
-            </w:tcMar>
-            <w:vAlign w:val="center"/>
-            <w:shd w:fill="F3F7FB"/>
+            <w:tcW w:type="dxa" w:w="4320"/>
           </w:tcPr>
           <w:p>
-            <w:pPr>
-              <w:spacing w:before="0" w:after="0" w:line="240" w:lineRule="auto"/>
-            </w:pPr>
             <w:r>
-              <w:rPr>
-                <w:rFonts w:ascii="Aptos" w:hAnsi="Aptos"/>
-                <w:b/>
-                <w:color w:val="1F2937"/>
-                <w:sz w:val="15"/>
-              </w:rPr>
               <w:t>Doors and enemy pursuit</w:t>
             </w:r>
           </w:p>
         </w:tc>
         <w:tc>
           <w:tcPr>
-            <w:tcW w:type="dxa" w:w="8381"/>
-            <w:tcMar>
-              <w:top w:w="55" w:type="dxa"/>
-              <w:start w:w="65" w:type="dxa"/>
-              <w:bottom w:w="55" w:type="dxa"/>
-              <w:end w:w="65" w:type="dxa"/>
-            </w:tcMar>
-            <w:vAlign w:val="center"/>
+            <w:tcW w:type="dxa" w:w="4320"/>
           </w:tcPr>
           <w:p>
-            <w:pPr>
-              <w:spacing w:before="0" w:after="0" w:line="240" w:lineRule="auto"/>
-            </w:pPr>
             <w:r>
-              <w:rPr>
-                <w:rFonts w:ascii="Aptos" w:hAnsi="Aptos"/>
-                <w:b w:val="0"/>
-                <w:color w:val="1F2937"/>
-                <w:sz w:val="15"/>
-              </w:rPr>
               <w:t>400,000</w:t>
             </w:r>
           </w:p>
@@ -4732,53 +2184,20 @@
       <w:tr>
         <w:tc>
           <w:tcPr>
-            <w:tcW w:type="dxa" w:w="2189"/>
-            <w:tcMar>
-              <w:top w:w="55" w:type="dxa"/>
-              <w:start w:w="65" w:type="dxa"/>
-              <w:bottom w:w="55" w:type="dxa"/>
-              <w:end w:w="65" w:type="dxa"/>
-            </w:tcMar>
-            <w:vAlign w:val="center"/>
-            <w:shd w:fill="F3F7FB"/>
+            <w:tcW w:type="dxa" w:w="4320"/>
           </w:tcPr>
           <w:p>
-            <w:pPr>
-              <w:spacing w:before="0" w:after="0" w:line="240" w:lineRule="auto"/>
-            </w:pPr>
             <w:r>
-              <w:rPr>
-                <w:rFonts w:ascii="Aptos" w:hAnsi="Aptos"/>
-                <w:b/>
-                <w:color w:val="1F2937"/>
-                <w:sz w:val="15"/>
-              </w:rPr>
               <w:t>Dungeon encounters and integration</w:t>
             </w:r>
           </w:p>
         </w:tc>
         <w:tc>
           <w:tcPr>
-            <w:tcW w:type="dxa" w:w="8381"/>
-            <w:tcMar>
-              <w:top w:w="55" w:type="dxa"/>
-              <w:start w:w="65" w:type="dxa"/>
-              <w:bottom w:w="55" w:type="dxa"/>
-              <w:end w:w="65" w:type="dxa"/>
-            </w:tcMar>
-            <w:vAlign w:val="center"/>
+            <w:tcW w:type="dxa" w:w="4320"/>
           </w:tcPr>
           <w:p>
-            <w:pPr>
-              <w:spacing w:before="0" w:after="0" w:line="240" w:lineRule="auto"/>
-            </w:pPr>
             <w:r>
-              <w:rPr>
-                <w:rFonts w:ascii="Aptos" w:hAnsi="Aptos"/>
-                <w:b w:val="0"/>
-                <w:color w:val="1F2937"/>
-                <w:sz w:val="15"/>
-              </w:rPr>
               <w:t>250,000</w:t>
             </w:r>
           </w:p>
@@ -4787,53 +2206,20 @@
       <w:tr>
         <w:tc>
           <w:tcPr>
-            <w:tcW w:type="dxa" w:w="2189"/>
-            <w:tcMar>
-              <w:top w:w="55" w:type="dxa"/>
-              <w:start w:w="65" w:type="dxa"/>
-              <w:bottom w:w="55" w:type="dxa"/>
-              <w:end w:w="65" w:type="dxa"/>
-            </w:tcMar>
-            <w:vAlign w:val="center"/>
-            <w:shd w:fill="F3F7FB"/>
+            <w:tcW w:type="dxa" w:w="4320"/>
           </w:tcPr>
           <w:p>
-            <w:pPr>
-              <w:spacing w:before="0" w:after="0" w:line="240" w:lineRule="auto"/>
-            </w:pPr>
             <w:r>
-              <w:rPr>
-                <w:rFonts w:ascii="Aptos" w:hAnsi="Aptos"/>
-                <w:b/>
-                <w:color w:val="1F2937"/>
-                <w:sz w:val="15"/>
-              </w:rPr>
               <w:t>Review, debugging, and validation</w:t>
             </w:r>
           </w:p>
         </w:tc>
         <w:tc>
           <w:tcPr>
-            <w:tcW w:type="dxa" w:w="8381"/>
-            <w:tcMar>
-              <w:top w:w="55" w:type="dxa"/>
-              <w:start w:w="65" w:type="dxa"/>
-              <w:bottom w:w="55" w:type="dxa"/>
-              <w:end w:w="65" w:type="dxa"/>
-            </w:tcMar>
-            <w:vAlign w:val="center"/>
+            <w:tcW w:type="dxa" w:w="4320"/>
           </w:tcPr>
           <w:p>
-            <w:pPr>
-              <w:spacing w:before="0" w:after="0" w:line="240" w:lineRule="auto"/>
-            </w:pPr>
             <w:r>
-              <w:rPr>
-                <w:rFonts w:ascii="Aptos" w:hAnsi="Aptos"/>
-                <w:b w:val="0"/>
-                <w:color w:val="1F2937"/>
-                <w:sz w:val="15"/>
-              </w:rPr>
               <w:t>400,000</w:t>
             </w:r>
           </w:p>
@@ -4842,53 +2228,20 @@
       <w:tr>
         <w:tc>
           <w:tcPr>
-            <w:tcW w:type="dxa" w:w="2189"/>
-            <w:tcMar>
-              <w:top w:w="55" w:type="dxa"/>
-              <w:start w:w="65" w:type="dxa"/>
-              <w:bottom w:w="55" w:type="dxa"/>
-              <w:end w:w="65" w:type="dxa"/>
-            </w:tcMar>
-            <w:vAlign w:val="center"/>
-            <w:shd w:fill="F3F7FB"/>
+            <w:tcW w:type="dxa" w:w="4320"/>
           </w:tcPr>
           <w:p>
-            <w:pPr>
-              <w:spacing w:before="0" w:after="0" w:line="240" w:lineRule="auto"/>
-            </w:pPr>
             <w:r>
-              <w:rPr>
-                <w:rFonts w:ascii="Aptos" w:hAnsi="Aptos"/>
-                <w:b/>
-                <w:color w:val="1F2937"/>
-                <w:sz w:val="15"/>
-              </w:rPr>
               <w:t>Total ceiling</w:t>
             </w:r>
           </w:p>
         </w:tc>
         <w:tc>
           <w:tcPr>
-            <w:tcW w:type="dxa" w:w="8381"/>
-            <w:tcMar>
-              <w:top w:w="55" w:type="dxa"/>
-              <w:start w:w="65" w:type="dxa"/>
-              <w:bottom w:w="55" w:type="dxa"/>
-              <w:end w:w="65" w:type="dxa"/>
-            </w:tcMar>
-            <w:vAlign w:val="center"/>
+            <w:tcW w:type="dxa" w:w="4320"/>
           </w:tcPr>
           <w:p>
-            <w:pPr>
-              <w:spacing w:before="0" w:after="0" w:line="240" w:lineRule="auto"/>
-            </w:pPr>
             <w:r>
-              <w:rPr>
-                <w:rFonts w:ascii="Aptos" w:hAnsi="Aptos"/>
-                <w:b w:val="0"/>
-                <w:color w:val="1F2937"/>
-                <w:sz w:val="15"/>
-              </w:rPr>
               <w:t>1,500,000</w:t>
             </w:r>
           </w:p>
@@ -4896,231 +2249,109 @@
       </w:tr>
     </w:tbl>
     <w:p>
-      <w:pPr>
-        <w:spacing w:after="0" w:before="0" w:line="60" w:lineRule="auto"/>
-      </w:pPr>
-      <w:r/>
-    </w:p>
-    <w:p>
-      <w:pPr>
-        <w:widowControl/>
-        <w:spacing w:before="0" w:after="50" w:line="245" w:lineRule="auto"/>
-      </w:pPr>
       <w:r>
-        <w:rPr>
-          <w:rFonts w:ascii="Aptos" w:hAnsi="Aptos"/>
-          <w:i w:val="0"/>
-          <w:color w:val="1F2937"/>
-          <w:sz w:val="17"/>
-        </w:rPr>
         <w:t>If a task fails, its scope and context will be reduced before it is attempted again. The entire project will not be repeatedly submitted to an agent for a single bug.</w:t>
       </w:r>
     </w:p>
     <w:p>
       <w:pPr>
-        <w:widowControl/>
-        <w:spacing w:before="64" w:after="30" w:line="240" w:lineRule="auto"/>
-        <w:keepNext/>
+        <w:pStyle w:val="Heading2"/>
       </w:pPr>
       <w:r>
-        <w:rPr>
-          <w:rFonts w:ascii="Aptos" w:hAnsi="Aptos"/>
-          <w:b/>
-          <w:color w:val="2F5597"/>
-          <w:sz w:val="20"/>
-        </w:rPr>
         <w:t>API and Tool Constraints</w:t>
       </w:r>
     </w:p>
     <w:p>
       <w:pPr>
         <w:pStyle w:val="ListBullet"/>
-        <w:widowControl/>
-        <w:spacing w:before="0" w:after="18" w:line="240" w:lineRule="auto"/>
-        <w:ind w:left="259" w:hanging="173"/>
       </w:pPr>
       <w:r>
-        <w:rPr>
-          <w:rFonts w:ascii="Aptos" w:hAnsi="Aptos"/>
-          <w:color w:val="1F2937"/>
-          <w:sz w:val="16"/>
-        </w:rPr>
-        <w:t>Generative AI tools are used only during development.</w:t>
+        <w:t>Generative AI tools are used only during development. Approved development-time asset tools may be used to generate isometric tiles, props, and directional sprite art, but they are not runtime dependencies.</w:t>
       </w:r>
     </w:p>
     <w:p>
       <w:pPr>
         <w:pStyle w:val="ListBullet"/>
-        <w:widowControl/>
-        <w:spacing w:before="0" w:after="18" w:line="240" w:lineRule="auto"/>
-        <w:ind w:left="259" w:hanging="173"/>
       </w:pPr>
       <w:r>
-        <w:rPr>
-          <w:rFonts w:ascii="Aptos" w:hAnsi="Aptos"/>
-          <w:color w:val="1F2937"/>
-          <w:sz w:val="16"/>
-        </w:rPr>
         <w:t>API credentials will remain outside the Unity project and source control.</w:t>
       </w:r>
     </w:p>
     <w:p>
       <w:pPr>
         <w:pStyle w:val="ListBullet"/>
-        <w:widowControl/>
-        <w:spacing w:before="0" w:after="18" w:line="240" w:lineRule="auto"/>
-        <w:ind w:left="259" w:hanging="173"/>
       </w:pPr>
       <w:r>
-        <w:rPr>
-          <w:rFonts w:ascii="Aptos" w:hAnsi="Aptos"/>
-          <w:color w:val="1F2937"/>
-          <w:sz w:val="16"/>
-        </w:rPr>
         <w:t>Agents receive only the approved feature brief, relevant GDD rules, and files required for the active task.</w:t>
       </w:r>
     </w:p>
     <w:p>
       <w:pPr>
         <w:pStyle w:val="ListBullet"/>
-        <w:widowControl/>
-        <w:spacing w:before="0" w:after="18" w:line="240" w:lineRule="auto"/>
-        <w:ind w:left="259" w:hanging="173"/>
       </w:pPr>
       <w:r>
-        <w:rPr>
-          <w:rFonts w:ascii="Aptos" w:hAnsi="Aptos"/>
-          <w:color w:val="1F2937"/>
-          <w:sz w:val="16"/>
-        </w:rPr>
         <w:t>Agents cannot add mechanics, redesign the game, or expand the scope without developer approval.</w:t>
       </w:r>
     </w:p>
     <w:p>
       <w:pPr>
         <w:pStyle w:val="ListBullet"/>
-        <w:widowControl/>
-        <w:spacing w:before="0" w:after="18" w:line="240" w:lineRule="auto"/>
-        <w:ind w:left="259" w:hanging="173"/>
       </w:pPr>
       <w:r>
-        <w:rPr>
-          <w:rFonts w:ascii="Aptos" w:hAnsi="Aptos"/>
-          <w:color w:val="1F2937"/>
-          <w:sz w:val="16"/>
-        </w:rPr>
         <w:t>Generated C# must compile before the task moves to validation.</w:t>
       </w:r>
     </w:p>
     <w:p>
       <w:pPr>
         <w:pStyle w:val="ListBullet"/>
-        <w:widowControl/>
-        <w:spacing w:before="0" w:after="18" w:line="240" w:lineRule="auto"/>
-        <w:ind w:left="259" w:hanging="173"/>
       </w:pPr>
       <w:r>
-        <w:rPr>
-          <w:rFonts w:ascii="Aptos" w:hAnsi="Aptos"/>
-          <w:color w:val="1F2937"/>
-          <w:sz w:val="16"/>
-        </w:rPr>
         <w:t>Unity scenes, prefab references, animations, and Inspector assignments require human inspection.</w:t>
       </w:r>
     </w:p>
     <w:p>
       <w:pPr>
         <w:pStyle w:val="ListBullet"/>
-        <w:widowControl/>
-        <w:spacing w:before="0" w:after="18" w:line="240" w:lineRule="auto"/>
-        <w:ind w:left="259" w:hanging="173"/>
       </w:pPr>
       <w:r>
-        <w:rPr>
-          <w:rFonts w:ascii="Aptos" w:hAnsi="Aptos"/>
-          <w:color w:val="1F2937"/>
-          <w:sz w:val="16"/>
-        </w:rPr>
         <w:t>Agent-generated work is not merged until its Play Mode checklist has been tested.</w:t>
       </w:r>
     </w:p>
     <w:p>
       <w:pPr>
         <w:pStyle w:val="ListBullet"/>
-        <w:widowControl/>
-        <w:spacing w:before="0" w:after="18" w:line="240" w:lineRule="auto"/>
-        <w:ind w:left="259" w:hanging="173"/>
       </w:pPr>
       <w:r>
-        <w:rPr>
-          <w:rFonts w:ascii="Aptos" w:hAnsi="Aptos"/>
-          <w:color w:val="1F2937"/>
-          <w:sz w:val="16"/>
-        </w:rPr>
         <w:t>Parallel work is limited to features that do not modify the same files or depend on unfinished systems.</w:t>
       </w:r>
     </w:p>
     <w:p>
       <w:pPr>
-        <w:widowControl/>
-        <w:spacing w:before="64" w:after="30" w:line="240" w:lineRule="auto"/>
-        <w:keepNext/>
+        <w:pStyle w:val="Heading2"/>
       </w:pPr>
       <w:r>
-        <w:rPr>
-          <w:rFonts w:ascii="Aptos" w:hAnsi="Aptos"/>
-          <w:b/>
-          <w:color w:val="2F5597"/>
-          <w:sz w:val="20"/>
-        </w:rPr>
         <w:t>Six-Week Development Plan</w:t>
       </w:r>
     </w:p>
     <w:tbl>
       <w:tblPr>
+        <w:tblStyle w:val="TableGrid"/>
         <w:tblW w:type="auto" w:w="0"/>
-        <w:jc w:val="center"/>
-        <w:tblLayout w:type="fixed"/>
         <w:tblLook w:firstColumn="1" w:firstRow="1" w:lastColumn="0" w:lastRow="0" w:noHBand="0" w:noVBand="1" w:val="04A0"/>
-        <w:tblBorders>
-          <w:top w:val="single" w:sz="4" w:space="0" w:color="C9D4E2"/>
-          <w:left w:val="single" w:sz="4" w:space="0" w:color="C9D4E2"/>
-          <w:bottom w:val="single" w:sz="4" w:space="0" w:color="C9D4E2"/>
-          <w:right w:val="single" w:sz="4" w:space="0" w:color="C9D4E2"/>
-          <w:insideH w:val="single" w:sz="4" w:space="0" w:color="C9D4E2"/>
-          <w:insideV w:val="single" w:sz="4" w:space="0" w:color="C9D4E2"/>
-        </w:tblBorders>
       </w:tblPr>
       <w:tblGrid>
-        <w:gridCol w:w="5285"/>
-        <w:gridCol w:w="5285"/>
+        <w:gridCol w:w="4320"/>
+        <w:gridCol w:w="4320"/>
       </w:tblGrid>
       <w:tr>
-        <w:trPr>
-          <w:tblHeader w:val="true"/>
-        </w:trPr>
         <w:tc>
           <w:tcPr>
-            <w:tcW w:type="dxa" w:w="2189"/>
-            <w:tcMar>
-              <w:top w:w="55" w:type="dxa"/>
-              <w:start w:w="65" w:type="dxa"/>
-              <w:bottom w:w="55" w:type="dxa"/>
-              <w:end w:w="65" w:type="dxa"/>
-            </w:tcMar>
-            <w:vAlign w:val="center"/>
-            <w:shd w:fill="16365C"/>
+            <w:tcW w:type="dxa" w:w="4320"/>
           </w:tcPr>
           <w:p>
-            <w:pPr>
-              <w:spacing w:before="0" w:after="0" w:line="240" w:lineRule="auto"/>
-            </w:pPr>
             <w:r>
               <w:rPr>
-                <w:rFonts w:ascii="Aptos" w:hAnsi="Aptos"/>
                 <w:b/>
-                <w:color w:val="FFFFFF"/>
-                <w:sz w:val="15"/>
               </w:rPr>
               <w:t>Window</w:t>
             </w:r>
@@ -5128,26 +2359,12 @@
         </w:tc>
         <w:tc>
           <w:tcPr>
-            <w:tcW w:type="dxa" w:w="8381"/>
-            <w:tcMar>
-              <w:top w:w="55" w:type="dxa"/>
-              <w:start w:w="65" w:type="dxa"/>
-              <w:bottom w:w="55" w:type="dxa"/>
-              <w:end w:w="65" w:type="dxa"/>
-            </w:tcMar>
-            <w:vAlign w:val="center"/>
-            <w:shd w:fill="16365C"/>
+            <w:tcW w:type="dxa" w:w="4320"/>
           </w:tcPr>
           <w:p>
-            <w:pPr>
-              <w:spacing w:before="0" w:after="0" w:line="240" w:lineRule="auto"/>
-            </w:pPr>
             <w:r>
               <w:rPr>
-                <w:rFonts w:ascii="Aptos" w:hAnsi="Aptos"/>
                 <w:b/>
-                <w:color w:val="FFFFFF"/>
-                <w:sz w:val="15"/>
               </w:rPr>
               <w:t>Planned work</w:t>
             </w:r>
@@ -5157,53 +2374,20 @@
       <w:tr>
         <w:tc>
           <w:tcPr>
-            <w:tcW w:type="dxa" w:w="2189"/>
-            <w:tcMar>
-              <w:top w:w="55" w:type="dxa"/>
-              <w:start w:w="65" w:type="dxa"/>
-              <w:bottom w:w="55" w:type="dxa"/>
-              <w:end w:w="65" w:type="dxa"/>
-            </w:tcMar>
-            <w:vAlign w:val="center"/>
-            <w:shd w:fill="F3F7FB"/>
+            <w:tcW w:type="dxa" w:w="4320"/>
           </w:tcPr>
           <w:p>
-            <w:pPr>
-              <w:spacing w:before="0" w:after="0" w:line="240" w:lineRule="auto"/>
-            </w:pPr>
             <w:r>
-              <w:rPr>
-                <w:rFonts w:ascii="Aptos" w:hAnsi="Aptos"/>
-                <w:b/>
-                <w:color w:val="1F2937"/>
-                <w:sz w:val="15"/>
-              </w:rPr>
               <w:t>Weeks 1–2</w:t>
             </w:r>
           </w:p>
         </w:tc>
         <w:tc>
           <w:tcPr>
-            <w:tcW w:type="dxa" w:w="8381"/>
-            <w:tcMar>
-              <w:top w:w="55" w:type="dxa"/>
-              <w:start w:w="65" w:type="dxa"/>
-              <w:bottom w:w="55" w:type="dxa"/>
-              <w:end w:w="65" w:type="dxa"/>
-            </w:tcMar>
-            <w:vAlign w:val="center"/>
+            <w:tcW w:type="dxa" w:w="4320"/>
           </w:tcPr>
           <w:p>
-            <w:pPr>
-              <w:spacing w:before="0" w:after="0" w:line="240" w:lineRule="auto"/>
-            </w:pPr>
             <w:r>
-              <w:rPr>
-                <w:rFonts w:ascii="Aptos" w:hAnsi="Aptos"/>
-                <w:b w:val="0"/>
-                <w:color w:val="1F2937"/>
-                <w:sz w:val="15"/>
-              </w:rPr>
               <w:t>Wizard movement, health, mana regeneration, three spells, melee enemy, death, and restart</w:t>
             </w:r>
           </w:p>
@@ -5212,54 +2396,21 @@
       <w:tr>
         <w:tc>
           <w:tcPr>
-            <w:tcW w:type="dxa" w:w="2189"/>
-            <w:tcMar>
-              <w:top w:w="55" w:type="dxa"/>
-              <w:start w:w="65" w:type="dxa"/>
-              <w:bottom w:w="55" w:type="dxa"/>
-              <w:end w:w="65" w:type="dxa"/>
-            </w:tcMar>
-            <w:vAlign w:val="center"/>
-            <w:shd w:fill="F3F7FB"/>
+            <w:tcW w:type="dxa" w:w="4320"/>
           </w:tcPr>
           <w:p>
-            <w:pPr>
-              <w:spacing w:before="0" w:after="0" w:line="240" w:lineRule="auto"/>
-            </w:pPr>
             <w:r>
-              <w:rPr>
-                <w:rFonts w:ascii="Aptos" w:hAnsi="Aptos"/>
-                <w:b/>
-                <w:color w:val="1F2937"/>
-                <w:sz w:val="15"/>
-              </w:rPr>
               <w:t>Weeks 3–4</w:t>
             </w:r>
           </w:p>
         </w:tc>
         <w:tc>
           <w:tcPr>
-            <w:tcW w:type="dxa" w:w="8381"/>
-            <w:tcMar>
-              <w:top w:w="55" w:type="dxa"/>
-              <w:start w:w="65" w:type="dxa"/>
-              <w:bottom w:w="55" w:type="dxa"/>
-              <w:end w:w="65" w:type="dxa"/>
-            </w:tcMar>
-            <w:vAlign w:val="center"/>
+            <w:tcW w:type="dxa" w:w="4320"/>
           </w:tcPr>
           <w:p>
-            <w:pPr>
-              <w:spacing w:before="0" w:after="0" w:line="240" w:lineRule="auto"/>
-            </w:pPr>
             <w:r>
-              <w:rPr>
-                <w:rFonts w:ascii="Aptos" w:hAnsi="Aptos"/>
-                <w:b w:val="0"/>
-                <w:color w:val="1F2937"/>
-                <w:sz w:val="15"/>
-              </w:rPr>
-              <w:t>Door interactions, door-breaking pressure, room-to-room pursuit, ranged enemy, and asset-pack dungeon floor</w:t>
+              <w:t>Door interactions, door-breaking pressure, room-to-room pursuit, ranged enemy, and 2.5D isometric dungeon floor construction</w:t>
             </w:r>
           </w:p>
         </w:tc>
@@ -5267,53 +2418,20 @@
       <w:tr>
         <w:tc>
           <w:tcPr>
-            <w:tcW w:type="dxa" w:w="2189"/>
-            <w:tcMar>
-              <w:top w:w="55" w:type="dxa"/>
-              <w:start w:w="65" w:type="dxa"/>
-              <w:bottom w:w="55" w:type="dxa"/>
-              <w:end w:w="65" w:type="dxa"/>
-            </w:tcMar>
-            <w:vAlign w:val="center"/>
-            <w:shd w:fill="F3F7FB"/>
+            <w:tcW w:type="dxa" w:w="4320"/>
           </w:tcPr>
           <w:p>
-            <w:pPr>
-              <w:spacing w:before="0" w:after="0" w:line="240" w:lineRule="auto"/>
-            </w:pPr>
             <w:r>
-              <w:rPr>
-                <w:rFonts w:ascii="Aptos" w:hAnsi="Aptos"/>
-                <w:b/>
-                <w:color w:val="1F2937"/>
-                <w:sz w:val="15"/>
-              </w:rPr>
               <w:t>Weeks 5–6</w:t>
             </w:r>
           </w:p>
         </w:tc>
         <w:tc>
           <w:tcPr>
-            <w:tcW w:type="dxa" w:w="8381"/>
-            <w:tcMar>
-              <w:top w:w="55" w:type="dxa"/>
-              <w:start w:w="65" w:type="dxa"/>
-              <w:bottom w:w="55" w:type="dxa"/>
-              <w:end w:w="65" w:type="dxa"/>
-            </w:tcMar>
-            <w:vAlign w:val="center"/>
+            <w:tcW w:type="dxa" w:w="4320"/>
           </w:tcPr>
           <w:p>
-            <w:pPr>
-              <w:spacing w:before="0" w:after="0" w:line="240" w:lineRule="auto"/>
-            </w:pPr>
             <w:r>
-              <w:rPr>
-                <w:rFonts w:ascii="Aptos" w:hAnsi="Aptos"/>
-                <w:b w:val="0"/>
-                <w:color w:val="1F2937"/>
-                <w:sz w:val="15"/>
-              </w:rPr>
               <w:t>Final escape, visual and audio feedback, balancing, performance testing, bug fixes, build, and presentation</w:t>
             </w:r>
           </w:p>
@@ -5321,85 +2439,18 @@
       </w:tr>
     </w:tbl>
     <w:p>
-      <w:pPr>
-        <w:spacing w:after="0" w:before="0" w:line="60" w:lineRule="auto"/>
-      </w:pPr>
-      <w:r/>
-    </w:p>
-    <w:p>
-      <w:pPr>
-        <w:widowControl/>
-        <w:spacing w:before="0" w:after="50" w:line="245" w:lineRule="auto"/>
-      </w:pPr>
       <w:r>
-        <w:rPr>
-          <w:rFonts w:ascii="Aptos" w:hAnsi="Aptos"/>
-          <w:i w:val="0"/>
-          <w:color w:val="1F2937"/>
-          <w:sz w:val="17"/>
-        </w:rPr>
         <w:t>Stretch features will be removed first if the schedule slips. Advanced door visuals and one encounter variation may also be reduced. The three spells, two enemy types, door loop, mana regeneration, pursuit, and final escape remain the required game. If required work in Weeks 5–6 (final escape, balancing, or performance passes) overruns, the fallback is to reduce final-room encounter density toward the low end of the stated three-to-eight-enemy range and simplify presentation polish; required systems are not cut.</w:t>
       </w:r>
     </w:p>
     <w:sectPr>
-      <w:headerReference w:type="default" r:id="rId9"/>
-      <w:footerReference w:type="default" r:id="rId10"/>
       <w:pgSz w:w="12240" w:h="15840"/>
-      <w:pgMar w:top="691" w:right="835" w:bottom="691" w:left="835" w:header="259" w:footer="288" w:gutter="0"/>
+      <w:pgMar w:top="1440" w:right="1800" w:bottom="1440" w:left="1800" w:header="720" w:footer="720" w:gutter="0"/>
       <w:cols w:space="720"/>
       <w:docGrid w:linePitch="360"/>
     </w:sectPr>
   </w:body>
 </w:document>
-</file>
-
-<file path=word/footer1.xml><?xml version="1.0" encoding="utf-8"?>
-<w:ftr xmlns:m="http://schemas.openxmlformats.org/officeDocument/2006/math" xmlns:mc="http://schemas.openxmlformats.org/markup-compatibility/2006" xmlns:mo="http://schemas.microsoft.com/office/mac/office/2008/main" xmlns:mv="urn:schemas-microsoft-com:mac:vml" xmlns:o="urn:schemas-microsoft-com:office:office" xmlns:r="http://schemas.openxmlformats.org/officeDocument/2006/relationships" xmlns:v="urn:schemas-microsoft-com:vml" xmlns:w10="urn:schemas-microsoft-com:office:word" xmlns:w14="http://schemas.microsoft.com/office/word/2010/wordml" xmlns:w="http://schemas.openxmlformats.org/wordprocessingml/2006/main" xmlns:wne="http://schemas.microsoft.com/office/word/2006/wordml" xmlns:wp14="http://schemas.microsoft.com/office/word/2010/wordprocessingDrawing" xmlns:wp="http://schemas.openxmlformats.org/drawingml/2006/wordprocessingDrawing" xmlns:wpc="http://schemas.microsoft.com/office/word/2010/wordprocessingCanvas" xmlns:wpg="http://schemas.microsoft.com/office/word/2010/wordprocessingGroup" xmlns:wpi="http://schemas.microsoft.com/office/word/2010/wordprocessingInk" xmlns:wps="http://schemas.microsoft.com/office/word/2010/wordprocessingShape" mc:Ignorable="w14 wp14">
-  <w:p>
-    <w:pPr>
-      <w:spacing w:before="0" w:after="0"/>
-      <w:jc w:val="center"/>
-    </w:pPr>
-    <w:r>
-      <w:rPr>
-        <w:rFonts w:ascii="Aptos" w:hAnsi="Aptos"/>
-        <w:color w:val="5C6878"/>
-        <w:sz w:val="14"/>
-      </w:rPr>
-      <w:t>Vincent Liguori  •  Final Draft  •  July 30, 2026</w:t>
-    </w:r>
-  </w:p>
-</w:ftr>
-</file>
-
-<file path=word/header1.xml><?xml version="1.0" encoding="utf-8"?>
-<w:hdr xmlns:m="http://schemas.openxmlformats.org/officeDocument/2006/math" xmlns:mc="http://schemas.openxmlformats.org/markup-compatibility/2006" xmlns:mo="http://schemas.microsoft.com/office/mac/office/2008/main" xmlns:mv="urn:schemas-microsoft-com:mac:vml" xmlns:o="urn:schemas-microsoft-com:office:office" xmlns:r="http://schemas.openxmlformats.org/officeDocument/2006/relationships" xmlns:v="urn:schemas-microsoft-com:vml" xmlns:w10="urn:schemas-microsoft-com:office:word" xmlns:w14="http://schemas.microsoft.com/office/word/2010/wordml" xmlns:w="http://schemas.openxmlformats.org/wordprocessingml/2006/main" xmlns:wne="http://schemas.microsoft.com/office/word/2006/wordml" xmlns:wp14="http://schemas.microsoft.com/office/word/2010/wordprocessingDrawing" xmlns:wp="http://schemas.openxmlformats.org/drawingml/2006/wordprocessingDrawing" xmlns:wpc="http://schemas.microsoft.com/office/word/2010/wordprocessingCanvas" xmlns:wpg="http://schemas.microsoft.com/office/word/2010/wordprocessingGroup" xmlns:wpi="http://schemas.microsoft.com/office/word/2010/wordprocessingInk" xmlns:wps="http://schemas.microsoft.com/office/word/2010/wordprocessingShape" mc:Ignorable="w14 wp14">
-  <w:p>
-    <w:pPr>
-      <w:spacing w:after="0"/>
-      <w:jc w:val="right"/>
-    </w:pPr>
-    <w:r>
-      <w:rPr>
-        <w:rFonts w:ascii="Aptos" w:hAnsi="Aptos"/>
-        <w:b/>
-        <w:color w:val="5C6878"/>
-        <w:sz w:val="15"/>
-      </w:rPr>
-      <w:t xml:space="preserve">NO SAFE CIRCLE  |  FINAL GDD    </w:t>
-    </w:r>
-    <w:r>
-      <w:rPr>
-        <w:rFonts w:ascii="Aptos" w:hAnsi="Aptos"/>
-        <w:color w:val="5C6878"/>
-        <w:sz w:val="15"/>
-      </w:rPr>
-      <w:fldChar w:fldCharType="begin"/>
-      <w:instrText xml:space="preserve"> PAGE </w:instrText>
-      <w:fldChar w:fldCharType="end"/>
-    </w:r>
-  </w:p>
-</w:hdr>
 </file>
 
 <file path=word/numbering.xml><?xml version="1.0" encoding="utf-8"?>
@@ -5765,14 +2816,9 @@
     <w:name w:val="Normal"/>
     <w:qFormat/>
     <w:rsid w:val="00FC693F"/>
-    <w:pPr>
-      <w:widowControl/>
-      <w:spacing w:after="64" w:line="245" w:lineRule="auto"/>
-    </w:pPr>
     <w:rPr>
-      <w:rFonts w:ascii="Carlito" w:hAnsi="Carlito"/>
-      <w:color w:val="1F2937"/>
-      <w:sz w:val="18"/>
+      <w:rFonts w:ascii="Calibri" w:hAnsi="Calibri" w:eastAsia="Calibri"/>
+      <w:sz w:val="21"/>
     </w:rPr>
   </w:style>
   <w:style w:type="paragraph" w:styleId="Header">
@@ -5830,19 +2876,15 @@
     <w:pPr>
       <w:keepNext/>
       <w:keepLines/>
-      <w:pageBreakBefore w:val="0"/>
-      <w:spacing w:before="140" w:after="60"/>
+      <w:spacing w:before="480" w:after="0"/>
       <w:outlineLvl w:val="0"/>
-      <w:pBdr>
-        <w:bottom w:val="single" w:sz="8" w:space="2" w:color="2F5597"/>
-      </w:pBdr>
     </w:pPr>
     <w:rPr>
-      <w:rFonts w:asciiTheme="majorHAnsi" w:eastAsiaTheme="majorEastAsia" w:hAnsiTheme="majorHAnsi" w:cstheme="majorBidi" w:ascii="Liberation Sans Narrow" w:hAnsi="Liberation Sans Narrow"/>
+      <w:rFonts w:asciiTheme="majorHAnsi" w:eastAsiaTheme="majorEastAsia" w:hAnsiTheme="majorHAnsi" w:cstheme="majorBidi"/>
       <w:b/>
       <w:bCs/>
-      <w:color w:val="17365D"/>
-      <w:sz w:val="30"/>
+      <w:color w:val="365F91" w:themeColor="accent1" w:themeShade="BF"/>
+      <w:sz w:val="28"/>
       <w:szCs w:val="28"/>
     </w:rPr>
   </w:style>
@@ -5858,15 +2900,15 @@
     <w:pPr>
       <w:keepNext/>
       <w:keepLines/>
-      <w:spacing w:before="100" w:after="40"/>
+      <w:spacing w:before="200" w:after="0"/>
       <w:outlineLvl w:val="1"/>
     </w:pPr>
     <w:rPr>
-      <w:rFonts w:asciiTheme="majorHAnsi" w:eastAsiaTheme="majorEastAsia" w:hAnsiTheme="majorHAnsi" w:cstheme="majorBidi" w:ascii="Liberation Sans Narrow" w:hAnsi="Liberation Sans Narrow"/>
+      <w:rFonts w:asciiTheme="majorHAnsi" w:eastAsiaTheme="majorEastAsia" w:hAnsiTheme="majorHAnsi" w:cstheme="majorBidi"/>
       <w:b/>
       <w:bCs/>
-      <w:color w:val="2F5597"/>
-      <w:sz w:val="22"/>
+      <w:color w:val="4F81BD" w:themeColor="accent1"/>
+      <w:sz w:val="26"/>
       <w:szCs w:val="26"/>
     </w:rPr>
   </w:style>
@@ -6208,14 +3250,8 @@
     <w:unhideWhenUsed/>
     <w:rsid w:val="00AA1D8D"/>
     <w:pPr>
-      <w:widowControl/>
-      <w:spacing w:after="64" w:line="245" w:lineRule="auto"/>
+      <w:spacing w:after="120"/>
     </w:pPr>
-    <w:rPr>
-      <w:rFonts w:ascii="Carlito" w:hAnsi="Carlito"/>
-      <w:color w:val="1F2937"/>
-      <w:sz w:val="18"/>
-    </w:rPr>
   </w:style>
   <w:style w:type="character" w:customStyle="1" w:styleId="BodyTextChar">
     <w:name w:val="Body Text Char"/>
@@ -6311,15 +3347,8 @@
       <w:numPr>
         <w:numId w:val="1"/>
       </w:numPr>
-      <w:spacing w:line="240" w:lineRule="auto" w:after="36"/>
-      <w:ind w:left="317" w:hanging="230"/>
       <w:contextualSpacing/>
     </w:pPr>
-    <w:rPr>
-      <w:rFonts w:ascii="Carlito" w:hAnsi="Carlito"/>
-      <w:color w:val="1F2937"/>
-      <w:sz w:val="18"/>
-    </w:rPr>
   </w:style>
   <w:style w:type="paragraph" w:styleId="ListBullet2">
     <w:name w:val="List Bullet 2"/>
@@ -6357,15 +3386,8 @@
       <w:numPr>
         <w:numId w:val="5"/>
       </w:numPr>
-      <w:spacing w:line="240" w:lineRule="auto" w:after="36"/>
-      <w:ind w:left="317" w:hanging="230"/>
       <w:contextualSpacing/>
     </w:pPr>
-    <w:rPr>
-      <w:rFonts w:ascii="Carlito" w:hAnsi="Carlito"/>
-      <w:color w:val="1F2937"/>
-      <w:sz w:val="18"/>
-    </w:rPr>
   </w:style>
   <w:style w:type="paragraph" w:styleId="ListNumber2">
     <w:name w:val="List Number 2"/>
@@ -17480,19 +14502,6 @@
         <w:shd w:val="clear" w:color="auto" w:fill="FBCAA2" w:themeFill="accent6" w:themeFillTint="7F"/>
       </w:tcPr>
     </w:tblStylePr>
-  </w:style>
-  <w:style w:type="paragraph" w:customStyle="1" w:styleId="ItemHeading">
-    <w:name w:val="Item Heading"/>
-    <w:pPr>
-      <w:keepNext/>
-      <w:spacing w:before="50" w:after="16"/>
-    </w:pPr>
-    <w:rPr>
-      <w:rFonts w:ascii="Carlito" w:hAnsi="Carlito"/>
-      <w:b/>
-      <w:color w:val="17365D"/>
-      <w:sz w:val="19"/>
-    </w:rPr>
   </w:style>
 </w:styles>
 </file>

--- a/Docs/GDD/No_Safe_Circle_GDD_Final.docx
+++ b/Docs/GDD/No_Safe_Circle_GDD_Final.docx
@@ -57,7 +57,7 @@
     </w:p>
     <w:p>
       <w:r>
-        <w:t>Locked doors provide recovery time, not permanent safety. In the final room, the player must create enough distance from the pursuing enemies to open the final door and escape. The player wins by passing through the final door and loses if the wizard's health reaches zero.</w:t>
+        <w:t>Locked doors provide recovery time, not permanent safety. In the final room, the player must create enough distance from the pursuing enemies to open the final door and escape. The player wins by passing through the final door and loses if the wizard’s health reaches zero.</w:t>
       </w:r>
     </w:p>
     <w:tbl>
@@ -286,9 +286,21 @@
     <w:p>
       <w:pPr>
         <w:pStyle w:val="ListBullet"/>
-      </w:pPr>
-      <w:r>
-        <w:t>Safety is always temporary. Doors delay pursuing enemies but do not remove the threat created by monsters left alive.</w:t>
+        <w:rPr>
+          <w:rFonts w:asciiTheme="minorHAnsi" w:eastAsiaTheme="minorHAnsi" w:hAnsiTheme="minorHAnsi"/>
+          <w:sz w:val="24"/>
+        </w:rPr>
+      </w:pPr>
+      <w:r>
+        <w:t xml:space="preserve">Safety is always temporary. </w:t>
+      </w:r>
+      <w:proofErr w:type="gramStart"/>
+      <w:r>
+        <w:t>Doors</w:t>
+      </w:r>
+      <w:proofErr w:type="gramEnd"/>
+      <w:r>
+        <w:t xml:space="preserve"> delay pursuing enemies but do not remove the threat created by monsters left alive.</w:t>
       </w:r>
     </w:p>
     <w:p>
@@ -331,7 +343,10 @@
     </w:p>
     <w:p>
       <w:r>
-        <w:t>The player moves through connected rooms toward the final door. In each room, the objective is to create five safe seconds, open the next door, cross through it, and lock it before the pursuing monsters arrive.</w:t>
+        <w:t>The player moves through connected rooms toward the final door. In each room, the objective is to create five safe seconds, open the next door, cross through it, and lock it before the pursuing monsters arrive</w:t>
+      </w:r>
+      <w:r>
+        <w:t>.</w:t>
       </w:r>
     </w:p>
     <w:p>
@@ -345,6 +360,10 @@
     <w:p>
       <w:pPr>
         <w:pStyle w:val="ListNumber"/>
+        <w:rPr>
+          <w:rFonts w:asciiTheme="minorHAnsi" w:eastAsiaTheme="minorHAnsi" w:hAnsiTheme="minorHAnsi"/>
+          <w:sz w:val="24"/>
+        </w:rPr>
       </w:pPr>
       <w:r>
         <w:t>Scout the room, locate the sealed door, and identify a route for luring or slowing enemies.</w:t>
@@ -379,7 +398,10 @@
         <w:pStyle w:val="ListNumber"/>
       </w:pPr>
       <w:r>
-        <w:t>Open the door for five uninterrupted seconds, cross through it, lock it, and recover before pursuers break through.</w:t>
+        <w:t>Open the door for five uninterrupted seconds, cross through it, lock it, and recover before pursuers break through</w:t>
+      </w:r>
+      <w:r>
+        <w:t>.</w:t>
       </w:r>
     </w:p>
     <w:p>
@@ -449,7 +471,22 @@
           </w:tcPr>
           <w:p>
             <w:r>
-              <w:t>Move and Aim</w:t>
+              <w:t xml:space="preserve">Move and </w:t>
+            </w:r>
+            <w:proofErr w:type="gramStart"/>
+            <w:r>
+              <w:t>Aim</w:t>
+            </w:r>
+            <w:proofErr w:type="gramEnd"/>
+          </w:p>
+        </w:tc>
+        <w:tc>
+          <w:tcPr>
+            <w:tcW w:w="2880" w:type="dxa"/>
+          </w:tcPr>
+          <w:p>
+            <w:r>
+              <w:t>Use mouse-directed movement: click to set a destination or hold to keep steering toward the cursor. The cursor also serves as the aiming and targeting reference for spells and cursor-targeted interactions such as sealed doors.</w:t>
             </w:r>
           </w:p>
         </w:tc>
@@ -459,17 +496,10 @@
           </w:tcPr>
           <w:p>
             <w:r>
-              <w:t>Use mouse-directed movement: click to set a destination or hold to keep steering toward the cursor. The cursor also serves as the aiming and targeting reference for spells and interactions.</w:t>
+              <w:t>Create and preserve escape routes while maintaining the spatial feel of early isometric action/RPG movement</w:t>
             </w:r>
-          </w:p>
-        </w:tc>
-        <w:tc>
-          <w:tcPr>
-            <w:tcW w:w="2880" w:type="dxa"/>
-          </w:tcPr>
-          <w:p>
             <w:r>
-              <w:t>Create and preserve escape routes while maintaining the spatial feel of early isometric action/RPG movement.</w:t>
+              <w:t>.</w:t>
             </w:r>
           </w:p>
         </w:tc>
@@ -587,7 +617,14 @@
           </w:tcPr>
           <w:p>
             <w:r>
-              <w:t>Hold for five seconds; movement or damage cancels.</w:t>
+              <w:t xml:space="preserve">Target the sealed door with the cursor while within arm’s reach, then hold the interaction for five seconds. </w:t>
+            </w:r>
+            <w:r>
+              <w:lastRenderedPageBreak/>
+              <w:t>Once the interaction begins, the selected door remains latched even if the cursor moves off it. Player movement, taking damage, or releasing/canceling the hold resets the attempt</w:t>
+            </w:r>
+            <w:r>
+              <w:t>.</w:t>
             </w:r>
           </w:p>
         </w:tc>
@@ -597,8 +634,21 @@
           </w:tcPr>
           <w:p>
             <w:r>
-              <w:t>Makes each exit a positioning challenge.</w:t>
+              <w:lastRenderedPageBreak/>
+              <w:t xml:space="preserve">Makes each exit a positioning challenge without requiring sustained pointer precision after the intended door has </w:t>
             </w:r>
+            <w:r>
+              <w:lastRenderedPageBreak/>
+              <w:t xml:space="preserve">already been </w:t>
+            </w:r>
+            <w:proofErr w:type="gramStart"/>
+            <w:r>
+              <w:t>selected.</w:t>
+            </w:r>
+            <w:r>
+              <w:t>.</w:t>
+            </w:r>
+            <w:proofErr w:type="gramEnd"/>
           </w:p>
         </w:tc>
       </w:tr>
@@ -619,11 +669,7 @@
           </w:tcPr>
           <w:p>
             <w:r>
-              <w:t xml:space="preserve">Shut the door after crossing, restoring a small, fixed amount of health. Once locked, this door cannot be reopened or </w:t>
-            </w:r>
-            <w:r>
-              <w:lastRenderedPageBreak/>
-              <w:t>crossed again (see Door and Pursuit Rules).</w:t>
+              <w:t>Shut the door after crossing, restoring a small, fixed amount of health. Once locked, this door cannot be reopened or crossed again (see Door and Pursuit Rules).</w:t>
             </w:r>
           </w:p>
         </w:tc>
@@ -633,7 +679,6 @@
           </w:tcPr>
           <w:p>
             <w:r>
-              <w:lastRenderedPageBreak/>
               <w:t>Creates recovery time while pursuers attack it, and marks forward progress as final.</w:t>
             </w:r>
           </w:p>
@@ -799,7 +844,11 @@
     </w:tbl>
     <w:p>
       <w:r>
-        <w:t>The three spells solve different problems: Frost Field controls pursuit, Force Wave repairs an immediate positioning mistake, and Charged Fireball converts a previously created opening into damage. No single spell reliably answers both enemy types by itself. Force Wave's cooldown is tuned so an encounter space typically allows only about one meaningful use: spending it to escape a mid-room surround may leave none available for that room's door attempt, and saving it for the door means resolving mid-room danger without it. This is an intentional resource decision, not proof that either use was wrong.</w:t>
+        <w:t xml:space="preserve">The three spells solve different problems: Frost Field controls pursuit, Force Wave repairs an immediate positioning mistake, and Charged Fireball converts a previously created opening into damage. No single spell reliably answers both enemy types by itself. Force Wave's cooldown is tuned so an encounter space typically allows only about one meaningful use: spending it to escape a mid-room surround may leave none available for that room's door attempt, and saving it for the door </w:t>
+      </w:r>
+      <w:r>
+        <w:lastRenderedPageBreak/>
+        <w:t>means resolving mid-room danger without it. This is an intentional resource decision, not proof that either use was wrong.</w:t>
       </w:r>
     </w:p>
     <w:p>
@@ -813,9 +862,21 @@
     <w:p>
       <w:pPr>
         <w:pStyle w:val="ListBullet"/>
-      </w:pPr>
-      <w:r>
-        <w:t>Health: The wizard survives a few isolated hits but dies quickly when trapped. Health does not regenerate during a room, and does not reset between rooms — it carries across the whole run. Successfully locking a door after crossing restores a small, fixed amount of health before the next room begins; this recovery is partial, so accumulated damage still matters across all five rooms. Exact recovery values will be set during playtesting.</w:t>
+        <w:rPr>
+          <w:rFonts w:asciiTheme="minorHAnsi" w:eastAsiaTheme="minorHAnsi" w:hAnsiTheme="minorHAnsi"/>
+          <w:sz w:val="24"/>
+        </w:rPr>
+      </w:pPr>
+      <w:r>
+        <w:t xml:space="preserve">Health: The wizard survives a few isolated hits but dies quickly when trapped. Health does not regenerate during a </w:t>
+      </w:r>
+      <w:proofErr w:type="gramStart"/>
+      <w:r>
+        <w:t>room, and</w:t>
+      </w:r>
+      <w:proofErr w:type="gramEnd"/>
+      <w:r>
+        <w:t xml:space="preserve"> does not reset between rooms — it carries across the whole run. Successfully locking a door after crossing restores a small, fixed amount of health before the next room begins; this recovery is partial, so accumulated damage still matters across all five rooms. Exact recovery values will be set during playtesting.</w:t>
       </w:r>
     </w:p>
     <w:p>
@@ -823,7 +884,6 @@
         <w:pStyle w:val="ListBullet"/>
       </w:pPr>
       <w:r>
-        <w:lastRenderedPageBreak/>
         <w:t>Mana: Mana regenerates slowly after a brief post-cast delay. Waiting restores power while locked doors continue losing durability.</w:t>
       </w:r>
     </w:p>
@@ -856,7 +916,10 @@
         <w:pStyle w:val="ListBullet"/>
       </w:pPr>
       <w:r>
-        <w:t>Setbacks: Door-opening attempts reset when movement or damage interrupts them.</w:t>
+        <w:t>Setbacks: Door-opening attempts reset when player movement, taking damage, or releasing/canceling the hold interrupts them. Cursor movement away from the selected door after the interaction has begun does not reset progress</w:t>
+      </w:r>
+      <w:r>
+        <w:t>.</w:t>
       </w:r>
     </w:p>
     <w:p>
@@ -987,7 +1050,11 @@
           </w:tcPr>
           <w:p>
             <w:r>
-              <w:t>Tall shelves and collapsed archive furniture create narrow lanes and chokepoints. Melee enemies can be slowed inside a lane with Frost Field and clustered for Fireball, but the player can also be trapped by choosing the wrong aisle.</w:t>
+              <w:t xml:space="preserve">Tall shelves and collapsed archive furniture create narrow lanes and chokepoints. Melee enemies can be slowed inside a lane with Frost Field and clustered for Fireball, but the player can also be trapped by choosing the wrong </w:t>
+            </w:r>
+            <w:r>
+              <w:lastRenderedPageBreak/>
+              <w:t>aisle.</w:t>
             </w:r>
           </w:p>
         </w:tc>
@@ -999,6 +1066,7 @@
           </w:tcPr>
           <w:p>
             <w:r>
+              <w:lastRenderedPageBreak/>
               <w:t>3. Chapel of Ash</w:t>
             </w:r>
           </w:p>
@@ -1031,11 +1099,7 @@
           </w:tcPr>
           <w:p>
             <w:r>
-              <w:t xml:space="preserve">Columns and storage piles create several incomplete loops rather than one safe circuit. The player must watch both the current encounter and the previous doorway, because surviving enemies from earlier rooms are the </w:t>
-            </w:r>
-            <w:r>
-              <w:lastRenderedPageBreak/>
-              <w:t>same persistent pursuers breaking through behind them, not newly spawned enemies.</w:t>
+              <w:t>Columns and storage piles create several incomplete loops rather than one safe circuit. The player must watch both the current encounter and the previous doorway, because surviving enemies from earlier rooms are the same persistent pursuers breaking through behind them, not newly spawned enemies.</w:t>
             </w:r>
           </w:p>
         </w:tc>
@@ -1047,7 +1111,6 @@
           </w:tcPr>
           <w:p>
             <w:r>
-              <w:lastRenderedPageBreak/>
               <w:t>5. Final Room</w:t>
             </w:r>
           </w:p>
@@ -1199,54 +1262,213 @@
         <w:pStyle w:val="Heading2"/>
       </w:pPr>
       <w:r>
-        <w:t>Door and Pursuit Rules</w:t>
+        <w:t>Enemy Detection, Pursuit, and Target Loss</w:t>
       </w:r>
     </w:p>
     <w:p>
       <w:pPr>
-        <w:pStyle w:val="ListBullet"/>
-      </w:pPr>
-      <w:r>
-        <w:t>Enemies move between rooms through open doors; crossing a doorway does not clear pursuit.</w:t>
+        <w:numPr>
+          <w:ilvl w:val="0"/>
+          <w:numId w:val="10"/>
+        </w:numPr>
+      </w:pPr>
+      <w:r>
+        <w:t xml:space="preserve">Each enemy uses a </w:t>
+      </w:r>
+      <w:r>
+        <w:rPr>
+          <w:b/>
+          <w:bCs/>
+        </w:rPr>
+        <w:t>Detection Distance</w:t>
+      </w:r>
+      <w:r>
+        <w:t xml:space="preserve"> for acquiring the player and a larger </w:t>
+      </w:r>
+      <w:r>
+        <w:rPr>
+          <w:b/>
+          <w:bCs/>
+        </w:rPr>
+        <w:t>Lose Target Distance</w:t>
+      </w:r>
+      <w:r>
+        <w:t xml:space="preserve"> for breaking active pursuit. Detection Distance must be smaller than Lose Target </w:t>
+      </w:r>
+      <w:proofErr w:type="gramStart"/>
+      <w:r>
+        <w:t>Distance</w:t>
+      </w:r>
+      <w:proofErr w:type="gramEnd"/>
+      <w:r>
+        <w:t xml:space="preserve"> so an enemy does not rapidly alternate between acquiring and losing the player at one boundary.</w:t>
       </w:r>
     </w:p>
     <w:p>
       <w:pPr>
-        <w:pStyle w:val="ListBullet"/>
-      </w:pPr>
-      <w:r>
-        <w:t>A sealed door requires five uninterrupted seconds. Moving away or taking damage cancels the attempt.</w:t>
+        <w:numPr>
+          <w:ilvl w:val="0"/>
+          <w:numId w:val="10"/>
+        </w:numPr>
+      </w:pPr>
+      <w:r>
+        <w:t>When the player enters Detection Distance, the enemy acquires the wizard as its target and pursues according to its archetype. Crossing an open doorway does not by itself clear that target.</w:t>
       </w:r>
     </w:p>
     <w:p>
       <w:pPr>
-        <w:pStyle w:val="ListBullet"/>
-      </w:pPr>
-      <w:r>
-        <w:t>After crossing, the player can lock the door. Enemies that saw the escape begin attacking it. Once locked, a door cannot be reopened, unlocked, or crossed again by the player — the floor is a forward-only escape sequence.</w:t>
+        <w:numPr>
+          <w:ilvl w:val="0"/>
+          <w:numId w:val="10"/>
+        </w:numPr>
+      </w:pPr>
+      <w:r>
+        <w:t>When the player moves beyond Lose Target Distance, the enemy stops tracking the player’s exact current position and enters a search state using the player’s last known position. The distance threshold determines this transition; randomness does not decide whether the enemy forgets the player.</w:t>
       </w:r>
     </w:p>
     <w:p>
       <w:pPr>
-        <w:pStyle w:val="ListBullet"/>
-      </w:pPr>
-      <w:r>
-        <w:t>If the player waits too long, the locked door breaks and the surviving group enters the current room. A broken door remains open and cannot be closed or relocked for the remainder of the run. The player cannot travel backward through an earlier doorway, including after its locked door has been broken; enemies may pass forward through the broken doorway, but it is not a return path for the player.</w:t>
+        <w:numPr>
+          <w:ilvl w:val="0"/>
+          <w:numId w:val="10"/>
+        </w:numPr>
+      </w:pPr>
+      <w:r>
+        <w:lastRenderedPageBreak/>
+        <w:t>The enemy continues toward the last known position. If it reaches that position without reacquiring the player, it performs a short, bounded search/wander using controlled randomness to choose a nearby navigable direction or point, periodically checking for the player again.</w:t>
       </w:r>
     </w:p>
     <w:p>
       <w:pPr>
-        <w:pStyle w:val="ListBullet"/>
-      </w:pPr>
-      <w:r>
-        <w:t>Surviving enemies carry forward and combine with later encounters as the same persistent enemy objects, not new spawns, and the game never permits more than fifteen active enemies at once. When persistent pursuers and a new encounter would together exceed that limit — most notably in Lower Vault, where a rear breach can coincide with the room's own encounter — activation of the new encounter's additional enemies is delayed or reduced first; enemies already pursuing the player are never removed to make room.</w:t>
+        <w:numPr>
+          <w:ilvl w:val="0"/>
+          <w:numId w:val="10"/>
+        </w:numPr>
+      </w:pPr>
+      <w:r>
+        <w:t xml:space="preserve">If the player re-enters Detection Distance during search/wander, the enemy </w:t>
+      </w:r>
+      <w:proofErr w:type="gramStart"/>
+      <w:r>
+        <w:t>reacquires</w:t>
+      </w:r>
+      <w:proofErr w:type="gramEnd"/>
+      <w:r>
+        <w:t xml:space="preserve"> the wizard and returns to normal pursuit.</w:t>
       </w:r>
     </w:p>
     <w:p>
       <w:pPr>
+        <w:numPr>
+          <w:ilvl w:val="0"/>
+          <w:numId w:val="10"/>
+        </w:numPr>
+      </w:pPr>
+      <w:r>
+        <w:t xml:space="preserve">If the bounded search completes without reacquisition, the enemy clears the target and returns to its local idle/wander behavior. Losing the target does not </w:t>
+      </w:r>
+      <w:proofErr w:type="spellStart"/>
+      <w:r>
+        <w:t>despawn</w:t>
+      </w:r>
+      <w:proofErr w:type="spellEnd"/>
+      <w:r>
+        <w:t>, replace, or reset the enemy; it remains the same persistent enemy object and can be encountered again later.</w:t>
+      </w:r>
+    </w:p>
+    <w:p>
+      <w:pPr>
+        <w:numPr>
+          <w:ilvl w:val="0"/>
+          <w:numId w:val="10"/>
+        </w:numPr>
+      </w:pPr>
+      <w:bookmarkStart w:id="0" w:name="enemy-detection-pursuit-and-target-loss"/>
+      <w:r>
+        <w:t>Exact Detection Distance, Lose Target Distance, search duration, and search/wander weighting are tuning values to be established during playtesting.</w:t>
+      </w:r>
+      <w:bookmarkEnd w:id="0"/>
+    </w:p>
+    <w:p/>
+    <w:p>
+      <w:pPr>
         <w:pStyle w:val="Heading2"/>
       </w:pPr>
       <w:r>
+        <w:t>Door and Pursuit Rules</w:t>
+      </w:r>
+    </w:p>
+    <w:p>
+      <w:pPr>
+        <w:pStyle w:val="ListBullet"/>
+        <w:rPr>
+          <w:rFonts w:asciiTheme="minorHAnsi" w:eastAsiaTheme="minorHAnsi" w:hAnsiTheme="minorHAnsi"/>
+          <w:sz w:val="24"/>
+        </w:rPr>
+      </w:pPr>
+      <w:r>
+        <w:t xml:space="preserve">Enemies move between rooms through open doors; crossing a doorway does not clear pursuit. Active pursuit is lost only through the distance-and-search behavior defined in </w:t>
+      </w:r>
+      <w:r>
+        <w:rPr>
+          <w:b/>
+          <w:bCs/>
+        </w:rPr>
+        <w:t>Enemy Detection, Pursuit, and Target Loss</w:t>
+      </w:r>
+      <w:r>
+        <w:t>.</w:t>
+      </w:r>
+    </w:p>
+    <w:p>
+      <w:pPr>
+        <w:pStyle w:val="ListBullet"/>
+      </w:pPr>
+      <w:r>
+        <w:t>A sealed door is a cursor-targeted interactable. The player must target the intended door with the cursor while within arm’s reach to begin the five-second hold. After the interaction begins, the door remains selected even if the cursor moves off it. Player movement, taking damage, or releasing/canceling the hold resets the attempt.</w:t>
+      </w:r>
+    </w:p>
+    <w:p>
+      <w:pPr>
+        <w:pStyle w:val="ListBullet"/>
+      </w:pPr>
+      <w:r>
+        <w:t>After crossing, the player can lock the door. Enemies actively pursuing the player that witnessed the escape and are blocked by that locked door begin attacking it; an enemy that has already lost the player does not begin attacking a locked door solely because it is nearby. Once locked, a door cannot be reopened, unlocked, or crossed again by the player — the floor is a forward-only escape sequence.</w:t>
+      </w:r>
+    </w:p>
+    <w:p>
+      <w:pPr>
+        <w:pStyle w:val="ListBullet"/>
+      </w:pPr>
+      <w:r>
+        <w:t xml:space="preserve">If the player waits too long, the locked door breaks and the surviving group </w:t>
+      </w:r>
+      <w:proofErr w:type="gramStart"/>
+      <w:r>
+        <w:t>enters</w:t>
+      </w:r>
+      <w:proofErr w:type="gramEnd"/>
+      <w:r>
+        <w:t xml:space="preserve"> the current room. A broken door remains open and cannot be closed or relocked for the remainder of the run. The player cannot travel backward through an earlier doorway, including after its locked door has been broken; enemies may pass forward through the broken doorway, but it is not a return path for the player.</w:t>
+      </w:r>
+    </w:p>
+    <w:p>
+      <w:pPr>
+        <w:pStyle w:val="ListBullet"/>
+      </w:pPr>
+      <w:r>
+        <w:t>Surviving enemies carry forward and combine with later encounters as the same persistent enemy objects, not new spawns, and the game never permits more than fifteen active enemies at once. When persistent pursuers and a new encounter would together exceed that limit — most notably in Lower Vault, where a rear breach can coincide with the room’s own encounter — activation of the new encounter’s additional enemies is delayed or reduced first; enemies already pursuing the player are never removed to make room</w:t>
+      </w:r>
+      <w:r>
+        <w:t>.</w:t>
+      </w:r>
+    </w:p>
+    <w:p>
+      <w:pPr>
+        <w:pStyle w:val="Heading2"/>
+      </w:pPr>
+      <w:r>
+        <w:lastRenderedPageBreak/>
         <w:t>Required Scope, Exclusions, and Stretch Goals</w:t>
       </w:r>
     </w:p>
@@ -1266,7 +1488,6 @@
         <w:rPr>
           <w:b/>
         </w:rPr>
-        <w:lastRenderedPageBreak/>
         <w:t>Excluded:</w:t>
       </w:r>
       <w:r>
@@ -1361,6 +1582,10 @@
     <w:p>
       <w:pPr>
         <w:pStyle w:val="ListBullet"/>
+        <w:rPr>
+          <w:rFonts w:asciiTheme="minorHAnsi" w:eastAsiaTheme="minorHAnsi" w:hAnsiTheme="minorHAnsi"/>
+          <w:sz w:val="24"/>
+        </w:rPr>
       </w:pPr>
       <w:r>
         <w:t>A first-time player understands that reaching a door is not enough; five safe seconds are required.</w:t>
@@ -1371,7 +1596,7 @@
         <w:pStyle w:val="ListBullet"/>
       </w:pPr>
       <w:r>
-        <w:t>The player understands that enemies left alive remain a threat: leaving them alive means locking a door while they attack it, and later encountering them if that door breaks through.</w:t>
+        <w:t>Door interaction requires accurate target selection only when the interaction begins; normal cursor drift after the door is selected does not cancel opening.</w:t>
       </w:r>
     </w:p>
     <w:p>
@@ -1379,7 +1604,15 @@
         <w:pStyle w:val="ListBullet"/>
       </w:pPr>
       <w:r>
-        <w:t>Encounters use three to eight enemies and never exceed fifteen active enemies.</w:t>
+        <w:t xml:space="preserve">The player understands that enemies left alive remain a threat: leaving them alive means locking a door while they attack </w:t>
+      </w:r>
+      <w:proofErr w:type="gramStart"/>
+      <w:r>
+        <w:t>it, and</w:t>
+      </w:r>
+      <w:proofErr w:type="gramEnd"/>
+      <w:r>
+        <w:t xml:space="preserve"> later encountering them if that door breaks through.</w:t>
       </w:r>
     </w:p>
     <w:p>
@@ -1387,27 +1620,47 @@
         <w:pStyle w:val="ListBullet"/>
       </w:pPr>
       <w:r>
-        <w:t>Failure is readable: poor positioning, low mana, using Force Wave without an immediate threat and leaving it unavailable when critical space is needed, or waiting too long.</w:t>
+        <w:t>Encounters use three to eight enemies and never exceed fifteen active enemies.</w:t>
       </w:r>
     </w:p>
     <w:p>
       <w:pPr>
-        <w:pStyle w:val="Heading2"/>
-      </w:pPr>
-      <w:r>
-        <w:t>Peer and Agent Review Revision</w:t>
+        <w:pStyle w:val="ListBullet"/>
+      </w:pPr>
+      <w:r>
+        <w:t xml:space="preserve">Failure is readable: poor positioning, low mana, using Force Wave without </w:t>
+      </w:r>
+      <w:proofErr w:type="gramStart"/>
+      <w:r>
+        <w:t>an immediate</w:t>
+      </w:r>
+      <w:proofErr w:type="gramEnd"/>
+      <w:r>
+        <w:t xml:space="preserve"> threat and leaving it unavailable when critical space is needed, or waiting too long</w:t>
+      </w:r>
+      <w:r>
+        <w:t>.</w:t>
       </w:r>
     </w:p>
     <w:p>
-      <w:r>
-        <w:t>Peer feedback identified that the earlier draft did not explain how the spells and room layouts produced different tactical decisions. A targeted multi-agent review then tested whether those decisions could collapse into a dominant strategy. This revision clarifies Fireball's tap-versus-charge tradeoff, Frost Field's resource commitment, Force Wave's mid-room-versus-door decision, mixed enemy compositions, persistent-pursuer priority, and room-specific implementation checks without adding mechanics or expanding the required scope.</w:t>
+      <w:pPr>
+        <w:pStyle w:val="Heading2"/>
+      </w:pPr>
+      <w:r>
+        <w:t>Peer and Agent Review Revision</w:t>
       </w:r>
     </w:p>
     <w:p>
+      <w:r>
+        <w:t>Peer feedback identified that the earlier draft did not explain how the spells and room layouts produced different tactical decisions. A targeted multi-agent review then tested whether those decisions could collapse into a dominant strategy. This revision clarifies Fireball's tap-versus-charge tradeoff, Frost Field's resource commitment, Force Wave's mid-room-versus-door decision, mixed enemy compositions, persistent-pursuer priority, and room-specific implementation checks without adding mechanics or expanding the required scope.</w:t>
+      </w:r>
+    </w:p>
+    <w:p>
       <w:pPr>
         <w:pStyle w:val="Heading1"/>
       </w:pPr>
       <w:r>
+        <w:lastRenderedPageBreak/>
         <w:t>4. AI Architecture</w:t>
       </w:r>
     </w:p>
@@ -1483,7 +1736,6 @@
           </w:tcPr>
           <w:p>
             <w:r>
-              <w:lastRenderedPageBreak/>
               <w:t>Feature Planning Agent</w:t>
             </w:r>
           </w:p>
@@ -1596,7 +1848,11 @@
               <w:t xml:space="preserve"> </w:t>
             </w:r>
             <w:r>
-              <w:t>It also owns the application of forced enemy displacement requested by abilities such as Force Wave, including returning affected enemies to normal pursuit afterward.</w:t>
+              <w:t xml:space="preserve">It also owns the application of forced enemy displacement requested by </w:t>
+            </w:r>
+            <w:r>
+              <w:lastRenderedPageBreak/>
+              <w:t>abilities such as Force Wave, including returning affected enemies to normal pursuit afterward.</w:t>
             </w:r>
           </w:p>
         </w:tc>
@@ -1606,6 +1862,7 @@
           </w:tcPr>
           <w:p>
             <w:r>
+              <w:lastRenderedPageBreak/>
               <w:t>Makes enemies left alive remain a visible, persistent consequence, and makes Chapel of Ash's cover and Bone Archive's lanes function as designed.</w:t>
             </w:r>
           </w:p>
@@ -1628,11 +1885,7 @@
           </w:tcPr>
           <w:p>
             <w:r>
-              <w:t xml:space="preserve">Authors placements, triggers, door durability, and final-room pressure, including the mixed Melee/Ranged compositions in </w:t>
-            </w:r>
-            <w:r>
-              <w:lastRenderedPageBreak/>
-              <w:t>Chapel of Ash and the Final Room. Owns encounter activation and enforcement of the fifteen-active-enemy ceiling: when persistent pursuers and a new encounter would together exceed it, this agent delays or reduces the new encounter's enemies first rather than displacing enemies already pursuing the player.</w:t>
+              <w:t>Authors placements, triggers, door durability, and final-room pressure, including the mixed Melee/Ranged compositions in Chapel of Ash and the Final Room. Owns encounter activation and enforcement of the fifteen-active-enemy ceiling: when persistent pursuers and a new encounter would together exceed it, this agent delays or reduces the new encounter's enemies first rather than displacing enemies already pursuing the player.</w:t>
             </w:r>
           </w:p>
         </w:tc>
@@ -1642,12 +1895,7 @@
           </w:tcPr>
           <w:p>
             <w:r>
-              <w:lastRenderedPageBreak/>
-              <w:t xml:space="preserve">Controls when the player can lure, fight, flee, or become trapped, and ensures carried-forward enemies never push </w:t>
-            </w:r>
-            <w:r>
-              <w:lastRenderedPageBreak/>
-              <w:t>the floor's total active count beyond the stated limit.</w:t>
+              <w:t>Controls when the player can lure, fight, flee, or become trapped, and ensures carried-forward enemies never push the floor's total active count beyond the stated limit.</w:t>
             </w:r>
           </w:p>
         </w:tc>
@@ -1696,6 +1944,10 @@
     <w:p>
       <w:pPr>
         <w:pStyle w:val="ListNumber"/>
+        <w:numPr>
+          <w:ilvl w:val="0"/>
+          <w:numId w:val="12"/>
+        </w:numPr>
       </w:pPr>
       <w:r>
         <w:t>The developer approves one or more feature briefs describing what the player should see and do.</w:t>
@@ -1744,6 +1996,10 @@
     <w:p>
       <w:pPr>
         <w:pStyle w:val="ListBullet"/>
+        <w:rPr>
+          <w:rFonts w:asciiTheme="minorHAnsi" w:eastAsiaTheme="minorHAnsi" w:hAnsiTheme="minorHAnsi"/>
+          <w:sz w:val="24"/>
+        </w:rPr>
       </w:pPr>
       <w:r>
         <w:t>Agents receive only the approved feature brief, acceptance criteria, relevant files, and necessary scene or prefab information.</w:t>
@@ -1754,6 +2010,7 @@
         <w:pStyle w:val="ListBullet"/>
       </w:pPr>
       <w:r>
+        <w:lastRenderedPageBreak/>
         <w:t>Independent agents work in isolated branches or workspaces so their changes can be reviewed before integration.</w:t>
       </w:r>
     </w:p>
@@ -1786,9 +2043,16 @@
         <w:pStyle w:val="ListBullet"/>
       </w:pPr>
       <w:r>
-        <w:lastRenderedPageBreak/>
-        <w:t>The human developer remains responsible for architecture, merging changes, inspecting Unity scenes and prefabs, playtesting, balance, and final integration.</w:t>
-      </w:r>
+        <w:t xml:space="preserve">The human developer remains responsible for architecture, merging changes, inspecting Unity scenes and prefabs, playtesting, balance, and final </w:t>
+      </w:r>
+      <w:proofErr w:type="gramStart"/>
+      <w:r>
+        <w:t>integration.</w:t>
+      </w:r>
+      <w:r>
+        <w:t>.</w:t>
+      </w:r>
+      <w:proofErr w:type="gramEnd"/>
     </w:p>
     <w:p>
       <w:pPr>
@@ -1800,12 +2064,20 @@
     </w:p>
     <w:p>
       <w:r>
-        <w:t>While the Door and Interaction Agent implements the five-second door-opening and locking behavior, the Enemy Pursuit Agent can independently implement melee enemies following the wizard through open doors. At the same time, the Dungeon Encounter Agent can define the enemy placement for the first encounter space.</w:t>
+        <w:t xml:space="preserve">While the Door and Interaction Agent </w:t>
+      </w:r>
+      <w:proofErr w:type="gramStart"/>
+      <w:r>
+        <w:t>implements</w:t>
+      </w:r>
+      <w:proofErr w:type="gramEnd"/>
+      <w:r>
+        <w:t xml:space="preserve"> the five-second door-opening and locking behavior, the Enemy Pursuit Agent can independently implement melee enemies following the wizard through open doors. At the same time, the Dungeon Encounter Agent can define the enemy placement for the first encounter space.</w:t>
       </w:r>
     </w:p>
     <w:p>
       <w:r>
-        <w:t>After those tasks are complete, the Unity Validation Agent checks that enemies can cross an open doorway, that movement or damage interrupts opening, and that the door can only be locked after the wizard crosses it. The developer then combines and tests the features inside Unity.</w:t>
+        <w:t>After those tasks are complete, the Unity Validation Agent checks that enemies can cross an open doorway without automatically losing the player, that distance-based target loss leads through last-known-position search before target clearing, that movement or damage interrupts opening while cursor drift after selection does not, and that the door can only be locked after the wizard crosses it. The developer then combines and tests the features inside Unity.</w:t>
       </w:r>
     </w:p>
     <w:p>
@@ -1833,7 +2105,7 @@
     </w:p>
     <w:p>
       <w:r>
-        <w:t>The developer approves feature briefs, resolves architecture decisions, inspects scenes and prefabs, tests game feel, balances encounters, merges changes, and decides which stretch features are accepted.</w:t>
+        <w:t>The developer approves feature briefs, resolves architecture decisions, inspects scenes and prefabs, tests game feel, balances encounters, merges changes, and decides which stretch features are accepted</w:t>
       </w:r>
     </w:p>
     <w:p>
@@ -1841,6 +2113,7 @@
         <w:pStyle w:val="Heading2"/>
       </w:pPr>
       <w:r>
+        <w:lastRenderedPageBreak/>
         <w:t>Agent Coordination</w:t>
       </w:r>
     </w:p>
@@ -1875,7 +2148,6 @@
         <w:pStyle w:val="ListBullet"/>
       </w:pPr>
       <w:r>
-        <w:lastRenderedPageBreak/>
         <w:t>Known risks or limitations</w:t>
       </w:r>
     </w:p>
@@ -1995,74 +2267,44 @@
     <w:p>
       <w:pPr>
         <w:pStyle w:val="ListBullet"/>
+        <w:rPr>
+          <w:rFonts w:asciiTheme="minorHAnsi" w:eastAsiaTheme="minorHAnsi" w:hAnsiTheme="minorHAnsi"/>
+          <w:sz w:val="24"/>
+        </w:rPr>
       </w:pPr>
       <w:r>
         <w:t xml:space="preserve">The primary environment visual layer will use Unity </w:t>
       </w:r>
-      <w:r>
-        <w:rPr>
-          <w:b/>
-        </w:rPr>
-        <w:t>Isometric Tilemaps</w:t>
-      </w:r>
-      <w:r>
-        <w:t xml:space="preserve"> (preferably Isometric Z as Y where useful) for floors, walls, and repeatable architectural tiles. World-space </w:t>
-      </w:r>
-      <w:r>
-        <w:rPr>
-          <w:b/>
-        </w:rPr>
-        <w:t>SpriteRenderer</w:t>
-      </w:r>
-      <w:r>
-        <w:t xml:space="preserve"> prefabs will be used for sealed doors, tall props, obstacles, characters, and other independently sorted or interactive objects.</w:t>
-      </w:r>
-    </w:p>
-    <w:p>
-      <w:pPr>
-        <w:pStyle w:val="ListBullet"/>
-      </w:pPr>
-      <w:r>
-        <w:t>The gameplay layer remains separate from the visible art layer. Walkability, collision, trigger zones, doorway logic, and other simulation rules are defined independently from the Tilemap art so generated or swapped visual assets do not automatically change gameplay behavior.</w:t>
-      </w:r>
-    </w:p>
-    <w:p>
-      <w:pPr>
-        <w:pStyle w:val="ListBullet"/>
-      </w:pPr>
-      <w:r>
-        <w:t>Player movement uses mouse-directed click/hold navigation over the gameplay plane. The cursor is also the primary targeting reference for spells and interactions, aligning movement and combat with the isometric presentation.</w:t>
-      </w:r>
-    </w:p>
-    <w:p>
-      <w:pPr>
-        <w:pStyle w:val="ListBullet"/>
-      </w:pPr>
-      <w:r>
-        <w:t xml:space="preserve">Unity navigation and finite-state components will control enemy movement, pursuit, attacks, and target loss across the floor's spaces. Ranged Enemy attacks include a line-of-sight/occlusion check, and Bone Archive's lane widths are validated against enemy movement/navigation requirements so both </w:t>
-      </w:r>
-      <w:proofErr w:type="gramStart"/>
-      <w:r>
-        <w:t>rooms'</w:t>
-      </w:r>
-      <w:proofErr w:type="gramEnd"/>
-      <w:r>
-        <w:t xml:space="preserve"> stated tactical geometry holds in practice.</w:t>
-      </w:r>
-    </w:p>
-    <w:p>
-      <w:pPr>
-        <w:pStyle w:val="ListBullet"/>
-      </w:pPr>
       <w:r>
         <w:rPr>
           <w:b/>
           <w:bCs/>
         </w:rPr>
-        <w:t>Enemy movement is the authoritative owner of enemy locomotion and forced displacement.</w:t>
-      </w:r>
-      <w:r>
-        <w:t xml:space="preserve"> Player abilities may request changes to enemy motion but do not directly manipulate enemy position or navigation state. Force Wave determines which enemies are affected and the radial knockback to request; the enemy movement system applies that displacement, preserves valid movement/navigation state, and resumes normal pursuit afterward. Temporary movement modifiers such as Frost Field slowdown are applied through the enemy status-effect system and restored when the effect ends.</w:t>
+        <w:t xml:space="preserve">Isometric </w:t>
+      </w:r>
+      <w:proofErr w:type="spellStart"/>
+      <w:r>
+        <w:rPr>
+          <w:b/>
+          <w:bCs/>
+        </w:rPr>
+        <w:t>Tilemaps</w:t>
+      </w:r>
+      <w:proofErr w:type="spellEnd"/>
+      <w:r>
+        <w:t xml:space="preserve"> (preferably Isometric Z as Y where useful) for floors, walls, and repeatable architectural tiles. World-space </w:t>
+      </w:r>
+      <w:proofErr w:type="spellStart"/>
+      <w:r>
+        <w:rPr>
+          <w:b/>
+          <w:bCs/>
+        </w:rPr>
+        <w:t>SpriteRenderer</w:t>
+      </w:r>
+      <w:proofErr w:type="spellEnd"/>
+      <w:r>
+        <w:t xml:space="preserve"> prefabs will be used for sealed doors, tall props, obstacles, characters, and other independently sorted or interactive objects.</w:t>
       </w:r>
     </w:p>
     <w:p>
@@ -2070,8 +2312,15 @@
         <w:pStyle w:val="ListBullet"/>
       </w:pPr>
       <w:r>
-        <w:lastRenderedPageBreak/>
-        <w:t>All five encounter spaces exist inside one continuous Unity scene or continuous floor representation. Enemy objects, enemy health, pursuit state, active-enemy bookkeeping, and door state persist naturally as the player advances between spaces; no scene-load or cross-scene state-transfer system is required.</w:t>
+        <w:t xml:space="preserve">The gameplay layer remains separate from the visible art layer. Walkability, collision, trigger zones, doorway logic, and other simulation rules are defined independently from the </w:t>
+      </w:r>
+      <w:proofErr w:type="spellStart"/>
+      <w:r>
+        <w:t>Tilemap</w:t>
+      </w:r>
+      <w:proofErr w:type="spellEnd"/>
+      <w:r>
+        <w:t xml:space="preserve"> art so generated or swapped visual assets do not automatically change gameplay behavior.</w:t>
       </w:r>
     </w:p>
     <w:p>
@@ -2079,7 +2328,11 @@
         <w:pStyle w:val="ListBullet"/>
       </w:pPr>
       <w:r>
-        <w:t>A reusable status-effect component will apply Frost Field slowdown and restore each enemy's normal movement behavior afterward, per the Wizard Combat Agent / Enemy Pursuit Agent ownership split defined in Section 4.</w:t>
+        <w:t xml:space="preserve">Player movement uses mouse-directed click/hold navigation over the gameplay plane. The cursor is also the primary targeting reference for spells and interactions, aligning movement and </w:t>
+      </w:r>
+      <w:r>
+        <w:lastRenderedPageBreak/>
+        <w:t>combat with the isometric presentation. Sealed doors require cursor targeting plus arm’s-reach proximity to begin interaction; once the five-second hold has begun, the selected door remains latched and cursor movement off the door does not cancel the attempt.</w:t>
       </w:r>
     </w:p>
     <w:p>
@@ -2087,7 +2340,23 @@
         <w:pStyle w:val="ListBullet"/>
       </w:pPr>
       <w:r>
-        <w:t>A reusable door component will control opening, interruption, closing, locking, damage, and breaking; once a door is locked by the player or broken by enemies, it does not return to an earlier state.</w:t>
+        <w:t xml:space="preserve">Unity navigation and finite-state components will control enemy movement, pursuit, attacks, target loss, search, and reacquisition across the floor’s spaces. Enemies acquire the player inside Detection Distance and use a larger Lose Target Distance to end exact pursuit. Exceeding Lose Target Distance transitions the enemy to the player’s last known position, followed by a short bounded randomized search/wander if the player is not immediately </w:t>
+      </w:r>
+      <w:proofErr w:type="gramStart"/>
+      <w:r>
+        <w:t>reacquired</w:t>
+      </w:r>
+      <w:proofErr w:type="gramEnd"/>
+      <w:r>
+        <w:t xml:space="preserve">; doorway crossing alone does not clear pursuit. Exact distance thresholds, search duration, and random search weighting are playtesting values. Ranged Enemy attacks include a line-of-sight/occlusion check, and Bone Archive’s lane widths are validated against enemy movement/navigation requirements so both </w:t>
+      </w:r>
+      <w:proofErr w:type="gramStart"/>
+      <w:r>
+        <w:t>rooms’</w:t>
+      </w:r>
+      <w:proofErr w:type="gramEnd"/>
+      <w:r>
+        <w:t xml:space="preserve"> stated tactical geometry holds in practice.</w:t>
       </w:r>
     </w:p>
     <w:p>
@@ -2095,7 +2364,7 @@
         <w:pStyle w:val="ListBullet"/>
       </w:pPr>
       <w:r>
-        <w:t>Mana will regenerate through a local gameplay system after the defined post-cast delay.</w:t>
+        <w:t>Enemy movement is the authoritative owner of enemy locomotion and forced displacement. Player abilities may request changes to enemy motion but do not directly manipulate enemy position or navigation state. Force Wave determines which enemies are affected and the radial knockback to request; the enemy movement system applies that displacement, preserves valid movement/navigation state, and resumes normal pursuit afterward. Temporary movement modifiers such as Frost Field slowdown are applied through the enemy status-effect system and restored when the effect ends.</w:t>
       </w:r>
     </w:p>
     <w:p>
@@ -2103,7 +2372,7 @@
         <w:pStyle w:val="ListBullet"/>
       </w:pPr>
       <w:r>
-        <w:t>The game enforces a hard maximum of fifteen active enemies; the Dungeon Encounter Agent enforces this ceiling when activating new encounters, delaying or reducing new-encounter spawns first when persistent pursuers and a new encounter would together exceed it, while the Enemy Pursuit Agent tracks the state of enemies already pursuing the player.</w:t>
+        <w:t>All five encounter spaces exist inside one continuous Unity scene or continuous floor representation. Enemy objects, enemy health, pursuit state, active-enemy bookkeeping, and door state persist naturally as the player advances between spaces; no scene-load or cross-scene state-transfer system is required.</w:t>
       </w:r>
     </w:p>
     <w:p>
@@ -2111,24 +2380,76 @@
         <w:pStyle w:val="ListBullet"/>
       </w:pPr>
       <w:r>
-        <w:t>Development-time art acquisition may use approved tools that can generate isometric tiles, props, and directional sprites. Those outputs are imported into Unity as normal assets; they do not imply automatic prefab creation, collision setup, sorting configuration, or gameplay integration.</w:t>
+        <w:t xml:space="preserve">A reusable status-effect component will apply Frost Field slowdown and restore each enemy’s normal </w:t>
+      </w:r>
+      <w:proofErr w:type="gramStart"/>
+      <w:r>
+        <w:t>movement behavior</w:t>
+      </w:r>
+      <w:proofErr w:type="gramEnd"/>
+      <w:r>
+        <w:t xml:space="preserve"> afterward, </w:t>
+      </w:r>
+      <w:proofErr w:type="gramStart"/>
+      <w:r>
+        <w:t>per</w:t>
+      </w:r>
+      <w:proofErr w:type="gramEnd"/>
+      <w:r>
+        <w:t xml:space="preserve"> the Wizard Combat Agent / Enemy Pursuit Agent ownership split defined in Section 4.</w:t>
       </w:r>
     </w:p>
     <w:p>
       <w:pPr>
-        <w:pStyle w:val="Heading2"/>
-      </w:pPr>
-      <w:r>
-        <w:t>Token Budget</w:t>
+        <w:pStyle w:val="ListBullet"/>
+      </w:pPr>
+      <w:r>
+        <w:t>A reusable door component will control opening, interruption, closing, locking, damage, and breaking; once a door is locked by the player or broken by enemies, it does not return to an earlier state.</w:t>
       </w:r>
     </w:p>
     <w:p>
-      <w:r>
-        <w:t>The project will use a maximum planning budget of 1.5 million combined input and output tokens across approximately thirty to forty development tasks. This is a spending ceiling rather than a required amount.</w:t>
+      <w:pPr>
+        <w:pStyle w:val="ListBullet"/>
+      </w:pPr>
+      <w:r>
+        <w:t>Mana will regenerate through a local gameplay system after the defined post-cast delay.</w:t>
       </w:r>
     </w:p>
     <w:p>
-      <w:r>
+      <w:pPr>
+        <w:pStyle w:val="ListBullet"/>
+      </w:pPr>
+      <w:r>
+        <w:t>The game enforces a hard maximum of fifteen active enemies; the Dungeon Encounter Agent enforces this ceiling when activating new encounters, delaying or reducing new-encounter spawns first when persistent pursuers and a new encounter would together exceed it, while the Enemy Pursuit Agent tracks the state of enemies already pursuing the player.</w:t>
+      </w:r>
+    </w:p>
+    <w:p>
+      <w:pPr>
+        <w:pStyle w:val="ListBullet"/>
+      </w:pPr>
+      <w:r>
+        <w:t>Development-time art acquisition may use approved tools that can generate isometric tiles, props, and directional sprites. Those outputs are imported into Unity as normal assets; they do not imply automatic prefab creation, collision setup, sorting configuration, or gameplay integration</w:t>
+      </w:r>
+      <w:r>
+        <w:t>.</w:t>
+      </w:r>
+    </w:p>
+    <w:p>
+      <w:pPr>
+        <w:pStyle w:val="Heading2"/>
+      </w:pPr>
+      <w:r>
+        <w:t>Token Budget</w:t>
+      </w:r>
+    </w:p>
+    <w:p>
+      <w:r>
+        <w:t>The project will use a maximum planning budget of 1.5 million combined input and output tokens across approximately thirty to forty development tasks. This is a spending ceiling rather than a required amount.</w:t>
+      </w:r>
+    </w:p>
+    <w:p>
+      <w:r>
+        <w:lastRenderedPageBreak/>
         <w:t>Most focused tasks will be limited to approximately 15,000–30,000 tokens. Larger context will be reserved for integration, debugging, and reviewing systems that interact with several Unity components.</w:t>
       </w:r>
     </w:p>
@@ -2337,7 +2658,6 @@
         <w:pStyle w:val="ListBullet"/>
       </w:pPr>
       <w:r>
-        <w:lastRenderedPageBreak/>
         <w:t>Agents receive only the approved feature brief, relevant GDD rules, and files required for the active task.</w:t>
       </w:r>
     </w:p>
@@ -2496,7 +2816,11 @@
     </w:tbl>
     <w:p>
       <w:r>
-        <w:t>Stretch features will be removed first if the schedule slips. Advanced door visuals and one encounter variation may also be reduced. The three spells, two enemy types, door loop, mana regeneration, pursuit, and final escape remain the required game. If required work in Weeks 5–6 (final escape, balancing, or performance passes) overruns, the fallback is to reduce final-room encounter density toward the low end of the stated three-to-eight-enemy range and simplify presentation polish; required systems are not cut.</w:t>
+        <w:t xml:space="preserve">Stretch features will be removed first if the schedule slips. Advanced door visuals and one encounter variation may also be reduced. The three spells, two enemy types, door loop, mana regeneration, pursuit, and final escape remain the required game. If required work in Weeks 5–6 (final escape, balancing, or performance passes) overruns, the fallback is to reduce final-room encounter density </w:t>
+      </w:r>
+      <w:r>
+        <w:lastRenderedPageBreak/>
+        <w:t>toward the low end of the stated three-to-eight-enemy range and simplify presentation polish; required systems are not cut.</w:t>
       </w:r>
     </w:p>
     <w:sectPr>
@@ -2680,6 +3004,169 @@
       <w:rPr>
         <w:rFonts w:ascii="Symbol" w:hAnsi="Symbol" w:hint="default"/>
       </w:rPr>
+    </w:lvl>
+  </w:abstractNum>
+  <w:abstractNum w:abstractNumId="9" w15:restartNumberingAfterBreak="0">
+    <w:nsid w:val="0000A991"/>
+    <w:multiLevelType w:val="multilevel"/>
+    <w:tmpl w:val="85E2D4F2"/>
+    <w:lvl w:ilvl="0">
+      <w:numFmt w:val="bullet"/>
+      <w:lvlText w:val="•"/>
+      <w:lvlJc w:val="left"/>
+      <w:pPr>
+        <w:ind w:left="720" w:hanging="480"/>
+      </w:pPr>
+    </w:lvl>
+    <w:lvl w:ilvl="1">
+      <w:numFmt w:val="bullet"/>
+      <w:lvlText w:val="–"/>
+      <w:lvlJc w:val="left"/>
+      <w:pPr>
+        <w:ind w:left="1440" w:hanging="480"/>
+      </w:pPr>
+    </w:lvl>
+    <w:lvl w:ilvl="2">
+      <w:numFmt w:val="bullet"/>
+      <w:lvlText w:val="•"/>
+      <w:lvlJc w:val="left"/>
+      <w:pPr>
+        <w:ind w:left="2160" w:hanging="480"/>
+      </w:pPr>
+    </w:lvl>
+    <w:lvl w:ilvl="3">
+      <w:numFmt w:val="bullet"/>
+      <w:lvlText w:val="–"/>
+      <w:lvlJc w:val="left"/>
+      <w:pPr>
+        <w:ind w:left="2880" w:hanging="480"/>
+      </w:pPr>
+    </w:lvl>
+    <w:lvl w:ilvl="4">
+      <w:numFmt w:val="bullet"/>
+      <w:lvlText w:val="•"/>
+      <w:lvlJc w:val="left"/>
+      <w:pPr>
+        <w:ind w:left="3600" w:hanging="480"/>
+      </w:pPr>
+    </w:lvl>
+    <w:lvl w:ilvl="5">
+      <w:numFmt w:val="bullet"/>
+      <w:lvlText w:val="–"/>
+      <w:lvlJc w:val="left"/>
+      <w:pPr>
+        <w:ind w:left="4320" w:hanging="480"/>
+      </w:pPr>
+    </w:lvl>
+    <w:lvl w:ilvl="6">
+      <w:numFmt w:val="bullet"/>
+      <w:lvlText w:val="•"/>
+      <w:lvlJc w:val="left"/>
+      <w:pPr>
+        <w:ind w:left="5040" w:hanging="480"/>
+      </w:pPr>
+    </w:lvl>
+    <w:lvl w:ilvl="7">
+      <w:numFmt w:val="bullet"/>
+      <w:lvlText w:val="–"/>
+      <w:lvlJc w:val="left"/>
+      <w:pPr>
+        <w:ind w:left="5760" w:hanging="480"/>
+      </w:pPr>
+    </w:lvl>
+    <w:lvl w:ilvl="8">
+      <w:numFmt w:val="bullet"/>
+      <w:lvlText w:val="•"/>
+      <w:lvlJc w:val="left"/>
+      <w:pPr>
+        <w:ind w:left="6480" w:hanging="480"/>
+      </w:pPr>
+    </w:lvl>
+  </w:abstractNum>
+  <w:abstractNum w:abstractNumId="10" w15:restartNumberingAfterBreak="0">
+    <w:nsid w:val="00A99411"/>
+    <w:multiLevelType w:val="multilevel"/>
+    <w:tmpl w:val="0952DC12"/>
+    <w:lvl w:ilvl="0">
+      <w:start w:val="1"/>
+      <w:numFmt w:val="decimal"/>
+      <w:lvlText w:val="%1."/>
+      <w:lvlJc w:val="left"/>
+      <w:pPr>
+        <w:ind w:left="720" w:hanging="480"/>
+      </w:pPr>
+    </w:lvl>
+    <w:lvl w:ilvl="1">
+      <w:start w:val="1"/>
+      <w:numFmt w:val="decimal"/>
+      <w:lvlText w:val="%2."/>
+      <w:lvlJc w:val="left"/>
+      <w:pPr>
+        <w:ind w:left="1440" w:hanging="480"/>
+      </w:pPr>
+    </w:lvl>
+    <w:lvl w:ilvl="2">
+      <w:start w:val="1"/>
+      <w:numFmt w:val="decimal"/>
+      <w:lvlText w:val="%3."/>
+      <w:lvlJc w:val="left"/>
+      <w:pPr>
+        <w:ind w:left="2160" w:hanging="480"/>
+      </w:pPr>
+    </w:lvl>
+    <w:lvl w:ilvl="3">
+      <w:start w:val="1"/>
+      <w:numFmt w:val="decimal"/>
+      <w:lvlText w:val="%4."/>
+      <w:lvlJc w:val="left"/>
+      <w:pPr>
+        <w:ind w:left="2880" w:hanging="480"/>
+      </w:pPr>
+    </w:lvl>
+    <w:lvl w:ilvl="4">
+      <w:start w:val="1"/>
+      <w:numFmt w:val="decimal"/>
+      <w:lvlText w:val="%5."/>
+      <w:lvlJc w:val="left"/>
+      <w:pPr>
+        <w:ind w:left="3600" w:hanging="480"/>
+      </w:pPr>
+    </w:lvl>
+    <w:lvl w:ilvl="5">
+      <w:start w:val="1"/>
+      <w:numFmt w:val="decimal"/>
+      <w:lvlText w:val="%6."/>
+      <w:lvlJc w:val="left"/>
+      <w:pPr>
+        <w:ind w:left="4320" w:hanging="480"/>
+      </w:pPr>
+    </w:lvl>
+    <w:lvl w:ilvl="6">
+      <w:start w:val="1"/>
+      <w:numFmt w:val="decimal"/>
+      <w:lvlText w:val="%7."/>
+      <w:lvlJc w:val="left"/>
+      <w:pPr>
+        <w:ind w:left="5040" w:hanging="480"/>
+      </w:pPr>
+    </w:lvl>
+    <w:lvl w:ilvl="7">
+      <w:start w:val="1"/>
+      <w:numFmt w:val="decimal"/>
+      <w:lvlText w:val="%8."/>
+      <w:lvlJc w:val="left"/>
+      <w:pPr>
+        <w:ind w:left="5760" w:hanging="480"/>
+      </w:pPr>
+    </w:lvl>
+    <w:lvl w:ilvl="8">
+      <w:start w:val="1"/>
+      <w:numFmt w:val="decimal"/>
+      <w:lvlText w:val="%9."/>
+      <w:lvlJc w:val="left"/>
+      <w:pPr>
+        <w:ind w:left="6480" w:hanging="480"/>
+      </w:pPr>
     </w:lvl>
   </w:abstractNum>
   <w:num w:numId="1" w16cid:durableId="858398966">
@@ -2708,6 +3195,54 @@
   </w:num>
   <w:num w:numId="9" w16cid:durableId="448477212">
     <w:abstractNumId w:val="0"/>
+  </w:num>
+  <w:num w:numId="10" w16cid:durableId="298463099">
+    <w:abstractNumId w:val="9"/>
+    <w:lvlOverride w:ilvl="0"/>
+    <w:lvlOverride w:ilvl="1"/>
+    <w:lvlOverride w:ilvl="2"/>
+    <w:lvlOverride w:ilvl="3"/>
+    <w:lvlOverride w:ilvl="4"/>
+    <w:lvlOverride w:ilvl="5"/>
+    <w:lvlOverride w:ilvl="6"/>
+    <w:lvlOverride w:ilvl="7"/>
+    <w:lvlOverride w:ilvl="8"/>
+  </w:num>
+  <w:num w:numId="11" w16cid:durableId="1988313186">
+    <w:abstractNumId w:val="10"/>
+    <w:lvlOverride w:ilvl="0">
+      <w:startOverride w:val="1"/>
+    </w:lvlOverride>
+    <w:lvlOverride w:ilvl="1">
+      <w:startOverride w:val="1"/>
+    </w:lvlOverride>
+    <w:lvlOverride w:ilvl="2">
+      <w:startOverride w:val="1"/>
+    </w:lvlOverride>
+    <w:lvlOverride w:ilvl="3">
+      <w:startOverride w:val="1"/>
+    </w:lvlOverride>
+    <w:lvlOverride w:ilvl="4">
+      <w:startOverride w:val="1"/>
+    </w:lvlOverride>
+    <w:lvlOverride w:ilvl="5">
+      <w:startOverride w:val="1"/>
+    </w:lvlOverride>
+    <w:lvlOverride w:ilvl="6">
+      <w:startOverride w:val="1"/>
+    </w:lvlOverride>
+    <w:lvlOverride w:ilvl="7">
+      <w:startOverride w:val="1"/>
+    </w:lvlOverride>
+    <w:lvlOverride w:ilvl="8">
+      <w:startOverride w:val="1"/>
+    </w:lvlOverride>
+  </w:num>
+  <w:num w:numId="12" w16cid:durableId="1735541321">
+    <w:abstractNumId w:val="7"/>
+    <w:lvlOverride w:ilvl="0">
+      <w:startOverride w:val="1"/>
+    </w:lvlOverride>
   </w:num>
 </w:numbering>
 </file>
@@ -14095,6 +14630,20 @@
       </w:tcPr>
     </w:tblStylePr>
   </w:style>
+  <w:style w:type="paragraph" w:customStyle="1" w:styleId="Compact">
+    <w:name w:val="Compact"/>
+    <w:basedOn w:val="BodyText"/>
+    <w:qFormat/>
+    <w:rsid w:val="00EE25CB"/>
+    <w:pPr>
+      <w:spacing w:before="36" w:after="36" w:line="240" w:lineRule="auto"/>
+    </w:pPr>
+    <w:rPr>
+      <w:rFonts w:asciiTheme="minorHAnsi" w:eastAsiaTheme="minorHAnsi" w:hAnsiTheme="minorHAnsi"/>
+      <w:sz w:val="24"/>
+      <w:szCs w:val="24"/>
+    </w:rPr>
+  </w:style>
 </w:styles>
 </file>
 

--- a/Docs/GDD/No_Safe_Circle_GDD_Final.docx
+++ b/Docs/GDD/No_Safe_Circle_GDD_Final.docx
@@ -20,10 +20,7 @@
     </w:p>
     <w:p>
       <w:r>
-        <w:rPr>
-          <w:b/>
-        </w:rPr>
-        <w:t>Working Title | Final Draft | Originally July 21, 2026; revised August 13, 2026 | Vincent Liguori</w:t>
+        <w:t>Working Title | Final Draft | Originally July 21, 2026; revised August 19, 2026 | Vincent Liguori</w:t>
       </w:r>
     </w:p>
     <w:p>
@@ -1258,6 +1255,12 @@
       </w:r>
     </w:p>
     <w:p>
+      <w:pPr/>
+      <w:r>
+        <w:t>Both enemy archetypes deal damage through the shared Player Health system. A successful Melee or Ranged Enemy attack calls the Player Health damage interface; enemy attack implementations do not maintain separate copies of player-health state.</w:t>
+      </w:r>
+    </w:p>
+    <w:p>
       <w:pPr>
         <w:pStyle w:val="Heading2"/>
       </w:pPr>
@@ -1433,6 +1436,14 @@
         <w:pStyle w:val="ListBullet"/>
       </w:pPr>
       <w:r>
+        <w:t>The Door and Interaction system owns doorway-crossing state. After a door is open, it detects when the wizard has actually crossed to that door's forward side and exposes that state to consumers. Opening a door does not by itself count as crossing. Door locking and the final escape condition consume this same crossing state rather than implementing separate crossing detectors.</w:t>
+      </w:r>
+    </w:p>
+    <w:p>
+      <w:pPr>
+        <w:pStyle w:val="ListBullet"/>
+      </w:pPr>
+      <w:r>
         <w:t>After crossing, the player can lock the door. Enemies actively pursuing the player that witnessed the escape and are blocked by that locked door begin attacking it; an enemy that has already lost the player does not begin attacking a locked door solely because it is nearby. Once locked, a door cannot be reopened, unlocked, or crossed again by the player — the floor is a forward-only escape sequence.</w:t>
       </w:r>
     </w:p>
@@ -1457,10 +1468,47 @@
         <w:pStyle w:val="ListBullet"/>
       </w:pPr>
       <w:r>
-        <w:t>Surviving enemies carry forward and combine with later encounters as the same persistent enemy objects, not new spawns, and the game never permits more than fifteen active enemies at once. When persistent pursuers and a new encounter would together exceed that limit — most notably in Lower Vault, where a rear breach can coincide with the room’s own encounter — activation of the new encounter’s additional enemies is delayed or reduced first; enemies already pursuing the player are never removed to make room</w:t>
-      </w:r>
-      <w:r>
-        <w:t>.</w:t>
+        <w:t>Surviving enemies carry forward and combine with later encounters as the same persistent enemy objects, not new spawns, and the game never permits more than fifteen active enemies at once.</w:t>
+      </w:r>
+    </w:p>
+    <w:p>
+      <w:pPr>
+        <w:pStyle w:val="Heading2"/>
+      </w:pPr>
+      <w:r>
+        <w:t>Active Enemy Registry and Encounter Admission</w:t>
+      </w:r>
+    </w:p>
+    <w:p>
+      <w:pPr>
+        <w:pStyle w:val="ListBullet"/>
+      </w:pPr>
+      <w:r>
+        <w:t>A shared Active Enemy Registry tracks the persistent enemy objects currently active in the run and exposes the current active count and remaining capacity under the hard limit of fifteen.</w:t>
+      </w:r>
+    </w:p>
+    <w:p>
+      <w:pPr>
+        <w:pStyle w:val="ListBullet"/>
+      </w:pPr>
+      <w:r>
+        <w:t>Enemy activation registers an enemy with the registry; defeat removes that enemy from the active count. Target loss, searching, crossing rooms, or waiting behind a locked door does not remove a surviving persistent enemy from the registry.</w:t>
+      </w:r>
+    </w:p>
+    <w:p>
+      <w:pPr>
+        <w:pStyle w:val="ListBullet"/>
+      </w:pPr>
+      <w:r>
+        <w:t>The Dungeon Encounter system consumes the registry before activating new encounter enemies. If activating the requested enemies would exceed fifteen active enemies, new encounter enemies are delayed or reduced first; existing persistent pursuers are never removed to make room.</w:t>
+      </w:r>
+    </w:p>
+    <w:p>
+      <w:pPr>
+        <w:pStyle w:val="ListBullet"/>
+      </w:pPr>
+      <w:r>
+        <w:t>The registry/bookkeeping responsibility is a reusable runtime foundation and does not require the exact five-room encounter layouts, placements, or trigger authoring to be known first. Room-specific encounter authoring consumes this foundation later.</w:t>
       </w:r>
     </w:p>
     <w:p>
@@ -1568,7 +1616,7 @@
         <w:pStyle w:val="ListBullet"/>
       </w:pPr>
       <w:r>
-        <w:t>The gameplay layer still owns walkability, collision, trigger volumes, door state, pursuit logic, and other simulation behavior.</w:t>
+        <w:t>The gameplay layer still owns walkability, collision, trigger volumes, door state, pursuit logic, and other simulation behavior. The reusable Tilemap/SpriteRenderer world foundation establishes authoring conventions and visual/gameplay separation; it does not by itself include authoring all five room layouts or encounter content.</w:t>
       </w:r>
     </w:p>
     <w:p>
@@ -1652,7 +1700,7 @@
     </w:p>
     <w:p>
       <w:r>
-        <w:t>Peer feedback identified that the earlier draft did not explain how the spells and room layouts produced different tactical decisions. A targeted multi-agent review then tested whether those decisions could collapse into a dominant strategy. This revision clarifies Fireball's tap-versus-charge tradeoff, Frost Field's resource commitment, Force Wave's mid-room-versus-door decision, mixed enemy compositions, persistent-pursuer priority, and room-specific implementation checks without adding mechanics or expanding the required scope.</w:t>
+        <w:t>Peer feedback identified that the earlier draft did not explain how the spells and room layouts produced different tactical decisions. A targeted multi-agent review then tested whether those decisions could collapse into a dominant strategy. This revision clarifies Fireball's tap-versus-charge tradeoff, Frost Field's resource commitment, Force Wave's mid-room-versus-door decision, mixed enemy compositions, persistent-pursuer priority, room-specific implementation checks, distance-based target loss and search behavior, accessible cursor-targeted door interaction, shared doorway-crossing ownership, enemy damage through Player Health, active-enemy bookkeeping, and runtime ownership boundaries without expanding the required content scope.</w:t>
       </w:r>
     </w:p>
     <w:p>
@@ -1810,7 +1858,7 @@
           </w:tcPr>
           <w:p>
             <w:r>
-              <w:t>Implements opening, interruption, crossing, closing, locking, damage, and breaking.</w:t>
+              <w:t>Implements cursor-targeted door selection, arm's-reach validation, the latched five-second opening interaction, shared doorway-crossing state, closing, locking, damage, and breaking. Owns crossing detection; locking and final escape consume that shared state.</w:t>
             </w:r>
           </w:p>
         </w:tc>
@@ -1820,7 +1868,7 @@
           </w:tcPr>
           <w:p>
             <w:r>
-              <w:t>Makes room exits risky and safety temporary.</w:t>
+              <w:t>Makes room exits risky and safety temporary while keeping doorway-crossing logic in one place.</w:t>
             </w:r>
           </w:p>
         </w:tc>
@@ -1842,17 +1890,7 @@
           </w:tcPr>
           <w:p>
             <w:r>
-              <w:t>Implements detection, melee and ranged attacks, pursuit, and movement through open doors, including applying and restoring Frost Field's slowdown effect. Owns Ranged Enemy targeting, attack timing, and line-of-sight/projectile-occlusion checks, so Chapel of Ash's cover actually blocks shots. Validates NavMesh agent radius and lane behavior so Bone Archive's chokepoints hold. Owns the ongoing state of enemies already pursuing the player, including those carried forward from earlier rooms.</w:t>
-            </w:r>
-            <w:r>
-              <w:t xml:space="preserve"> </w:t>
-            </w:r>
-            <w:r>
-              <w:t xml:space="preserve">It also owns the application of forced enemy displacement requested by </w:t>
-            </w:r>
-            <w:r>
-              <w:lastRenderedPageBreak/>
-              <w:t>abilities such as Force Wave, including returning affected enemies to normal pursuit afterward.</w:t>
+              <w:t>Implements enemy detection, melee and ranged attacks, pursuit, target loss/search/reacquisition, Frost slowdown apply/restore, forced displacement, and persistent enemy bookkeeping. Enemy attacks consume Player Health; locomotion consumes the shared gameplay navigation/locomotion layer. Owns the Active Enemy Registry.</w:t>
             </w:r>
           </w:p>
         </w:tc>
@@ -1862,8 +1900,7 @@
           </w:tcPr>
           <w:p>
             <w:r>
-              <w:lastRenderedPageBreak/>
-              <w:t>Makes enemies left alive remain a visible, persistent consequence, and makes Chapel of Ash's cover and Bone Archive's lanes function as designed.</w:t>
+              <w:t>Makes surviving enemies a persistent consequence without duplicating health, navigation, or active-enemy state.</w:t>
             </w:r>
           </w:p>
         </w:tc>
@@ -1885,7 +1922,7 @@
           </w:tcPr>
           <w:p>
             <w:r>
-              <w:t>Authors placements, triggers, door durability, and final-room pressure, including the mixed Melee/Ranged compositions in Chapel of Ash and the Final Room. Owns encounter activation and enforcement of the fifteen-active-enemy ceiling: when persistent pursuers and a new encounter would together exceed it, this agent delays or reduces the new encounter's enemies first rather than displacing enemies already pursuing the player.</w:t>
+              <w:t>Authors encounter placements, triggers, door durability, and final-room pressure. Owns encounter-admission policy and consumes the Active Enemy Registry before activating new enemies; new encounter enemies are delayed or reduced first when the fifteen-enemy cap would be exceeded.</w:t>
             </w:r>
           </w:p>
         </w:tc>
@@ -1895,7 +1932,7 @@
           </w:tcPr>
           <w:p>
             <w:r>
-              <w:t>Controls when the player can lure, fight, flee, or become trapped, and ensures carried-forward enemies never push the floor's total active count beyond the stated limit.</w:t>
+              <w:t>Controls encounter pressure and cap admission without owning or duplicating persistent-enemy bookkeeping.</w:t>
             </w:r>
           </w:p>
         </w:tc>
@@ -1917,7 +1954,7 @@
           </w:tcPr>
           <w:p>
             <w:r>
-              <w:t>Reviews changes and creates Play Mode checks for cleanup, references, and edge cases, including Bone Archive lane pathing, Chapel of Ash occlusion, Lower Vault enemy-cap priority, isometric sprite sorting, and alignment between Tilemap visuals and gameplay geometry.</w:t>
+              <w:t>Reviews changes and creates Play Mode checks for cleanup, references, and edge cases, including Bone Archive pathing, Chapel of Ash occlusion, Lower Vault cap priority, target-loss/search behavior, door targeting, isometric sorting, and visual/gameplay alignment.</w:t>
             </w:r>
           </w:p>
         </w:tc>
@@ -1927,7 +1964,7 @@
           </w:tcPr>
           <w:p>
             <w:r>
-              <w:t>Prevents permanent slowdown, stuck enemies, incorrect door states, and visual/gameplay desynchronization.</w:t>
+              <w:t>Prevents stuck enemies, incorrect pursuit/search or door states, permanent slowdown, and visual/gameplay desynchronization.</w:t>
             </w:r>
           </w:p>
         </w:tc>
@@ -1938,6 +1975,76 @@
         <w:pStyle w:val="Heading2"/>
       </w:pPr>
       <w:r>
+        <w:t>Development Agent Ownership Invariants</w:t>
+      </w:r>
+    </w:p>
+    <w:p>
+      <w:pPr/>
+      <w:r>
+        <w:t>The following ownership boundaries are required development-process constraints and must be preserved by planning, reconciliation, implementation, and validation agents:</w:t>
+      </w:r>
+    </w:p>
+    <w:p>
+      <w:pPr>
+        <w:pStyle w:val="ListBullet"/>
+      </w:pPr>
+      <w:r>
+        <w:t>Feature Planning Agent may decompose approved work and identify dependencies, but it does not implement gameplay or create new design.</w:t>
+      </w:r>
+    </w:p>
+    <w:p>
+      <w:pPr>
+        <w:pStyle w:val="ListBullet"/>
+      </w:pPr>
+      <w:r>
+        <w:t>Wizard Combat Agent owns player movement/resources and spell initiation. It requests enemy effects through enemy-owned interfaces and does not directly manipulate enemy locomotion, status restoration, or forced-displacement state.</w:t>
+      </w:r>
+    </w:p>
+    <w:p>
+      <w:pPr>
+        <w:pStyle w:val="ListBullet"/>
+      </w:pPr>
+      <w:r>
+        <w:t>Enemy Pursuit Agent owns enemy pursuit/search state, enemy locomotion behavior, enemy attack behavior, Frost slowdown application/restoration, forced displacement, and shared Active Enemy Registry bookkeeping. Enemy attacks consume the shared Player Health damage interface, enemy locomotion consumes the shared gameplay navigation/locomotion layer, and encounter activation consumes the registry rather than maintaining a separate count.</w:t>
+      </w:r>
+    </w:p>
+    <w:p>
+      <w:pPr>
+        <w:pStyle w:val="ListBullet"/>
+      </w:pPr>
+      <w:r>
+        <w:t>Door and Interaction Agent owns door targeting, the latched opening interaction, shared doorway-crossing state, and door lifecycle state. Other systems consume doorway-crossing state rather than implementing their own crossing detector.</w:t>
+      </w:r>
+    </w:p>
+    <w:p>
+      <w:pPr>
+        <w:pStyle w:val="ListBullet"/>
+      </w:pPr>
+      <w:r>
+        <w:t>Dungeon Encounter Agent owns encounter content/activation policy and consumes the shared Active Enemy Registry when admitting new enemies; it does not replace or remove existing persistent pursuers to satisfy the cap.</w:t>
+      </w:r>
+    </w:p>
+    <w:p>
+      <w:pPr>
+        <w:pStyle w:val="ListBullet"/>
+      </w:pPr>
+      <w:r>
+        <w:t>Unity Validation Agent verifies integrated behavior and ownership boundaries but does not redefine runtime ownership or silently implement missing gameplay responsibilities.</w:t>
+      </w:r>
+    </w:p>
+    <w:p>
+      <w:pPr>
+        <w:pStyle w:val="ListBullet"/>
+      </w:pPr>
+      <w:r>
+        <w:t>An agent must not bypass another agent's owned runtime interface merely because both systems interact. Shared-write conflicts are sequencing/locking concerns, not proof of a dependency unless one task actually requires behavior another task must create first.</w:t>
+      </w:r>
+    </w:p>
+    <w:p>
+      <w:pPr>
+        <w:pStyle w:val="Heading2"/>
+      </w:pPr>
+      <w:r>
         <w:t>Agent-Assisted Development Workflow</w:t>
       </w:r>
     </w:p>
@@ -2119,7 +2226,7 @@
     </w:p>
     <w:p>
       <w:r>
-        <w:t>The orchestration pipeline may run independent tasks in parallel. For example, the Wizard Combat Agent may implement Fireball and Force Wave while the Enemy Pursuit Agent independently implements melee chasing and Ranged Enemy targeting, and the Dungeon Encounter Agent plans an encounter layout. Agent ownership boundaries, including Frost Field's cast-versus-slowdown split between the Wizard Combat Agent and the Enemy Pursuit Agent, are defined in Section 4.</w:t>
+        <w:t>The orchestration pipeline may run independent tasks in parallel. For example, the Wizard Combat Agent may implement Fireball and Force Wave while the Enemy Pursuit Agent independently implements melee chasing and Ranged Enemy targeting, and the Dungeon Encounter Agent plans an encounter layout. The Development Agent Ownership Invariants in Section 4 are mandatory pipeline constraints, not advisory prose; planning and reconciliation must preserve them as explicit process requirements and must not collapse cross-system ownership merely to simplify a task graph.</w:t>
       </w:r>
     </w:p>
     <w:p>
@@ -2238,6 +2345,30 @@
       </w:pPr>
       <w:r>
         <w:t>The visible isometric layer and the gameplay/navigation layer should remain decoupled wherever practical so environment art can be regenerated or replaced without rewriting room logic.</w:t>
+      </w:r>
+    </w:p>
+    <w:p>
+      <w:pPr>
+        <w:pStyle w:val="ListBullet"/>
+      </w:pPr>
+      <w:r>
+        <w:t>A shared gameplay navigation/locomotion layer owns the walkable movement representation and the navigation-facing configuration used by runtime movers. Enemy pursuit/search, melee/ranged behavior, status effects, and forced displacement consume this layer instead of each selecting or configuring navigation technology independently.</w:t>
+      </w:r>
+    </w:p>
+    <w:p>
+      <w:pPr>
+        <w:pStyle w:val="ListBullet"/>
+      </w:pPr>
+      <w:r>
+        <w:t>The concrete Unity navigation implementation is a human-approved technical choice. That choice and a minimal working gameplay navigation layer must exist before locomotion-dependent enemy implementation is dispatched, but room-specific visual authoring does not need to be complete first.</w:t>
+      </w:r>
+    </w:p>
+    <w:p>
+      <w:pPr>
+        <w:pStyle w:val="ListBullet"/>
+      </w:pPr>
+      <w:r>
+        <w:t>The reusable visual world foundation (Tilemap/SpriteRenderer conventions and visual/gameplay separation) is distinct from authoring the five named room layouts and encounters.</w:t>
       </w:r>
     </w:p>
     <w:p>
@@ -2339,24 +2470,12 @@
       <w:pPr>
         <w:pStyle w:val="ListBullet"/>
       </w:pPr>
-      <w:r>
-        <w:t xml:space="preserve">Unity navigation and finite-state components will control enemy movement, pursuit, attacks, target loss, search, and reacquisition across the floor’s spaces. Enemies acquire the player inside Detection Distance and use a larger Lose Target Distance to end exact pursuit. Exceeding Lose Target Distance transitions the enemy to the player’s last known position, followed by a short bounded randomized search/wander if the player is not immediately </w:t>
-      </w:r>
       <w:proofErr w:type="gramStart"/>
-      <w:r>
-        <w:t>reacquired</w:t>
-      </w:r>
       <w:proofErr w:type="gramEnd"/>
-      <w:r>
-        <w:t xml:space="preserve">; doorway crossing alone does not clear pursuit. Exact distance thresholds, search duration, and random search weighting are playtesting values. Ranged Enemy attacks include a line-of-sight/occlusion check, and Bone Archive’s lane widths are validated against enemy movement/navigation requirements so both </w:t>
-      </w:r>
       <w:proofErr w:type="gramStart"/>
-      <w:r>
-        <w:t>rooms’</w:t>
-      </w:r>
       <w:proofErr w:type="gramEnd"/>
       <w:r>
-        <w:t xml:space="preserve"> stated tactical geometry holds in practice.</w:t>
+        <w:t>A shared gameplay navigation/locomotion layer provides the walkable movement representation and navigation-facing configuration consumed by enemy movement. Enemy detection/pursuit/search logic does not independently choose or configure the underlying navigation technology. Once the human-approved navigation implementation exists, finite-state components control pursuit, attacks, target loss, search, and reacquisition across the floor's spaces. Enemies acquire the player inside Detection Distance and use a larger Lose Target Distance to end exact pursuit. Exceeding Lose Target Distance transitions the enemy to the player's last known position, followed by a short bounded randomized search/wander if the player is not immediately reacquired; doorway crossing alone does not clear pursuit. Exact distance thresholds, search duration, and random search weighting are playtesting values. Ranged Enemy attacks include a line-of-sight/occlusion check, and Bone Archive's lane widths are validated against enemy movement/navigation requirements so both rooms' stated tactical geometry holds in practice.</w:t>
       </w:r>
     </w:p>
     <w:p>
@@ -2404,7 +2523,7 @@
         <w:pStyle w:val="ListBullet"/>
       </w:pPr>
       <w:r>
-        <w:t>A reusable door component will control opening, interruption, closing, locking, damage, and breaking; once a door is locked by the player or broken by enemies, it does not return to an earlier state.</w:t>
+        <w:t>A reusable door component will control opening, interruption, shared doorway-crossing state, closing, locking, damage, and breaking. It records when the wizard crosses to the forward side of an opened door and exposes that state to locking and final-victory logic; those consumers do not implement separate crossing detection. Once a door is locked by the player or broken by enemies, it does not return to an earlier state.</w:t>
       </w:r>
     </w:p>
     <w:p>
@@ -2420,7 +2539,7 @@
         <w:pStyle w:val="ListBullet"/>
       </w:pPr>
       <w:r>
-        <w:t>The game enforces a hard maximum of fifteen active enemies; the Dungeon Encounter Agent enforces this ceiling when activating new encounters, delaying or reducing new-encounter spawns first when persistent pursuers and a new encounter would together exceed it, while the Enemy Pursuit Agent tracks the state of enemies already pursuing the player.</w:t>
+        <w:t>A shared Active Enemy Registry maintains the current persistent active-enemy set, active count, and remaining capacity. Enemy activation/defeat update that registry; target loss or room transitions do not unregister a surviving enemy. The Dungeon Encounter Agent queries the registry before activating new encounter enemies and delays or reduces new activation first when the result would exceed fifteen; existing persistent enemies are never removed to create capacity.</w:t>
       </w:r>
     </w:p>
     <w:p>

--- a/Docs/GDD/No_Safe_Circle_GDD_Final.docx
+++ b/Docs/GDD/No_Safe_Circle_GDD_Final.docx
@@ -642,9 +642,6 @@
             <w:r>
               <w:t>selected.</w:t>
             </w:r>
-            <w:r>
-              <w:t>.</w:t>
-            </w:r>
             <w:proofErr w:type="gramEnd"/>
           </w:p>
         </w:tc>
@@ -881,6 +878,14 @@
         <w:pStyle w:val="ListBullet"/>
       </w:pPr>
       <w:r>
+        <w:t>Health feedback: The wizard's current health is continuously visible through a simple player-facing health indicator. Because damage persists across rooms, the player must be able to read accumulated damage and remaining survivability throughout the run.</w:t>
+      </w:r>
+    </w:p>
+    <w:p>
+      <w:pPr>
+        <w:pStyle w:val="ListBullet"/>
+      </w:pPr>
+      <w:r>
         <w:t>Mana: Mana regenerates slowly after a brief post-cast delay. Waiting restores power while locked doors continue losing durability.</w:t>
       </w:r>
     </w:p>
@@ -943,10 +948,18 @@
         <w:rPr>
           <w:b/>
         </w:rPr>
+      </w:r>
+      <w:r>
+        <w:rPr>
+          <w:b/>
+        </w:rPr>
         <w:t>Loss:</w:t>
       </w:r>
       <w:r>
-        <w:t xml:space="preserve"> Reach zero health. The floor then restarts from the beginning. This is an intentional, single-attempt structure — reaching zero health at any point restarts the entire floor by design, not as a placeholder.</w:t>
+        <w:rPr>
+          <w:b w:val="0"/>
+        </w:rPr>
+        <w:t xml:space="preserve"> Reach zero health. The floor then restarts from the beginning. This is an intentional, single-attempt structure — reaching zero health at any point restarts the entire floor by design, not as a placeholder. Restart resets all run-persistent gameplay state to the floor's initial state, including player resources/cooldowns, persistent enemy objects and enemy health, pursuit/search state, Active Enemy Registry bookkeeping, door lifecycle/crossing state, encounter activation state, and player position. Early implementation may validate this against the persistent systems that currently exist, but the reset contract must remain extensible to later rooms without redesign.</w:t>
       </w:r>
     </w:p>
     <w:p>
@@ -1590,8 +1603,12 @@
       <w:pPr>
         <w:pStyle w:val="ListBullet"/>
       </w:pPr>
-      <w:r>
-        <w:t xml:space="preserve">Taller props, interactive doors, obstacles, decorative set pieces, and independently sorted objects may use </w:t>
+      <w:r/>
+      <w:r>
+        <w:rPr>
+          <w:b w:val="0"/>
+        </w:rPr>
+        <w:t xml:space="preserve">The wizard, enemies, taller props, interactive doors, obstacles, decorative set pieces, and other independently sorted objects use </w:t>
       </w:r>
       <w:r>
         <w:rPr>
@@ -1600,7 +1617,10 @@
         <w:t>world-space SpriteRenderers and prefabs</w:t>
       </w:r>
       <w:r>
-        <w:t xml:space="preserve"> instead of being painted directly into a Tilemap.</w:t>
+        <w:rPr>
+          <w:b w:val="0"/>
+        </w:rPr>
+        <w:t xml:space="preserve"> instead of being painted directly into a Tilemap. Placeholder character sprites are acceptable during development, but the wizard and enemy visual representations follow the same isometric sorting conventions as other world-space SpriteRenderers.</w:t>
       </w:r>
     </w:p>
     <w:p>
@@ -1700,7 +1720,7 @@
     </w:p>
     <w:p>
       <w:r>
-        <w:t>Peer feedback identified that the earlier draft did not explain how the spells and room layouts produced different tactical decisions. A targeted multi-agent review then tested whether those decisions could collapse into a dominant strategy. This revision clarifies Fireball's tap-versus-charge tradeoff, Frost Field's resource commitment, Force Wave's mid-room-versus-door decision, mixed enemy compositions, persistent-pursuer priority, room-specific implementation checks, distance-based target loss and search behavior, accessible cursor-targeted door interaction, shared doorway-crossing ownership, enemy damage through Player Health, active-enemy bookkeeping, and runtime ownership boundaries without expanding the required content scope.</w:t>
+        <w:t>Peer feedback identified that the earlier draft did not explain how the spells and room layouts produced different tactical decisions. A targeted multi-agent review then tested whether those decisions could collapse into a dominant strategy. This revision clarifies Fireball's tap-versus-charge tradeoff, Frost Field's resource commitment, Force Wave's mid-room-versus-door decision, mixed enemy compositions, persistent-pursuer priority, room-specific implementation checks, distance-based target loss and search behavior, accessible cursor-targeted door interaction, shared doorway-crossing ownership, enemy damage through Player Health, active-enemy bookkeeping, runtime ownership boundaries, visible health feedback, character SpriteRenderer ownership, approved Unity package choices, Windows build configuration ownership, and full-run restart state without expanding the required content scope.</w:t>
       </w:r>
     </w:p>
     <w:p>
@@ -2156,63 +2176,63 @@
       <w:r>
         <w:t>integration.</w:t>
       </w:r>
+      <w:proofErr w:type="gramEnd"/>
+    </w:p>
+    <w:p>
+      <w:pPr>
+        <w:pStyle w:val="Heading2"/>
+      </w:pPr>
+      <w:r>
+        <w:t>Example Game-Specific Agent Task</w:t>
+      </w:r>
+    </w:p>
+    <w:p>
+      <w:r>
+        <w:t xml:space="preserve">While the Door and Interaction Agent </w:t>
+      </w:r>
+      <w:proofErr w:type="gramStart"/>
+      <w:r>
+        <w:t>implements</w:t>
+      </w:r>
+      <w:proofErr w:type="gramEnd"/>
+      <w:r>
+        <w:t xml:space="preserve"> the five-second door-opening and locking behavior, the Enemy Pursuit Agent can independently implement melee enemies following the wizard through open doors. At the same time, the Dungeon Encounter Agent can define the enemy placement for the first encounter space.</w:t>
+      </w:r>
+    </w:p>
+    <w:p>
+      <w:r>
+        <w:t>After those tasks are complete, the Unity Validation Agent checks that enemies can cross an open doorway without automatically losing the player, that distance-based target loss leads through last-known-position search before target clearing, that movement or damage interrupts opening while cursor drift after selection does not, and that the door can only be locked after the wizard crosses it. The developer then combines and tests the features inside Unity.</w:t>
+      </w:r>
+    </w:p>
+    <w:p>
+      <w:pPr>
+        <w:pStyle w:val="Heading1"/>
+      </w:pPr>
+      <w:r>
+        <w:t>5. Technical Strategy</w:t>
+      </w:r>
+    </w:p>
+    <w:p>
+      <w:r>
+        <w:t>No Safe Circle will be developed by one developer in Unity using C#. A raw Python orchestration pipeline using Claude Code agents will coordinate specialized development agents that assist with planning, implementation, review, debugging, and test design. Independent tasks may run at the same time, but tasks that modify the same scripts, scenes, or prefabs will be completed sequentially.</w:t>
+      </w:r>
+    </w:p>
+    <w:p>
+      <w:r>
+        <w:t>Section 4 defines the six development-agent roles and their effects on the game. This section explains how those agents will be coordinated, constrained, budgeted, and validated during development.</w:t>
+      </w:r>
+    </w:p>
+    <w:p>
+      <w:r>
+        <w:t>The finished Windows game will not use generative AI at runtime. Enemy behavior, spell effects, doors, damage, and pursuit will run locally through standard Unity systems. The game will require no external AI service, API key, token usage, or network connection after it is built. Development-time generative tools may be used to create isometric tiles, props, and directional sprites, but once imported they behave as ordinary Unity assets.</w:t>
+      </w:r>
+    </w:p>
+    <w:p>
+      <w:r>
+        <w:t>The developer approves feature briefs, resolves architecture decisions, inspects scenes and prefabs, tests game feel, balances encounters, merges changes, and decides which stretch features are accepted</w:t>
+      </w:r>
       <w:r>
         <w:t>.</w:t>
-      </w:r>
-      <w:proofErr w:type="gramEnd"/>
-    </w:p>
-    <w:p>
-      <w:pPr>
-        <w:pStyle w:val="Heading2"/>
-      </w:pPr>
-      <w:r>
-        <w:t>Example Game-Specific Agent Task</w:t>
-      </w:r>
-    </w:p>
-    <w:p>
-      <w:r>
-        <w:t xml:space="preserve">While the Door and Interaction Agent </w:t>
-      </w:r>
-      <w:proofErr w:type="gramStart"/>
-      <w:r>
-        <w:t>implements</w:t>
-      </w:r>
-      <w:proofErr w:type="gramEnd"/>
-      <w:r>
-        <w:t xml:space="preserve"> the five-second door-opening and locking behavior, the Enemy Pursuit Agent can independently implement melee enemies following the wizard through open doors. At the same time, the Dungeon Encounter Agent can define the enemy placement for the first encounter space.</w:t>
-      </w:r>
-    </w:p>
-    <w:p>
-      <w:r>
-        <w:t>After those tasks are complete, the Unity Validation Agent checks that enemies can cross an open doorway without automatically losing the player, that distance-based target loss leads through last-known-position search before target clearing, that movement or damage interrupts opening while cursor drift after selection does not, and that the door can only be locked after the wizard crosses it. The developer then combines and tests the features inside Unity.</w:t>
-      </w:r>
-    </w:p>
-    <w:p>
-      <w:pPr>
-        <w:pStyle w:val="Heading1"/>
-      </w:pPr>
-      <w:r>
-        <w:t>5. Technical Strategy</w:t>
-      </w:r>
-    </w:p>
-    <w:p>
-      <w:r>
-        <w:t>No Safe Circle will be developed by one developer in Unity using C#. A raw Python orchestration pipeline using Claude Code agents will coordinate specialized development agents that assist with planning, implementation, review, debugging, and test design. Independent tasks may run at the same time, but tasks that modify the same scripts, scenes, or prefabs will be completed sequentially.</w:t>
-      </w:r>
-    </w:p>
-    <w:p>
-      <w:r>
-        <w:t>Section 4 defines the six development-agent roles and their effects on the game. This section explains how those agents will be coordinated, constrained, budgeted, and validated during development.</w:t>
-      </w:r>
-    </w:p>
-    <w:p>
-      <w:r>
-        <w:t>The finished Windows game will not use generative AI at runtime. Enemy behavior, spell effects, doors, damage, and pursuit will run locally through standard Unity systems. The game will require no external AI service, API key, token usage, or network connection after it is built. Development-time generative tools may be used to create isometric tiles, props, and directional sprites, but once imported they behave as ordinary Unity assets.</w:t>
-      </w:r>
-    </w:p>
-    <w:p>
-      <w:r>
-        <w:t>The developer approves feature briefs, resolves architecture decisions, inspects scenes and prefabs, tests game feel, balances encounters, merges changes, and decides which stretch features are accepted</w:t>
       </w:r>
     </w:p>
     <w:p>
@@ -2291,7 +2311,11 @@
       <w:pPr>
         <w:pStyle w:val="ListBullet"/>
       </w:pPr>
-      <w:r>
+      <w:r/>
+      <w:r>
+        <w:rPr>
+          <w:b w:val="0"/>
+        </w:rPr>
         <w:t xml:space="preserve">The project targets a </w:t>
       </w:r>
       <w:r>
@@ -2301,16 +2325,22 @@
         <w:t>hybrid isometric architecture</w:t>
       </w:r>
       <w:r>
-        <w:t xml:space="preserve">: Unity </w:t>
+        <w:rPr>
+          <w:b w:val="0"/>
+        </w:rPr>
+        <w:t xml:space="preserve">. Unity </w:t>
       </w:r>
       <w:r>
         <w:rPr>
           <w:b/>
         </w:rPr>
-        <w:t>Isometric Tilemaps</w:t>
-      </w:r>
-      <w:r>
-        <w:t xml:space="preserve"> are the preferred environment-authoring method for floors, walls, and repeatable architecture, while </w:t>
+        <w:t>2D Tilemap Editor</w:t>
+      </w:r>
+      <w:r>
+        <w:rPr>
+          <w:b w:val="0"/>
+        </w:rPr>
+        <w:t xml:space="preserve"> (com.unity.2d.tilemap) is the approved authoring package for Isometric Tilemaps used for floors, walls, and repeatable architecture. </w:t>
       </w:r>
       <w:r>
         <w:rPr>
@@ -2319,7 +2349,10 @@
         <w:t>SpriteRenderer prefabs</w:t>
       </w:r>
       <w:r>
-        <w:t xml:space="preserve"> are preferred for doors, props, obstacles, characters, and other independently sorted or interactive objects.</w:t>
+        <w:rPr>
+          <w:b w:val="0"/>
+        </w:rPr>
+        <w:t xml:space="preserve"> are used for doors, props, obstacles, the wizard, enemies, and other independently sorted or interactive objects.</w:t>
       </w:r>
     </w:p>
     <w:p>
@@ -2359,16 +2392,36 @@
       <w:pPr>
         <w:pStyle w:val="ListBullet"/>
       </w:pPr>
-      <w:r>
-        <w:t>The concrete Unity navigation implementation is a human-approved technical choice. That choice and a minimal working gameplay navigation layer must exist before locomotion-dependent enemy implementation is dispatched, but room-specific visual authoring does not need to be complete first.</w:t>
+      <w:r/>
+      <w:r>
+        <w:rPr>
+          <w:b w:val="0"/>
+        </w:rPr>
+        <w:t xml:space="preserve">The approved enemy-navigation implementation is </w:t>
+      </w:r>
+      <w:r>
+        <w:rPr>
+          <w:b/>
+        </w:rPr>
+        <w:t>Unity AI Navigation</w:t>
+      </w:r>
+      <w:r>
+        <w:rPr>
+          <w:b w:val="0"/>
+        </w:rPr>
+        <w:t xml:space="preserve"> (com.unity.ai.navigation) using NavMesh-based runtime movement. A minimal working navigation/locomotion layer and the approved package configuration must exist before locomotion-dependent enemy implementation is dispatched, but room-specific visual authoring does not need to be complete first.</w:t>
       </w:r>
     </w:p>
     <w:p>
       <w:pPr>
         <w:pStyle w:val="ListBullet"/>
       </w:pPr>
-      <w:r>
-        <w:t>The reusable visual world foundation (Tilemap/SpriteRenderer conventions and visual/gameplay separation) is distinct from authoring the five named room layouts and encounters.</w:t>
+      <w:r/>
+      <w:r>
+        <w:rPr>
+          <w:b w:val="0"/>
+        </w:rPr>
+        <w:t>The reusable visual world foundation (Tilemap/SpriteRenderer conventions and visual/gameplay separation) is distinct from authoring the five named room layouts and encounters. Five-room visual/content authoring consumes this foundation once it exists; encounter placement/content consumes the authored room spaces and the encounter-admission/cap foundation. These are real prerequisite relationships even when the downstream content features remain deferred for future decomposition.</w:t>
       </w:r>
     </w:p>
     <w:p>
@@ -2403,39 +2456,40 @@
           <w:sz w:val="24"/>
         </w:rPr>
       </w:pPr>
-      <w:r>
+      <w:r/>
+      <w:proofErr w:type="spellStart"/>
+      <w:proofErr w:type="spellEnd"/>
+      <w:proofErr w:type="spellStart"/>
+      <w:proofErr w:type="spellEnd"/>
+      <w:r>
+        <w:rPr>
+          <w:b w:val="0"/>
+        </w:rPr>
         <w:t xml:space="preserve">The primary environment visual layer will use Unity </w:t>
       </w:r>
       <w:r>
         <w:rPr>
           <w:b/>
-          <w:bCs/>
         </w:rPr>
-        <w:t xml:space="preserve">Isometric </w:t>
-      </w:r>
-      <w:proofErr w:type="spellStart"/>
+        <w:t>Isometric Tilemaps</w:t>
+      </w:r>
+      <w:r>
+        <w:rPr>
+          <w:b w:val="0"/>
+        </w:rPr>
+        <w:t xml:space="preserve"> through the approved Unity 2D Tilemap Editor package (com.unity.2d.tilemap), preferably Isometric Z as Y where useful, for floors, walls, and repeatable architectural tiles. World-space </w:t>
+      </w:r>
       <w:r>
         <w:rPr>
           <w:b/>
-          <w:bCs/>
-        </w:rPr>
-        <w:t>Tilemaps</w:t>
-      </w:r>
-      <w:proofErr w:type="spellEnd"/>
-      <w:r>
-        <w:t xml:space="preserve"> (preferably Isometric Z as Y where useful) for floors, walls, and repeatable architectural tiles. World-space </w:t>
-      </w:r>
-      <w:proofErr w:type="spellStart"/>
-      <w:r>
-        <w:rPr>
-          <w:b/>
-          <w:bCs/>
         </w:rPr>
         <w:t>SpriteRenderer</w:t>
       </w:r>
-      <w:proofErr w:type="spellEnd"/>
-      <w:r>
-        <w:t xml:space="preserve"> prefabs will be used for sealed doors, tall props, obstacles, characters, and other independently sorted or interactive objects.</w:t>
+      <w:r>
+        <w:rPr>
+          <w:b w:val="0"/>
+        </w:rPr>
+        <w:t xml:space="preserve"> prefabs will be used for sealed doors, tall props, obstacles, the wizard, enemies, and other independently sorted or interactive objects. Character presentation is therefore part of the reusable visual-world foundation rather than a separate rendering architecture.</w:t>
       </w:r>
     </w:p>
     <w:p>
@@ -2474,16 +2528,24 @@
       <w:proofErr w:type="gramEnd"/>
       <w:proofErr w:type="gramStart"/>
       <w:proofErr w:type="gramEnd"/>
-      <w:r>
-        <w:t>A shared gameplay navigation/locomotion layer provides the walkable movement representation and navigation-facing configuration consumed by enemy movement. Enemy detection/pursuit/search logic does not independently choose or configure the underlying navigation technology. Once the human-approved navigation implementation exists, finite-state components control pursuit, attacks, target loss, search, and reacquisition across the floor's spaces. Enemies acquire the player inside Detection Distance and use a larger Lose Target Distance to end exact pursuit. Exceeding Lose Target Distance transitions the enemy to the player's last known position, followed by a short bounded randomized search/wander if the player is not immediately reacquired; doorway crossing alone does not clear pursuit. Exact distance thresholds, search duration, and random search weighting are playtesting values. Ranged Enemy attacks include a line-of-sight/occlusion check, and Bone Archive's lane widths are validated against enemy movement/navigation requirements so both rooms' stated tactical geometry holds in practice.</w:t>
+      <w:r/>
+      <w:r>
+        <w:rPr>
+          <w:b w:val="0"/>
+        </w:rPr>
+        <w:t>A shared gameplay navigation/locomotion layer provides the walkable movement representation and navigation-facing configuration consumed by enemy movement. The approved implementation uses Unity AI Navigation (com.unity.ai.navigation) and NavMesh-based runtime movement; enemy detection/pursuit/search logic does not choose or configure a different navigation technology independently. Once that shared navigation layer exists, finite-state components control pursuit, attacks, target loss, search, and reacquisition across the floor's spaces. Enemies acquire the player inside Detection Distance and use a larger Lose Target Distance to end exact pursuit. Exceeding Lose Target Distance transitions the enemy to the player's last known position, followed by a short bounded randomized search/wander if the player is not immediately reacquired; doorway crossing alone does not clear pursuit. Exact distance thresholds, search duration, and random search weighting are playtesting values. Ranged Enemy attacks include a line-of-sight/occlusion check, and Bone Archive's lane widths are validated against enemy movement/navigation requirements so both rooms' stated tactical geometry holds in practice.</w:t>
       </w:r>
     </w:p>
     <w:p>
       <w:pPr>
         <w:pStyle w:val="ListBullet"/>
       </w:pPr>
-      <w:r>
-        <w:t>Enemy movement is the authoritative owner of enemy locomotion and forced displacement. Player abilities may request changes to enemy motion but do not directly manipulate enemy position or navigation state. Force Wave determines which enemies are affected and the radial knockback to request; the enemy movement system applies that displacement, preserves valid movement/navigation state, and resumes normal pursuit afterward. Temporary movement modifiers such as Frost Field slowdown are applied through the enemy status-effect system and restored when the effect ends.</w:t>
+      <w:r/>
+      <w:r>
+        <w:rPr>
+          <w:b w:val="0"/>
+        </w:rPr>
+        <w:t>Enemy movement is the authoritative owner of enemy locomotion and forced displacement. Player abilities may request changes to enemy motion but do not directly manipulate enemy position or navigation state. Force Wave determines which enemies are affected and the radial knockback to request; the enemy movement system applies that displacement, preserves valid movement/navigation state, and resumes the appropriate pursuit/search state afterward. Temporary movement modifiers such as Frost Field slowdown are applied through the enemy status-effect system and restored when the effect ends. The pursuit/search state contract must therefore exist before status-effect/displacement work is treated as independently dispatchable; status/displacement consumes that contract when handing control back to normal enemy behavior.</w:t>
       </w:r>
     </w:p>
     <w:p>
@@ -2498,24 +2560,16 @@
       <w:pPr>
         <w:pStyle w:val="ListBullet"/>
       </w:pPr>
-      <w:r>
-        <w:t xml:space="preserve">A reusable status-effect component will apply Frost Field slowdown and restore each enemy’s normal </w:t>
-      </w:r>
+      <w:r/>
       <w:proofErr w:type="gramStart"/>
-      <w:r>
-        <w:t>movement behavior</w:t>
-      </w:r>
       <w:proofErr w:type="gramEnd"/>
-      <w:r>
-        <w:t xml:space="preserve"> afterward, </w:t>
-      </w:r>
       <w:proofErr w:type="gramStart"/>
-      <w:r>
-        <w:t>per</w:t>
-      </w:r>
       <w:proofErr w:type="gramEnd"/>
       <w:r>
-        <w:t xml:space="preserve"> the Wizard Combat Agent / Enemy Pursuit Agent ownership split defined in Section 4.</w:t>
+        <w:rPr>
+          <w:b w:val="0"/>
+        </w:rPr>
+        <w:t>A reusable status-effect/displacement component will apply Frost Field slowdown, apply enemy-owned forced displacement requests, and restore each enemy to the appropriate pursuit/search movement state afterward, per the Wizard Combat Agent / Enemy Pursuit Agent ownership split defined in Section 4. It consumes the pursuit/search state contract rather than defining a second enemy-state machine.</w:t>
       </w:r>
     </w:p>
     <w:p>
@@ -2746,6 +2800,46 @@
     <w:p>
       <w:r>
         <w:t>If a task fails, its scope and context will be reduced before it is attempted again. The entire project will not be repeatedly submitted to an agent for a single bug.</w:t>
+      </w:r>
+    </w:p>
+    <w:p>
+      <w:pPr>
+        <w:pStyle w:val="Heading2"/>
+      </w:pPr>
+      <w:r>
+        <w:t>Approved Unity Packages and Windows Build Configuration</w:t>
+      </w:r>
+    </w:p>
+    <w:p>
+      <w:pPr>
+        <w:pStyle w:val="ListBullet"/>
+      </w:pPr>
+      <w:r>
+        <w:t>Unity 2D Tilemap Editor (com.unity.2d.tilemap) is approved and required for the intended Isometric Tilemap authoring workflow. If it is absent from Packages/manifest.json, adding/configuring it is concrete project-configuration work, not deferred design.</w:t>
+      </w:r>
+    </w:p>
+    <w:p>
+      <w:pPr>
+        <w:pStyle w:val="ListBullet"/>
+      </w:pPr>
+      <w:r>
+        <w:t>Unity AI Navigation (com.unity.ai.navigation) is the approved enemy-navigation implementation. If it is absent from Packages/manifest.json, adding/configuring it is a prerequisite for the gameplay navigation/locomotion layer and locomotion-dependent enemy work.</w:t>
+      </w:r>
+    </w:p>
+    <w:p>
+      <w:pPr>
+        <w:pStyle w:val="ListBullet"/>
+      </w:pPr>
+      <w:r>
+        <w:t>The required delivery target is a Windows Standalone build. The canonical gameplay scene must be registered in Unity Build Settings before the Windows delivery requirement can be considered complete. A committed EditorBuildSettings.asset with no registered gameplay scene is confirmed incomplete build configuration and must remain represented as open configuration work.</w:t>
+      </w:r>
+    </w:p>
+    <w:p>
+      <w:pPr>
+        <w:pStyle w:val="ListBullet"/>
+      </w:pPr>
+      <w:r>
+        <w:t>Package-manifest and ProjectSettings changes authorized by these approved requirements may be implemented by an agent, but the developer must inspect the resulting package state, scene registration, and Windows build configuration before merge.</w:t>
       </w:r>
     </w:p>
     <w:p>

--- a/Docs/GDD/No_Safe_Circle_GDD_Final.docx
+++ b/Docs/GDD/No_Safe_Circle_GDD_Final.docx
@@ -20,7 +20,7 @@
     </w:p>
     <w:p>
       <w:r>
-        <w:t>Working Title | Final Draft | Originally July 21, 2026; revised August 19, 2026 | Vincent Liguori</w:t>
+        <w:t>Working Title | Final Draft | Originally July 21, 2026; revised August 20, 2026 | Vincent Liguori</w:t>
       </w:r>
     </w:p>
     <w:p>
@@ -940,15 +940,10 @@
         <w:t>Win:</w:t>
       </w:r>
       <w:r>
-        <w:t xml:space="preserve"> Open the final door and escape the dungeon.</w:t>
-      </w:r>
-    </w:p>
-    <w:p>
-      <w:r>
-        <w:rPr>
-          <w:b/>
-        </w:rPr>
-      </w:r>
+        <w:t xml:space="preserve"> Open the final door and escape the dungeon. Victory occurs when the shared doorway-crossing state confirms that the wizard has crossed to the forward side of the final door; the win condition does not implement a separate crossing detector. Once victory is confirmed, normal gameplay input stops and a simple player-facing You Escaped overlay is displayed. No additional post-victory progression, menu flow, or meta-progression is required for the capstone.</w:t>
+      </w:r>
+    </w:p>
+    <w:p>
       <w:r>
         <w:rPr>
           <w:b/>
@@ -956,10 +951,19 @@
         <w:t>Loss:</w:t>
       </w:r>
       <w:r>
+        <w:t xml:space="preserve"> Reach zero health. The floor then restarts from the beginning. This is an intentional, single-attempt structure — reaching zero health at any point restarts the entire floor by design, not as a placeholder. Restart resets all run-persistent gameplay state to the floor's initial state, including player resources/cooldowns, persistent enemy objects and enemy health, pursuit/search state, Active Enemy Registry bookkeeping, door lifecycle/crossing state, encounter activation state, and player position.</w:t>
+      </w:r>
+    </w:p>
+    <w:p>
+      <w:pPr/>
+      <w:r>
         <w:rPr>
-          <w:b w:val="0"/>
+          <w:b/>
         </w:rPr>
-        <w:t xml:space="preserve"> Reach zero health. The floor then restarts from the beginning. This is an intentional, single-attempt structure — reaching zero health at any point restarts the entire floor by design, not as a placeholder. Restart resets all run-persistent gameplay state to the floor's initial state, including player resources/cooldowns, persistent enemy objects and enemy health, pursuit/search state, Active Enemy Registry bookkeeping, door lifecycle/crossing state, encounter activation state, and player position. Early implementation may validate this against the persistent systems that currently exist, but the reset contract must remain extensible to later rooms without redesign.</w:t>
+        <w:t>Floor-run restart ownership:</w:t>
+      </w:r>
+      <w:r>
+        <w:t xml:space="preserve"> A shared Floor Run/Restart Orchestrator owns starting a fresh floor attempt and coordinating the reset. It does not reach into or duplicate another system's internal state. Every system that owns run-persistent state must expose a reset entry point for the state it owns, and the orchestrator invokes those owned reset interfaces. Required reset participants include Player Health, Player Mana/cooldowns, player position, enemy health/defeat state, enemy pursuit/search state, Active Enemy Registry bookkeeping, door lifecycle/crossing/durability state, and encounter activation/admission state. Early implementation may validate the orchestrator against only the persistent systems that currently exist, but full restart closure remains required work until every implemented run-persistent owner participates; adding later rooms or persistent systems must extend the reset participants without redesigning the orchestration contract.</w:t>
       </w:r>
     </w:p>
     <w:p>
@@ -1450,6 +1454,14 @@
       </w:pPr>
       <w:r>
         <w:t>The Door and Interaction system owns doorway-crossing state. After a door is open, it detects when the wizard has actually crossed to that door's forward side and exposes that state to consumers. Opening a door does not by itself count as crossing. Door locking and the final escape condition consume this same crossing state rather than implementing separate crossing detectors.</w:t>
+      </w:r>
+    </w:p>
+    <w:p>
+      <w:pPr>
+        <w:pStyle w:val="ListBullet"/>
+      </w:pPr>
+      <w:r>
+        <w:t>Door passability contract: Door and Interaction owns the semantic door state (sealed, open, locked, broken). The shared gameplay navigation/locomotion layer owns translating that semantic state into enemy walkability through a shared passability interface. Sealed and locked doors block enemy traversal; open and broken doors permit forward enemy traversal. Door state changes update the navigation layer through that interface, while enemy pursuit/attack code does not independently manipulate NavMesh or doorway passability. The exact Unity mechanism used beneath this interface (for example obstacle/carving, a navigation link, or runtime navigation-data update) is an implementation choice rather than a separate game-design decision.</w:t>
       </w:r>
     </w:p>
     <w:p>
@@ -2025,7 +2037,7 @@
         <w:pStyle w:val="ListBullet"/>
       </w:pPr>
       <w:r>
-        <w:t>Enemy Pursuit Agent owns enemy pursuit/search state, enemy locomotion behavior, enemy attack behavior, Frost slowdown application/restoration, forced displacement, and shared Active Enemy Registry bookkeeping. Enemy attacks consume the shared Player Health damage interface, enemy locomotion consumes the shared gameplay navigation/locomotion layer, and encounter activation consumes the registry rather than maintaining a separate count.</w:t>
+        <w:t>Enemy Pursuit Agent owns enemy pursuit/search state, enemy locomotion behavior, enemy attack behavior, Frost slowdown application/restoration, forced displacement, and shared Active Enemy Registry bookkeeping. Enemy attacks consume the shared Player Health damage interface, enemy locomotion consumes the shared gameplay navigation/locomotion layer, and encounter activation consumes the registry rather than maintaining a separate count. Pursuit and attack behavior consume doorway walkability from the shared navigation layer rather than directly changing NavMesh or door passability.</w:t>
       </w:r>
     </w:p>
     <w:p>
@@ -2033,7 +2045,7 @@
         <w:pStyle w:val="ListBullet"/>
       </w:pPr>
       <w:r>
-        <w:t>Door and Interaction Agent owns door targeting, the latched opening interaction, shared doorway-crossing state, and door lifecycle state. Other systems consume doorway-crossing state rather than implementing their own crossing detector.</w:t>
+        <w:t>Door and Interaction Agent owns door targeting, the latched opening interaction, shared doorway-crossing state, and semantic door lifecycle state. Other systems consume doorway-crossing state rather than implementing their own crossing detector. Door state changes are published through the shared navigation/locomotion passability interface; Door and Interaction does not own the navigation technology that translates those states into enemy walkability.</w:t>
       </w:r>
     </w:p>
     <w:p>
@@ -2129,7 +2141,7 @@
         </w:rPr>
       </w:pPr>
       <w:r>
-        <w:t>Agents receive only the approved feature brief, acceptance criteria, relevant files, and necessary scene or prefab information.</w:t>
+        <w:t>Minimal-context dispatch is a required pipeline constraint: agents receive only the approved feature brief, its acceptance criteria, the relevant GDD rules, and the files plus scene/prefab information required for the active task. Unrelated project files or broad project context are not included unless the task genuinely requires them.</w:t>
       </w:r>
     </w:p>
     <w:p>
@@ -2385,7 +2397,7 @@
         <w:pStyle w:val="ListBullet"/>
       </w:pPr>
       <w:r>
-        <w:t>A shared gameplay navigation/locomotion layer owns the walkable movement representation and the navigation-facing configuration used by runtime movers. Enemy pursuit/search, melee/ranged behavior, status effects, and forced displacement consume this layer instead of each selecting or configuring navigation technology independently.</w:t>
+        <w:t>A shared gameplay navigation/locomotion layer owns the walkable movement representation and the navigation-facing configuration used by runtime movers. It also owns the navigation-side implementation of the shared door-passability interface: semantic door state is supplied by Door and Interaction, while this layer translates sealed/open/locked/broken state into enemy walkability. Enemy pursuit/search, melee/ranged behavior, status effects, and forced displacement consume this layer instead of each selecting or configuring navigation technology or doorway passability independently.</w:t>
       </w:r>
     </w:p>
     <w:p>
@@ -2524,16 +2536,8 @@
       <w:pPr>
         <w:pStyle w:val="ListBullet"/>
       </w:pPr>
-      <w:proofErr w:type="gramStart"/>
-      <w:proofErr w:type="gramEnd"/>
-      <w:proofErr w:type="gramStart"/>
-      <w:proofErr w:type="gramEnd"/>
-      <w:r/>
-      <w:r>
-        <w:rPr>
-          <w:b w:val="0"/>
-        </w:rPr>
-        <w:t>A shared gameplay navigation/locomotion layer provides the walkable movement representation and navigation-facing configuration consumed by enemy movement. The approved implementation uses Unity AI Navigation (com.unity.ai.navigation) and NavMesh-based runtime movement; enemy detection/pursuit/search logic does not choose or configure a different navigation technology independently. Once that shared navigation layer exists, finite-state components control pursuit, attacks, target loss, search, and reacquisition across the floor's spaces. Enemies acquire the player inside Detection Distance and use a larger Lose Target Distance to end exact pursuit. Exceeding Lose Target Distance transitions the enemy to the player's last known position, followed by a short bounded randomized search/wander if the player is not immediately reacquired; doorway crossing alone does not clear pursuit. Exact distance thresholds, search duration, and random search weighting are playtesting values. Ranged Enemy attacks include a line-of-sight/occlusion check, and Bone Archive's lane widths are validated against enemy movement/navigation requirements so both rooms' stated tactical geometry holds in practice.</w:t>
+      <w:r>
+        <w:t>A shared gameplay navigation/locomotion layer provides the walkable movement representation and navigation-facing configuration consumed by enemy movement. The approved implementation uses Unity AI Navigation (com.unity.ai.navigation) and NavMesh-based runtime movement; enemy detection/pursuit/search logic does not choose or configure a different navigation technology independently. The same layer exposes the navigation side of the shared door-passability interface and translates Door and Interaction's semantic sealed/open/locked/broken state into enemy walkability. Once that shared navigation layer exists, finite-state components control pursuit, attacks, target loss, search, and reacquisition across the floor's spaces. Enemies acquire the player inside Detection Distance and use a larger Lose Target Distance to end exact pursuit. Exceeding Lose Target Distance transitions the enemy to the player's last known position, followed by a short bounded randomized search/wander if the player is not immediately reacquired; doorway crossing alone does not clear pursuit. Exact distance thresholds, search duration, random search weighting, and the underlying Unity mechanism used to update doorway passability are implementation/playtesting details beneath the approved shared contracts. Ranged Enemy attacks include a line-of-sight/occlusion check, and Bone Archive's lane widths are validated against enemy movement/navigation requirements so both rooms' stated tactical geometry holds in practice.</w:t>
       </w:r>
     </w:p>
     <w:p>
@@ -2578,6 +2582,14 @@
       </w:pPr>
       <w:r>
         <w:t>A reusable door component will control opening, interruption, shared doorway-crossing state, closing, locking, damage, and breaking. It records when the wizard crosses to the forward side of an opened door and exposes that state to locking and final-victory logic; those consumers do not implement separate crossing detection. Once a door is locked by the player or broken by enemies, it does not return to an earlier state.</w:t>
+      </w:r>
+    </w:p>
+    <w:p>
+      <w:pPr>
+        <w:pStyle w:val="ListBullet"/>
+      </w:pPr>
+      <w:r>
+        <w:t>A shared Floor Run/Restart Orchestrator coordinates a new floor attempt when player health reaches zero. It invokes reset entry points owned by each run-persistent system rather than directly mutating their internals. Player resources/position, enemy health and pursuit/search state, Active Enemy Registry bookkeeping, door lifecycle/crossing/durability state, and encounter activation/admission state must all participate once those systems exist. Early staged restart implementation is valid only as an incremental step; the persistent-systems closure remains required until all implemented run-persistent owners are connected to the orchestrator.</w:t>
       </w:r>
     </w:p>
     <w:p>
@@ -2871,7 +2883,7 @@
         <w:pStyle w:val="ListBullet"/>
       </w:pPr>
       <w:r>
-        <w:t>Agents receive only the approved feature brief, relevant GDD rules, and files required for the active task.</w:t>
+        <w:t>Minimal-context dispatch is mandatory: agents receive only the approved feature brief, its acceptance criteria, relevant GDD rules, and files plus scene/prefab information required for the active task. Unrelated repository context is withheld unless the active task requires it.</w:t>
       </w:r>
     </w:p>
     <w:p>

--- a/Docs/GDD/No_Safe_Circle_GDD_Final.docx
+++ b/Docs/GDD/No_Safe_Circle_GDD_Final.docx
@@ -878,6 +878,14 @@
         <w:pStyle w:val="ListBullet"/>
       </w:pPr>
       <w:r>
+        <w:t>Player Health ownership: The shared Player Health system is the single owner of the wizard's current health. It exposes owner-controlled damage and restore interfaces. Door locking requests the fixed recovery through the Player Health restore interface; restoration is clamped to maximum health, and Door and Interaction never writes player-health state directly.</w:t>
+      </w:r>
+    </w:p>
+    <w:p>
+      <w:pPr>
+        <w:pStyle w:val="ListBullet"/>
+      </w:pPr>
+      <w:r>
         <w:t>Health feedback: The wizard's current health is continuously visible through a simple player-facing health indicator. Because damage persists across rooms, the player must be able to read accumulated damage and remaining survivability throughout the run.</w:t>
       </w:r>
     </w:p>
@@ -1732,7 +1740,7 @@
     </w:p>
     <w:p>
       <w:r>
-        <w:t>Peer feedback identified that the earlier draft did not explain how the spells and room layouts produced different tactical decisions. A targeted multi-agent review then tested whether those decisions could collapse into a dominant strategy. This revision clarifies Fireball's tap-versus-charge tradeoff, Frost Field's resource commitment, Force Wave's mid-room-versus-door decision, mixed enemy compositions, persistent-pursuer priority, room-specific implementation checks, distance-based target loss and search behavior, accessible cursor-targeted door interaction, shared doorway-crossing ownership, enemy damage through Player Health, active-enemy bookkeeping, runtime ownership boundaries, visible health feedback, character SpriteRenderer ownership, approved Unity package choices, Windows build configuration ownership, and full-run restart state without expanding the required content scope.</w:t>
+        <w:t>Peer feedback identified that the earlier draft did not explain how the spells and room layouts produced different tactical decisions. A targeted multi-agent review then tested whether those decisions could collapse into a dominant strategy. This revision clarifies Fireball's tap-versus-charge tradeoff, Frost Field's resource commitment, Force Wave's mid-room-versus-door decision, mixed enemy compositions, persistent-pursuer priority, room-specific implementation checks, distance-based target loss and search behavior, accessible cursor-targeted door interaction, shared doorway-crossing ownership, enemy damage through Player Health, active-enemy bookkeeping, runtime ownership boundaries, Player Health restoration ownership, door-to-navigation passability prerequisites, player-experience validation obligations, visible health feedback, character SpriteRenderer ownership, approved Unity package choices, Windows build configuration ownership, failed-task retry policy, and full-run restart state without expanding the required content scope.</w:t>
       </w:r>
     </w:p>
     <w:p>
@@ -2053,6 +2061,14 @@
         <w:pStyle w:val="ListBullet"/>
       </w:pPr>
       <w:r>
+        <w:t>Door/navigation integration prerequisite: the navigation-owned shared passability interface must exist before door-state publication through that interface is dispatch-ready. Door lifecycle work that does not require navigation may be decomposed and implemented earlier, but if passability publication remains bundled inside one executable door-lifecycle item, that item depends on the gameplay navigation/locomotion owner. An exclusive-resource lock is not a substitute for this behavioral dependency.</w:t>
+      </w:r>
+    </w:p>
+    <w:p>
+      <w:pPr>
+        <w:pStyle w:val="ListBullet"/>
+      </w:pPr>
+      <w:r>
         <w:t>Dungeon Encounter Agent owns encounter content/activation policy and consumes the shared Active Enemy Registry when admitting new enemies; it does not replace or remove existing persistent pursuers to satisfy the cap.</w:t>
       </w:r>
     </w:p>
@@ -2062,6 +2078,14 @@
       </w:pPr>
       <w:r>
         <w:t>Unity Validation Agent verifies integrated behavior and ownership boundaries but does not redefine runtime ownership or silently implement missing gameplay responsibilities.</w:t>
+      </w:r>
+    </w:p>
+    <w:p>
+      <w:pPr>
+        <w:pStyle w:val="ListBullet"/>
+      </w:pPr>
+      <w:r>
+        <w:t>Player Experience Success Criteria are required validation obligations, not advisory prose. Each criterion in Section 3 must be represented as a validation requirement on the work item or items that own the underlying behavior. They do not require separate gameplay features when the behavior is already owned.</w:t>
       </w:r>
     </w:p>
     <w:p>
@@ -2811,7 +2835,7 @@
     </w:tbl>
     <w:p>
       <w:r>
-        <w:t>If a task fails, its scope and context will be reduced before it is attempted again. The entire project will not be repeatedly submitted to an agent for a single bug.</w:t>
+        <w:t>Failed-task retry policy is a required pipeline constraint: If a task fails, its scope and context will be reduced before it is attempted again. The entire project will not be repeatedly submitted to an agent for a single bug.</w:t>
       </w:r>
     </w:p>
     <w:p>

--- a/Docs/GDD/No_Safe_Circle_GDD_Final.docx
+++ b/Docs/GDD/No_Safe_Circle_GDD_Final.docx
@@ -483,7 +483,7 @@
           </w:tcPr>
           <w:p>
             <w:r>
-              <w:t>Use mouse-directed movement: click to set a destination or hold to keep steering toward the cursor. The cursor also serves as the aiming and targeting reference for spells and cursor-targeted interactions such as sealed doors.</w:t>
+              <w:t>Use mouse-directed movement: click to set a destination or hold to keep steering toward the cursor. The cursor serves as the aiming and targeting reference for cursor-aimed spells and cursor-targeted interactions such as sealed doors; Force Wave is the exception and is centered on the wizard.</w:t>
             </w:r>
           </w:p>
         </w:tc>
@@ -582,7 +582,7 @@
           </w:tcPr>
           <w:p>
             <w:r>
-              <w:t>Use a short-range radial knockback with a long cooldown.</w:t>
+              <w:t>Use a player-centered short-range radial knockback with a long cooldown. Force Wave does not use cursor direction or target selection.</w:t>
             </w:r>
           </w:p>
         </w:tc>
@@ -2549,12 +2549,9 @@
         <w:pStyle w:val="ListBullet"/>
       </w:pPr>
       <w:r>
-        <w:t xml:space="preserve">Player movement uses mouse-directed click/hold navigation over the gameplay plane. The cursor is also the primary targeting reference for spells and interactions, aligning movement and </w:t>
-      </w:r>
-      <w:r>
-        <w:lastRenderedPageBreak/>
-        <w:t>combat with the isometric presentation. Sealed doors require cursor targeting plus arm’s-reach proximity to begin interaction; once the five-second hold has begun, the selected door remains latched and cursor movement off the door does not cancel the attempt.</w:t>
-      </w:r>
+        <w:t>Player movement uses mouse-directed click/hold navigation over the gameplay plane. The cursor is the primary targeting reference for cursor-aimed spells and interactions, aligning movement and combat with the isometric presentation; Force Wave is the player-centered radial exception and does not use cursor direction or target selection. Sealed doors require cursor targeting plus arm’s-reach proximity to begin interaction; once the five-second hold has begun, the selected door remains latched and cursor movement off the door does not cancel the attempt.</w:t>
+      </w:r>
+      <w:r/>
     </w:p>
     <w:p>
       <w:pPr>

--- a/Docs/GDD/No_Safe_Circle_GDD_Final.docx
+++ b/Docs/GDD/No_Safe_Circle_GDD_Final.docx
@@ -518,7 +518,7 @@
           </w:tcPr>
           <w:p>
             <w:r>
-              <w:t>Tap for a quick, mobile shot against a single or separated enemy. Hold to charge: costs more mana and restricts movement further, rewarding preparation by damaging multiple clustered enemies.</w:t>
+              <w:t>Aim with the cursor. Tap for a quick, mobile shot against a single or separated enemy. Hold to charge: costs more mana and restricts movement further, rewarding preparation by damaging multiple clustered enemies.</w:t>
             </w:r>
           </w:p>
         </w:tc>
@@ -878,7 +878,7 @@
         <w:pStyle w:val="ListBullet"/>
       </w:pPr>
       <w:r>
-        <w:t>Player Health ownership: The shared Player Health system is the single owner of the wizard's current health. It exposes owner-controlled damage and restore interfaces. Door locking requests the fixed recovery through the Player Health restore interface; restoration is clamped to maximum health, and Door and Interaction never writes player-health state directly.</w:t>
+        <w:t>Player Health ownership: The shared Player Health system is the single owner of the wizard's current health. It exposes owner-controlled damage and restore interfaces plus an observable zero-health/death transition consumed by the Floor Run/Restart Orchestrator. Door locking requests the fixed recovery through the Player Health restore interface; restoration is clamped to maximum health, and Door and Interaction never writes player-health state directly. The restart orchestrator consumes the zero-health transition rather than polling or mutating Player Health internals.</w:t>
       </w:r>
     </w:p>
     <w:p>
@@ -902,6 +902,14 @@
         <w:pStyle w:val="ListBullet"/>
       </w:pPr>
       <w:r>
+        <w:t>Player Mana ownership: The shared Player Mana system is the single owner of current mana and the post-cast regeneration-delay state. Spells spend mana through its owner-controlled spend interface. Player Mana does not own spell-local cooldown, charge, cast, placement, or active-effect state merely because those spells consume mana.</w:t>
+      </w:r>
+    </w:p>
+    <w:p>
+      <w:pPr>
+        <w:pStyle w:val="ListBullet"/>
+      </w:pPr>
+      <w:r>
         <w:t>Movement: Circling or retreating creates temporary separation from pursuers, but Melee Enemies gradually close the distance over time; movement alone cannot preserve a completely safe distance indefinitely in later encounters. Sustaining real separation requires turning routes, obstacles, Frost Field, Force Wave, or reducing the threat directly.</w:t>
       </w:r>
     </w:p>
@@ -910,7 +918,31 @@
         <w:pStyle w:val="ListBullet"/>
       </w:pPr>
       <w:r>
+        <w:t>Player Movement ownership: The player movement system owns player position, locomotion, and movement-restriction state. Charged Fireball requests and releases its charging movement restriction through an owner-controlled Player Movement interface; Fireball does not directly mutate movement internals.</w:t>
+      </w:r>
+    </w:p>
+    <w:p>
+      <w:pPr>
+        <w:pStyle w:val="ListBullet"/>
+      </w:pPr>
+      <w:r>
+        <w:t>Frost Field feedback: The Frost Field cast and active field provide player-facing feedback that makes the effect readable while it is being placed/used. The exact visual or audio treatment is an implementation choice.</w:t>
+      </w:r>
+    </w:p>
+    <w:p>
+      <w:pPr>
+        <w:pStyle w:val="ListBullet"/>
+      </w:pPr>
+      <w:r>
         <w:t>Force Wave: A visible long cooldown shows when the emergency escape tool is unavailable.</w:t>
+      </w:r>
+    </w:p>
+    <w:p>
+      <w:pPr>
+        <w:pStyle w:val="ListBullet"/>
+      </w:pPr>
+      <w:r>
+        <w:t>Spell-local state ownership: Fireball owns its tap/charge/cast state, Frost Field owns its Wizard-Combat-side cast/placement/active-field state, and Force Wave owns its cooldown state. Enemy-side Frost slowdown application/restoration remains owned by Enemy Pursuit/status-effect logic. Each owner exposes a reset entry point for any owned state that can still be active when a floor restart occurs.</w:t>
       </w:r>
     </w:p>
     <w:p>
@@ -945,22 +977,18 @@
         <w:rPr>
           <w:b/>
         </w:rPr>
-        <w:t>Win:</w:t>
-      </w:r>
-      <w:r>
-        <w:t xml:space="preserve"> Open the final door and escape the dungeon. Victory occurs when the shared doorway-crossing state confirms that the wizard has crossed to the forward side of the final door; the win condition does not implement a separate crossing detector. Once victory is confirmed, normal gameplay input stops and a simple player-facing You Escaped overlay is displayed. No additional post-victory progression, menu flow, or meta-progression is required for the capstone.</w:t>
-      </w:r>
+        <w:t>Win: Open the final door and escape the dungeon. Victory occurs when the shared doorway-crossing state confirms that the wizard has crossed to the forward side of the final door; the win condition does not implement a separate crossing detector. Once victory is confirmed, normal gameplay input — player movement, door interaction, Fireball, Frost Field, and Force Wave — stops and a simple player-facing You Escaped overlay is displayed. No additional post-victory progression, menu flow, or meta-progression is required for the capstone.</w:t>
+      </w:r>
+      <w:r/>
     </w:p>
     <w:p>
       <w:r>
         <w:rPr>
           <w:b/>
         </w:rPr>
-        <w:t>Loss:</w:t>
-      </w:r>
-      <w:r>
-        <w:t xml:space="preserve"> Reach zero health. The floor then restarts from the beginning. This is an intentional, single-attempt structure — reaching zero health at any point restarts the entire floor by design, not as a placeholder. Restart resets all run-persistent gameplay state to the floor's initial state, including player resources/cooldowns, persistent enemy objects and enemy health, pursuit/search state, Active Enemy Registry bookkeeping, door lifecycle/crossing state, encounter activation state, and player position.</w:t>
-      </w:r>
+        <w:t>Loss: Reach zero health. The floor then restarts from the beginning. This is an intentional, single-attempt structure — reaching zero health at any point restarts the entire floor by design, not as a placeholder. Restart resets all run-persistent gameplay state to the floor's initial state, including Player Health, Player Mana and its regeneration-delay state, player position/movement state, Fireball charge/cast state, Frost Field casting/active-field state, Force Wave cooldown state, persistent enemy objects and enemy health, pursuit/search/status state, Active Enemy Registry bookkeeping, door lifecycle/crossing/durability state, and encounter activation/admission state.</w:t>
+      </w:r>
+      <w:r/>
     </w:p>
     <w:p>
       <w:pPr/>
@@ -968,11 +996,9 @@
         <w:rPr>
           <w:b/>
         </w:rPr>
-        <w:t>Floor-run restart ownership:</w:t>
-      </w:r>
-      <w:r>
-        <w:t xml:space="preserve"> A shared Floor Run/Restart Orchestrator owns starting a fresh floor attempt and coordinating the reset. It does not reach into or duplicate another system's internal state. Every system that owns run-persistent state must expose a reset entry point for the state it owns, and the orchestrator invokes those owned reset interfaces. Required reset participants include Player Health, Player Mana/cooldowns, player position, enemy health/defeat state, enemy pursuit/search state, Active Enemy Registry bookkeeping, door lifecycle/crossing/durability state, and encounter activation/admission state. Early implementation may validate the orchestrator against only the persistent systems that currently exist, but full restart closure remains required work until every implemented run-persistent owner participates; adding later rooms or persistent systems must extend the reset participants without redesigning the orchestration contract.</w:t>
-      </w:r>
+        <w:t>Floor-run restart ownership: Player Health's observable zero-health/death transition triggers the shared Floor Run/Restart Orchestrator, which owns starting a fresh floor attempt and coordinating the reset. It does not reach into or duplicate another system's internal state. Every system that owns state that can persist or remain active when restart occurs must expose a reset entry point for the state it owns, and the orchestrator invokes those owned reset interfaces. Required reset participants include Player Health, Player Mana, Player Movement/player position, Fireball, Frost Field's casting-side state, Force Wave, enemy health/defeat state, enemy pursuit/search/status state, Active Enemy Registry bookkeeping, door lifecycle/crossing/durability state, and encounter activation/admission state. Early implementation may validate the orchestrator against only the persistent systems that currently exist, but full restart closure remains required work until every implemented state owner participates; adding later rooms or stateful systems must extend the reset participants without redesigning the orchestration contract.</w:t>
+      </w:r>
+      <w:r/>
     </w:p>
     <w:p>
       <w:pPr>
@@ -1286,6 +1312,18 @@
       </w:r>
     </w:p>
     <w:p>
+      <w:pPr/>
+      <w:r>
+        <w:rPr>
+          <w:b/>
+        </w:rPr>
+        <w:t>Enemy health and defeat ownership:</w:t>
+      </w:r>
+      <w:r>
+        <w:t xml:space="preserve"> A reusable Enemy Health/Defeat capability owns each persistent enemy object's current health, damage intake, defeat transition, and restartable health/defeat state. Fireball and any other canon-required damage source request damage through this owner-controlled interface rather than writing enemy health directly. When defeat occurs, the Enemy Health/Defeat owner reports that transition through the Active Enemy Registry owner's removal/unregister interface so the active count is updated without duplicating registry bookkeeping. Floor restart restores enemy health/defeat state through the enemy-owned reset entry point; the Floor Run/Restart Orchestrator does not mutate enemy-health internals directly.</w:t>
+      </w:r>
+    </w:p>
+    <w:p>
       <w:pPr>
         <w:pStyle w:val="Heading2"/>
       </w:pPr>
@@ -1485,6 +1523,20 @@
         <w:pStyle w:val="ListBullet"/>
       </w:pPr>
       <w:r>
+        <w:rPr>
+          <w:b/>
+        </w:rPr>
+        <w:t>Locked-door attack and durability ownership:</w:t>
+      </w:r>
+      <w:r>
+        <w:t xml:space="preserve"> Enemy Pursuit/attack behavior owns deciding when a qualifying blocked pursuer attacks and executing that attack attempt. Door and Interaction owns door durability, the owner-controlled door-damage receive interface, and the locked-to-broken state transition. Enemy attack code requests door damage through that interface and does not directly write door durability or semantic door state.</w:t>
+      </w:r>
+    </w:p>
+    <w:p>
+      <w:pPr>
+        <w:pStyle w:val="ListBullet"/>
+      </w:pPr>
+      <w:r>
         <w:t xml:space="preserve">If the player waits too long, the locked door breaks and the surviving group </w:t>
       </w:r>
       <w:proofErr w:type="gramStart"/>
@@ -1740,7 +1792,7 @@
     </w:p>
     <w:p>
       <w:r>
-        <w:t>Peer feedback identified that the earlier draft did not explain how the spells and room layouts produced different tactical decisions. A targeted multi-agent review then tested whether those decisions could collapse into a dominant strategy. This revision clarifies Fireball's tap-versus-charge tradeoff, Frost Field's resource commitment, Force Wave's mid-room-versus-door decision, mixed enemy compositions, persistent-pursuer priority, room-specific implementation checks, distance-based target loss and search behavior, accessible cursor-targeted door interaction, shared doorway-crossing ownership, enemy damage through Player Health, active-enemy bookkeeping, runtime ownership boundaries, Player Health restoration ownership, door-to-navigation passability prerequisites, player-experience validation obligations, visible health feedback, character SpriteRenderer ownership, approved Unity package choices, Windows build configuration ownership, failed-task retry policy, and full-run restart state without expanding the required content scope.</w:t>
+        <w:t>Peer feedback identified that the earlier draft did not explain how the spells and room layouts produced different tactical decisions. A targeted multi-agent review then tested whether those decisions could collapse into a dominant strategy. This revision clarifies Fireball's tap-versus-charge tradeoff, Frost Field's resource commitment, Force Wave's mid-room-versus-door decision, mixed enemy compositions, persistent-pursuer priority, room-specific implementation checks, distance-based target loss and search behavior, accessible cursor-targeted door interaction, shared doorway-crossing ownership, enemy damage through Player Health, active-enemy bookkeeping, runtime ownership boundaries, Player Health restoration ownership, enemy health/defeat ownership, locked-door attack-to-durability ownership, door-to-navigation passability prerequisites, player-experience validation obligations, visible health feedback, character SpriteRenderer ownership, approved Unity package choices, Windows build configuration ownership, failed-task retry policy, full-run restart state, player-subsystem/spell-state ownership, zero-health restart signaling, charged-Fireball movement-restriction ownership, and Frost Field readability without expanding the required content scope.</w:t>
       </w:r>
     </w:p>
     <w:p>
@@ -1898,7 +1950,7 @@
           </w:tcPr>
           <w:p>
             <w:r>
-              <w:t>Implements cursor-targeted door selection, arm's-reach validation, the latched five-second opening interaction, shared doorway-crossing state, closing, locking, damage, and breaking. Owns crossing detection; locking and final escape consume that shared state.</w:t>
+              <w:t>Implements cursor-targeted door selection, arm's-reach validation, the latched five-second opening interaction, interruption, shared doorway-crossing state, closing, locking, runtime door durability, the owner-controlled door-damage receive interface, and breaking. Owns crossing detection; locking and final escape consume that shared state. Enemy attack behavior requests door damage through the Door-owned interface instead of writing durability or lifecycle state directly.</w:t>
             </w:r>
           </w:p>
         </w:tc>
@@ -1908,7 +1960,7 @@
           </w:tcPr>
           <w:p>
             <w:r>
-              <w:t>Makes room exits risky and safety temporary while keeping doorway-crossing logic in one place.</w:t>
+              <w:t>Makes room exits risky and safety temporary while keeping doorway-crossing and runtime door-durability ownership in one place.</w:t>
             </w:r>
           </w:p>
         </w:tc>
@@ -1930,7 +1982,7 @@
           </w:tcPr>
           <w:p>
             <w:r>
-              <w:t>Implements enemy detection, melee and ranged attacks, pursuit, target loss/search/reacquisition, Frost slowdown apply/restore, forced displacement, and persistent enemy bookkeeping. Enemy attacks consume Player Health; locomotion consumes the shared gameplay navigation/locomotion layer. Owns the Active Enemy Registry.</w:t>
+              <w:t>Implements enemy detection, melee and ranged attacks, pursuit, target loss/search/reacquisition, Frost slowdown apply/restore, forced displacement, persistent enemy bookkeeping, and the reusable Enemy Health/Defeat capability. Enemy attacks consume Player Health; damage sources consume Enemy Health/Defeat; defeat updates the Active Enemy Registry through its interface; locomotion consumes the shared gameplay navigation/locomotion layer. Qualifying locked-door attacks request damage through the Door and Interaction interface instead of writing door durability.</w:t>
             </w:r>
           </w:p>
         </w:tc>
@@ -1940,7 +1992,7 @@
           </w:tcPr>
           <w:p>
             <w:r>
-              <w:t>Makes surviving enemies a persistent consequence without duplicating health, navigation, or active-enemy state.</w:t>
+              <w:t>Makes surviving enemies a persistent consequence while preserving explicit ownership of enemy health/defeat, navigation, registry bookkeeping, and Door-owned durability.</w:t>
             </w:r>
           </w:p>
         </w:tc>
@@ -1962,7 +2014,7 @@
           </w:tcPr>
           <w:p>
             <w:r>
-              <w:t>Authors encounter placements, triggers, door durability, and final-room pressure. Owns encounter-admission policy and consumes the Active Enemy Registry before activating new enemies; new encounter enemies are delayed or reduced first when the fifteen-enemy cap would be exceeded.</w:t>
+              <w:t>Authors encounter placements, triggers, configured per-door durability values, and final-room pressure. Owns encounter-admission policy and consumes the Active Enemy Registry before activating new enemies; new encounter enemies are delayed or reduced first when the fifteen-enemy cap would be exceeded. Runtime door durability state, damage intake, and breaking remain Door and Interaction responsibilities.</w:t>
             </w:r>
           </w:p>
         </w:tc>
@@ -1972,7 +2024,7 @@
           </w:tcPr>
           <w:p>
             <w:r>
-              <w:t>Controls encounter pressure and cap admission without owning or duplicating persistent-enemy bookkeeping.</w:t>
+              <w:t>Controls encounter pressure, cap admission, and durability tuning without owning runtime Door state or persistent-enemy bookkeeping.</w:t>
             </w:r>
           </w:p>
         </w:tc>
@@ -2037,7 +2089,7 @@
         <w:pStyle w:val="ListBullet"/>
       </w:pPr>
       <w:r>
-        <w:t>Wizard Combat Agent owns player movement/resources and spell initiation. It requests enemy effects through enemy-owned interfaces and does not directly manipulate enemy locomotion, status restoration, or forced-displacement state.</w:t>
+        <w:t>Wizard Combat Agent owns player movement/resources and spell initiation. Within that responsibility, Player Health, Player Mana, Player Movement, and each spell remain separate runtime state owners rather than collapsing their state into one shared player system. Player Health owns health and its zero-health transition; Player Mana owns mana and regeneration-delay state; Player Movement owns position/locomotion and movement-restriction state; Fireball, Frost Field, and Force Wave own their spell-local state. Charged Fireball consumes the Player Movement restriction interface instead of mutating movement internals. Spells consume Player Mana through its spend interface. Wizard Combat requests enemy effects through enemy-owned interfaces and does not directly manipulate enemy locomotion, status restoration, or forced-displacement state.</w:t>
       </w:r>
     </w:p>
     <w:p>
@@ -2045,7 +2097,7 @@
         <w:pStyle w:val="ListBullet"/>
       </w:pPr>
       <w:r>
-        <w:t>Enemy Pursuit Agent owns enemy pursuit/search state, enemy locomotion behavior, enemy attack behavior, Frost slowdown application/restoration, forced displacement, and shared Active Enemy Registry bookkeeping. Enemy attacks consume the shared Player Health damage interface, enemy locomotion consumes the shared gameplay navigation/locomotion layer, and encounter activation consumes the registry rather than maintaining a separate count. Pursuit and attack behavior consume doorway walkability from the shared navigation layer rather than directly changing NavMesh or door passability.</w:t>
+        <w:t>Enemy Pursuit Agent owns enemy pursuit/search state, enemy locomotion behavior, enemy attack behavior, the reusable Enemy Health/Defeat capability, Frost slowdown application/restoration, forced displacement, and shared Active Enemy Registry bookkeeping. Enemy attacks consume the shared Player Health damage interface; damage dealt to enemies consumes the Enemy Health/Defeat interface; defeat reports registry removal through the registry-owned interface; enemy locomotion consumes the shared gameplay navigation/locomotion layer; and encounter activation consumes the registry rather than maintaining a separate count. Qualifying locked-door attacks request damage through the Door and Interaction damage interface rather than mutating door durability or lifecycle state. Pursuit and attack behavior consume doorway walkability from the shared navigation layer rather than directly changing NavMesh or door passability.</w:t>
       </w:r>
     </w:p>
     <w:p>
@@ -2053,7 +2105,7 @@
         <w:pStyle w:val="ListBullet"/>
       </w:pPr>
       <w:r>
-        <w:t>Door and Interaction Agent owns door targeting, the latched opening interaction, shared doorway-crossing state, and semantic door lifecycle state. Other systems consume doorway-crossing state rather than implementing their own crossing detector. Door state changes are published through the shared navigation/locomotion passability interface; Door and Interaction does not own the navigation technology that translates those states into enemy walkability.</w:t>
+        <w:t>Door and Interaction Agent owns door targeting, the latched opening interaction, shared doorway-crossing state, runtime door durability, the owner-controlled door-damage receive interface, and semantic door lifecycle state including the locked-to-broken transition. Other systems consume doorway-crossing state rather than implementing their own crossing detector, and enemy attack behavior requests durability loss through the Door-owned damage interface rather than mutating Door state directly. Door state changes are published through the shared navigation/locomotion passability interface; Door and Interaction does not own the navigation technology that translates those states into enemy walkability.</w:t>
       </w:r>
     </w:p>
     <w:p>
@@ -2578,6 +2630,14 @@
         <w:pStyle w:val="ListBullet"/>
       </w:pPr>
       <w:r>
+        <w:t>A reusable Enemy Health/Defeat runtime capability owns each persistent enemy's current health, damage intake, defeat transition, and floor-restart reset. Fireball and any other canon-required enemy-damage source call that capability's damage interface. Defeat then reports removal through the Active Enemy Registry's owner-controlled interface; neither damage sources nor the restart orchestrator directly write enemy-health or registry internals.</w:t>
+      </w:r>
+    </w:p>
+    <w:p>
+      <w:pPr>
+        <w:pStyle w:val="ListBullet"/>
+      </w:pPr>
+      <w:r>
         <w:t>All five encounter spaces exist inside one continuous Unity scene or continuous floor representation. Enemy objects, enemy health, pursuit state, active-enemy bookkeeping, and door state persist naturally as the player advances between spaces; no scene-load or cross-scene state-transfer system is required.</w:t>
       </w:r>
     </w:p>
@@ -2602,7 +2662,7 @@
         <w:pStyle w:val="ListBullet"/>
       </w:pPr>
       <w:r>
-        <w:t>A reusable door component will control opening, interruption, shared doorway-crossing state, closing, locking, damage, and breaking. It records when the wizard crosses to the forward side of an opened door and exposes that state to locking and final-victory logic; those consumers do not implement separate crossing detection. Once a door is locked by the player or broken by enemies, it does not return to an earlier state.</w:t>
+        <w:t>A reusable door component will control opening, interruption, shared doorway-crossing state, closing, locking, runtime durability, the owner-controlled door-damage receive interface, and breaking. It records when the wizard crosses to the forward side of an opened door and exposes that state to locking and final-victory logic; those consumers do not implement separate crossing detection. Enemy locked-door attack behavior requests damage through the Door-owned interface, while the door component owns durability reduction and the locked-to-broken transition. Once a door is locked by the player or broken by enemies, it does not return to an earlier state.</w:t>
       </w:r>
     </w:p>
     <w:p>
@@ -2610,7 +2670,7 @@
         <w:pStyle w:val="ListBullet"/>
       </w:pPr>
       <w:r>
-        <w:t>A shared Floor Run/Restart Orchestrator coordinates a new floor attempt when player health reaches zero. It invokes reset entry points owned by each run-persistent system rather than directly mutating their internals. Player resources/position, enemy health and pursuit/search state, Active Enemy Registry bookkeeping, door lifecycle/crossing/durability state, and encounter activation/admission state must all participate once those systems exist. Early staged restart implementation is valid only as an incremental step; the persistent-systems closure remains required until all implemented run-persistent owners are connected to the orchestrator.</w:t>
+        <w:t>A shared Floor Run/Restart Orchestrator coordinates a new floor attempt when it receives Player Health's zero-health/death transition. It invokes reset entry points owned by each stateful system rather than directly mutating their internals. Player Health, Player Mana, Player Movement/player position, spell-local Fireball/Frost Field/Force Wave state, enemy health and pursuit/search/status state, Active Enemy Registry bookkeeping, door lifecycle/crossing/durability state, and encounter activation/admission state must all participate once those systems exist. Early staged restart implementation is valid only as an incremental step; the persistent-systems closure remains required until all implemented state owners are connected to the orchestrator.</w:t>
       </w:r>
     </w:p>
     <w:p>
@@ -2618,7 +2678,7 @@
         <w:pStyle w:val="ListBullet"/>
       </w:pPr>
       <w:r>
-        <w:t>Mana will regenerate through a local gameplay system after the defined post-cast delay.</w:t>
+        <w:t>Player Mana owns current mana and the post-cast regeneration-delay state and exposes an owner-controlled spend/reset interface to spells and restart orchestration. Spell-local cooldown/charge/cast/active-field state stays on the spell that owns it. Player Movement owns position/locomotion and exposes the owner-controlled movement-restriction interface consumed by Charged Fireball.</w:t>
       </w:r>
     </w:p>
     <w:p>

--- a/Docs/GDD/No_Safe_Circle_GDD_Final.docx
+++ b/Docs/GDD/No_Safe_Circle_GDD_Final.docx
@@ -49,7 +49,7 @@
     </w:p>
     <w:p>
       <w:r>
-        <w:t>Each room ends at a door that takes five uninterrupted seconds to open. Before attempting it, the player must create space by luring enemies away, slowing them with Frost Field, knocking them back with Force Wave, or defeating enough of them to reduce the immediate threat. Enemies can follow the wizard through an open doorway. After crossing, the player can close and lock the door, but surviving pursuers will pound against it and eventually break through.</w:t>
+        <w:t>Each room ends at a door that takes five uninterrupted seconds to open. Before attempting it, the player must create space by luring enemies away, slowing them with Frost Field, knocking them back with Force Wave, or defeating enough of them to reduce the immediate threat. Enemies can follow the wizard through an open doorway. After crossing, the door automatically closes and locks behind the player; surviving pursuers will pound against it and eventually break through.</w:t>
       </w:r>
     </w:p>
     <w:p>
@@ -340,10 +340,7 @@
     </w:p>
     <w:p>
       <w:r>
-        <w:t>The player moves through connected rooms toward the final door. In each room, the objective is to create five safe seconds, open the next door, cross through it, and lock it before the pursuing monsters arrive</w:t>
-      </w:r>
-      <w:r>
-        <w:t>.</w:t>
+        <w:t>The player moves through connected rooms toward the final door. In each room, the objective is to click the next sealed door, reach its interaction position, survive five uninterrupted seconds while it opens, cross through it, and let it automatically close and lock behind the wizard before the pursuing monsters arrive.</w:t>
       </w:r>
     </w:p>
     <w:p>
@@ -395,10 +392,7 @@
         <w:pStyle w:val="ListNumber"/>
       </w:pPr>
       <w:r>
-        <w:t>Open the door for five uninterrupted seconds, cross through it, lock it, and recover before pursuers break through</w:t>
-      </w:r>
-      <w:r>
-        <w:t>.</w:t>
+        <w:t>Click the sealed door to request movement to its interaction position. When the wizard arrives within interaction range, the five-second opening timer starts automatically. If no interruption occurs, the door opens; cross through it and the door automatically closes and locks, granting its recovery before pursuers break through.</w:t>
       </w:r>
     </w:p>
     <w:p>
@@ -483,7 +477,7 @@
           </w:tcPr>
           <w:p>
             <w:r>
-              <w:t>Use mouse-directed movement: click to set a destination or hold to keep steering toward the cursor. The cursor serves as the aiming and targeting reference for cursor-aimed spells and cursor-targeted interactions such as sealed doors; Force Wave is the exception and is centered on the wizard.</w:t>
+              <w:t>Use mouse-directed movement through the shared Unity Input System/Input Actions layer: click to set a destination or hold to keep steering toward the cursor. Player Movement owns the shared cursor-to-gameplay-plane projection and exposes the resulting world-space pointer target. Movement, cursor-aimed spells, and cursor-targeted interactions consume that shared target; Force Wave is the player-centered exception.</w:t>
             </w:r>
           </w:p>
         </w:tc>
@@ -493,10 +487,7 @@
           </w:tcPr>
           <w:p>
             <w:r>
-              <w:t>Create and preserve escape routes while maintaining the spatial feel of early isometric action/RPG movement</w:t>
-            </w:r>
-            <w:r>
-              <w:t>.</w:t>
+              <w:t>Create and preserve escape routes while maintaining the spatial feel of early isometric action/RPG movement and one consistent pointer projection across gameplay systems.</w:t>
             </w:r>
           </w:p>
         </w:tc>
@@ -582,7 +573,16 @@
           </w:tcPr>
           <w:p>
             <w:r>
-              <w:t>Use a player-centered short-range radial knockback with a long cooldown. Force Wave does not use cursor direction or target selection.</w:t>
+              <w:t xml:space="preserve">Use a player-centered short-range radial knockback with a long cooldown. Each cast costs </w:t>
+            </w:r>
+            <w:r>
+              <w:rPr>
+                <w:b/>
+              </w:rPr>
+              <w:t>25 mana</w:t>
+            </w:r>
+            <w:r>
+              <w:t>. Force Wave does not use cursor direction or target selection.</w:t>
             </w:r>
           </w:p>
         </w:tc>
@@ -592,7 +592,7 @@
           </w:tcPr>
           <w:p>
             <w:r>
-              <w:t>Creates emergency space.</w:t>
+              <w:t>Creates emergency space at a real resource cost. The 25-mana cost is an initial tuning value and may change during later balance work.</w:t>
             </w:r>
           </w:p>
         </w:tc>
@@ -614,14 +614,7 @@
           </w:tcPr>
           <w:p>
             <w:r>
-              <w:t xml:space="preserve">Target the sealed door with the cursor while within arm’s reach, then hold the interaction for five seconds. </w:t>
-            </w:r>
-            <w:r>
-              <w:lastRenderedPageBreak/>
-              <w:t>Once the interaction begins, the selected door remains latched even if the cursor moves off it. Player movement, taking damage, or releasing/canceling the hold resets the attempt</w:t>
-            </w:r>
-            <w:r>
-              <w:t>.</w:t>
+              <w:t>Click the intended sealed door to request movement to its interaction position. The wizard walks there automatically. When the wizard reaches arm's-reach interaction range, the five-second opening timer begins automatically; no sustained button hold is required. Cursor drift does not matter after selection. Taking damage, moving away, or issuing another command that cancels/replaces the door approach resets the attempt. If uninterrupted for five seconds, the door opens.</w:t>
             </w:r>
           </w:p>
         </w:tc>
@@ -631,18 +624,8 @@
           </w:tcPr>
           <w:p>
             <w:r>
-              <w:lastRenderedPageBreak/>
-              <w:t xml:space="preserve">Makes each exit a positioning challenge without requiring sustained pointer precision after the intended door has </w:t>
+              <w:t>Makes each exit a positioning challenge while allowing one click to mean "go to this door and start opening it when I arrive."</w:t>
             </w:r>
-            <w:r>
-              <w:lastRenderedPageBreak/>
-              <w:t xml:space="preserve">already been </w:t>
-            </w:r>
-            <w:proofErr w:type="gramStart"/>
-            <w:r>
-              <w:t>selected.</w:t>
-            </w:r>
-            <w:proofErr w:type="gramEnd"/>
           </w:p>
         </w:tc>
       </w:tr>
@@ -663,7 +646,7 @@
           </w:tcPr>
           <w:p>
             <w:r>
-              <w:t>Shut the door after crossing, restoring a small, fixed amount of health. Once locked, this door cannot be reopened or crossed again (see Door and Pursuit Rules).</w:t>
+              <w:t>After the wizard crosses to the forward side of an opened door, the door automatically closes and locks; no additional input is required. Completing the automatic close-and-lock restores a small, fixed amount of health. Once locked, this door cannot be reopened or crossed again (see Door and Pursuit Rules).</w:t>
             </w:r>
           </w:p>
         </w:tc>
@@ -673,7 +656,7 @@
           </w:tcPr>
           <w:p>
             <w:r>
-              <w:t>Creates recovery time while pursuers attack it, and marks forward progress as final.</w:t>
+              <w:t>Creates recovery time while pursuers attack it, removes an unnecessary second interaction, and marks forward progress as final.</w:t>
             </w:r>
           </w:p>
         </w:tc>
@@ -894,7 +877,16 @@
         <w:pStyle w:val="ListBullet"/>
       </w:pPr>
       <w:r>
-        <w:t>Mana: Mana regenerates slowly after a brief post-cast delay. Waiting restores power while locked doors continue losing durability.</w:t>
+        <w:t xml:space="preserve">Mana: Mana regenerates slowly after a brief post-cast delay. Waiting restores power while locked doors continue losing durability. Force Wave currently costs </w:t>
+      </w:r>
+      <w:r>
+        <w:rPr>
+          <w:b/>
+        </w:rPr>
+        <w:t>25 mana per cast</w:t>
+      </w:r>
+      <w:r>
+        <w:t>; this is an initial balance value that may be tuned later after the game is playable.</w:t>
       </w:r>
     </w:p>
     <w:p>
@@ -918,7 +910,7 @@
         <w:pStyle w:val="ListBullet"/>
       </w:pPr>
       <w:r>
-        <w:t>Player Movement ownership: The player movement system owns player position, locomotion, and movement-restriction state. Charged Fireball requests and releases its charging movement restriction through an owner-controlled Player Movement interface; Fireball does not directly mutate movement internals.</w:t>
+        <w:t>Player Movement ownership: The player movement system owns player position, locomotion, movement-restriction state, and the shared cursor-to-gameplay-plane projection used to produce a world-space pointer target. Runtime input is routed through the project's Unity Input System/Input Actions layer rather than independent direct hardware polling in gameplay systems. Player Movement, cursor-aimed Wizard Combat abilities, and Door/Interaction consume the shared pointer target instead of independently projecting screen coordinates. Charged Fireball requests and releases its charging movement restriction through an owner-controlled Player Movement interface; Fireball does not directly mutate movement internals.</w:t>
       </w:r>
     </w:p>
     <w:p>
@@ -934,7 +926,16 @@
         <w:pStyle w:val="ListBullet"/>
       </w:pPr>
       <w:r>
-        <w:t>Force Wave: A visible long cooldown shows when the emergency escape tool is unavailable.</w:t>
+        <w:t xml:space="preserve">Force Wave: Each cast spends </w:t>
+      </w:r>
+      <w:r>
+        <w:rPr>
+          <w:b/>
+        </w:rPr>
+        <w:t>25 mana</w:t>
+      </w:r>
+      <w:r>
+        <w:t xml:space="preserve"> through Player Mana and also starts its visible long cooldown. Twenty-five mana is the initial implementation/balance value; later playtesting may change the number, but Force Wave remains a mana-consuming spell unless the GDD is revised.</w:t>
       </w:r>
     </w:p>
     <w:p>
@@ -958,10 +959,7 @@
         <w:pStyle w:val="ListBullet"/>
       </w:pPr>
       <w:r>
-        <w:t>Setbacks: Door-opening attempts reset when player movement, taking damage, or releasing/canceling the hold interrupts them. Cursor movement away from the selected door after the interaction has begun does not reset progress</w:t>
-      </w:r>
-      <w:r>
-        <w:t>.</w:t>
+        <w:t>Setbacks: Once the wizard has reached the selected door and the five-second timer has begun, taking damage, moving away, or issuing another command that cancels/replaces the door interaction resets progress. Releasing the mouse button does not matter because the door interaction does not require a sustained hold. Cursor movement away from the selected door after the initial click does not reset progress.</w:t>
       </w:r>
     </w:p>
     <w:p>
@@ -986,19 +984,43 @@
         <w:rPr>
           <w:b/>
         </w:rPr>
-        <w:t>Loss: Reach zero health. The floor then restarts from the beginning. This is an intentional, single-attempt structure — reaching zero health at any point restarts the entire floor by design, not as a placeholder. Restart resets all run-persistent gameplay state to the floor's initial state, including Player Health, Player Mana and its regeneration-delay state, player position/movement state, Fireball charge/cast state, Frost Field casting/active-field state, Force Wave cooldown state, persistent enemy objects and enemy health, pursuit/search/status state, Active Enemy Registry bookkeeping, door lifecycle/crossing/durability state, and encounter activation/admission state.</w:t>
-      </w:r>
-      <w:r/>
-    </w:p>
-    <w:p>
-      <w:pPr/>
+        <w:t>Victory/input-shutdown ownership:</w:t>
+      </w:r>
+      <w:r>
+        <w:t xml:space="preserve"> A reusable Game Flow/Victory capability owns the transition into the won state, display of the </w:t>
+      </w:r>
       <w:r>
         <w:rPr>
           <w:b/>
         </w:rPr>
-        <w:t>Floor-run restart ownership: Player Health's observable zero-health/death transition triggers the shared Floor Run/Restart Orchestrator, which owns starting a fresh floor attempt and coordinating the reset. It does not reach into or duplicate another system's internal state. Every system that owns state that can persist or remain active when restart occurs must expose a reset entry point for the state it owns, and the orchestrator invokes those owned reset interfaces. Required reset participants include Player Health, Player Mana, Player Movement/player position, Fireball, Frost Field's casting-side state, Force Wave, enemy health/defeat state, enemy pursuit/search/status state, Active Enemy Registry bookkeeping, door lifecycle/crossing/durability state, and encounter activation/admission state. Early implementation may validate the orchestrator against only the persistent systems that currently exist, but full restart closure remains required work until every implemented state owner participates; adding later rooms or stateful systems must extend the reset participants without redesigning the orchestration contract.</w:t>
-      </w:r>
-      <w:r/>
+        <w:t>You Escaped</w:t>
+      </w:r>
+      <w:r>
+        <w:t xml:space="preserve"> overlay, and coordination of gameplay shutdown. Player Movement, Door/Interaction, Fireball, Frost Field, and Force Wave each expose an owner-controlled gameplay-enable/suspend interface that can immediately stop or cancel their current input-driven activity, reject new gameplay commands while suspended, and be re-enabled by an authorized reset/test flow. The victory capability consumes those interfaces rather than mutating another system's internal state. Disabling an Input Actions map may be part of the implementation, but the runtime contract must also stop already-active movement, door-opening, charging/casting, or other input-driven activity rather than merely preventing the next button press.</w:t>
+      </w:r>
+    </w:p>
+    <w:p>
+      <w:r>
+        <w:rPr>
+          <w:b/>
+        </w:rPr>
+        <w:t>Loss:</w:t>
+      </w:r>
+      <w:r>
+        <w:t xml:space="preserve"> Reach zero health. The floor then restarts from the beginning. This is an intentional, single-attempt structure — reaching zero health at any point restarts the entire floor by design, not as a placeholder. Restart resets all run-persistent gameplay state to the floor's initial state, including Player Health, Player Mana and its regeneration-delay state, player position/movement state, Fireball charge/cast state, Frost Field casting/active-field state, Force Wave cooldown state, persistent enemy objects and enemy health, pursuit/search/status/attack state, Active Enemy Registry bookkeeping, door lifecycle/crossing/durability state, and encounter activation/admission state. Each persistent enemy is returned to the authored encounter/spawn region associated with its original room and starts again in its initial AI state; the exact coordinate within that authored region may vary, but no target, last-known-position, search, attack, status-effect, or displacement state carries over from the failed run.</w:t>
+      </w:r>
+    </w:p>
+    <w:p>
+      <w:pPr/>
+      <w:r>
+        <w:rPr>
+          <w:b/>
+        </w:rPr>
+        <w:t>Floor-run restart ownership:</w:t>
+      </w:r>
+      <w:r>
+        <w:t xml:space="preserve"> Player Health's observable zero-health/death transition triggers the shared Floor Run/Restart Orchestrator, which owns starting a fresh floor attempt and coordinating the reset. It does not reach into or duplicate another system's internal state. Every system that owns state that can persist or remain active when restart occurs must expose a reset entry point for the state it owns, and the orchestrator invokes those owned reset interfaces. Required reset participants include Player Health, Player Mana, Player Movement/player position, Fireball, Frost Field's casting-side state, Force Wave, enemy health/defeat state, enemy pursuit/search/attack/status/displacement state, Active Enemy Registry bookkeeping, door lifecycle/crossing/durability state, and encounter activation/admission state. Enemy reset returns each persistent enemy to its original authored encounter/spawn region and initial AI state, with no retained target knowledge from the failed run; exact placement within that authored region is an encounter implementation detail. Early implementation may validate the orchestrator against only the persistent systems that currently exist, but full restart closure remains required work until every implemented state owner participates; adding later rooms or stateful systems must extend the reset participants without redesigning the orchestration contract.</w:t>
+      </w:r>
     </w:p>
     <w:p>
       <w:pPr>
@@ -1491,7 +1513,7 @@
         <w:pStyle w:val="ListBullet"/>
       </w:pPr>
       <w:r>
-        <w:t>A sealed door is a cursor-targeted interactable. The player must target the intended door with the cursor while within arm’s reach to begin the five-second hold. After the interaction begins, the door remains selected even if the cursor moves off it. Player movement, taking damage, or releasing/canceling the hold resets the attempt.</w:t>
+        <w:t>A sealed door is a cursor-targeted interactable. Clicking the intended door issues a combined approach-and-interact request: the wizard moves to that door's interaction position, and the five-second opening timer begins automatically when the wizard reaches arm's-reach range. No sustained button hold is required. After the door is selected, cursor drift does not cancel the request or the timer. Taking damage, moving away after timing begins, or issuing another command that cancels/replaces the door interaction resets the attempt.</w:t>
       </w:r>
     </w:p>
     <w:p>
@@ -1515,7 +1537,7 @@
         <w:pStyle w:val="ListBullet"/>
       </w:pPr>
       <w:r>
-        <w:t>After crossing, the player can lock the door. Enemies actively pursuing the player that witnessed the escape and are blocked by that locked door begin attacking it; an enemy that has already lost the player does not begin attacking a locked door solely because it is nearby. Once locked, a door cannot be reopened, unlocked, or crossed again by the player — the floor is a forward-only escape sequence.</w:t>
+        <w:t>After the shared doorway-crossing state confirms that the wizard reached the forward side, the door automatically closes and locks; the player does not provide a second close/lock input. The completed automatic lock requests the small fixed health restoration through Player Health. Enemies actively pursuing the player that witnessed the escape and are blocked by that locked door begin attacking it; an enemy that has already lost the player does not begin attacking a locked door solely because it is nearby. Once locked, a door cannot be reopened, unlocked, or crossed again by the player — the floor is a forward-only escape sequence.</w:t>
       </w:r>
     </w:p>
     <w:p>
@@ -1728,7 +1750,7 @@
         </w:rPr>
       </w:pPr>
       <w:r>
-        <w:t>A first-time player understands that reaching a door is not enough; five safe seconds are required.</w:t>
+        <w:t>A first-time player understands that clicking a door sends the wizard to it, and reaching the door is not enough; the automatic opening timer still requires five safe, uninterrupted seconds.</w:t>
       </w:r>
     </w:p>
     <w:p>
@@ -1736,7 +1758,7 @@
         <w:pStyle w:val="ListBullet"/>
       </w:pPr>
       <w:r>
-        <w:t>Door interaction requires accurate target selection only when the interaction begins; normal cursor drift after the door is selected does not cancel opening.</w:t>
+        <w:t>Door interaction requires accurate target selection only on the initial click. The wizard approaches automatically, the five-second timer starts automatically on arrival, normal cursor drift does not cancel opening, and crossing an opened doorway causes automatic close-and-lock with no second input.</w:t>
       </w:r>
     </w:p>
     <w:p>
@@ -1918,7 +1940,7 @@
           </w:tcPr>
           <w:p>
             <w:r>
-              <w:t>Implements player movement, Fireball, Frost Field's casting, mana cost, and feedback, Force Wave, health, mana, cooldowns, and recovery. Frost Field's actual slowdown effect is applied and restored by the Enemy Pursuit Agent, which owns enemy movement and all Ranged Enemy attack behavior; this agent only triggers the Frost Field effect and does not implement Ranged Enemy targeting or attacks.</w:t>
+              <w:t>Implements player movement, the shared Unity Input System/Input Actions consumption pattern, the Player Movement-owned cursor-to-gameplay-plane targeting projection, Fireball, Frost Field's casting, mana cost, and feedback, Force Wave, health, mana, cooldowns, and recovery. Frost Field's actual slowdown effect is applied and restored by the Enemy Pursuit Agent, which owns enemy movement and all Ranged Enemy attack behavior; this agent only triggers the Frost Field effect and does not implement Ranged Enemy targeting or attacks.</w:t>
             </w:r>
           </w:p>
         </w:tc>
@@ -1950,7 +1972,7 @@
           </w:tcPr>
           <w:p>
             <w:r>
-              <w:t>Implements cursor-targeted door selection, arm's-reach validation, the latched five-second opening interaction, interruption, shared doorway-crossing state, closing, locking, runtime door durability, the owner-controlled door-damage receive interface, and breaking. Owns crossing detection; locking and final escape consume that shared state. Enemy attack behavior requests door damage through the Door-owned interface instead of writing durability or lifecycle state directly.</w:t>
+              <w:t>Implements cursor-targeted door selection, click-to-approach movement request consumption, arm's-reach arrival validation, automatic five-second opening timing, interruption, shared doorway-crossing state, automatic closing/locking after forward-side crossing, runtime door durability, the owner-controlled door-damage receive interface, and breaking. Owns crossing detection; locking and final escape consume that shared state. Enemy attack behavior requests door damage through the Door-owned interface instead of writing durability or lifecycle state directly. After a door is clicked, cursor movement off the selected door does not cancel the approach or timer; after timing begins, damage, moving away, or issuing another command that cancels/replaces the interaction resets it. No sustained interaction hold is required.</w:t>
             </w:r>
           </w:p>
         </w:tc>
@@ -2089,7 +2111,13 @@
         <w:pStyle w:val="ListBullet"/>
       </w:pPr>
       <w:r>
-        <w:t>Wizard Combat Agent owns player movement/resources and spell initiation. Within that responsibility, Player Health, Player Mana, Player Movement, and each spell remain separate runtime state owners rather than collapsing their state into one shared player system. Player Health owns health and its zero-health transition; Player Mana owns mana and regeneration-delay state; Player Movement owns position/locomotion and movement-restriction state; Fireball, Frost Field, and Force Wave own their spell-local state. Charged Fireball consumes the Player Movement restriction interface instead of mutating movement internals. Spells consume Player Mana through its spend interface. Wizard Combat requests enemy effects through enemy-owned interfaces and does not directly manipulate enemy locomotion, status restoration, or forced-displacement state.</w:t>
+        <w:rPr>
+          <w:b/>
+        </w:rPr>
+        <w:t>Wizard Combat Agent</w:t>
+      </w:r>
+      <w:r>
+        <w:t xml:space="preserve"> owns player movement/resources, shared pointer projection, and spell initiation. Within that responsibility, Player Health, Player Mana, Player Movement, and each spell remain separate runtime state owners rather than collapsing their state into one shared player system. Player Health owns health and its zero-health transition; Player Mana owns mana and regeneration-delay state; Player Movement owns position/locomotion, movement-restriction state, and shared cursor-to-gameplay-plane projection; Fireball, Frost Field, and Force Wave own their spell-local state. Charged Fireball consumes the Player Movement restriction interface instead of mutating movement internals. Spells consume Player Mana through its spend interface; Force Wave's initial cost is 25 mana per cast. Wizard Combat requests enemy effects through enemy-owned interfaces and does not directly manipulate enemy locomotion, status restoration, or forced-displacement state.</w:t>
       </w:r>
     </w:p>
     <w:p>
@@ -2105,7 +2133,27 @@
         <w:pStyle w:val="ListBullet"/>
       </w:pPr>
       <w:r>
-        <w:t>Door and Interaction Agent owns door targeting, the latched opening interaction, shared doorway-crossing state, runtime door durability, the owner-controlled door-damage receive interface, and semantic door lifecycle state including the locked-to-broken transition. Other systems consume doorway-crossing state rather than implementing their own crossing detector, and enemy attack behavior requests durability loss through the Door-owned damage interface rather than mutating Door state directly. Door state changes are published through the shared navigation/locomotion passability interface; Door and Interaction does not own the navigation technology that translates those states into enemy walkability.</w:t>
+        <w:rPr>
+          <w:b/>
+        </w:rPr>
+        <w:t>Door and Interaction Agent</w:t>
+      </w:r>
+      <w:r>
+        <w:t xml:space="preserve"> owns door targeting, click-to-approach interaction consumption, automatic five-second timing on arrival, shared doorway-crossing state, runtime door durability, the owner-controlled door-damage receive interface, and semantic door lifecycle state including the locked-to-broken transition. Other systems consume doorway-crossing state rather than implementing their own crossing detector, and enemy attack behavior requests durability loss through the Door-owned damage interface rather than mutating Door state directly. Door state changes are published through the shared navigation/locomotion passability interface; Door and Interaction does not own the navigation technology that translates those states into enemy walkability.</w:t>
+      </w:r>
+    </w:p>
+    <w:p>
+      <w:pPr>
+        <w:pStyle w:val="ListBullet"/>
+      </w:pPr>
+      <w:r>
+        <w:rPr>
+          <w:b/>
+        </w:rPr>
+        <w:t>Final escape/victory coordination</w:t>
+      </w:r>
+      <w:r>
+        <w:t xml:space="preserve"> owns only the won-state transition, gameplay-suspension coordination, and victory presentation. Player Movement, Door/Interaction, Fireball, Frost Field, and Force Wave remain owners of their own active behavior and must expose owner-controlled suspend/re-enable entry points consumed by victory/reset flows. Final escape logic must not reach into movement, door, or spell internals to stop them.</w:t>
       </w:r>
     </w:p>
     <w:p>
@@ -2234,6 +2282,41 @@
         <w:pStyle w:val="ListBullet"/>
       </w:pPr>
       <w:r>
+        <w:rPr>
+          <w:b/>
+        </w:rPr>
+        <w:t>Current prototype scene-builder lock:</w:t>
+      </w:r>
+      <w:r>
+        <w:t xml:space="preserve"> scene-authoring work that changes objects generated or maintained through </w:t>
+      </w:r>
+      <w:r>
+        <w:t>Assets/NoSafeCircle/DoorPrototype/Editor/DoorPrototypeSceneBuilder.cs</w:t>
+      </w:r>
+      <w:r>
+        <w:t xml:space="preserve"> must take exclusive-write locks on both that builder and </w:t>
+      </w:r>
+      <w:r>
+        <w:t>Assets/NoSafeCircle/DoorPrototype/Scenes/DoorPrototype.unity</w:t>
+      </w:r>
+      <w:r>
+        <w:t xml:space="preserve">. This specifically applies to doorway-crossing work that creates/configures the forward-side crossing trigger and, under the current scene-built UI approach, to final-victory work that creates/configures the </w:t>
+      </w:r>
+      <w:r>
+        <w:rPr>
+          <w:b/>
+        </w:rPr>
+        <w:t>You Escaped</w:t>
+      </w:r>
+      <w:r>
+        <w:t xml:space="preserve"> overlay. If a later approved architecture moves the overlay or another scene object into a separately owned runtime prefab/asset, the task may lock that actual asset instead; the task graph must reflect the implementation that exists when it is dispatched.</w:t>
+      </w:r>
+    </w:p>
+    <w:p>
+      <w:pPr>
+        <w:pStyle w:val="ListBullet"/>
+      </w:pPr>
+      <w:r>
         <w:t>Each task produces changed files, an implementation summary, known risks, and a Play Mode test checklist.</w:t>
       </w:r>
     </w:p>
@@ -2276,20 +2359,12 @@
     </w:p>
     <w:p>
       <w:r>
-        <w:t xml:space="preserve">While the Door and Interaction Agent </w:t>
-      </w:r>
-      <w:proofErr w:type="gramStart"/>
-      <w:r>
-        <w:t>implements</w:t>
-      </w:r>
-      <w:proofErr w:type="gramEnd"/>
-      <w:r>
-        <w:t xml:space="preserve"> the five-second door-opening and locking behavior, the Enemy Pursuit Agent can independently implement melee enemies following the wizard through open doors. At the same time, the Dungeon Encounter Agent can define the enemy placement for the first encounter space.</w:t>
-      </w:r>
-    </w:p>
-    <w:p>
-      <w:r>
-        <w:t>After those tasks are complete, the Unity Validation Agent checks that enemies can cross an open doorway without automatically losing the player, that distance-based target loss leads through last-known-position search before target clearing, that movement or damage interrupts opening while cursor drift after selection does not, and that the door can only be locked after the wizard crosses it. The developer then combines and tests the features inside Unity.</w:t>
+        <w:t>While the Door and Interaction Agent implements click-to-approach door opening, automatic five-second timing on arrival, and automatic locking after crossing, the Enemy Pursuit Agent can independently implement melee enemies following the wizard through open doors. At the same time, the Dungeon Encounter Agent can define the enemy placement for the first encounter space.</w:t>
+      </w:r>
+    </w:p>
+    <w:p>
+      <w:r>
+        <w:t>After those tasks are complete, the Unity Validation Agent checks that enemies can cross an open doorway without automatically losing the player, that distance-based target loss leads through last-known-position search before target clearing, that damage or moving away interrupts opening after arrival while cursor drift after selection does not, and that crossing automatically closes and locks the door with no second input. The developer then combines and tests the features inside Unity.</w:t>
       </w:r>
     </w:p>
     <w:p>
@@ -2385,6 +2460,81 @@
     <w:p>
       <w:r>
         <w:t>Source control will serve as the handoff between implementation, validation, and final integration.</w:t>
+      </w:r>
+    </w:p>
+    <w:p>
+      <w:pPr>
+        <w:pStyle w:val="Heading2"/>
+      </w:pPr>
+      <w:r>
+        <w:t>Current Prototype Scene Evidence</w:t>
+      </w:r>
+    </w:p>
+    <w:p>
+      <w:r>
+        <w:t xml:space="preserve">As of the August 20, 2026 repository state, the project contains three committed </w:t>
+      </w:r>
+      <w:r>
+        <w:t>.unity</w:t>
+      </w:r>
+      <w:r>
+        <w:t xml:space="preserve"> scene files. Reconciliation and planning must describe them accurately rather than treating every scene file as an equivalent gameplay scene:</w:t>
+      </w:r>
+    </w:p>
+    <w:p>
+      <w:pPr>
+        <w:pStyle w:val="ListBullet"/>
+      </w:pPr>
+      <w:r>
+        <w:t>Assets/NoSafeCircle/DoorPrototype/Scenes/DoorPrototype.unity</w:t>
+      </w:r>
+      <w:r>
+        <w:t xml:space="preserve"> is the current canonical gameplay prototype scene and is the scene maintained by </w:t>
+      </w:r>
+      <w:r>
+        <w:t>Assets/NoSafeCircle/DoorPrototype/Editor/DoorPrototypeSceneBuilder.cs</w:t>
+      </w:r>
+      <w:r>
+        <w:t>.</w:t>
+      </w:r>
+    </w:p>
+    <w:p>
+      <w:pPr>
+        <w:pStyle w:val="ListBullet"/>
+      </w:pPr>
+      <w:r>
+        <w:t>Assets/Scenes/DoorPrototype.unity</w:t>
+      </w:r>
+      <w:r>
+        <w:t xml:space="preserve"> is a small non-canonical stub containing the default-style Main Camera and Directional Light; its camera is perspective, not the orthographic isometric gameplay camera. It must not be cited as an alternative implemented gameplay prototype.</w:t>
+      </w:r>
+    </w:p>
+    <w:p>
+      <w:pPr>
+        <w:pStyle w:val="ListBullet"/>
+      </w:pPr>
+      <w:r>
+        <w:t>Assets/Scenes/SampleScene.unity</w:t>
+      </w:r>
+      <w:r>
+        <w:t xml:space="preserve"> is also a non-canonical stub/sample scene and must not be described as the only or primary gameplay scene.</w:t>
+      </w:r>
+    </w:p>
+    <w:p>
+      <w:pPr>
+        <w:pStyle w:val="ListBullet"/>
+      </w:pPr>
+      <w:r>
+        <w:t xml:space="preserve">The presence of these stubs is repository evidence, not a design requirement. Their deletion, retention, or repurposing is a </w:t>
+      </w:r>
+      <w:r>
+        <w:rPr>
+          <w:b/>
+        </w:rPr>
+        <w:t>human decision</w:t>
+      </w:r>
+      <w:r>
+        <w:t>; agents and reconciliation steps must not delete or reinterpret them merely to make scene inventory evidence cleaner.</w:t>
       </w:r>
     </w:p>
     <w:p>
@@ -2525,7 +2675,7 @@
         <w:pStyle w:val="ListBullet"/>
       </w:pPr>
       <w:r>
-        <w:t>Mouse-directed click/hold movement is projected onto the gameplay plane, preserving smooth movement similar to early isometric action/RPG controls rather than forcing tile-by-tile stepping.</w:t>
+        <w:t>Mouse-directed click/hold movement is routed through Unity Input System/Input Actions and projected onto the gameplay plane by the Player Movement-owned shared cursor-targeting foundation. Movement, cursor-aimed spells, and Door/Interaction consume the same world-space pointer target, preserving smooth movement similar to early isometric action/RPG controls without independent screen-to-world projection in each gameplay system.</w:t>
       </w:r>
     </w:p>
     <w:p>
@@ -2601,9 +2751,8 @@
         <w:pStyle w:val="ListBullet"/>
       </w:pPr>
       <w:r>
-        <w:t>Player movement uses mouse-directed click/hold navigation over the gameplay plane. The cursor is the primary targeting reference for cursor-aimed spells and interactions, aligning movement and combat with the isometric presentation; Force Wave is the player-centered radial exception and does not use cursor direction or target selection. Sealed doors require cursor targeting plus arm’s-reach proximity to begin interaction; once the five-second hold has begun, the selected door remains latched and cursor movement off the door does not cancel the attempt.</w:t>
-      </w:r>
-      <w:r/>
+        <w:t>Player movement uses mouse-directed click/hold navigation through the project's Unity Input System/Input Actions layer. Player Movement owns the shared cursor-to-gameplay-plane projection and exposes the resulting world-space pointer target; movement, cursor-aimed spells, and Door/Interaction consume that shared result rather than independently polling pointer hardware or projecting screen coordinates. Force Wave is the player-centered radial exception and does not use cursor direction or target selection. Clicking a sealed door requests movement to its interaction position; when arm's-reach proximity is reached, the five-second opening timer begins automatically without a sustained hold, and cursor movement off the door does not cancel the selected interaction.</w:t>
+      </w:r>
     </w:p>
     <w:p>
       <w:pPr>
@@ -2662,7 +2811,7 @@
         <w:pStyle w:val="ListBullet"/>
       </w:pPr>
       <w:r>
-        <w:t>A reusable door component will control opening, interruption, shared doorway-crossing state, closing, locking, runtime durability, the owner-controlled door-damage receive interface, and breaking. It records when the wizard crosses to the forward side of an opened door and exposes that state to locking and final-victory logic; those consumers do not implement separate crossing detection. Enemy locked-door attack behavior requests damage through the Door-owned interface, while the door component owns durability reduction and the locked-to-broken transition. Once a door is locked by the player or broken by enemies, it does not return to an earlier state.</w:t>
+        <w:t>A reusable door component will control click-to-approach interaction, automatic five-second timing on arrival, interruption, shared doorway-crossing state, automatic closing/locking after forward-side crossing, runtime durability, the owner-controlled door-damage receive interface, and breaking. It records when the wizard crosses to the forward side of an opened door and exposes that state to automatic locking and final-victory logic; those consumers do not implement separate crossing detection. Enemy locked-door attack behavior requests damage through the Door-owned interface, while the door component owns durability reduction and the locked-to-broken transition. Once a door is automatically locked after crossing or broken by enemies, it does not return to an earlier state.</w:t>
       </w:r>
     </w:p>
     <w:p>
@@ -2670,7 +2819,25 @@
         <w:pStyle w:val="ListBullet"/>
       </w:pPr>
       <w:r>
-        <w:t>A shared Floor Run/Restart Orchestrator coordinates a new floor attempt when it receives Player Health's zero-health/death transition. It invokes reset entry points owned by each stateful system rather than directly mutating their internals. Player Health, Player Mana, Player Movement/player position, spell-local Fireball/Frost Field/Force Wave state, enemy health and pursuit/search/status state, Active Enemy Registry bookkeeping, door lifecycle/crossing/durability state, and encounter activation/admission state must all participate once those systems exist. Early staged restart implementation is valid only as an incremental step; the persistent-systems closure remains required until all implemented state owners are connected to the orchestrator.</w:t>
+        <w:t xml:space="preserve">A reusable </w:t>
+      </w:r>
+      <w:r>
+        <w:rPr>
+          <w:b/>
+        </w:rPr>
+        <w:t>Game Flow/Victory</w:t>
+      </w:r>
+      <w:r>
+        <w:t xml:space="preserve"> capability consumes the final door's shared forward-side crossing state, owns the won-state transition and </w:t>
+      </w:r>
+      <w:r>
+        <w:rPr>
+          <w:b/>
+        </w:rPr>
+        <w:t>You Escaped</w:t>
+      </w:r>
+      <w:r>
+        <w:t xml:space="preserve"> presentation, and coordinates gameplay suspension through owner-controlled interfaces. Player Movement, Door/Interaction, Fireball, Frost Field, and Force Wave must each provide a suspend/re-enable entry point that stops current input-driven activity as well as future commands. The victory capability does not directly mutate locomotion, door-interaction, spell-charge, cast, cooldown, or other owner-internal state.</w:t>
       </w:r>
     </w:p>
     <w:p>
@@ -2678,7 +2845,24 @@
         <w:pStyle w:val="ListBullet"/>
       </w:pPr>
       <w:r>
-        <w:t>Player Mana owns current mana and the post-cast regeneration-delay state and exposes an owner-controlled spend/reset interface to spells and restart orchestration. Spell-local cooldown/charge/cast/active-field state stays on the spell that owns it. Player Movement owns position/locomotion and exposes the owner-controlled movement-restriction interface consumed by Charged Fireball.</w:t>
+        <w:t xml:space="preserve">A shared </w:t>
+      </w:r>
+      <w:r>
+        <w:rPr>
+          <w:b/>
+        </w:rPr>
+        <w:t>Floor Run/Restart Orchestrator</w:t>
+      </w:r>
+      <w:r>
+        <w:t xml:space="preserve"> coordinates a new floor attempt when it receives Player Health's zero-health/death transition. It invokes reset entry points owned by each stateful system rather than directly mutating their internals. Player Health, Player Mana, Player Movement/player position, spell-local Fireball/Frost Field/Force Wave state, enemy health and pursuit/search/attack/status/displacement state, Active Enemy Registry bookkeeping, door lifecycle/crossing/durability state, and encounter activation/admission state must all participate once those systems exist. Enemy reset returns each persistent enemy to the authored encounter/spawn region associated with its original room and clears all knowledge/state from the failed run; exact placement inside that region may vary. Early staged restart implementation is valid only as an incremental step; the persistent-systems closure remains required until all implemented state owners are connected to the orchestrator.</w:t>
+      </w:r>
+    </w:p>
+    <w:p>
+      <w:pPr>
+        <w:pStyle w:val="ListBullet"/>
+      </w:pPr>
+      <w:r>
+        <w:t>Player Mana owns current mana and the post-cast regeneration-delay state and exposes an owner-controlled spend/reset interface to spells and restart orchestration. Force Wave spends 25 mana per cast through this interface as its initial tuning value. Spell-local cooldown/charge/cast/active-field state stays on the spell that owns it. Player Movement owns position/locomotion, the shared cursor-to-gameplay-plane projection, and the owner-controlled movement-restriction interface consumed by Charged Fireball. Runtime actions are supplied through Unity Input System/Input Actions rather than independent direct hardware polling inside gameplay systems.</w:t>
       </w:r>
     </w:p>
     <w:p>
@@ -2924,7 +3108,46 @@
         <w:pStyle w:val="ListBullet"/>
       </w:pPr>
       <w:r>
-        <w:t>The required delivery target is a Windows Standalone build. The canonical gameplay scene must be registered in Unity Build Settings before the Windows delivery requirement can be considered complete. A committed EditorBuildSettings.asset with no registered gameplay scene is confirmed incomplete build configuration and must remain represented as open configuration work.</w:t>
+        <w:t xml:space="preserve">The required delivery target is a </w:t>
+      </w:r>
+      <w:r>
+        <w:rPr>
+          <w:b/>
+        </w:rPr>
+        <w:t>Windows Standalone build</w:t>
+      </w:r>
+      <w:r>
+        <w:t xml:space="preserve">. The current canonical gameplay scene is </w:t>
+      </w:r>
+      <w:r>
+        <w:t>Assets/NoSafeCircle/DoorPrototype/Scenes/DoorPrototype.unity</w:t>
+      </w:r>
+      <w:r>
+        <w:t xml:space="preserve">; that scene (or a later human-approved replacement canonical gameplay scene) must be registered in Unity Build Settings before the Windows delivery requirement can be considered complete. A committed </w:t>
+      </w:r>
+      <w:r>
+        <w:t>EditorBuildSettings.asset</w:t>
+      </w:r>
+      <w:r>
+        <w:t xml:space="preserve"> with no registered canonical gameplay scene is confirmed incomplete build configuration and must remain represented as open configuration work. The top-level </w:t>
+      </w:r>
+      <w:r>
+        <w:t>Assets/Scenes/DoorPrototype.unity</w:t>
+      </w:r>
+      <w:r>
+        <w:t xml:space="preserve"> and </w:t>
+      </w:r>
+      <w:r>
+        <w:t>Assets/Scenes/SampleScene.unity</w:t>
+      </w:r>
+      <w:r>
+        <w:t xml:space="preserve"> stubs do not satisfy this requirement merely because they are </w:t>
+      </w:r>
+      <w:r>
+        <w:t>.unity</w:t>
+      </w:r>
+      <w:r>
+        <w:t xml:space="preserve"> files.</w:t>
       </w:r>
     </w:p>
     <w:p>
